--- a/downloads/teacher/ai-3-week-28.docx
+++ b/downloads/teacher/ai-3-week-28.docx
@@ -2756,6 +2756,396 @@
         <w:t>For your Verified Study Buddy, save the input, procedure, observed result and limitation of this check. Label this worked example as practice; use a different, previously unreviewed case when checking independent understanding.</w:t>
       </w:r>
     </w:p>
+    <w:p>
+      <w:pPr>
+        <w:pStyle w:val="Heading1"/>
+      </w:pPr>
+      <w:r>
+        <w:t>07. Prepare, teach and assess</w:t>
+      </w:r>
+    </w:p>
+    <w:p>
+      <w:r>
+        <w:t>Teaching target: Explain the mechanism and terminology of data retention and deletion</w:t>
+      </w:r>
+    </w:p>
+    <w:p>
+      <w:r>
+        <w:t>Prepare the labelled worked-case picture, the matching workbook, fictional input cards and a place for individual responses. No paid AI account is required for the paper reasoning activities.</w:t>
+      </w:r>
+    </w:p>
+    <w:tbl>
+      <w:tblPr>
+        <w:tblStyle w:val="LightShading-Accent1"/>
+        <w:tblW w:type="auto" w:w="0"/>
+        <w:tblLook w:firstColumn="1" w:firstRow="1" w:lastColumn="0" w:lastRow="0" w:noHBand="0" w:noVBand="1" w:val="04A0"/>
+      </w:tblPr>
+      <w:tblGrid>
+        <w:gridCol w:w="3408"/>
+        <w:gridCol w:w="3408"/>
+        <w:gridCol w:w="3408"/>
+      </w:tblGrid>
+      <w:tr>
+        <w:trPr>
+          <w:tblHeader/>
+        </w:trPr>
+        <w:tc>
+          <w:tcPr>
+            <w:tcW w:type="dxa" w:w="3408"/>
+          </w:tcPr>
+          <w:p>
+            <w:r>
+              <w:t>Session</w:t>
+            </w:r>
+          </w:p>
+        </w:tc>
+        <w:tc>
+          <w:tcPr>
+            <w:tcW w:type="dxa" w:w="3408"/>
+          </w:tcPr>
+          <w:p>
+            <w:r>
+              <w:t>Plan</w:t>
+            </w:r>
+          </w:p>
+        </w:tc>
+        <w:tc>
+          <w:tcPr>
+            <w:tcW w:type="dxa" w:w="3408"/>
+          </w:tcPr>
+          <w:p>
+            <w:r>
+              <w:t>Resources</w:t>
+            </w:r>
+          </w:p>
+        </w:tc>
+      </w:tr>
+      <w:tr>
+        <w:tc>
+          <w:tcPr>
+            <w:tcW w:type="dxa" w:w="3408"/>
+          </w:tcPr>
+          <w:p>
+            <w:r>
+              <w:t>Session 1 · Understand · 45 min</w:t>
+            </w:r>
+          </w:p>
+        </w:tc>
+        <w:tc>
+          <w:tcPr>
+            <w:tcW w:type="dxa" w:w="3408"/>
+          </w:tcPr>
+          <w:p>
+            <w:r>
+              <w:t>0–7: recall and prerequisite; 7–15: inspect the concrete case and predict; 15–30: teacher models the worked trace; 30–40: learners explain a step using the text and visual; 40–45: check the core idea.</w:t>
+            </w:r>
+          </w:p>
+        </w:tc>
+        <w:tc>
+          <w:tcPr>
+            <w:tcW w:type="dxa" w:w="3408"/>
+          </w:tcPr>
+          <w:p>
+            <w:r>
+              <w:t>Sections 1–6; record the brief recall in the workbook.</w:t>
+            </w:r>
+          </w:p>
+        </w:tc>
+      </w:tr>
+      <w:tr>
+        <w:tc>
+          <w:tcPr>
+            <w:tcW w:type="dxa" w:w="3408"/>
+          </w:tcPr>
+          <w:p>
+            <w:r>
+              <w:t>Session 2 · Practise · 45 min</w:t>
+            </w:r>
+          </w:p>
+        </w:tc>
+        <w:tc>
+          <w:tcPr>
+            <w:tcW w:type="dxa" w:w="3408"/>
+          </w:tcPr>
+          <w:p>
+            <w:r>
+              <w:t>0–5: retrieve the procedure; 5–15: W2 completion practice; 15–23: explain and check with a partner; 23–30: each learner answers the misconception check; 30–40: targeted reteaching or a harder variation; 40–45: prepare the investigation.</w:t>
+            </w:r>
+          </w:p>
+        </w:tc>
+        <w:tc>
+          <w:tcPr>
+            <w:tcW w:type="dxa" w:w="3408"/>
+          </w:tcPr>
+          <w:p>
+            <w:r>
+              <w:t>Sections 7–10; use the matching workbook W2 and misconception check.</w:t>
+            </w:r>
+          </w:p>
+        </w:tc>
+      </w:tr>
+      <w:tr>
+        <w:tc>
+          <w:tcPr>
+            <w:tcW w:type="dxa" w:w="3408"/>
+          </w:tcPr>
+          <w:p>
+            <w:r>
+              <w:t>Session 3 · Investigate and transfer · 45 min</w:t>
+            </w:r>
+          </w:p>
+        </w:tc>
+        <w:tc>
+          <w:tcPr>
+            <w:tcW w:type="dxa" w:w="3408"/>
+          </w:tcPr>
+          <w:p>
+            <w:r>
+              <w:t>0–5: retrieve the decision rule; 5–20: investigate or trace; 20–30: start the independent case; 30–38: connect the project; 38–43: act on feedback; 43–45: plan the return check.</w:t>
+            </w:r>
+          </w:p>
+        </w:tc>
+        <w:tc>
+          <w:tcPr>
+            <w:tcW w:type="dxa" w:w="3408"/>
+          </w:tcPr>
+          <w:p>
+            <w:r>
+              <w:t>Sections 9 and 11–14. Give extra time to finish the full task set; use Section 15 when the week includes a coding lab.</w:t>
+            </w:r>
+          </w:p>
+        </w:tc>
+      </w:tr>
+    </w:tbl>
+    <w:p>
+      <w:r>
+        <w:t>Before class, solve the supported practice: Record ages are6, 7, 9 days. Cache contains copies of all three. Show the intermediate steps and give the conclusion with its scope.</w:t>
+      </w:r>
+    </w:p>
+    <w:p>
+      <w:r>
+        <w:t>Reasoned practice answer: Teacher explanation: Retain age6; delete content ages7 and9 from primary and cache under the policy. Retain only allowed audit metadata; backups need their stated expiry process.</w:t>
+      </w:r>
+    </w:p>
+    <w:p>
+      <w:r>
+        <w:t>Check every learner before discussion: Use the worked case for Data retention and deletion. Proposed explanation: “The worked result establishes every future case”. Decide whether this explanation is supported. Point to the step or supplied fact that decides; explain your repair if needed.</w:t>
+      </w:r>
+    </w:p>
+    <w:p>
+      <w:r>
+        <w:t>Misconception repair: This fictional retention exercise is not a statement of legal retention requirements.</w:t>
+      </w:r>
+    </w:p>
+    <w:p>
+      <w:r>
+        <w:t>Support: read the exact case aloud, enlarge the labelled picture, supply input cards and model only the first deciding step. Accept a spoken explanation or drawing; retain the reasoning goal.</w:t>
+      </w:r>
+    </w:p>
+    <w:p>
+      <w:r>
+        <w:t>Extension: The cache deletion fails. Require a prediction and a reason before comparing. Expected result: Report incomplete deletion rather than success. Reason: Removing the working copy does not remove the known retained cache copy.</w:t>
+      </w:r>
+    </w:p>
+    <w:p>
+      <w:r>
+        <w:t>Independent assessment: withhold the reserved answer until the learner has attempted the new case. Record support separately from correctness.</w:t>
+      </w:r>
+    </w:p>
+    <w:tbl>
+      <w:tblPr>
+        <w:tblStyle w:val="LightShading-Accent1"/>
+        <w:tblW w:type="auto" w:w="0"/>
+        <w:tblLook w:firstColumn="1" w:firstRow="1" w:lastColumn="0" w:lastRow="0" w:noHBand="0" w:noVBand="1" w:val="04A0"/>
+      </w:tblPr>
+      <w:tblGrid>
+        <w:gridCol w:w="2556"/>
+        <w:gridCol w:w="2556"/>
+        <w:gridCol w:w="2556"/>
+        <w:gridCol w:w="2556"/>
+      </w:tblGrid>
+      <w:tr>
+        <w:trPr>
+          <w:tblHeader/>
+        </w:trPr>
+        <w:tc>
+          <w:tcPr>
+            <w:tcW w:type="dxa" w:w="2556"/>
+          </w:tcPr>
+          <w:p>
+            <w:r>
+              <w:t>Criterion</w:t>
+            </w:r>
+          </w:p>
+        </w:tc>
+        <w:tc>
+          <w:tcPr>
+            <w:tcW w:type="dxa" w:w="2556"/>
+          </w:tcPr>
+          <w:p>
+            <w:r>
+              <w:t>Not yet</w:t>
+            </w:r>
+          </w:p>
+        </w:tc>
+        <w:tc>
+          <w:tcPr>
+            <w:tcW w:type="dxa" w:w="2556"/>
+          </w:tcPr>
+          <w:p>
+            <w:r>
+              <w:t>With support</w:t>
+            </w:r>
+          </w:p>
+        </w:tc>
+        <w:tc>
+          <w:tcPr>
+            <w:tcW w:type="dxa" w:w="2556"/>
+          </w:tcPr>
+          <w:p>
+            <w:r>
+              <w:t>Independent</w:t>
+            </w:r>
+          </w:p>
+        </w:tc>
+      </w:tr>
+      <w:tr>
+        <w:tc>
+          <w:tcPr>
+            <w:tcW w:type="dxa" w:w="2556"/>
+          </w:tcPr>
+          <w:p>
+            <w:r>
+              <w:t>Explanation</w:t>
+            </w:r>
+          </w:p>
+        </w:tc>
+        <w:tc>
+          <w:tcPr>
+            <w:tcW w:type="dxa" w:w="2556"/>
+          </w:tcPr>
+          <w:p>
+            <w:r>
+              <w:t>Names an answer without a deciding fact</w:t>
+            </w:r>
+          </w:p>
+        </w:tc>
+        <w:tc>
+          <w:tcPr>
+            <w:tcW w:type="dxa" w:w="2556"/>
+          </w:tcPr>
+          <w:p>
+            <w:r>
+              <w:t>Uses a hint to link fact and decision</w:t>
+            </w:r>
+          </w:p>
+        </w:tc>
+        <w:tc>
+          <w:tcPr>
+            <w:tcW w:type="dxa" w:w="2556"/>
+          </w:tcPr>
+          <w:p>
+            <w:r>
+              <w:t>Explains the deciding fact in own words</w:t>
+            </w:r>
+          </w:p>
+        </w:tc>
+      </w:tr>
+      <w:tr>
+        <w:tc>
+          <w:tcPr>
+            <w:tcW w:type="dxa" w:w="2556"/>
+          </w:tcPr>
+          <w:p>
+            <w:r>
+              <w:t>Trace or test</w:t>
+            </w:r>
+          </w:p>
+        </w:tc>
+        <w:tc>
+          <w:tcPr>
+            <w:tcW w:type="dxa" w:w="2556"/>
+          </w:tcPr>
+          <w:p>
+            <w:r>
+              <w:t>Cannot connect input and result</w:t>
+            </w:r>
+          </w:p>
+        </w:tc>
+        <w:tc>
+          <w:tcPr>
+            <w:tcW w:type="dxa" w:w="2556"/>
+          </w:tcPr>
+          <w:p>
+            <w:r>
+              <w:t>Completes steps with prompts</w:t>
+            </w:r>
+          </w:p>
+        </w:tc>
+        <w:tc>
+          <w:tcPr>
+            <w:tcW w:type="dxa" w:w="2556"/>
+          </w:tcPr>
+          <w:p>
+            <w:r>
+              <w:t>Traces or tests a changed case accurately</w:t>
+            </w:r>
+          </w:p>
+        </w:tc>
+      </w:tr>
+      <w:tr>
+        <w:tc>
+          <w:tcPr>
+            <w:tcW w:type="dxa" w:w="2556"/>
+          </w:tcPr>
+          <w:p>
+            <w:r>
+              <w:t>Limits and revision</w:t>
+            </w:r>
+          </w:p>
+        </w:tc>
+        <w:tc>
+          <w:tcPr>
+            <w:tcW w:type="dxa" w:w="2556"/>
+          </w:tcPr>
+          <w:p>
+            <w:r>
+              <w:t>Claims more than evidence supports</w:t>
+            </w:r>
+          </w:p>
+        </w:tc>
+        <w:tc>
+          <w:tcPr>
+            <w:tcW w:type="dxa" w:w="2556"/>
+          </w:tcPr>
+          <w:p>
+            <w:r>
+              <w:t>Names a limit after a prompt</w:t>
+            </w:r>
+          </w:p>
+        </w:tc>
+        <w:tc>
+          <w:tcPr>
+            <w:tcW w:type="dxa" w:w="2556"/>
+          </w:tcPr>
+          <w:p>
+            <w:r>
+              <w:t>States a defensible limit and useful next test</w:t>
+            </w:r>
+          </w:p>
+        </w:tc>
+      </w:tr>
+    </w:tbl>
+    <w:p>
+      <w:r>
+        <w:t>Project checkpoint: Prepare the demonstration. Gather reproducible instructions, evidence, access checks and remaining limitations.</w:t>
+      </w:r>
+    </w:p>
+    <w:p>
+      <w:r>
+        <w:t>Use the weekly teacher answer for topic-specific reasoning. A saved progress tick is an activity record; judge mastery from the learner’s explanation and evidence.</w:t>
+      </w:r>
+    </w:p>
     <w:sectPr>
       <w:pgSz w:w="12240" w:h="15840"/>
       <w:pgMar w:top="936" w:right="1008" w:bottom="936" w:left="1008" w:header="720" w:footer="720" w:gutter="0"/>

--- a/downloads/teacher/ai-3-week-28.docx
+++ b/downloads/teacher/ai-3-week-28.docx
@@ -3146,6 +3146,39 @@
         <w:t>Use the weekly teacher answer for topic-specific reasoning. A saved progress tick is an activity record; judge mastery from the learner’s explanation and evidence.</w:t>
       </w:r>
     </w:p>
+    <w:p>
+      <w:pPr>
+        <w:pStyle w:val="Heading1"/>
+      </w:pPr>
+      <w:r>
+        <w:t>08. Use feedback, labs and repair paths</w:t>
+      </w:r>
+    </w:p>
+    <w:p>
+      <w:r>
+        <w:t>Use the two formative questions as supported practice, not as independent mastery scores. Discuss the deciding evidence rather than accepting a guessed selection.</w:t>
+      </w:r>
+    </w:p>
+    <w:p>
+      <w:r>
+        <w:t>The feedback comes from the reviewed public worked case. Do not reveal the separately reserved independent teacher answer until the learner has attempted that case.</w:t>
+      </w:r>
+    </w:p>
+    <w:p>
+      <w:r>
+        <w:t>Ask students to predict before running code. Preserve errors and actual outputs; collect a changed test and an explanation. The branch-boundary and indexing lessons deliberately include failure cases.</w:t>
+      </w:r>
+    </w:p>
+    <w:p>
+      <w:r>
+        <w:t>Use the earlier worked-explanation links to address a specific missing building block, then return to the current question. Adapt this suggestion after observing the learner; it is not an automatic diagnosis.</w:t>
+      </w:r>
+    </w:p>
+    <w:p>
+      <w:r>
+        <w:t>Collect the completed-work portfolio as evidence. Record support separately from correctness, and assess explanation, trace/test and limitations. Progress ticks and quiz selections alone do not establish mastery.</w:t>
+      </w:r>
+    </w:p>
     <w:sectPr>
       <w:pgSz w:w="12240" w:h="15840"/>
       <w:pgMar w:top="936" w:right="1008" w:bottom="936" w:left="1008" w:header="720" w:footer="720" w:gutter="0"/>

--- a/downloads/teacher/ai-3-week-28.docx
+++ b/downloads/teacher/ai-3-week-28.docx
@@ -29,6 +29,11 @@
       </w:r>
     </w:p>
     <w:p>
+      <w:r>
+        <w:t>Prepare Privacy by Design: check the target, prerequisites, resources and adaptable teaching schedule.</w:t>
+      </w:r>
+    </w:p>
+    <w:p>
       <w:pPr>
         <w:pStyle w:val="Heading3"/>
       </w:pPr>
@@ -37,8 +42,38 @@
       </w:r>
     </w:p>
     <w:p>
-      <w:r>
-        <w:t>Primary target: Explain the mechanism and terminology of data retention and deletion</w:t>
+      <w:pPr>
+        <w:spacing w:line="336" w:lineRule="auto" w:after="180"/>
+      </w:pPr>
+      <w:r>
+        <w:rPr>
+          <w:b w:val="0"/>
+        </w:rPr>
+        <w:t xml:space="preserve">Primary target: Explain the </w:t>
+      </w:r>
+      <w:r>
+        <w:rPr>
+          <w:b/>
+        </w:rPr>
+        <w:t>mechanism</w:t>
+      </w:r>
+      <w:r>
+        <w:rPr>
+          <w:b w:val="0"/>
+        </w:rPr>
+        <w:t xml:space="preserve"> and terminology of data </w:t>
+      </w:r>
+      <w:r>
+        <w:rPr>
+          <w:b/>
+        </w:rPr>
+        <w:t>retention</w:t>
+      </w:r>
+      <w:r>
+        <w:rPr>
+          <w:b w:val="0"/>
+        </w:rPr>
+        <w:t xml:space="preserve"> and deletion</w:t>
       </w:r>
     </w:p>
     <w:tbl>
@@ -185,12 +220,47 @@
       </w:tr>
     </w:tbl>
     <w:p>
-      <w:r>
-        <w:t>This is a starting allocation of 135 minutes, not a validated duration. Preserve all named topics. Schedule extra time for connected examples, the full investigation, independent cases and project building. Repeated copies of a case share one recorded attempt; they are not new evidence.</w:t>
-      </w:r>
-    </w:p>
-    <w:p>
-      <w:r>
+      <w:pPr>
+        <w:spacing w:line="336" w:lineRule="auto" w:after="180"/>
+      </w:pPr>
+      <w:r>
+        <w:rPr>
+          <w:b w:val="0"/>
+        </w:rPr>
+        <w:t>This is a starting allocation of 135 minutes, not a validated duration. Preserve all named topics. Schedule extra time for connected examples, the full investigation, independent cases and project building.</w:t>
+      </w:r>
+    </w:p>
+    <w:p>
+      <w:pPr>
+        <w:spacing w:line="336" w:lineRule="auto" w:after="180"/>
+      </w:pPr>
+      <w:r>
+        <w:rPr>
+          <w:b w:val="0"/>
+        </w:rPr>
+        <w:t xml:space="preserve">Repeated copies of a case share one recorded attempt; they are not new </w:t>
+      </w:r>
+      <w:r>
+        <w:rPr>
+          <w:b/>
+        </w:rPr>
+        <w:t>evidence</w:t>
+      </w:r>
+      <w:r>
+        <w:rPr>
+          <w:b w:val="0"/>
+        </w:rPr>
+        <w:t>.</w:t>
+      </w:r>
+    </w:p>
+    <w:p>
+      <w:pPr>
+        <w:spacing w:line="336" w:lineRule="auto" w:after="180"/>
+      </w:pPr>
+      <w:r>
+        <w:rPr>
+          <w:b w:val="0"/>
+        </w:rPr>
         <w:t>Case exposure check: this source example appears in ai-3/28, ai-6/20. Reuse a familiar case for recall or modelling; verify that the case used to assess transfer has not already received feedback.</w:t>
       </w:r>
     </w:p>
@@ -211,18 +281,71 @@
       </w:r>
     </w:p>
     <w:p>
-      <w:r>
+      <w:pPr>
+        <w:spacing w:line="336" w:lineRule="auto" w:after="180"/>
+      </w:pPr>
+      <w:r>
+        <w:rPr>
+          <w:b w:val="0"/>
+        </w:rPr>
         <w:t>Without opening the old lesson, explain one key idea from Red Team the Product. Give an example and a mistake that the idea helps you avoid.</w:t>
       </w:r>
     </w:p>
     <w:p>
-      <w:r>
-        <w:t>Look for: Explain the mechanism and terminology of red team exercises</w:t>
-      </w:r>
-    </w:p>
-    <w:p>
-      <w:r>
-        <w:t>Reference example, not the only acceptable wording: Teacher explanation: Red-team exercises probe explicit failure boundaries in an authorised isolated fixture environment. Their purpose is evidence-based improvement. Use fictional records and allowed test routes. Define a target contract violation, record the exact case, observe action/data traces and preserve a reproducible report. Do not touch external systems.</w:t>
+      <w:pPr>
+        <w:spacing w:line="336" w:lineRule="auto" w:after="180"/>
+      </w:pPr>
+      <w:r>
+        <w:rPr>
+          <w:b w:val="0"/>
+        </w:rPr>
+        <w:t xml:space="preserve">Look for: Explain the </w:t>
+      </w:r>
+      <w:r>
+        <w:rPr>
+          <w:b/>
+        </w:rPr>
+        <w:t>mechanism</w:t>
+      </w:r>
+      <w:r>
+        <w:rPr>
+          <w:b w:val="0"/>
+        </w:rPr>
+        <w:t xml:space="preserve"> and terminology of red team exercises</w:t>
+      </w:r>
+    </w:p>
+    <w:p>
+      <w:pPr>
+        <w:spacing w:line="336" w:lineRule="auto" w:after="180"/>
+      </w:pPr>
+      <w:r>
+        <w:rPr>
+          <w:b w:val="0"/>
+        </w:rPr>
+        <w:t xml:space="preserve">Reference example, not the only acceptable wording: Teacher explanation: Red-team exercises probe explicit failure boundaries in an authorised isolated fixture environment. Their purpose is </w:t>
+      </w:r>
+      <w:r>
+        <w:rPr>
+          <w:b/>
+        </w:rPr>
+        <w:t>evidence</w:t>
+      </w:r>
+      <w:r>
+        <w:rPr>
+          <w:b w:val="0"/>
+        </w:rPr>
+        <w:t>-based improvement.</w:t>
+      </w:r>
+    </w:p>
+    <w:p>
+      <w:pPr>
+        <w:spacing w:line="336" w:lineRule="auto" w:after="180"/>
+      </w:pPr>
+      <w:r>
+        <w:rPr>
+          <w:b w:val="0"/>
+        </w:rPr>
+        <w:t>Use fictional records and allowed test routes. Define a target contract violation, record the exact case, observe action/data traces and preserve a reproducible report. Do not touch external systems.</w:t>
       </w:r>
     </w:p>
     <w:p>
@@ -234,18 +357,82 @@
       </w:r>
     </w:p>
     <w:p>
-      <w:r>
+      <w:pPr>
+        <w:spacing w:line="336" w:lineRule="auto" w:after="180"/>
+      </w:pPr>
+      <w:r>
+        <w:rPr>
+          <w:b w:val="0"/>
+        </w:rPr>
         <w:t>Without opening the old lesson, explain one key idea from Quality Rubrics. Give an example and a mistake that the idea helps you avoid.</w:t>
       </w:r>
     </w:p>
     <w:p>
-      <w:r>
-        <w:t>Look for: Explain the mechanism and terminology of system evaluation sets</w:t>
-      </w:r>
-    </w:p>
-    <w:p>
-      <w:r>
-        <w:t>Reference example, not the only acceptable wording: Teacher explanation: A system evaluation set contains cases with expected behaviour and scoring rules. It should cover retrieval, support, fallback and permissions rather than only easy answerable questions. Record case ID, evidence version, expected claims or fallback, permitted actions and scoring rubric. Separate development from final cases. Aggregate metrics only after checking required conditions individually.</w:t>
+      <w:pPr>
+        <w:spacing w:line="336" w:lineRule="auto" w:after="180"/>
+      </w:pPr>
+      <w:r>
+        <w:rPr>
+          <w:b w:val="0"/>
+        </w:rPr>
+        <w:t xml:space="preserve">Look for: Explain the </w:t>
+      </w:r>
+      <w:r>
+        <w:rPr>
+          <w:b/>
+        </w:rPr>
+        <w:t>mechanism</w:t>
+      </w:r>
+      <w:r>
+        <w:rPr>
+          <w:b w:val="0"/>
+        </w:rPr>
+        <w:t xml:space="preserve"> and terminology of system evaluation sets</w:t>
+      </w:r>
+    </w:p>
+    <w:p>
+      <w:pPr>
+        <w:spacing w:line="336" w:lineRule="auto" w:after="180"/>
+      </w:pPr>
+      <w:r>
+        <w:rPr>
+          <w:b w:val="0"/>
+        </w:rPr>
+        <w:t>Reference example, not the only acceptable wording: Teacher explanation: A system evaluation set contains cases with expected behaviour and scoring rules.</w:t>
+      </w:r>
+    </w:p>
+    <w:p>
+      <w:pPr>
+        <w:spacing w:line="336" w:lineRule="auto" w:after="180"/>
+      </w:pPr>
+      <w:r>
+        <w:rPr>
+          <w:b w:val="0"/>
+        </w:rPr>
+        <w:t xml:space="preserve">It should cover retrieval, support, fallback and permissions rather than only easy answerable questions. Record case ID, </w:t>
+      </w:r>
+      <w:r>
+        <w:rPr>
+          <w:b/>
+        </w:rPr>
+        <w:t>evidence</w:t>
+      </w:r>
+      <w:r>
+        <w:rPr>
+          <w:b w:val="0"/>
+        </w:rPr>
+        <w:t xml:space="preserve"> version, expected claims or fallback, permitted actions and scoring rubric.</w:t>
+      </w:r>
+    </w:p>
+    <w:p>
+      <w:pPr>
+        <w:spacing w:line="336" w:lineRule="auto" w:after="180"/>
+      </w:pPr>
+      <w:r>
+        <w:rPr>
+          <w:b w:val="0"/>
+        </w:rPr>
+        <w:t>Separate development from final cases. Aggregate metrics only after checking required conditions individually.</w:t>
       </w:r>
     </w:p>
     <w:p>
@@ -257,22 +444,46 @@
       </w:r>
     </w:p>
     <w:p>
-      <w:r>
+      <w:pPr>
+        <w:spacing w:line="336" w:lineRule="auto" w:after="180"/>
+      </w:pPr>
+      <w:r>
+        <w:rPr>
+          <w:b w:val="0"/>
+        </w:rPr>
         <w:t>Without opening the old lesson, explain one key idea from Requests Responses and JSON. Give an example and a mistake that the idea helps you avoid.</w:t>
       </w:r>
     </w:p>
     <w:p>
-      <w:r>
+      <w:pPr>
+        <w:spacing w:line="336" w:lineRule="auto" w:after="180"/>
+      </w:pPr>
+      <w:r>
+        <w:rPr>
+          <w:b w:val="0"/>
+        </w:rPr>
         <w:t>Look for: Parse JSON into Python records</w:t>
       </w:r>
     </w:p>
     <w:p>
-      <w:r>
+      <w:pPr>
+        <w:spacing w:line="336" w:lineRule="auto" w:after="180"/>
+      </w:pPr>
+      <w:r>
+        <w:rPr>
+          <w:b w:val="0"/>
+        </w:rPr>
         <w:t>Reference example, not the only acceptable wording: None and true, respectively.</w:t>
       </w:r>
     </w:p>
     <w:p>
-      <w:r>
+      <w:pPr>
+        <w:spacing w:line="336" w:lineRule="auto" w:after="180"/>
+      </w:pPr>
+      <w:r>
+        <w:rPr>
+          <w:b w:val="0"/>
+        </w:rPr>
         <w:t>Use the student module and workbook section with this exact week title. The worked case, independent question and answers below form one aligned lesson sequence.</w:t>
       </w:r>
     </w:p>
@@ -285,7 +496,13 @@
       </w:r>
     </w:p>
     <w:p>
-      <w:r>
+      <w:pPr>
+        <w:spacing w:line="336" w:lineRule="auto" w:after="180"/>
+      </w:pPr>
+      <w:r>
+        <w:rPr>
+          <w:b w:val="0"/>
+        </w:rPr>
         <w:t>A study tool needs topic and reading level but proposes storing addresses and all conversations forever. Design a smaller record and a deletion rule.</w:t>
       </w:r>
     </w:p>
@@ -298,8 +515,44 @@
       </w:r>
     </w:p>
     <w:p>
-      <w:r>
-        <w:t>Data minimization, retention rules, and consent belong in the architecture.</w:t>
+      <w:pPr>
+        <w:spacing w:line="336" w:lineRule="auto" w:after="180"/>
+      </w:pPr>
+      <w:r>
+        <w:rPr>
+          <w:b/>
+        </w:rPr>
+        <w:t>Data minimization</w:t>
+      </w:r>
+      <w:r>
+        <w:rPr>
+          <w:b w:val="0"/>
+        </w:rPr>
+        <w:t xml:space="preserve">, </w:t>
+      </w:r>
+      <w:r>
+        <w:rPr>
+          <w:b/>
+        </w:rPr>
+        <w:t>retention</w:t>
+      </w:r>
+      <w:r>
+        <w:rPr>
+          <w:b w:val="0"/>
+        </w:rPr>
+        <w:t xml:space="preserve"> rules, and </w:t>
+      </w:r>
+      <w:r>
+        <w:rPr>
+          <w:b/>
+        </w:rPr>
+        <w:t>consent</w:t>
+      </w:r>
+      <w:r>
+        <w:rPr>
+          <w:b w:val="0"/>
+        </w:rPr>
+        <w:t xml:space="preserve"> belong in the architecture.</w:t>
       </w:r>
     </w:p>
     <w:tbl>
@@ -435,12 +688,38 @@
       </w:r>
     </w:p>
     <w:p>
-      <w:r>
+      <w:pPr>
+        <w:spacing w:line="336" w:lineRule="auto" w:after="180"/>
+      </w:pPr>
+      <w:r>
+        <w:rPr>
+          <w:b w:val="0"/>
+        </w:rPr>
         <w:t>Use the supplied scenario, student illustrations and blank paper. For numeric work, offer counters or a calculator after learners show the setup. Fictional records are supplied; personal data and paid accounts are unnecessary.</w:t>
       </w:r>
     </w:p>
     <w:p>
-      <w:r>
+      <w:pPr>
+        <w:pStyle w:val="Heading3"/>
+      </w:pPr>
+      <w:r>
+        <w:t>Alternative compact allocation</w:t>
+      </w:r>
+    </w:p>
+    <w:p>
+      <w:r>
+        <w:t>This compact option is not the full-week schedule. Use the main teaching cycle and allow extra sessions for the investigation, independent work and project.</w:t>
+      </w:r>
+    </w:p>
+    <w:p>
+      <w:pPr>
+        <w:spacing w:line="336" w:lineRule="auto" w:after="180"/>
+        <w:shd w:fill="F1F6F8"/>
+      </w:pPr>
+      <w:r>
+        <w:rPr>
+          <w:b w:val="0"/>
+        </w:rPr>
         <w:t>Allow 80 minutes: recall 8; explanation 12; worked demonstration 15; guided practice 20; independent assessment 15; project and reflection 10. Extend the lab into a second session when needed.</w:t>
       </w:r>
     </w:p>
@@ -453,8 +732,61 @@
       </w:r>
     </w:p>
     <w:p>
-      <w:r>
-        <w:t>Two 45-minute sessions. Retention and deletion cover all declared stores, including caches and logs. Removing a visible row may leave copies elsewhere. Use the supplied constructed scenarios to make the mechanism inspectable. Collect W4 before sharing solutions. Students should name intermediate evidence and limitations; classroom pacing and learning effectiveness remain unvalidated.</w:t>
+      <w:pPr>
+        <w:spacing w:line="336" w:lineRule="auto" w:after="180"/>
+      </w:pPr>
+      <w:r>
+        <w:rPr>
+          <w:b w:val="0"/>
+        </w:rPr>
+        <w:t xml:space="preserve">Two 45-minute sessions. </w:t>
+      </w:r>
+      <w:r>
+        <w:rPr>
+          <w:b/>
+        </w:rPr>
+        <w:t>Retention</w:t>
+      </w:r>
+      <w:r>
+        <w:rPr>
+          <w:b w:val="0"/>
+        </w:rPr>
+        <w:t xml:space="preserve"> and deletion cover all declared stores, including caches and logs. Removing a visible row may leave copies elsewhere. Use the supplied constructed scenarios to make the </w:t>
+      </w:r>
+      <w:r>
+        <w:rPr>
+          <w:b/>
+        </w:rPr>
+        <w:t>mechanism</w:t>
+      </w:r>
+      <w:r>
+        <w:rPr>
+          <w:b w:val="0"/>
+        </w:rPr>
+        <w:t xml:space="preserve"> inspectable.</w:t>
+      </w:r>
+    </w:p>
+    <w:p>
+      <w:pPr>
+        <w:spacing w:line="336" w:lineRule="auto" w:after="180"/>
+      </w:pPr>
+      <w:r>
+        <w:rPr>
+          <w:b w:val="0"/>
+        </w:rPr>
+        <w:t xml:space="preserve">Collect W4 before sharing solutions. Students should name intermediate </w:t>
+      </w:r>
+      <w:r>
+        <w:rPr>
+          <w:b/>
+        </w:rPr>
+        <w:t>evidence</w:t>
+      </w:r>
+      <w:r>
+        <w:rPr>
+          <w:b w:val="0"/>
+        </w:rPr>
+        <w:t xml:space="preserve"> and limitations; classroom pacing and learning effectiveness remain unvalidated.</w:t>
       </w:r>
     </w:p>
     <w:p>
@@ -466,22 +798,81 @@
       </w:r>
     </w:p>
     <w:p>
-      <w:r>
-        <w:t>A result depends on the inputs, procedure and conditions that produced it. Preserve data roles and distinguish observed outcomes from predictions or unmeasured conditions. If the prior concept cannot be explained, use a short retrieval activity before this chapter.</w:t>
-      </w:r>
-    </w:p>
-    <w:p>
-      <w:r>
+      <w:pPr>
+        <w:spacing w:line="336" w:lineRule="auto" w:after="180"/>
+      </w:pPr>
+      <w:r>
+        <w:rPr>
+          <w:b w:val="0"/>
+        </w:rPr>
+        <w:t xml:space="preserve">A result depends on the </w:t>
+      </w:r>
+      <w:r>
+        <w:rPr>
+          <w:b/>
+        </w:rPr>
+        <w:t>input</w:t>
+      </w:r>
+      <w:r>
+        <w:rPr>
+          <w:b w:val="0"/>
+        </w:rPr>
+        <w:t xml:space="preserve">s, procedure and conditions that produced it. Preserve data roles and distinguish observed outcomes from </w:t>
+      </w:r>
+      <w:r>
+        <w:rPr>
+          <w:b/>
+        </w:rPr>
+        <w:t>prediction</w:t>
+      </w:r>
+      <w:r>
+        <w:rPr>
+          <w:b w:val="0"/>
+        </w:rPr>
+        <w:t>s or unmeasured conditions.</w:t>
+      </w:r>
+    </w:p>
+    <w:p>
+      <w:pPr>
+        <w:spacing w:line="336" w:lineRule="auto" w:after="180"/>
+      </w:pPr>
+      <w:r>
+        <w:rPr>
+          <w:b w:val="0"/>
+        </w:rPr>
+        <w:t>If the prior concept cannot be explained, use a short retrieval activity before this chapter.</w:t>
+      </w:r>
+    </w:p>
+    <w:p>
+      <w:pPr>
+        <w:spacing w:line="336" w:lineRule="auto" w:after="180"/>
+      </w:pPr>
+      <w:r>
+        <w:rPr>
+          <w:b w:val="0"/>
+        </w:rPr>
         <w:t>Lesson and workbook; paper and pencil</w:t>
       </w:r>
     </w:p>
     <w:p>
-      <w:r>
+      <w:pPr>
+        <w:spacing w:line="336" w:lineRule="auto" w:after="180"/>
+      </w:pPr>
+      <w:r>
+        <w:rPr>
+          <w:b w:val="0"/>
+        </w:rPr>
         <w:t>Calculator and optional local Python 3 for arithmetic; no live API or private data</w:t>
       </w:r>
     </w:p>
     <w:p>
-      <w:r>
+      <w:pPr>
+        <w:spacing w:line="336" w:lineRule="auto" w:after="180"/>
+      </w:pPr>
+      <w:r>
+        <w:rPr>
+          <w:b w:val="0"/>
+        </w:rPr>
         <w:t>Prepare the fresh retry separately and withhold its solution until after collection</w:t>
       </w:r>
     </w:p>
@@ -494,12 +885,24 @@
       </w:r>
     </w:p>
     <w:p>
-      <w:r>
+      <w:pPr>
+        <w:spacing w:line="336" w:lineRule="auto" w:after="180"/>
+      </w:pPr>
+      <w:r>
+        <w:rPr>
+          <w:b w:val="0"/>
+        </w:rPr>
         <w:t>By the end, I can explain privacy by design using a traced example and a stated limitation.</w:t>
       </w:r>
     </w:p>
     <w:p>
-      <w:r>
+      <w:pPr>
+        <w:spacing w:line="336" w:lineRule="auto" w:after="180"/>
+      </w:pPr>
+      <w:r>
+        <w:rPr>
+          <w:b w:val="0"/>
+        </w:rPr>
         <w:t>This added worked case illustrates the week’s main idea. Retain all original and connected topics; schedule its practice within the teaching cycle.</w:t>
       </w:r>
     </w:p>
@@ -512,61 +915,179 @@
       </w:r>
     </w:p>
     <w:p>
+      <w:r>
+        <w:t>Model Privacy by Design using the supplied case, labelled mechanism and reasoning. Make the scope of each conclusion explicit.</w:t>
+      </w:r>
+    </w:p>
+    <w:p>
+      <w:pPr>
+        <w:spacing w:line="336" w:lineRule="auto" w:after="180"/>
+      </w:pPr>
+      <w:r>
+        <w:rPr>
+          <w:b/>
+        </w:rPr>
+        <w:t>Input</w:t>
+      </w:r>
+      <w:r>
+        <w:rPr>
+          <w:b w:val="0"/>
+        </w:rPr>
+        <w:t xml:space="preserve"> → </w:t>
+      </w:r>
+      <w:r>
+        <w:rPr>
+          <w:b/>
+        </w:rPr>
+        <w:t>Process</w:t>
+      </w:r>
+      <w:r>
+        <w:rPr>
+          <w:b w:val="0"/>
+        </w:rPr>
+        <w:t xml:space="preserve"> → </w:t>
+      </w:r>
+      <w:r>
+        <w:rPr>
+          <w:b/>
+        </w:rPr>
+        <w:t>Output</w:t>
+      </w:r>
+    </w:p>
+    <w:p>
+      <w:pPr>
+        <w:spacing w:line="336" w:lineRule="auto" w:after="180"/>
+      </w:pPr>
+      <w:r>
+        <w:rPr>
+          <w:b w:val="0"/>
+        </w:rPr>
+        <w:t>Trace the information. At each stage, ask what changed and how you could test it.</w:t>
+      </w:r>
+    </w:p>
+    <w:p>
+      <w:pPr>
+        <w:spacing w:line="336" w:lineRule="auto" w:after="180"/>
+      </w:pPr>
+      <w:r>
+        <w:rPr>
+          <w:b w:val="0"/>
+        </w:rPr>
+        <w:t>Which stage could fail even when the other two are correct? Explain:</w:t>
+      </w:r>
+    </w:p>
+    <w:p>
+      <w:pPr>
+        <w:spacing w:line="336" w:lineRule="auto" w:after="180"/>
+      </w:pPr>
+      <w:r>
+        <w:rPr>
+          <w:b w:val="0"/>
+        </w:rPr>
+        <w:t xml:space="preserve">Predict first. Then check each step. A correct answer without visible reasoning is incomplete </w:t>
+      </w:r>
+      <w:r>
+        <w:rPr>
+          <w:b/>
+        </w:rPr>
+        <w:t>evidence</w:t>
+      </w:r>
+      <w:r>
+        <w:rPr>
+          <w:b w:val="0"/>
+        </w:rPr>
+        <w:t>.</w:t>
+      </w:r>
+    </w:p>
+    <w:p>
+      <w:pPr>
+        <w:spacing w:line="336" w:lineRule="auto" w:after="180"/>
+        <w:shd w:fill="F4F9FC"/>
+      </w:pPr>
+      <w:r>
+        <w:rPr>
+          <w:b w:val="0"/>
+        </w:rPr>
+        <w:t>1. Study help needs topic and current question—not home address.</w:t>
+      </w:r>
+    </w:p>
+    <w:p>
+      <w:pPr>
+        <w:spacing w:line="336" w:lineRule="auto" w:after="180"/>
+        <w:shd w:fill="F4F9FC"/>
+      </w:pPr>
+      <w:r>
+        <w:rPr>
+          <w:b w:val="0"/>
+        </w:rPr>
+        <w:t>2. Keep session state temporarily; do not store by default.</w:t>
+      </w:r>
+    </w:p>
+    <w:p>
+      <w:pPr>
+        <w:spacing w:line="336" w:lineRule="auto" w:after="180"/>
+        <w:shd w:fill="F4F9FC"/>
+      </w:pPr>
+      <w:r>
+        <w:rPr>
+          <w:b w:val="0"/>
+        </w:rPr>
+        <w:t>3. Let users view and delete saved preferences.</w:t>
+      </w:r>
+    </w:p>
+    <w:p>
+      <w:pPr>
+        <w:spacing w:line="336" w:lineRule="auto" w:after="180"/>
+        <w:shd w:fill="F4F9FC"/>
+      </w:pPr>
+      <w:r>
+        <w:rPr>
+          <w:b w:val="0"/>
+        </w:rPr>
+        <w:t>4. Protect logs from containing private source text or identifiers.</w:t>
+      </w:r>
+    </w:p>
+    <w:p>
+      <w:pPr>
+        <w:spacing w:line="336" w:lineRule="auto" w:after="180"/>
+      </w:pPr>
+      <w:r>
+        <w:rPr>
+          <w:b w:val="0"/>
+        </w:rPr>
+        <w:t>Recalculate, retrace, or restate the reasoning in your own representation:</w:t>
+      </w:r>
+    </w:p>
+    <w:p>
+      <w:pPr>
+        <w:spacing w:line="336" w:lineRule="auto" w:after="180"/>
+        <w:shd w:fill="F5F1FB"/>
+      </w:pPr>
+      <w:r>
+        <w:rPr>
+          <w:b w:val="0"/>
+        </w:rPr>
+        <w:t xml:space="preserve">CHECK Did the </w:t>
+      </w:r>
+      <w:r>
+        <w:rPr>
+          <w:b/>
+        </w:rPr>
+        <w:t>evidence</w:t>
+      </w:r>
+      <w:r>
+        <w:rPr>
+          <w:b w:val="0"/>
+        </w:rPr>
+        <w:t xml:space="preserve"> answer the exact question? Did the total, path, or source record stay consistent?</w:t>
+      </w:r>
+    </w:p>
+    <w:p>
       <w:pPr>
         <w:pStyle w:val="Heading3"/>
       </w:pPr>
       <w:r>
-        <w:t>Explain the mechanism</w:t>
-      </w:r>
-    </w:p>
-    <w:p>
-      <w:r>
-        <w:t>Input → Process → Output</w:t>
-      </w:r>
-    </w:p>
-    <w:p>
-      <w:r>
-        <w:t>Trace the information. At each stage, ask what changed and how you could test it.</w:t>
-      </w:r>
-    </w:p>
-    <w:p>
-      <w:r>
-        <w:t>Which stage could fail even when the other two are correct? Explain:</w:t>
-      </w:r>
-    </w:p>
-    <w:p>
-      <w:r>
-        <w:t>Predict first. Then check each step. A correct answer without visible reasoning is incomplete evidence.</w:t>
-      </w:r>
-    </w:p>
-    <w:p>
-      <w:r>
-        <w:t>1. Study help needs topic and current question—not home address.</w:t>
-      </w:r>
-    </w:p>
-    <w:p>
-      <w:r>
-        <w:t>2. Keep session state temporarily; do not store by default.</w:t>
-      </w:r>
-    </w:p>
-    <w:p>
-      <w:r>
-        <w:t>3. Let users view and delete saved preferences.</w:t>
-      </w:r>
-    </w:p>
-    <w:p>
-      <w:r>
-        <w:t>4. Protect logs from containing private source text or identifiers.</w:t>
-      </w:r>
-    </w:p>
-    <w:p>
-      <w:r>
-        <w:t>Recalculate, retrace, or restate the reasoning in your own representation:</w:t>
-      </w:r>
-    </w:p>
-    <w:p>
-      <w:r>
-        <w:t>CHECK Did the evidence answer the exact question? Did the total, path, or source record stay consistent?</w:t>
+        <w:t>Concrete teaching case</w:t>
       </w:r>
     </w:p>
     <w:p>
@@ -574,16 +1095,38 @@
         <w:pStyle w:val="Heading3"/>
       </w:pPr>
       <w:r>
-        <w:t>Concrete teaching case</w:t>
-      </w:r>
-    </w:p>
-    <w:p>
-      <w:r>
+        <w:t>The teaching case</w:t>
+      </w:r>
+    </w:p>
+    <w:p>
+      <w:pPr>
+        <w:spacing w:line="336" w:lineRule="auto" w:after="180"/>
+        <w:shd w:fill="F1F6FC"/>
+      </w:pPr>
+      <w:r>
+        <w:rPr>
+          <w:b w:val="0"/>
+        </w:rPr>
         <w:t>A study tool plans to retain names, addresses and all chats forever.</w:t>
       </w:r>
     </w:p>
     <w:p>
-      <w:r>
+      <w:pPr>
+        <w:pStyle w:val="Heading3"/>
+      </w:pPr>
+      <w:r>
+        <w:t>The teaching case</w:t>
+      </w:r>
+    </w:p>
+    <w:p>
+      <w:pPr>
+        <w:spacing w:line="336" w:lineRule="auto" w:after="180"/>
+        <w:shd w:fill="F1F6FC"/>
+      </w:pPr>
+      <w:r>
+        <w:rPr>
+          <w:b w:val="0"/>
+        </w:rPr>
         <w:t>Design a smaller data plan.</w:t>
       </w:r>
     </w:p>
@@ -596,36 +1139,167 @@
       </w:r>
     </w:p>
     <w:p>
-      <w:r>
-        <w:t>Keep only needed preferences or progress, with retention, deletion and access controls. Avoid unnecessary addresses and raw chat storage.</w:t>
-      </w:r>
-    </w:p>
-    <w:p>
       <w:pPr>
         <w:pStyle w:val="Heading3"/>
       </w:pPr>
       <w:r>
+        <w:t>Why the result follows</w:t>
+      </w:r>
+    </w:p>
+    <w:p>
+      <w:pPr>
+        <w:spacing w:line="336" w:lineRule="auto" w:after="180"/>
+        <w:shd w:fill="F1F6FC"/>
+      </w:pPr>
+      <w:r>
+        <w:rPr>
+          <w:b w:val="0"/>
+        </w:rPr>
+        <w:t xml:space="preserve">Keep only needed preferences or progress, with </w:t>
+      </w:r>
+      <w:r>
+        <w:rPr>
+          <w:b/>
+        </w:rPr>
+        <w:t>retention</w:t>
+      </w:r>
+      <w:r>
+        <w:rPr>
+          <w:b w:val="0"/>
+        </w:rPr>
+        <w:t xml:space="preserve">, deletion and </w:t>
+      </w:r>
+      <w:r>
+        <w:rPr>
+          <w:b/>
+        </w:rPr>
+        <w:t>access control</w:t>
+      </w:r>
+      <w:r>
+        <w:rPr>
+          <w:b w:val="0"/>
+        </w:rPr>
+        <w:t>s. Avoid unnecessary addresses and raw chat storage.</w:t>
+      </w:r>
+    </w:p>
+    <w:p>
+      <w:pPr>
+        <w:pStyle w:val="Heading3"/>
+      </w:pPr>
+      <w:r>
         <w:t>Explain the added worked example</w:t>
       </w:r>
     </w:p>
     <w:p>
-      <w:r>
-        <w:t>Retention and deletion cover all declared stores, including caches and logs. Removing a visible row may leave copies elsewhere.</w:t>
-      </w:r>
-    </w:p>
-    <w:p>
-      <w:r>
-        <w:t>Begin by writing the question the procedure is intended to answer. Identify the information already supplied, the information it will produce and the information still missing. These are constructed classroom examples; they do not require live accounts, private records or an external service. Do not treat a plausible explanation as a measured outcome.</w:t>
-      </w:r>
-    </w:p>
-    <w:p>
-      <w:r>
+      <w:pPr>
+        <w:spacing w:line="336" w:lineRule="auto" w:after="180"/>
+      </w:pPr>
+      <w:r>
+        <w:rPr>
+          <w:b/>
+        </w:rPr>
+        <w:t>Retention</w:t>
+      </w:r>
+      <w:r>
+        <w:rPr>
+          <w:b w:val="0"/>
+        </w:rPr>
+        <w:t xml:space="preserve"> and deletion cover all declared stores, including caches and logs. Removing a visible row may leave copies elsewhere.</w:t>
+      </w:r>
+    </w:p>
+    <w:p>
+      <w:pPr>
+        <w:pStyle w:val="Heading3"/>
+      </w:pPr>
+      <w:r>
+        <w:t>Explain the added worked example · 1</w:t>
+      </w:r>
+    </w:p>
+    <w:p>
+      <w:pPr>
+        <w:spacing w:line="336" w:lineRule="auto" w:after="180"/>
+      </w:pPr>
+      <w:r>
+        <w:rPr>
+          <w:b w:val="0"/>
+        </w:rPr>
+        <w:t>Begin by writing the question the procedure is intended to answer. Identify the information already supplied, the information it will produce and the information still missing.</w:t>
+      </w:r>
+    </w:p>
+    <w:p>
+      <w:pPr>
+        <w:spacing w:line="336" w:lineRule="auto" w:after="180"/>
+      </w:pPr>
+      <w:r>
+        <w:rPr>
+          <w:b w:val="0"/>
+        </w:rPr>
+        <w:t>These are constructed classroom examples; they do not require live accounts, private records or an external service. Do not treat a plausible explanation as a measured outcome.</w:t>
+      </w:r>
+    </w:p>
+    <w:p>
+      <w:pPr>
+        <w:spacing w:line="336" w:lineRule="auto" w:after="180"/>
+      </w:pPr>
+      <w:r>
+        <w:rPr>
+          <w:b w:val="0"/>
+        </w:rPr>
         <w:t>Toy policy retains session content for 7 days and deletes it when age is at least7. Audit metadata may remain for 30 days without content. Track primary storage, cache and backup policy separately.</w:t>
       </w:r>
     </w:p>
     <w:p>
-      <w:r>
-        <w:t>Before applying the procedure, write its units, denominator or decision boundary where relevant. A partner should be able to repeat each step using the same inputs. If a required input is absent or violates the stated contract, record that condition explicitly instead of quietly replacing it with a convenient value.</w:t>
+      <w:pPr>
+        <w:pStyle w:val="Heading3"/>
+      </w:pPr>
+      <w:r>
+        <w:t>Explain the added worked example · 2</w:t>
+      </w:r>
+    </w:p>
+    <w:p>
+      <w:pPr>
+        <w:spacing w:line="336" w:lineRule="auto" w:after="180"/>
+      </w:pPr>
+      <w:r>
+        <w:rPr>
+          <w:b w:val="0"/>
+        </w:rPr>
+        <w:t xml:space="preserve">Before applying the procedure, write its units, denominator or decision boundary where relevant. A partner should be able to repeat each step using the same </w:t>
+      </w:r>
+      <w:r>
+        <w:rPr>
+          <w:b/>
+        </w:rPr>
+        <w:t>input</w:t>
+      </w:r>
+      <w:r>
+        <w:rPr>
+          <w:b w:val="0"/>
+        </w:rPr>
+        <w:t>s.</w:t>
+      </w:r>
+    </w:p>
+    <w:p>
+      <w:pPr>
+        <w:spacing w:line="336" w:lineRule="auto" w:after="180"/>
+      </w:pPr>
+      <w:r>
+        <w:rPr>
+          <w:b w:val="0"/>
+        </w:rPr>
+        <w:t xml:space="preserve">If a required </w:t>
+      </w:r>
+      <w:r>
+        <w:rPr>
+          <w:b/>
+        </w:rPr>
+        <w:t>input</w:t>
+      </w:r>
+      <w:r>
+        <w:rPr>
+          <w:b w:val="0"/>
+        </w:rPr>
+        <w:t xml:space="preserve"> is absent or violates the stated contract, record that condition explicitly instead of quietly replacing it with a convenient value.</w:t>
       </w:r>
     </w:p>
     <w:p>
@@ -747,23 +1421,137 @@
       </w:r>
     </w:p>
     <w:p>
-      <w:r>
-        <w:t>Use the complete worked example below before asking learners to complete W2. Reveal a small part, invite a prediction, then explain the deciding step. These teacher notes contain solutions; do not reveal the independent case answer during modelling.</w:t>
-      </w:r>
-    </w:p>
-    <w:p>
-      <w:r>
+      <w:pPr>
+        <w:spacing w:line="336" w:lineRule="auto" w:after="180"/>
+      </w:pPr>
+      <w:r>
+        <w:rPr>
+          <w:b w:val="0"/>
+        </w:rPr>
+        <w:t xml:space="preserve">Use the complete worked example below before asking learners to complete W2. Reveal a small part, invite a </w:t>
+      </w:r>
+      <w:r>
+        <w:rPr>
+          <w:b/>
+        </w:rPr>
+        <w:t>prediction</w:t>
+      </w:r>
+      <w:r>
+        <w:rPr>
+          <w:b w:val="0"/>
+        </w:rPr>
+        <w:t>, then explain the deciding step.</w:t>
+      </w:r>
+    </w:p>
+    <w:p>
+      <w:pPr>
+        <w:spacing w:line="336" w:lineRule="auto" w:after="180"/>
+      </w:pPr>
+      <w:r>
+        <w:rPr>
+          <w:b w:val="0"/>
+        </w:rPr>
+        <w:t>These teacher notes contain solutions; do not reveal the independent case answer during modelling.</w:t>
+      </w:r>
+    </w:p>
+    <w:p>
+      <w:pPr>
+        <w:spacing w:line="336" w:lineRule="auto" w:after="180"/>
+      </w:pPr>
+      <w:r>
+        <w:rPr>
+          <w:b w:val="0"/>
+        </w:rPr>
         <w:t>Record ages are6, 7, 9 days. Cache contains copies of all three.</w:t>
       </w:r>
     </w:p>
     <w:p>
-      <w:r>
-        <w:t>Retain age6; delete content ages7 and9 from primary and cache under the policy. Retain only allowed audit metadata; backups need their stated expiry process.</w:t>
-      </w:r>
-    </w:p>
-    <w:p>
-      <w:r>
-        <w:t>Compare the intermediate evidence with the final statement. Explain why each number or decision follows from the stated inputs. The conclusion belongs to this scenario and procedure; changing the inputs, evaluation population or authority can change what it establishes. Retain the raw record so a later revision can be compared honestly.</w:t>
+      <w:pPr>
+        <w:spacing w:line="336" w:lineRule="auto" w:after="180"/>
+      </w:pPr>
+      <w:r>
+        <w:rPr>
+          <w:b w:val="0"/>
+        </w:rPr>
+        <w:t xml:space="preserve">Retain age6; delete content ages7 and9 from primary and cache under the policy. Retain only allowed audit metadata; backups need their stated expiry </w:t>
+      </w:r>
+      <w:r>
+        <w:rPr>
+          <w:b/>
+        </w:rPr>
+        <w:t>process</w:t>
+      </w:r>
+      <w:r>
+        <w:rPr>
+          <w:b w:val="0"/>
+        </w:rPr>
+        <w:t>.</w:t>
+      </w:r>
+    </w:p>
+    <w:p>
+      <w:pPr>
+        <w:pStyle w:val="Heading3"/>
+      </w:pPr>
+      <w:r>
+        <w:t>Model the reasoning aloud · 3</w:t>
+      </w:r>
+    </w:p>
+    <w:p>
+      <w:pPr>
+        <w:spacing w:line="336" w:lineRule="auto" w:after="180"/>
+      </w:pPr>
+      <w:r>
+        <w:rPr>
+          <w:b w:val="0"/>
+        </w:rPr>
+        <w:t xml:space="preserve">Compare the intermediate </w:t>
+      </w:r>
+      <w:r>
+        <w:rPr>
+          <w:b/>
+        </w:rPr>
+        <w:t>evidence</w:t>
+      </w:r>
+      <w:r>
+        <w:rPr>
+          <w:b w:val="0"/>
+        </w:rPr>
+        <w:t xml:space="preserve"> with the final statement. Explain why each number or decision follows from the stated </w:t>
+      </w:r>
+      <w:r>
+        <w:rPr>
+          <w:b/>
+        </w:rPr>
+        <w:t>input</w:t>
+      </w:r>
+      <w:r>
+        <w:rPr>
+          <w:b w:val="0"/>
+        </w:rPr>
+        <w:t>s.</w:t>
+      </w:r>
+    </w:p>
+    <w:p>
+      <w:pPr>
+        <w:spacing w:line="336" w:lineRule="auto" w:after="180"/>
+      </w:pPr>
+      <w:r>
+        <w:rPr>
+          <w:b w:val="0"/>
+        </w:rPr>
+        <w:t xml:space="preserve">The conclusion belongs to this scenario and procedure; changing the </w:t>
+      </w:r>
+      <w:r>
+        <w:rPr>
+          <w:b/>
+        </w:rPr>
+        <w:t>input</w:t>
+      </w:r>
+      <w:r>
+        <w:rPr>
+          <w:b w:val="0"/>
+        </w:rPr>
+        <w:t>s, evaluation population or authority can change what it establishes. Retain the raw record so a later revision can be compared honestly.</w:t>
       </w:r>
     </w:p>
     <w:tbl>
@@ -869,7 +1657,13 @@
       </w:tr>
     </w:tbl>
     <w:p>
-      <w:r>
+      <w:pPr>
+        <w:spacing w:line="336" w:lineRule="auto" w:after="180"/>
+      </w:pPr>
+      <w:r>
+        <w:rPr>
+          <w:b w:val="0"/>
+        </w:rPr>
         <w:t>Use the diagram and verbal explanation together. Ask learners to match a sentence to a specific visual step; do not assign learners fixed visual or auditory learning styles.</w:t>
       </w:r>
     </w:p>
@@ -882,7 +1676,13 @@
       </w:r>
     </w:p>
     <w:p>
-      <w:r>
+      <w:pPr>
+        <w:spacing w:line="336" w:lineRule="auto" w:after="180"/>
+      </w:pPr>
+      <w:r>
+        <w:rPr>
+          <w:b w:val="0"/>
+        </w:rPr>
         <w:t>Trace deletion through both a working folder and a cache.</w:t>
       </w:r>
     </w:p>
@@ -895,13 +1695,67 @@
       </w:r>
     </w:p>
     <w:p>
-      <w:r>
-        <w:t>Fictional retention policy: delete records aged at least 3 days. Ages A=2, B=3, C=4; the cache contains a copy of B.</w:t>
-      </w:r>
-    </w:p>
-    <w:p>
-      <w:r>
-        <w:t>All inputs and outcomes in this worked example are invented classroom data; no real model run is claimed.</w:t>
+      <w:pPr>
+        <w:pStyle w:val="Heading3"/>
+      </w:pPr>
+      <w:r>
+        <w:t>Supplied facts</w:t>
+      </w:r>
+    </w:p>
+    <w:p>
+      <w:pPr>
+        <w:spacing w:line="336" w:lineRule="auto" w:after="180"/>
+        <w:shd w:fill="F1F6FC"/>
+      </w:pPr>
+      <w:r>
+        <w:rPr>
+          <w:b w:val="0"/>
+        </w:rPr>
+        <w:t xml:space="preserve">Fictional </w:t>
+      </w:r>
+      <w:r>
+        <w:rPr>
+          <w:b/>
+        </w:rPr>
+        <w:t>retention</w:t>
+      </w:r>
+      <w:r>
+        <w:rPr>
+          <w:b w:val="0"/>
+        </w:rPr>
+        <w:t xml:space="preserve"> policy: delete records aged at least 3 days. Ages A=2, B=3, C=4; the cache contains a copy of B.</w:t>
+      </w:r>
+    </w:p>
+    <w:p>
+      <w:pPr>
+        <w:pStyle w:val="Heading3"/>
+      </w:pPr>
+      <w:r>
+        <w:t>Supplied facts</w:t>
+      </w:r>
+    </w:p>
+    <w:p>
+      <w:pPr>
+        <w:spacing w:line="336" w:lineRule="auto" w:after="180"/>
+        <w:shd w:fill="F1F6FC"/>
+      </w:pPr>
+      <w:r>
+        <w:rPr>
+          <w:b w:val="0"/>
+        </w:rPr>
+        <w:t xml:space="preserve">All </w:t>
+      </w:r>
+      <w:r>
+        <w:rPr>
+          <w:b/>
+        </w:rPr>
+        <w:t>input</w:t>
+      </w:r>
+      <w:r>
+        <w:rPr>
+          <w:b w:val="0"/>
+        </w:rPr>
+        <w:t>s and outcomes in this worked example are invented classroom data; no real model run is claimed.</w:t>
       </w:r>
     </w:p>
     <w:p>
@@ -1064,43 +1918,160 @@
       </w:r>
     </w:p>
     <w:p>
-      <w:r>
-        <w:t>Read the picture in order. Delete cached B too; otherwise the declared content remains retained. The arrows show which recorded input or intermediate result each decision uses. Explain the deciding step aloud before checking the changed case; pointing to the final answer alone does not show how it follows.</w:t>
-      </w:r>
-    </w:p>
-    <w:p>
       <w:pPr>
         <w:pStyle w:val="Heading3"/>
       </w:pPr>
       <w:r>
+        <w:t>Why the result follows</w:t>
+      </w:r>
+    </w:p>
+    <w:p>
+      <w:pPr>
+        <w:spacing w:line="336" w:lineRule="auto" w:after="180"/>
+        <w:shd w:fill="F1F6FC"/>
+      </w:pPr>
+      <w:r>
+        <w:rPr>
+          <w:b w:val="0"/>
+        </w:rPr>
+        <w:t xml:space="preserve">Read the picture in order. Delete cached B too; otherwise the declared content remains retained. The arrows show which recorded </w:t>
+      </w:r>
+      <w:r>
+        <w:rPr>
+          <w:b/>
+        </w:rPr>
+        <w:t>input</w:t>
+      </w:r>
+      <w:r>
+        <w:rPr>
+          <w:b w:val="0"/>
+        </w:rPr>
+        <w:t xml:space="preserve"> or intermediate result each decision uses.</w:t>
+      </w:r>
+    </w:p>
+    <w:p>
+      <w:pPr>
+        <w:spacing w:line="336" w:lineRule="auto" w:after="180"/>
+        <w:shd w:fill="F1F6FC"/>
+      </w:pPr>
+      <w:r>
+        <w:rPr>
+          <w:b w:val="0"/>
+        </w:rPr>
+        <w:t>Explain the deciding step aloud before checking the changed case; pointing to the final answer alone does not show how it follows.</w:t>
+      </w:r>
+    </w:p>
+    <w:p>
+      <w:pPr>
+        <w:pStyle w:val="Heading3"/>
+      </w:pPr>
+      <w:r>
         <w:t>What this example does not establish</w:t>
       </w:r>
     </w:p>
     <w:p>
-      <w:r>
-        <w:t>This fictional policy is a tracing exercise, not a statement of legal retention requirements.</w:t>
-      </w:r>
-    </w:p>
-    <w:p>
       <w:pPr>
         <w:pStyle w:val="Heading3"/>
       </w:pPr>
       <w:r>
+        <w:t>Keep the stated limit</w:t>
+      </w:r>
+    </w:p>
+    <w:p>
+      <w:pPr>
+        <w:spacing w:line="336" w:lineRule="auto" w:after="180"/>
+        <w:shd w:fill="FFF5E6"/>
+      </w:pPr>
+      <w:r>
+        <w:rPr>
+          <w:b w:val="0"/>
+        </w:rPr>
+        <w:t xml:space="preserve">This fictional policy is a tracing exercise, not a statement of legal </w:t>
+      </w:r>
+      <w:r>
+        <w:rPr>
+          <w:b/>
+        </w:rPr>
+        <w:t>retention</w:t>
+      </w:r>
+      <w:r>
+        <w:rPr>
+          <w:b w:val="0"/>
+        </w:rPr>
+        <w:t xml:space="preserve"> requirements.</w:t>
+      </w:r>
+    </w:p>
+    <w:p>
+      <w:pPr>
+        <w:pStyle w:val="Heading3"/>
+      </w:pPr>
+      <w:r>
         <w:t>Change one thing in the pictured case</w:t>
       </w:r>
     </w:p>
     <w:p>
-      <w:r>
+      <w:pPr>
+        <w:pStyle w:val="Heading3"/>
+      </w:pPr>
+      <w:r>
+        <w:t>Change one thing</w:t>
+      </w:r>
+    </w:p>
+    <w:p>
+      <w:pPr>
+        <w:spacing w:line="336" w:lineRule="auto" w:after="180"/>
+        <w:shd w:fill="F5F1FB"/>
+      </w:pPr>
+      <w:r>
+        <w:rPr>
+          <w:b w:val="0"/>
+        </w:rPr>
         <w:t>Change: The cache deletion fails.</w:t>
       </w:r>
     </w:p>
     <w:p>
-      <w:r>
-        <w:t>Prediction: Report incomplete deletion rather than success.</w:t>
-      </w:r>
-    </w:p>
-    <w:p>
-      <w:r>
+      <w:pPr>
+        <w:pStyle w:val="Heading3"/>
+      </w:pPr>
+      <w:r>
+        <w:t>Predicted result</w:t>
+      </w:r>
+    </w:p>
+    <w:p>
+      <w:pPr>
+        <w:spacing w:line="336" w:lineRule="auto" w:after="180"/>
+        <w:shd w:fill="F1F6FC"/>
+      </w:pPr>
+      <w:r>
+        <w:rPr>
+          <w:b/>
+        </w:rPr>
+        <w:t>Prediction</w:t>
+      </w:r>
+      <w:r>
+        <w:rPr>
+          <w:b w:val="0"/>
+        </w:rPr>
+        <w:t>: Report incomplete deletion rather than success.</w:t>
+      </w:r>
+    </w:p>
+    <w:p>
+      <w:pPr>
+        <w:pStyle w:val="Heading3"/>
+      </w:pPr>
+      <w:r>
+        <w:t>Why the result follows</w:t>
+      </w:r>
+    </w:p>
+    <w:p>
+      <w:pPr>
+        <w:spacing w:line="336" w:lineRule="auto" w:after="180"/>
+        <w:shd w:fill="F1F6FC"/>
+      </w:pPr>
+      <w:r>
+        <w:rPr>
+          <w:b w:val="0"/>
+        </w:rPr>
         <w:t>Reason: Removing the working copy does not remove the known retained cache copy.</w:t>
       </w:r>
     </w:p>
@@ -1113,8 +2084,57 @@
       </w:r>
     </w:p>
     <w:p>
-      <w:r>
-        <w:t>Cover the result. Ask learners to name the inputs and predict the next step. Uncover one step, connect the icon to the actual procedure, and explain its evidence. Then change the supplied condition and compare. The picture is a representation; it does not document execution of a real AI model.</w:t>
+      <w:pPr>
+        <w:pStyle w:val="Heading3"/>
+      </w:pPr>
+      <w:r>
+        <w:t>Ask while showing the picture · 4</w:t>
+      </w:r>
+    </w:p>
+    <w:p>
+      <w:pPr>
+        <w:spacing w:line="336" w:lineRule="auto" w:after="180"/>
+      </w:pPr>
+      <w:r>
+        <w:rPr>
+          <w:b w:val="0"/>
+        </w:rPr>
+        <w:t xml:space="preserve">Cover the result. Ask learners to name the </w:t>
+      </w:r>
+      <w:r>
+        <w:rPr>
+          <w:b/>
+        </w:rPr>
+        <w:t>input</w:t>
+      </w:r>
+      <w:r>
+        <w:rPr>
+          <w:b w:val="0"/>
+        </w:rPr>
+        <w:t xml:space="preserve">s and predict the next step. Uncover one step, connect the icon to the actual procedure, and explain its </w:t>
+      </w:r>
+      <w:r>
+        <w:rPr>
+          <w:b/>
+        </w:rPr>
+        <w:t>evidence</w:t>
+      </w:r>
+      <w:r>
+        <w:rPr>
+          <w:b w:val="0"/>
+        </w:rPr>
+        <w:t>. Then change the supplied condition and compare.</w:t>
+      </w:r>
+    </w:p>
+    <w:p>
+      <w:pPr>
+        <w:spacing w:line="336" w:lineRule="auto" w:after="180"/>
+      </w:pPr>
+      <w:r>
+        <w:rPr>
+          <w:b w:val="0"/>
+        </w:rPr>
+        <w:t>The picture is a representation; it does not document execution of a real AI model.</w:t>
       </w:r>
     </w:p>
     <w:p>
@@ -1126,11 +2146,16 @@
       </w:r>
     </w:p>
     <w:p>
+      <w:r>
+        <w:t>Demonstrate Privacy by Design, reduce support deliberately and check individual reasoning before discussing answers.</w:t>
+      </w:r>
+    </w:p>
+    <w:p>
       <w:pPr>
         <w:pStyle w:val="Heading3"/>
       </w:pPr>
       <w:r>
-        <w:t>Demonstrate and guide practice</w:t>
+        <w:t>Board sequence</w:t>
       </w:r>
     </w:p>
     <w:p>
@@ -1138,26 +2163,114 @@
         <w:pStyle w:val="Heading3"/>
       </w:pPr>
       <w:r>
-        <w:t>Board sequence</w:t>
-      </w:r>
-    </w:p>
-    <w:p>
-      <w:r>
+        <w:t>1. Put the facts on the board</w:t>
+      </w:r>
+    </w:p>
+    <w:p>
+      <w:pPr>
+        <w:spacing w:line="336" w:lineRule="auto" w:after="180"/>
+        <w:shd w:fill="F4F9FC"/>
+      </w:pPr>
+      <w:r>
+        <w:rPr>
+          <w:b w:val="0"/>
+        </w:rPr>
         <w:t>Write the given facts: A study tool plans to retain names, addresses and all chats forever.</w:t>
       </w:r>
     </w:p>
     <w:p>
-      <w:r>
+      <w:pPr>
+        <w:pStyle w:val="Heading3"/>
+      </w:pPr>
+      <w:r>
+        <w:t>2. State the decision to explain</w:t>
+      </w:r>
+    </w:p>
+    <w:p>
+      <w:pPr>
+        <w:spacing w:line="336" w:lineRule="auto" w:after="180"/>
+        <w:shd w:fill="F4F9FC"/>
+      </w:pPr>
+      <w:r>
+        <w:rPr>
+          <w:b w:val="0"/>
+        </w:rPr>
         <w:t>Write the question to explain: Design a smaller data plan.</w:t>
       </w:r>
     </w:p>
     <w:p>
-      <w:r>
-        <w:t>Reveal after predictions: Keep only needed preferences or progress, with retention, deletion and access controls. Avoid unnecessary addresses and raw chat storage.</w:t>
-      </w:r>
-    </w:p>
-    <w:p>
-      <w:r>
+      <w:pPr>
+        <w:pStyle w:val="Heading3"/>
+      </w:pPr>
+      <w:r>
+        <w:t>3. Reveal the worked reasoning</w:t>
+      </w:r>
+    </w:p>
+    <w:p>
+      <w:pPr>
+        <w:spacing w:line="336" w:lineRule="auto" w:after="180"/>
+        <w:shd w:fill="F1F6FC"/>
+      </w:pPr>
+      <w:r>
+        <w:rPr>
+          <w:b w:val="0"/>
+        </w:rPr>
+        <w:t xml:space="preserve">Reveal after </w:t>
+      </w:r>
+      <w:r>
+        <w:rPr>
+          <w:b/>
+        </w:rPr>
+        <w:t>prediction</w:t>
+      </w:r>
+      <w:r>
+        <w:rPr>
+          <w:b w:val="0"/>
+        </w:rPr>
+        <w:t xml:space="preserve">s: Keep only needed preferences or progress, with </w:t>
+      </w:r>
+      <w:r>
+        <w:rPr>
+          <w:b/>
+        </w:rPr>
+        <w:t>retention</w:t>
+      </w:r>
+      <w:r>
+        <w:rPr>
+          <w:b w:val="0"/>
+        </w:rPr>
+        <w:t xml:space="preserve">, deletion and </w:t>
+      </w:r>
+      <w:r>
+        <w:rPr>
+          <w:b/>
+        </w:rPr>
+        <w:t>access control</w:t>
+      </w:r>
+      <w:r>
+        <w:rPr>
+          <w:b w:val="0"/>
+        </w:rPr>
+        <w:t>s. Avoid unnecessary addresses and raw chat storage.</w:t>
+      </w:r>
+    </w:p>
+    <w:p>
+      <w:pPr>
+        <w:pStyle w:val="Heading3"/>
+      </w:pPr>
+      <w:r>
+        <w:t>Hold back the independent task</w:t>
+      </w:r>
+    </w:p>
+    <w:p>
+      <w:pPr>
+        <w:spacing w:line="336" w:lineRule="auto" w:after="180"/>
+        <w:shd w:fill="F5F1FB"/>
+      </w:pPr>
+      <w:r>
+        <w:rPr>
+          <w:b w:val="0"/>
+        </w:rPr>
         <w:t>Keep for an independent attempt: A practice quiz needs a topic and difficulty. A form also asks for home address and date of birth. What should be removed and why?</w:t>
       </w:r>
     </w:p>
@@ -1170,23 +2283,77 @@
       </w:r>
     </w:p>
     <w:p>
-      <w:r>
+      <w:pPr>
+        <w:pStyle w:val="Heading3"/>
+      </w:pPr>
+      <w:r>
+        <w:t>Ask the class</w:t>
+      </w:r>
+    </w:p>
+    <w:p>
+      <w:pPr>
+        <w:spacing w:line="336" w:lineRule="auto" w:after="180"/>
+        <w:shd w:fill="F5F1FB"/>
+      </w:pPr>
+      <w:r>
+        <w:rPr>
+          <w:b w:val="0"/>
+        </w:rPr>
         <w:t>Ask: Which facts are given, and which would we have to assume? Learners mark relevant details before discussing answers.</w:t>
       </w:r>
     </w:p>
     <w:p>
-      <w:r>
+      <w:pPr>
+        <w:pStyle w:val="Heading3"/>
+      </w:pPr>
+      <w:r>
+        <w:t>Language to model</w:t>
+      </w:r>
+    </w:p>
+    <w:p>
+      <w:pPr>
+        <w:spacing w:line="336" w:lineRule="auto" w:after="180"/>
+        <w:shd w:fill="F1F6F8"/>
+      </w:pPr>
+      <w:r>
+        <w:rPr>
+          <w:b w:val="0"/>
+        </w:rPr>
         <w:t>Say: Predict first. Show the rule, information path or calculation that would produce the result. A correct guess is not yet an explanation.</w:t>
       </w:r>
     </w:p>
     <w:p>
-      <w:r>
+      <w:pPr>
+        <w:spacing w:line="336" w:lineRule="auto" w:after="180"/>
+      </w:pPr>
+      <w:r>
+        <w:rPr>
+          <w:b w:val="0"/>
+        </w:rPr>
         <w:t>Reveal reasoning one step at a time. Explain why a tempting alternative fails. Write units and denominators for arithmetic, trace conditions for decisions, and identify supporting sources for claims.</w:t>
       </w:r>
     </w:p>
     <w:p>
-      <w:r>
-        <w:t>In pairs, one learner solves while the other checks evidence; exchange roles. Remove the worked answer before independent assessment.</w:t>
+      <w:pPr>
+        <w:spacing w:line="336" w:lineRule="auto" w:after="180"/>
+      </w:pPr>
+      <w:r>
+        <w:rPr>
+          <w:b w:val="0"/>
+        </w:rPr>
+        <w:t xml:space="preserve">In pairs, one learner solves while the other checks </w:t>
+      </w:r>
+      <w:r>
+        <w:rPr>
+          <w:b/>
+        </w:rPr>
+        <w:t>evidence</w:t>
+      </w:r>
+      <w:r>
+        <w:rPr>
+          <w:b w:val="0"/>
+        </w:rPr>
+        <w:t>; exchange roles. Remove the worked answer before independent assessment.</w:t>
       </w:r>
     </w:p>
     <w:p>
@@ -1198,8 +2365,96 @@
       </w:r>
     </w:p>
     <w:p>
-      <w:r>
-        <w:t>Guided: Retain age6; delete content ages7 and9 from primary and cache under the policy. Retain only allowed audit metadata; backups need their stated expiry process. Qualification: This fictional retention exercise is not a statement of legal retention requirements. Exit: accept a concrete variation with its predicted outcome and a stated condition that would challenge the mechanism; reject a claim resting on unmeasured evidence.</w:t>
+      <w:pPr>
+        <w:spacing w:line="336" w:lineRule="auto" w:after="180"/>
+      </w:pPr>
+      <w:r>
+        <w:rPr>
+          <w:b w:val="0"/>
+        </w:rPr>
+        <w:t xml:space="preserve">Guided: Retain age6; delete content ages7 and9 from primary and cache under the policy. Retain only allowed audit metadata; backups need their stated expiry </w:t>
+      </w:r>
+      <w:r>
+        <w:rPr>
+          <w:b/>
+        </w:rPr>
+        <w:t>process</w:t>
+      </w:r>
+      <w:r>
+        <w:rPr>
+          <w:b w:val="0"/>
+        </w:rPr>
+        <w:t>.</w:t>
+      </w:r>
+    </w:p>
+    <w:p>
+      <w:pPr>
+        <w:spacing w:line="336" w:lineRule="auto" w:after="180"/>
+      </w:pPr>
+      <w:r>
+        <w:rPr>
+          <w:b w:val="0"/>
+        </w:rPr>
+        <w:t xml:space="preserve">Qualification: This fictional </w:t>
+      </w:r>
+      <w:r>
+        <w:rPr>
+          <w:b/>
+        </w:rPr>
+        <w:t>retention</w:t>
+      </w:r>
+      <w:r>
+        <w:rPr>
+          <w:b w:val="0"/>
+        </w:rPr>
+        <w:t xml:space="preserve"> exercise is not a statement of legal </w:t>
+      </w:r>
+      <w:r>
+        <w:rPr>
+          <w:b/>
+        </w:rPr>
+        <w:t>retention</w:t>
+      </w:r>
+      <w:r>
+        <w:rPr>
+          <w:b w:val="0"/>
+        </w:rPr>
+        <w:t xml:space="preserve"> requirements.</w:t>
+      </w:r>
+    </w:p>
+    <w:p>
+      <w:pPr>
+        <w:spacing w:line="336" w:lineRule="auto" w:after="180"/>
+      </w:pPr>
+      <w:r>
+        <w:rPr>
+          <w:b w:val="0"/>
+        </w:rPr>
+        <w:t xml:space="preserve">Exit: accept a concrete variation with its predicted outcome and a stated condition that would challenge the </w:t>
+      </w:r>
+      <w:r>
+        <w:rPr>
+          <w:b/>
+        </w:rPr>
+        <w:t>mechanism</w:t>
+      </w:r>
+      <w:r>
+        <w:rPr>
+          <w:b w:val="0"/>
+        </w:rPr>
+        <w:t xml:space="preserve">; reject a claim resting on unmeasured </w:t>
+      </w:r>
+      <w:r>
+        <w:rPr>
+          <w:b/>
+        </w:rPr>
+        <w:t>evidence</w:t>
+      </w:r>
+      <w:r>
+        <w:rPr>
+          <w:b w:val="0"/>
+        </w:rPr>
+        <w:t>.</w:t>
       </w:r>
     </w:p>
     <w:p>
@@ -1431,41 +2686,131 @@
       </w:r>
     </w:p>
     <w:p>
-      <w:r>
+      <w:pPr>
+        <w:pStyle w:val="Heading3"/>
+      </w:pPr>
+      <w:r>
+        <w:t>Completion practice</w:t>
+      </w:r>
+    </w:p>
+    <w:p>
+      <w:pPr>
+        <w:spacing w:line="336" w:lineRule="auto" w:after="180"/>
+        <w:shd w:fill="F5F1FB"/>
+      </w:pPr>
+      <w:r>
+        <w:rPr>
+          <w:b w:val="0"/>
+        </w:rPr>
         <w:t>Completion task: Record ages are6, 7, 9 days. Cache contains copies of all three. Show the intermediate steps and give the conclusion with its scope.</w:t>
       </w:r>
     </w:p>
     <w:p>
-      <w:r>
-        <w:t>Teacher check: Teacher explanation: Retain age6; delete content ages7 and9 from primary and cache under the policy. Retain only allowed audit metadata; backups need their stated expiry process.</w:t>
-      </w:r>
-    </w:p>
-    <w:p>
-      <w:r>
-        <w:t>Start by identifying the given inputs together. Leave the intermediate steps blank. If needed, model one step, then withdraw that help on the next step. Move to a full trace only when the partial trace is understood. For partners, alternate explainer and checker; collect a response from every learner before discussion.</w:t>
-      </w:r>
-    </w:p>
-    <w:p>
       <w:pPr>
         <w:pStyle w:val="Heading3"/>
       </w:pPr>
       <w:r>
+        <w:t>Reasoning to listen for</w:t>
+      </w:r>
+    </w:p>
+    <w:p>
+      <w:pPr>
+        <w:spacing w:line="336" w:lineRule="auto" w:after="180"/>
+        <w:shd w:fill="F1F6FC"/>
+      </w:pPr>
+      <w:r>
+        <w:rPr>
+          <w:b w:val="0"/>
+        </w:rPr>
+        <w:t xml:space="preserve">Teacher check: Teacher explanation: Retain age6; delete content ages7 and9 from primary and cache under the policy. Retain only allowed audit metadata; backups need their stated expiry </w:t>
+      </w:r>
+      <w:r>
+        <w:rPr>
+          <w:b/>
+        </w:rPr>
+        <w:t>process</w:t>
+      </w:r>
+      <w:r>
+        <w:rPr>
+          <w:b w:val="0"/>
+        </w:rPr>
+        <w:t>.</w:t>
+      </w:r>
+    </w:p>
+    <w:p>
+      <w:pPr>
+        <w:spacing w:line="336" w:lineRule="auto" w:after="180"/>
+      </w:pPr>
+      <w:r>
+        <w:rPr>
+          <w:b w:val="0"/>
+        </w:rPr>
+        <w:t xml:space="preserve">Start by identifying the given </w:t>
+      </w:r>
+      <w:r>
+        <w:rPr>
+          <w:b/>
+        </w:rPr>
+        <w:t>input</w:t>
+      </w:r>
+      <w:r>
+        <w:rPr>
+          <w:b w:val="0"/>
+        </w:rPr>
+        <w:t>s together. Leave the intermediate steps blank. If needed, model one step, then withdraw that help on the next step. Move to a full trace only when the partial trace is understood.</w:t>
+      </w:r>
+    </w:p>
+    <w:p>
+      <w:pPr>
+        <w:spacing w:line="336" w:lineRule="auto" w:after="180"/>
+      </w:pPr>
+      <w:r>
+        <w:rPr>
+          <w:b w:val="0"/>
+        </w:rPr>
+        <w:t>For partners, alternate explainer and checker; collect a response from every learner before discussion.</w:t>
+      </w:r>
+    </w:p>
+    <w:p>
+      <w:pPr>
+        <w:pStyle w:val="Heading3"/>
+      </w:pPr>
+      <w:r>
         <w:t>Individual reasoning check</w:t>
       </w:r>
     </w:p>
     <w:p>
-      <w:r>
-        <w:t>Use the worked case for Data retention and deletion. Proposed explanation: “The worked result establishes every future case”. Decide whether this explanation is supported. Point to the step or supplied fact that decides; explain your repair if needed.</w:t>
-      </w:r>
-    </w:p>
-    <w:p>
-      <w:r>
-        <w:t>Expected correction: This fictional retention exercise is not a statement of legal retention requirements.</w:t>
-      </w:r>
-    </w:p>
-    <w:p>
-      <w:r>
-        <w:t>Collect explanations, not only yes/no votes. If a misunderstanding is common, re-model the relevant step for the class. If it affects a few learners, give a short targeted group explanation while others solve a more demanding variation.</w:t>
+      <w:pPr>
+        <w:spacing w:line="336" w:lineRule="auto" w:after="180"/>
+      </w:pPr>
+      <w:r>
+        <w:rPr>
+          <w:b w:val="0"/>
+        </w:rPr>
+        <w:t xml:space="preserve">Use the worked case for Data </w:t>
+      </w:r>
+      <w:r>
+        <w:rPr>
+          <w:b/>
+        </w:rPr>
+        <w:t>retention</w:t>
+      </w:r>
+      <w:r>
+        <w:rPr>
+          <w:b w:val="0"/>
+        </w:rPr>
+        <w:t xml:space="preserve"> and deletion. Proposed explanation: “The worked result establishes every future case”. Decide whether this explanation is supported.</w:t>
+      </w:r>
+    </w:p>
+    <w:p>
+      <w:pPr>
+        <w:spacing w:line="336" w:lineRule="auto" w:after="180"/>
+      </w:pPr>
+      <w:r>
+        <w:rPr>
+          <w:b w:val="0"/>
+        </w:rPr>
+        <w:t>Point to the step or supplied fact that decides; explain your repair if needed.</w:t>
       </w:r>
     </w:p>
     <w:p>
@@ -1473,12 +2818,108 @@
         <w:pStyle w:val="Heading3"/>
       </w:pPr>
       <w:r>
+        <w:t>Expected repair</w:t>
+      </w:r>
+    </w:p>
+    <w:p>
+      <w:pPr>
+        <w:spacing w:line="336" w:lineRule="auto" w:after="180"/>
+        <w:shd w:fill="F1F6FC"/>
+      </w:pPr>
+      <w:r>
+        <w:rPr>
+          <w:b w:val="0"/>
+        </w:rPr>
+        <w:t xml:space="preserve">Expected correction: This fictional </w:t>
+      </w:r>
+      <w:r>
+        <w:rPr>
+          <w:b/>
+        </w:rPr>
+        <w:t>retention</w:t>
+      </w:r>
+      <w:r>
+        <w:rPr>
+          <w:b w:val="0"/>
+        </w:rPr>
+        <w:t xml:space="preserve"> exercise is not a statement of legal </w:t>
+      </w:r>
+      <w:r>
+        <w:rPr>
+          <w:b/>
+        </w:rPr>
+        <w:t>retention</w:t>
+      </w:r>
+      <w:r>
+        <w:rPr>
+          <w:b w:val="0"/>
+        </w:rPr>
+        <w:t xml:space="preserve"> requirements.</w:t>
+      </w:r>
+    </w:p>
+    <w:p>
+      <w:pPr>
+        <w:spacing w:line="336" w:lineRule="auto" w:after="180"/>
+      </w:pPr>
+      <w:r>
+        <w:rPr>
+          <w:b w:val="0"/>
+        </w:rPr>
+        <w:t>Collect explanations, not only yes/no votes. If a misunderstanding is common, re-model the relevant step for the class.</w:t>
+      </w:r>
+    </w:p>
+    <w:p>
+      <w:pPr>
+        <w:spacing w:line="336" w:lineRule="auto" w:after="180"/>
+      </w:pPr>
+      <w:r>
+        <w:rPr>
+          <w:b w:val="0"/>
+        </w:rPr>
+        <w:t>If it affects a few learners, give a short targeted group explanation while others solve a more demanding variation.</w:t>
+      </w:r>
+    </w:p>
+    <w:p>
+      <w:pPr>
+        <w:pStyle w:val="Heading3"/>
+      </w:pPr>
+      <w:r>
         <w:t>Pictorial practice question</w:t>
       </w:r>
     </w:p>
     <w:p>
-      <w:r>
-        <w:t>Which IDs and locations must appear in the deletion evidence? Point to the relevant step in the picture, then write the changed result and the rule or evidence that supports it.</w:t>
+      <w:pPr>
+        <w:spacing w:line="336" w:lineRule="auto" w:after="180"/>
+      </w:pPr>
+      <w:r>
+        <w:rPr>
+          <w:b w:val="0"/>
+        </w:rPr>
+        <w:t xml:space="preserve">Which IDs and locations must appear in the deletion </w:t>
+      </w:r>
+      <w:r>
+        <w:rPr>
+          <w:b/>
+        </w:rPr>
+        <w:t>evidence</w:t>
+      </w:r>
+      <w:r>
+        <w:rPr>
+          <w:b w:val="0"/>
+        </w:rPr>
+        <w:t xml:space="preserve">? Point to the relevant step in the picture, then write the changed result and the rule or </w:t>
+      </w:r>
+      <w:r>
+        <w:rPr>
+          <w:b/>
+        </w:rPr>
+        <w:t>evidence</w:t>
+      </w:r>
+      <w:r>
+        <w:rPr>
+          <w:b w:val="0"/>
+        </w:rPr>
+        <w:t xml:space="preserve"> that supports it.</w:t>
       </w:r>
     </w:p>
     <w:p>
@@ -1490,18 +2931,71 @@
       </w:r>
     </w:p>
     <w:p>
-      <w:r>
-        <w:t>Working folder B and C, plus cache B, each with completion status. A remains because its age is 2. Changed-case check: Report incomplete deletion rather than success. Removing the working copy does not remove the known retained cache copy.</w:t>
-      </w:r>
-    </w:p>
-    <w:p>
-      <w:r>
+      <w:pPr>
+        <w:spacing w:line="336" w:lineRule="auto" w:after="180"/>
+      </w:pPr>
+      <w:r>
+        <w:rPr>
+          <w:b w:val="0"/>
+        </w:rPr>
+        <w:t>Working folder B and C, plus cache B, each with completion status. A remains because its age is 2. Changed-case check: Report incomplete deletion rather than success.</w:t>
+      </w:r>
+    </w:p>
+    <w:p>
+      <w:pPr>
+        <w:spacing w:line="336" w:lineRule="auto" w:after="180"/>
+      </w:pPr>
+      <w:r>
+        <w:rPr>
+          <w:b w:val="0"/>
+        </w:rPr>
+        <w:t>Removing the working copy does not remove the known retained cache copy.</w:t>
+      </w:r>
+    </w:p>
+    <w:p>
+      <w:pPr>
+        <w:spacing w:line="336" w:lineRule="auto" w:after="180"/>
+      </w:pPr>
+      <w:r>
+        <w:rPr>
+          <w:b w:val="0"/>
+        </w:rPr>
         <w:t>Changed-case reasoning: Report incomplete deletion rather than success. Removing the working copy does not remove the known retained cache copy.</w:t>
       </w:r>
     </w:p>
     <w:p>
-      <w:r>
-        <w:t>Collect each learner’s explanation before discussion. Use the first missing connection between input, deciding step and result to choose support. This question is worked-case practice, not fresh mastery evidence.</w:t>
+      <w:pPr>
+        <w:spacing w:line="336" w:lineRule="auto" w:after="180"/>
+      </w:pPr>
+      <w:r>
+        <w:rPr>
+          <w:b w:val="0"/>
+        </w:rPr>
+        <w:t xml:space="preserve">Collect each learner’s explanation before discussion. Use the first missing connection between </w:t>
+      </w:r>
+      <w:r>
+        <w:rPr>
+          <w:b/>
+        </w:rPr>
+        <w:t>input</w:t>
+      </w:r>
+      <w:r>
+        <w:rPr>
+          <w:b w:val="0"/>
+        </w:rPr>
+        <w:t xml:space="preserve">, deciding step and result to choose support. This question is worked-case practice, not fresh mastery </w:t>
+      </w:r>
+      <w:r>
+        <w:rPr>
+          <w:b/>
+        </w:rPr>
+        <w:t>evidence</w:t>
+      </w:r>
+      <w:r>
+        <w:rPr>
+          <w:b w:val="0"/>
+        </w:rPr>
+        <w:t>.</w:t>
       </w:r>
     </w:p>
     <w:p>
@@ -1513,54 +3007,117 @@
       </w:r>
     </w:p>
     <w:p>
+      <w:r>
+        <w:t>Run the Privacy by Design investigation and use the first unsupported step to choose a teaching response.</w:t>
+      </w:r>
+    </w:p>
+    <w:p>
+      <w:pPr>
+        <w:spacing w:line="336" w:lineRule="auto" w:after="180"/>
+      </w:pPr>
+      <w:r>
+        <w:rPr>
+          <w:b w:val="0"/>
+        </w:rPr>
+        <w:t>Words You Can Use to Reason</w:t>
+      </w:r>
+    </w:p>
+    <w:p>
+      <w:pPr>
+        <w:spacing w:line="336" w:lineRule="auto" w:after="180"/>
+      </w:pPr>
+      <w:r>
+        <w:rPr>
+          <w:b w:val="0"/>
+        </w:rPr>
+        <w:t>A definition matters when you can recognize the idea, use it, and contrast it with a near-miss.</w:t>
+      </w:r>
+    </w:p>
+    <w:p>
+      <w:pPr>
+        <w:spacing w:line="336" w:lineRule="auto" w:after="180"/>
+      </w:pPr>
+      <w:r>
+        <w:rPr>
+          <w:b w:val="0"/>
+        </w:rPr>
+        <w:t>Predict → Test → Record → Explain</w:t>
+      </w:r>
+    </w:p>
+    <w:p>
+      <w:pPr>
+        <w:spacing w:line="336" w:lineRule="auto" w:after="180"/>
+      </w:pPr>
+      <w:r>
+        <w:rPr>
+          <w:b w:val="0"/>
+        </w:rPr>
+        <w:t>Keep expected and actual results separate. Surprises are useful data when recorded honestly.</w:t>
+      </w:r>
+    </w:p>
+    <w:p>
+      <w:pPr>
+        <w:spacing w:line="336" w:lineRule="auto" w:after="180"/>
+      </w:pPr>
+      <w:r>
+        <w:rPr>
+          <w:b w:val="0"/>
+        </w:rPr>
+        <w:t xml:space="preserve">Audit every field for purpose, permission, </w:t>
+      </w:r>
+      <w:r>
+        <w:rPr>
+          <w:b/>
+        </w:rPr>
+        <w:t>retention</w:t>
+      </w:r>
+      <w:r>
+        <w:rPr>
+          <w:b w:val="0"/>
+        </w:rPr>
+        <w:t>, access, and deletion; remove or shorten anything not essential.</w:t>
+      </w:r>
+    </w:p>
+    <w:p>
+      <w:pPr>
+        <w:spacing w:line="336" w:lineRule="auto" w:after="180"/>
+        <w:shd w:fill="F5F1FB"/>
+      </w:pPr>
+      <w:r>
+        <w:rPr>
+          <w:b w:val="0"/>
+        </w:rPr>
+        <w:t>What did the hardest test teach you that the normal test did not?</w:t>
+      </w:r>
+    </w:p>
+    <w:p>
       <w:pPr>
         <w:pStyle w:val="Heading3"/>
       </w:pPr>
       <w:r>
-        <w:t>Run the weekly evidence lab</w:t>
-      </w:r>
-    </w:p>
-    <w:p>
-      <w:r>
-        <w:t>Words You Can Use to Reason</w:t>
-      </w:r>
-    </w:p>
-    <w:p>
-      <w:r>
-        <w:t>A definition matters when you can recognize the idea, use it, and contrast it with a near-miss.</w:t>
-      </w:r>
-    </w:p>
-    <w:p>
-      <w:r>
-        <w:t>Predict → Test → Record → Explain</w:t>
-      </w:r>
-    </w:p>
-    <w:p>
-      <w:r>
-        <w:t>Keep expected and actual results separate. Surprises are useful data when recorded honestly.</w:t>
-      </w:r>
-    </w:p>
-    <w:p>
-      <w:r>
-        <w:t>Audit every field for purpose, permission, retention, access, and deletion; remove or shorten anything not essential.</w:t>
-      </w:r>
-    </w:p>
-    <w:p>
-      <w:r>
-        <w:t>What did the hardest test teach you that the normal test did not?</w:t>
-      </w:r>
-    </w:p>
-    <w:p>
-      <w:pPr>
-        <w:pStyle w:val="Heading3"/>
-      </w:pPr>
-      <w:r>
         <w:t>Make the lab runnable</w:t>
       </w:r>
     </w:p>
     <w:p>
-      <w:r>
-        <w:t>Use the concrete case as the shared normal case and the independent question as a second case. Each pair creates a boundary or missing-information case and predicts its result before testing. Keep the expected result separate from an observed mistake.</w:t>
+      <w:pPr>
+        <w:spacing w:line="336" w:lineRule="auto" w:after="180"/>
+      </w:pPr>
+      <w:r>
+        <w:rPr>
+          <w:b w:val="0"/>
+        </w:rPr>
+        <w:t>Use the concrete case as the shared normal case and the independent question as a second case. Each pair creates a boundary or missing-information case and predicts its result before testing.</w:t>
+      </w:r>
+    </w:p>
+    <w:p>
+      <w:pPr>
+        <w:spacing w:line="336" w:lineRule="auto" w:after="180"/>
+      </w:pPr>
+      <w:r>
+        <w:rPr>
+          <w:b w:val="0"/>
+        </w:rPr>
+        <w:t>Keep the expected result separate from an observed mistake.</w:t>
       </w:r>
     </w:p>
     <w:tbl>
@@ -1718,8 +3275,25 @@
       </w:r>
     </w:p>
     <w:p>
-      <w:r>
-        <w:t>For guessing, return to given facts and request a trace. For vocabulary without application, use one example and one non-example. For arithmetic errors, check the setup before the calculation. Finish with a different uncoached case before recording mastery.</w:t>
+      <w:pPr>
+        <w:spacing w:line="336" w:lineRule="auto" w:after="180"/>
+      </w:pPr>
+      <w:r>
+        <w:rPr>
+          <w:b w:val="0"/>
+        </w:rPr>
+        <w:t>For guessing, return to given facts and request a trace. For vocabulary without application, use one example and one non-example. For arithmetic errors, check the setup before the calculation.</w:t>
+      </w:r>
+    </w:p>
+    <w:p>
+      <w:pPr>
+        <w:spacing w:line="336" w:lineRule="auto" w:after="180"/>
+      </w:pPr>
+      <w:r>
+        <w:rPr>
+          <w:b w:val="0"/>
+        </w:rPr>
+        <w:t>Finish with a different uncoached case before recording mastery.</w:t>
       </w:r>
     </w:p>
     <w:p>
@@ -1731,18 +3305,96 @@
       </w:r>
     </w:p>
     <w:p>
-      <w:r>
-        <w:t>The worked result establishes every future case: This fictional retention exercise is not a statement of legal retention requirements.</w:t>
-      </w:r>
-    </w:p>
-    <w:p>
-      <w:r>
-        <w:t>A missing input may be replaced without recording the change: A replacement changes the evidence or contract. Record the change and its justification; do not silently turn unknown into a measured value.</w:t>
-      </w:r>
-    </w:p>
-    <w:p>
-      <w:r>
-        <w:t>Repeating an assessed case is new independent evidence: A replay checks consistency. An example used for feedback or revision cannot later be described as untouched final evaluation.</w:t>
+      <w:pPr>
+        <w:spacing w:line="336" w:lineRule="auto" w:after="180"/>
+      </w:pPr>
+      <w:r>
+        <w:rPr>
+          <w:b w:val="0"/>
+        </w:rPr>
+        <w:t xml:space="preserve">The worked result establishes every future case: This fictional </w:t>
+      </w:r>
+      <w:r>
+        <w:rPr>
+          <w:b/>
+        </w:rPr>
+        <w:t>retention</w:t>
+      </w:r>
+      <w:r>
+        <w:rPr>
+          <w:b w:val="0"/>
+        </w:rPr>
+        <w:t xml:space="preserve"> exercise is not a statement of legal </w:t>
+      </w:r>
+      <w:r>
+        <w:rPr>
+          <w:b/>
+        </w:rPr>
+        <w:t>retention</w:t>
+      </w:r>
+      <w:r>
+        <w:rPr>
+          <w:b w:val="0"/>
+        </w:rPr>
+        <w:t xml:space="preserve"> requirements.</w:t>
+      </w:r>
+    </w:p>
+    <w:p>
+      <w:pPr>
+        <w:spacing w:line="336" w:lineRule="auto" w:after="180"/>
+      </w:pPr>
+      <w:r>
+        <w:rPr>
+          <w:b w:val="0"/>
+        </w:rPr>
+        <w:t xml:space="preserve">A missing </w:t>
+      </w:r>
+      <w:r>
+        <w:rPr>
+          <w:b/>
+        </w:rPr>
+        <w:t>input</w:t>
+      </w:r>
+      <w:r>
+        <w:rPr>
+          <w:b w:val="0"/>
+        </w:rPr>
+        <w:t xml:space="preserve"> may be replaced without recording the change: A replacement changes the </w:t>
+      </w:r>
+      <w:r>
+        <w:rPr>
+          <w:b/>
+        </w:rPr>
+        <w:t>evidence</w:t>
+      </w:r>
+      <w:r>
+        <w:rPr>
+          <w:b w:val="0"/>
+        </w:rPr>
+        <w:t xml:space="preserve"> or contract. Record the change and its justification; do not silently turn unknown into a measured value.</w:t>
+      </w:r>
+    </w:p>
+    <w:p>
+      <w:pPr>
+        <w:spacing w:line="336" w:lineRule="auto" w:after="180"/>
+      </w:pPr>
+      <w:r>
+        <w:rPr>
+          <w:b w:val="0"/>
+        </w:rPr>
+        <w:t xml:space="preserve">Repeating an assessed case is new independent </w:t>
+      </w:r>
+      <w:r>
+        <w:rPr>
+          <w:b/>
+        </w:rPr>
+        <w:t>evidence</w:t>
+      </w:r>
+      <w:r>
+        <w:rPr>
+          <w:b w:val="0"/>
+        </w:rPr>
+        <w:t>: A replay checks consistency. An example used for feedback or revision cannot later be described as untouched final evaluation.</w:t>
       </w:r>
     </w:p>
     <w:p>
@@ -1900,8 +3552,25 @@
       </w:tr>
     </w:tbl>
     <w:p>
-      <w:r>
-        <w:t>Offer an oral explanation, drawing, enlarged visual or fewer examples when that removes a reading/writing barrier. Keep the same reasoning goal. Stretch secure learners by changing a boundary or assumption and asking them to defend the effect, not simply by assigning more of the same questions.</w:t>
+      <w:pPr>
+        <w:spacing w:line="336" w:lineRule="auto" w:after="180"/>
+      </w:pPr>
+      <w:r>
+        <w:rPr>
+          <w:b w:val="0"/>
+        </w:rPr>
+        <w:t>Offer an oral explanation, drawing, enlarged visual or fewer examples when that removes a reading/writing barrier. Keep the same reasoning goal.</w:t>
+      </w:r>
+    </w:p>
+    <w:p>
+      <w:pPr>
+        <w:spacing w:line="336" w:lineRule="auto" w:after="180"/>
+      </w:pPr>
+      <w:r>
+        <w:rPr>
+          <w:b w:val="0"/>
+        </w:rPr>
+        <w:t>Stretch secure learners by changing a boundary or assumption and asking them to defend the effect, not simply by assigning more of the same questions.</w:t>
       </w:r>
     </w:p>
     <w:p>
@@ -1913,11 +3582,16 @@
       </w:r>
     </w:p>
     <w:p>
+      <w:r>
+        <w:t>Use the Privacy by Design questions, teacher keys and criteria after the relevant attempts. Previously discussed cases are practice; protect the separately selected independent task.</w:t>
+      </w:r>
+    </w:p>
+    <w:p>
       <w:pPr>
         <w:pStyle w:val="Heading3"/>
       </w:pPr>
       <w:r>
-        <w:t>Assess and explain the answers</w:t>
+        <w:t>Worked case answer</w:t>
       </w:r>
     </w:p>
     <w:p>
@@ -1925,12 +3599,43 @@
         <w:pStyle w:val="Heading3"/>
       </w:pPr>
       <w:r>
-        <w:t>Worked case answer</w:t>
-      </w:r>
-    </w:p>
-    <w:p>
-      <w:r>
-        <w:t>Keep only needed preferences or progress, with retention, deletion and access controls. Avoid unnecessary addresses and raw chat storage.</w:t>
+        <w:t>Teacher key · Worked case answer</w:t>
+      </w:r>
+    </w:p>
+    <w:p>
+      <w:pPr>
+        <w:spacing w:line="336" w:lineRule="auto" w:after="180"/>
+        <w:shd w:fill="F1F6FC"/>
+      </w:pPr>
+      <w:r>
+        <w:rPr>
+          <w:b w:val="0"/>
+        </w:rPr>
+        <w:t xml:space="preserve">Keep only needed preferences or progress, with </w:t>
+      </w:r>
+      <w:r>
+        <w:rPr>
+          <w:b/>
+        </w:rPr>
+        <w:t>retention</w:t>
+      </w:r>
+      <w:r>
+        <w:rPr>
+          <w:b w:val="0"/>
+        </w:rPr>
+        <w:t xml:space="preserve">, deletion and </w:t>
+      </w:r>
+      <w:r>
+        <w:rPr>
+          <w:b/>
+        </w:rPr>
+        <w:t>access control</w:t>
+      </w:r>
+      <w:r>
+        <w:rPr>
+          <w:b w:val="0"/>
+        </w:rPr>
+        <w:t>s. Avoid unnecessary addresses and raw chat storage.</w:t>
       </w:r>
     </w:p>
     <w:p>
@@ -1942,7 +3647,22 @@
       </w:r>
     </w:p>
     <w:p>
-      <w:r>
+      <w:pPr>
+        <w:pStyle w:val="Heading3"/>
+      </w:pPr>
+      <w:r>
+        <w:t>Independent question · withhold the key</w:t>
+      </w:r>
+    </w:p>
+    <w:p>
+      <w:pPr>
+        <w:spacing w:line="336" w:lineRule="auto" w:after="180"/>
+        <w:shd w:fill="F5F1FB"/>
+      </w:pPr>
+      <w:r>
+        <w:rPr>
+          <w:b w:val="0"/>
+        </w:rPr>
         <w:t>A practice quiz needs a topic and difficulty. A form also asks for home address and date of birth. What should be removed and why?</w:t>
       </w:r>
     </w:p>
@@ -1955,8 +3675,35 @@
       </w:r>
     </w:p>
     <w:p>
-      <w:r>
-        <w:t>Remove address and date of birth because they are unnecessary for the stated quiz task. Collect only needed information and define its retention.</w:t>
+      <w:pPr>
+        <w:pStyle w:val="Heading3"/>
+      </w:pPr>
+      <w:r>
+        <w:t>Teacher key · Expected independent answer</w:t>
+      </w:r>
+    </w:p>
+    <w:p>
+      <w:pPr>
+        <w:spacing w:line="336" w:lineRule="auto" w:after="180"/>
+        <w:shd w:fill="F1F6FC"/>
+      </w:pPr>
+      <w:r>
+        <w:rPr>
+          <w:b w:val="0"/>
+        </w:rPr>
+        <w:t xml:space="preserve">Remove address and date of birth because they are unnecessary for the stated quiz task. Collect only needed information and define its </w:t>
+      </w:r>
+      <w:r>
+        <w:rPr>
+          <w:b/>
+        </w:rPr>
+        <w:t>retention</w:t>
+      </w:r>
+      <w:r>
+        <w:rPr>
+          <w:b w:val="0"/>
+        </w:rPr>
+        <w:t>.</w:t>
       </w:r>
     </w:p>
     <w:p>
@@ -2194,8 +3941,25 @@
       </w:tr>
     </w:tbl>
     <w:p>
-      <w:r>
-        <w:t>Use 6/8 as a classroom checkpoint, with 2 required for both Result and Reasoning. This is a proposed teaching rule, not a validated certification threshold. Do not count a coached answer as independent mastery; correct unsafe or unsupported claims regardless of total.</w:t>
+      <w:pPr>
+        <w:spacing w:line="336" w:lineRule="auto" w:after="180"/>
+      </w:pPr>
+      <w:r>
+        <w:rPr>
+          <w:b w:val="0"/>
+        </w:rPr>
+        <w:t>Use 6/8 as a classroom checkpoint, with 2 required for both Result and Reasoning. This is a proposed teaching rule, not a validated certification threshold.</w:t>
+      </w:r>
+    </w:p>
+    <w:p>
+      <w:pPr>
+        <w:spacing w:line="336" w:lineRule="auto" w:after="180"/>
+      </w:pPr>
+      <w:r>
+        <w:rPr>
+          <w:b w:val="0"/>
+        </w:rPr>
+        <w:t>Do not count a coached answer as independent mastery; correct unsafe or unsupported claims regardless of total.</w:t>
       </w:r>
     </w:p>
     <w:p>
@@ -2207,8 +3971,26 @@
       </w:r>
     </w:p>
     <w:p>
-      <w:r>
-        <w:t>Ask the learner to find the evidence that challenges this claim: “Collecting more personal information always improves an educational tool.” Keep the first attempt and an uncoached retry separate.</w:t>
+      <w:pPr>
+        <w:spacing w:line="336" w:lineRule="auto" w:after="180"/>
+      </w:pPr>
+      <w:r>
+        <w:rPr>
+          <w:b w:val="0"/>
+        </w:rPr>
+        <w:t xml:space="preserve">Ask the learner to find the </w:t>
+      </w:r>
+      <w:r>
+        <w:rPr>
+          <w:b/>
+        </w:rPr>
+        <w:t>evidence</w:t>
+      </w:r>
+      <w:r>
+        <w:rPr>
+          <w:b w:val="0"/>
+        </w:rPr>
+        <w:t xml:space="preserve"> that challenges this claim: “Collecting more personal information always improves an educational tool.” Keep the first attempt and an uncoached retry separate.</w:t>
       </w:r>
     </w:p>
     <w:p>
@@ -2220,15 +4002,54 @@
       </w:r>
     </w:p>
     <w:p>
-      <w:r>
-        <w:t>Store only necessary topic and level, preferably within the session when persistence is unnecessary. Exclude addresses. Define retention, correction, deletion and access for any retained progress; avoid keeping raw conversations without a clear need.</w:t>
-      </w:r>
-    </w:p>
-    <w:p>
       <w:pPr>
         <w:pStyle w:val="Heading3"/>
       </w:pPr>
       <w:r>
+        <w:t>Teacher key · Original transfer answer</w:t>
+      </w:r>
+    </w:p>
+    <w:p>
+      <w:pPr>
+        <w:spacing w:line="336" w:lineRule="auto" w:after="180"/>
+        <w:shd w:fill="F1F6FC"/>
+      </w:pPr>
+      <w:r>
+        <w:rPr>
+          <w:b w:val="0"/>
+        </w:rPr>
+        <w:t>Store only necessary topic and level, preferably within the session when persistence is unnecessary. Exclude addresses.</w:t>
+      </w:r>
+    </w:p>
+    <w:p>
+      <w:pPr>
+        <w:spacing w:line="336" w:lineRule="auto" w:after="180"/>
+        <w:shd w:fill="F1F6FC"/>
+      </w:pPr>
+      <w:r>
+        <w:rPr>
+          <w:b w:val="0"/>
+        </w:rPr>
+        <w:t xml:space="preserve">Define </w:t>
+      </w:r>
+      <w:r>
+        <w:rPr>
+          <w:b/>
+        </w:rPr>
+        <w:t>retention</w:t>
+      </w:r>
+      <w:r>
+        <w:rPr>
+          <w:b w:val="0"/>
+        </w:rPr>
+        <w:t>, correction, deletion and access for any retained progress; avoid keeping raw conversations without a clear need.</w:t>
+      </w:r>
+    </w:p>
+    <w:p>
+      <w:pPr>
+        <w:pStyle w:val="Heading3"/>
+      </w:pPr>
+      <w:r>
         <w:t>Explanations for the additional workbook examples</w:t>
       </w:r>
     </w:p>
@@ -2241,66 +4062,348 @@
       </w:r>
     </w:p>
     <w:p>
-      <w:r>
-        <w:t>Explain the weekly mechanism in your own words. Use the worked scenario to name its input, decision rule and output.</w:t>
-      </w:r>
-    </w:p>
-    <w:p>
-      <w:r>
-        <w:t>Teacher explanation: Retention and deletion cover all declared stores, including caches and logs. Removing a visible row may leave copies elsewhere. Toy policy retains session content for 7 days and deletes it when age is at least7. Audit metadata may remain for 30 days without content. Track primary storage, cache and backup policy separately.</w:t>
-      </w:r>
-    </w:p>
-    <w:p>
       <w:pPr>
         <w:pStyle w:val="Heading3"/>
       </w:pPr>
       <w:r>
+        <w:t>Workbook question · W1</w:t>
+      </w:r>
+    </w:p>
+    <w:p>
+      <w:pPr>
+        <w:spacing w:line="336" w:lineRule="auto" w:after="180"/>
+        <w:shd w:fill="F5F1FB"/>
+      </w:pPr>
+      <w:r>
+        <w:rPr>
+          <w:b w:val="0"/>
+        </w:rPr>
+        <w:t xml:space="preserve">Explain the weekly </w:t>
+      </w:r>
+      <w:r>
+        <w:rPr>
+          <w:b/>
+        </w:rPr>
+        <w:t>mechanism</w:t>
+      </w:r>
+      <w:r>
+        <w:rPr>
+          <w:b w:val="0"/>
+        </w:rPr>
+        <w:t xml:space="preserve"> in your own words. Use the worked scenario to name its </w:t>
+      </w:r>
+      <w:r>
+        <w:rPr>
+          <w:b/>
+        </w:rPr>
+        <w:t>input</w:t>
+      </w:r>
+      <w:r>
+        <w:rPr>
+          <w:b w:val="0"/>
+        </w:rPr>
+        <w:t xml:space="preserve">, decision rule and </w:t>
+      </w:r>
+      <w:r>
+        <w:rPr>
+          <w:b/>
+        </w:rPr>
+        <w:t>output</w:t>
+      </w:r>
+      <w:r>
+        <w:rPr>
+          <w:b w:val="0"/>
+        </w:rPr>
+        <w:t>.</w:t>
+      </w:r>
+    </w:p>
+    <w:p>
+      <w:pPr>
+        <w:pStyle w:val="Heading3"/>
+      </w:pPr>
+      <w:r>
+        <w:t>Teacher reasoning · W1</w:t>
+      </w:r>
+    </w:p>
+    <w:p>
+      <w:pPr>
+        <w:spacing w:line="336" w:lineRule="auto" w:after="180"/>
+        <w:shd w:fill="F1F6FC"/>
+      </w:pPr>
+      <w:r>
+        <w:rPr>
+          <w:b w:val="0"/>
+        </w:rPr>
+        <w:t xml:space="preserve">Teacher explanation: </w:t>
+      </w:r>
+      <w:r>
+        <w:rPr>
+          <w:b/>
+        </w:rPr>
+        <w:t>Retention</w:t>
+      </w:r>
+      <w:r>
+        <w:rPr>
+          <w:b w:val="0"/>
+        </w:rPr>
+        <w:t xml:space="preserve"> and deletion cover all declared stores, including caches and logs. Removing a visible row may leave copies elsewhere.</w:t>
+      </w:r>
+    </w:p>
+    <w:p>
+      <w:pPr>
+        <w:spacing w:line="336" w:lineRule="auto" w:after="180"/>
+        <w:shd w:fill="F1F6FC"/>
+      </w:pPr>
+      <w:r>
+        <w:rPr>
+          <w:b w:val="0"/>
+        </w:rPr>
+        <w:t>Toy policy retains session content for 7 days and deletes it when age is at least7. Audit metadata may remain for 30 days without content. Track primary storage, cache and backup policy separately.</w:t>
+      </w:r>
+    </w:p>
+    <w:p>
+      <w:pPr>
+        <w:pStyle w:val="Heading3"/>
+      </w:pPr>
+      <w:r>
         <w:t>W2 Trace the worked case</w:t>
       </w:r>
     </w:p>
     <w:p>
-      <w:r>
+      <w:pPr>
+        <w:pStyle w:val="Heading3"/>
+      </w:pPr>
+      <w:r>
+        <w:t>Workbook question · W2</w:t>
+      </w:r>
+    </w:p>
+    <w:p>
+      <w:pPr>
+        <w:spacing w:line="336" w:lineRule="auto" w:after="180"/>
+        <w:shd w:fill="F5F1FB"/>
+      </w:pPr>
+      <w:r>
+        <w:rPr>
+          <w:b w:val="0"/>
+        </w:rPr>
         <w:t>Record ages are6, 7, 9 days. Cache contains copies of all three. Show the intermediate steps and give the conclusion with its scope.</w:t>
       </w:r>
     </w:p>
     <w:p>
-      <w:r>
-        <w:t>Teacher explanation: Retain age6; delete content ages7 and9 from primary and cache under the policy. Retain only allowed audit metadata; backups need their stated expiry process.</w:t>
-      </w:r>
-    </w:p>
-    <w:p>
       <w:pPr>
         <w:pStyle w:val="Heading3"/>
       </w:pPr>
       <w:r>
+        <w:t>Teacher reasoning · W2</w:t>
+      </w:r>
+    </w:p>
+    <w:p>
+      <w:pPr>
+        <w:spacing w:line="336" w:lineRule="auto" w:after="180"/>
+        <w:shd w:fill="F1F6FC"/>
+      </w:pPr>
+      <w:r>
+        <w:rPr>
+          <w:b w:val="0"/>
+        </w:rPr>
+        <w:t xml:space="preserve">Teacher explanation: Retain age6; delete content ages7 and9 from primary and cache under the policy. Retain only allowed audit metadata; backups need their stated expiry </w:t>
+      </w:r>
+      <w:r>
+        <w:rPr>
+          <w:b/>
+        </w:rPr>
+        <w:t>process</w:t>
+      </w:r>
+      <w:r>
+        <w:rPr>
+          <w:b w:val="0"/>
+        </w:rPr>
+        <w:t>.</w:t>
+      </w:r>
+    </w:p>
+    <w:p>
+      <w:pPr>
+        <w:pStyle w:val="Heading3"/>
+      </w:pPr>
+      <w:r>
         <w:t>W3 Audit the limit</w:t>
       </w:r>
     </w:p>
     <w:p>
-      <w:r>
-        <w:t>A report omits this qualification: This fictional retention exercise is not a statement of legal retention requirements. Explain how omitting it could change a reader's interpretation, and write an accurate replacement.</w:t>
-      </w:r>
-    </w:p>
-    <w:p>
-      <w:r>
-        <w:t>Teacher explanation: This fictional retention exercise is not a statement of legal retention requirements. State the observed result separately from the unverified or out-of-scope claim; preserve the original evidence rather than inventing a missing fact.</w:t>
-      </w:r>
-    </w:p>
-    <w:p>
       <w:pPr>
         <w:pStyle w:val="Heading3"/>
       </w:pPr>
       <w:r>
+        <w:t>Workbook question · W3</w:t>
+      </w:r>
+    </w:p>
+    <w:p>
+      <w:pPr>
+        <w:spacing w:line="336" w:lineRule="auto" w:after="180"/>
+        <w:shd w:fill="F5F1FB"/>
+      </w:pPr>
+      <w:r>
+        <w:rPr>
+          <w:b w:val="0"/>
+        </w:rPr>
+        <w:t xml:space="preserve">A report omits this qualification: This fictional </w:t>
+      </w:r>
+      <w:r>
+        <w:rPr>
+          <w:b/>
+        </w:rPr>
+        <w:t>retention</w:t>
+      </w:r>
+      <w:r>
+        <w:rPr>
+          <w:b w:val="0"/>
+        </w:rPr>
+        <w:t xml:space="preserve"> exercise is not a statement of legal </w:t>
+      </w:r>
+      <w:r>
+        <w:rPr>
+          <w:b/>
+        </w:rPr>
+        <w:t>retention</w:t>
+      </w:r>
+      <w:r>
+        <w:rPr>
+          <w:b w:val="0"/>
+        </w:rPr>
+        <w:t xml:space="preserve"> requirements. Explain how omitting it could change a reader's interpretation, and write an accurate replacement.</w:t>
+      </w:r>
+    </w:p>
+    <w:p>
+      <w:pPr>
+        <w:pStyle w:val="Heading3"/>
+      </w:pPr>
+      <w:r>
+        <w:t>Teacher reasoning · W3</w:t>
+      </w:r>
+    </w:p>
+    <w:p>
+      <w:pPr>
+        <w:spacing w:line="336" w:lineRule="auto" w:after="180"/>
+        <w:shd w:fill="F1F6FC"/>
+      </w:pPr>
+      <w:r>
+        <w:rPr>
+          <w:b w:val="0"/>
+        </w:rPr>
+        <w:t xml:space="preserve">Teacher explanation: This fictional </w:t>
+      </w:r>
+      <w:r>
+        <w:rPr>
+          <w:b/>
+        </w:rPr>
+        <w:t>retention</w:t>
+      </w:r>
+      <w:r>
+        <w:rPr>
+          <w:b w:val="0"/>
+        </w:rPr>
+        <w:t xml:space="preserve"> exercise is not a statement of legal </w:t>
+      </w:r>
+      <w:r>
+        <w:rPr>
+          <w:b/>
+        </w:rPr>
+        <w:t>retention</w:t>
+      </w:r>
+      <w:r>
+        <w:rPr>
+          <w:b w:val="0"/>
+        </w:rPr>
+        <w:t xml:space="preserve"> requirements.</w:t>
+      </w:r>
+    </w:p>
+    <w:p>
+      <w:pPr>
+        <w:spacing w:line="336" w:lineRule="auto" w:after="180"/>
+        <w:shd w:fill="F1F6FC"/>
+      </w:pPr>
+      <w:r>
+        <w:rPr>
+          <w:b w:val="0"/>
+        </w:rPr>
+        <w:t xml:space="preserve">State the observed result separately from the unverified or out-of-scope claim; preserve the original </w:t>
+      </w:r>
+      <w:r>
+        <w:rPr>
+          <w:b/>
+        </w:rPr>
+        <w:t>evidence</w:t>
+      </w:r>
+      <w:r>
+        <w:rPr>
+          <w:b w:val="0"/>
+        </w:rPr>
+        <w:t xml:space="preserve"> rather than inventing a missing fact.</w:t>
+      </w:r>
+    </w:p>
+    <w:p>
+      <w:pPr>
+        <w:pStyle w:val="Heading3"/>
+      </w:pPr>
+      <w:r>
         <w:t>W4 Apply a new case independently</w:t>
       </w:r>
     </w:p>
     <w:p>
-      <w:r>
-        <w:t>Retention is5 days, inclusive deletion boundary. Ages4, 5, 6; a log stores complete content. Trace required action.</w:t>
-      </w:r>
-    </w:p>
-    <w:p>
-      <w:r>
+      <w:pPr>
+        <w:pStyle w:val="Heading3"/>
+      </w:pPr>
+      <w:r>
+        <w:t>Workbook question · W4</w:t>
+      </w:r>
+    </w:p>
+    <w:p>
+      <w:pPr>
+        <w:spacing w:line="336" w:lineRule="auto" w:after="180"/>
+        <w:shd w:fill="F5F1FB"/>
+      </w:pPr>
+      <w:r>
+        <w:rPr>
+          <w:b/>
+        </w:rPr>
+        <w:t>Retention</w:t>
+      </w:r>
+      <w:r>
+        <w:rPr>
+          <w:b w:val="0"/>
+        </w:rPr>
+        <w:t xml:space="preserve"> is5 days, inclusive </w:t>
+      </w:r>
+      <w:r>
+        <w:rPr>
+          <w:b/>
+        </w:rPr>
+        <w:t>deletion boundary</w:t>
+      </w:r>
+      <w:r>
+        <w:rPr>
+          <w:b w:val="0"/>
+        </w:rPr>
+        <w:t>. Ages4, 5, 6; a log stores complete content. Trace required action.</w:t>
+      </w:r>
+    </w:p>
+    <w:p>
+      <w:pPr>
+        <w:pStyle w:val="Heading3"/>
+      </w:pPr>
+      <w:r>
+        <w:t>Teacher reasoning · W4</w:t>
+      </w:r>
+    </w:p>
+    <w:p>
+      <w:pPr>
+        <w:spacing w:line="336" w:lineRule="auto" w:after="180"/>
+        <w:shd w:fill="F1F6FC"/>
+      </w:pPr>
+      <w:r>
+        <w:rPr>
+          <w:b w:val="0"/>
+        </w:rPr>
         <w:t>Teacher explanation: Age4 retained; age5/6 content removed from declared stores. Full-content logs violate minimisation and need policy-compliant handling.</w:t>
       </w:r>
     </w:p>
@@ -2313,38 +4416,218 @@
       </w:r>
     </w:p>
     <w:p>
-      <w:r>
-        <w:t>For the worked scenario, propose one additional case that could reveal a failure, describe its expected outcome before running it, and explain what would need to remain fixed for a fair comparison. Do not reuse W4 as a new final test after receiving feedback.</w:t>
-      </w:r>
-    </w:p>
-    <w:p>
-      <w:r>
-        <w:t>Teacher explanation: Accept a concrete variant of the worked input or a missing/conflicting/boundary condition, with an expectation derived from the declared procedure. Require preserved settings, original outputs and data roles. This fictional retention exercise is not a statement of legal retention requirements. The new case should test this particular mechanism rather than merely restate the original result.</w:t>
-      </w:r>
-    </w:p>
-    <w:p>
       <w:pPr>
         <w:pStyle w:val="Heading3"/>
       </w:pPr>
       <w:r>
+        <w:t>Workbook question · W5</w:t>
+      </w:r>
+    </w:p>
+    <w:p>
+      <w:pPr>
+        <w:spacing w:line="336" w:lineRule="auto" w:after="180"/>
+        <w:shd w:fill="F5F1FB"/>
+      </w:pPr>
+      <w:r>
+        <w:rPr>
+          <w:b w:val="0"/>
+        </w:rPr>
+        <w:t>For the worked scenario, propose one additional case that could reveal a failure, describe its expected outcome before running it, and explain what would need to remain fixed for a fair comparison.</w:t>
+      </w:r>
+    </w:p>
+    <w:p>
+      <w:pPr>
+        <w:spacing w:line="336" w:lineRule="auto" w:after="180"/>
+        <w:shd w:fill="F5F1FB"/>
+      </w:pPr>
+      <w:r>
+        <w:rPr>
+          <w:b w:val="0"/>
+        </w:rPr>
+        <w:t>Do not reuse W4 as a new final test after receiving feedback.</w:t>
+      </w:r>
+    </w:p>
+    <w:p>
+      <w:pPr>
+        <w:pStyle w:val="Heading3"/>
+      </w:pPr>
+      <w:r>
+        <w:t>Teacher reasoning · W5</w:t>
+      </w:r>
+    </w:p>
+    <w:p>
+      <w:pPr>
+        <w:spacing w:line="336" w:lineRule="auto" w:after="180"/>
+        <w:shd w:fill="F1F6FC"/>
+      </w:pPr>
+      <w:r>
+        <w:rPr>
+          <w:b w:val="0"/>
+        </w:rPr>
+        <w:t xml:space="preserve">Teacher explanation: Accept a concrete variant of the worked </w:t>
+      </w:r>
+      <w:r>
+        <w:rPr>
+          <w:b/>
+        </w:rPr>
+        <w:t>input</w:t>
+      </w:r>
+      <w:r>
+        <w:rPr>
+          <w:b w:val="0"/>
+        </w:rPr>
+        <w:t xml:space="preserve"> or a missing/conflicting/boundary condition, with an expectation derived from the declared procedure.</w:t>
+      </w:r>
+    </w:p>
+    <w:p>
+      <w:pPr>
+        <w:spacing w:line="336" w:lineRule="auto" w:after="180"/>
+        <w:shd w:fill="F1F6FC"/>
+      </w:pPr>
+      <w:r>
+        <w:rPr>
+          <w:b w:val="0"/>
+        </w:rPr>
+        <w:t xml:space="preserve">Require preserved settings, original </w:t>
+      </w:r>
+      <w:r>
+        <w:rPr>
+          <w:b/>
+        </w:rPr>
+        <w:t>output</w:t>
+      </w:r>
+      <w:r>
+        <w:rPr>
+          <w:b w:val="0"/>
+        </w:rPr>
+        <w:t xml:space="preserve">s and data roles. This fictional </w:t>
+      </w:r>
+      <w:r>
+        <w:rPr>
+          <w:b/>
+        </w:rPr>
+        <w:t>retention</w:t>
+      </w:r>
+      <w:r>
+        <w:rPr>
+          <w:b w:val="0"/>
+        </w:rPr>
+        <w:t xml:space="preserve"> exercise is not a statement of legal </w:t>
+      </w:r>
+      <w:r>
+        <w:rPr>
+          <w:b/>
+        </w:rPr>
+        <w:t>retention</w:t>
+      </w:r>
+      <w:r>
+        <w:rPr>
+          <w:b w:val="0"/>
+        </w:rPr>
+        <w:t xml:space="preserve"> requirements.</w:t>
+      </w:r>
+    </w:p>
+    <w:p>
+      <w:pPr>
+        <w:spacing w:line="336" w:lineRule="auto" w:after="180"/>
+        <w:shd w:fill="F1F6FC"/>
+      </w:pPr>
+      <w:r>
+        <w:rPr>
+          <w:b w:val="0"/>
+        </w:rPr>
+        <w:t xml:space="preserve">The new case should test this particular </w:t>
+      </w:r>
+      <w:r>
+        <w:rPr>
+          <w:b/>
+        </w:rPr>
+        <w:t>mechanism</w:t>
+      </w:r>
+      <w:r>
+        <w:rPr>
+          <w:b w:val="0"/>
+        </w:rPr>
+        <w:t xml:space="preserve"> rather than merely restate the original result.</w:t>
+      </w:r>
+    </w:p>
+    <w:p>
+      <w:pPr>
+        <w:pStyle w:val="Heading3"/>
+      </w:pPr>
+      <w:r>
         <w:t>Assess independent transfer</w:t>
       </w:r>
     </w:p>
     <w:p>
-      <w:r>
-        <w:t>Selected case: Retention is5 days, inclusive deletion boundary. Ages4, 5, 6; a log stores complete content. Trace required action.</w:t>
-      </w:r>
-    </w:p>
-    <w:p>
       <w:pPr>
         <w:pStyle w:val="Heading3"/>
       </w:pPr>
       <w:r>
+        <w:t>Independent question · withhold the key</w:t>
+      </w:r>
+    </w:p>
+    <w:p>
+      <w:pPr>
+        <w:spacing w:line="336" w:lineRule="auto" w:after="180"/>
+        <w:shd w:fill="F5F1FB"/>
+      </w:pPr>
+      <w:r>
+        <w:rPr>
+          <w:b w:val="0"/>
+        </w:rPr>
+        <w:t xml:space="preserve">Selected case: </w:t>
+      </w:r>
+      <w:r>
+        <w:rPr>
+          <w:b/>
+        </w:rPr>
+        <w:t>Retention</w:t>
+      </w:r>
+      <w:r>
+        <w:rPr>
+          <w:b w:val="0"/>
+        </w:rPr>
+        <w:t xml:space="preserve"> is5 days, inclusive </w:t>
+      </w:r>
+      <w:r>
+        <w:rPr>
+          <w:b/>
+        </w:rPr>
+        <w:t>deletion boundary</w:t>
+      </w:r>
+      <w:r>
+        <w:rPr>
+          <w:b w:val="0"/>
+        </w:rPr>
+        <w:t>. Ages4, 5, 6; a log stores complete content. Trace required action.</w:t>
+      </w:r>
+    </w:p>
+    <w:p>
+      <w:pPr>
+        <w:pStyle w:val="Heading3"/>
+      </w:pPr>
+      <w:r>
         <w:t>Selected case answer</w:t>
       </w:r>
     </w:p>
     <w:p>
-      <w:r>
+      <w:pPr>
+        <w:pStyle w:val="Heading3"/>
+      </w:pPr>
+      <w:r>
+        <w:t>Teacher key · Selected case answer</w:t>
+      </w:r>
+    </w:p>
+    <w:p>
+      <w:pPr>
+        <w:spacing w:line="336" w:lineRule="auto" w:after="180"/>
+        <w:shd w:fill="F1F6FC"/>
+      </w:pPr>
+      <w:r>
+        <w:rPr>
+          <w:b w:val="0"/>
+        </w:rPr>
         <w:t>Teacher explanation: Age4 retained; age5/6 content removed from declared stores. Full-content logs violate minimisation and need policy-compliant handling.</w:t>
       </w:r>
     </w:p>
@@ -2451,21 +4734,77 @@
       </w:tr>
     </w:tbl>
     <w:p>
-      <w:r>
-        <w:t>Record each dimension as not yet, with support, or independent. Accept a valid alternative procedure with a defensible trace. Do not penalise an honestly recorded model failure if the learner correctly explains its evidence and limits.</w:t>
-      </w:r>
-    </w:p>
-    <w:p>
       <w:pPr>
         <w:pStyle w:val="Heading3"/>
       </w:pPr>
       <w:r>
+        <w:t>Teacher key · Selected case answer</w:t>
+      </w:r>
+    </w:p>
+    <w:p>
+      <w:pPr>
+        <w:spacing w:line="336" w:lineRule="auto" w:after="180"/>
+        <w:shd w:fill="F1F6FC"/>
+      </w:pPr>
+      <w:r>
+        <w:rPr>
+          <w:b w:val="0"/>
+        </w:rPr>
+        <w:t>Record each dimension as not yet, with support, or independent. Accept a valid alternative procedure with a defensible trace.</w:t>
+      </w:r>
+    </w:p>
+    <w:p>
+      <w:pPr>
+        <w:spacing w:line="336" w:lineRule="auto" w:after="180"/>
+        <w:shd w:fill="F1F6FC"/>
+      </w:pPr>
+      <w:r>
+        <w:rPr>
+          <w:b w:val="0"/>
+        </w:rPr>
+        <w:t xml:space="preserve">Do not penalise an honestly recorded model failure if the learner correctly explains its </w:t>
+      </w:r>
+      <w:r>
+        <w:rPr>
+          <w:b/>
+        </w:rPr>
+        <w:t>evidence</w:t>
+      </w:r>
+      <w:r>
+        <w:rPr>
+          <w:b w:val="0"/>
+        </w:rPr>
+        <w:t xml:space="preserve"> and limits.</w:t>
+      </w:r>
+    </w:p>
+    <w:p>
+      <w:pPr>
+        <w:pStyle w:val="Heading3"/>
+      </w:pPr>
+      <w:r>
         <w:t>Feedback that the learner uses</w:t>
       </w:r>
     </w:p>
     <w:p>
-      <w:r>
-        <w:t>Name the earliest unsupported step and give one action to repair it. Have the learner make that repair now and explain why. Then assess the relevant skill on a fresh, fully specified case. Confirm it was not previously practised with feedback; solve and check the new case before assigning it. A follow-up design prompt is a starting brief, not automatically an equivalent test.</w:t>
+      <w:pPr>
+        <w:spacing w:line="336" w:lineRule="auto" w:after="180"/>
+      </w:pPr>
+      <w:r>
+        <w:rPr>
+          <w:b w:val="0"/>
+        </w:rPr>
+        <w:t>Name the earliest unsupported step and give one action to repair it. Have the learner make that repair now and explain why. Then assess the relevant skill on a fresh, fully specified case.</w:t>
+      </w:r>
+    </w:p>
+    <w:p>
+      <w:pPr>
+        <w:spacing w:line="336" w:lineRule="auto" w:after="180"/>
+      </w:pPr>
+      <w:r>
+        <w:rPr>
+          <w:b w:val="0"/>
+        </w:rPr>
+        <w:t>Confirm it was not previously practised with feedback; solve and check the new case before assigning it. A follow-up design prompt is a starting brief, not automatically an equivalent test.</w:t>
       </w:r>
     </w:p>
     <w:p>
@@ -2477,11 +4816,62 @@
       </w:r>
     </w:p>
     <w:p>
+      <w:r>
+        <w:t>Connect Privacy by Design to Verified Study Buddy, adapt support and plan a later changed-case check.</w:t>
+      </w:r>
+    </w:p>
+    <w:p>
       <w:pPr>
         <w:pStyle w:val="Heading3"/>
       </w:pPr>
       <w:r>
-        <w:t>Connect and extend learning</w:t>
+        <w:t>Verified Study Buddy</w:t>
+      </w:r>
+    </w:p>
+    <w:p>
+      <w:pPr>
+        <w:spacing w:line="336" w:lineRule="auto" w:after="180"/>
+      </w:pPr>
+      <w:r>
+        <w:rPr>
+          <w:b w:val="0"/>
+        </w:rPr>
+        <w:t>Create a minimal data map and visible memory controls before expanding features.</w:t>
+      </w:r>
+    </w:p>
+    <w:p>
+      <w:pPr>
+        <w:spacing w:line="336" w:lineRule="auto" w:after="180"/>
+      </w:pPr>
+      <w:r>
+        <w:rPr>
+          <w:b w:val="0"/>
+        </w:rPr>
+        <w:t xml:space="preserve">Keep the decision, </w:t>
+      </w:r>
+      <w:r>
+        <w:rPr>
+          <w:b/>
+        </w:rPr>
+        <w:t>input</w:t>
+      </w:r>
+      <w:r>
+        <w:rPr>
+          <w:b w:val="0"/>
+        </w:rPr>
+        <w:t xml:space="preserve">, result, explanation and remaining limitation in the project </w:t>
+      </w:r>
+      <w:r>
+        <w:rPr>
+          <w:b/>
+        </w:rPr>
+        <w:t>evidence</w:t>
+      </w:r>
+      <w:r>
+        <w:rPr>
+          <w:b w:val="0"/>
+        </w:rPr>
+        <w:t xml:space="preserve"> record. Retrieve this record next week rather than restarting the project.</w:t>
       </w:r>
     </w:p>
     <w:p>
@@ -2489,17 +4879,54 @@
         <w:pStyle w:val="Heading3"/>
       </w:pPr>
       <w:r>
-        <w:t>Verified Study Buddy</w:t>
-      </w:r>
-    </w:p>
-    <w:p>
-      <w:r>
-        <w:t>Create a minimal data map and visible memory controls before expanding features.</w:t>
-      </w:r>
-    </w:p>
-    <w:p>
-      <w:r>
-        <w:t>Keep the decision, input, result, explanation and remaining limitation in the project evidence record. Retrieve this record next week rather than restarting the project.</w:t>
+        <w:t>Support and stretch</w:t>
+      </w:r>
+    </w:p>
+    <w:p>
+      <w:pPr>
+        <w:spacing w:line="336" w:lineRule="auto" w:after="180"/>
+      </w:pPr>
+      <w:r>
+        <w:rPr>
+          <w:b w:val="0"/>
+        </w:rPr>
+        <w:t xml:space="preserve">Provide one short approved passage; separate instruction, </w:t>
+      </w:r>
+      <w:r>
+        <w:rPr>
+          <w:b/>
+        </w:rPr>
+        <w:t>input</w:t>
+      </w:r>
+      <w:r>
+        <w:rPr>
+          <w:b w:val="0"/>
+        </w:rPr>
+        <w:t xml:space="preserve">, </w:t>
+      </w:r>
+      <w:r>
+        <w:rPr>
+          <w:b/>
+        </w:rPr>
+        <w:t>output</w:t>
+      </w:r>
+      <w:r>
+        <w:rPr>
+          <w:b w:val="0"/>
+        </w:rPr>
+        <w:t xml:space="preserve"> and </w:t>
+      </w:r>
+      <w:r>
+        <w:rPr>
+          <w:b/>
+        </w:rPr>
+        <w:t>evidence</w:t>
+      </w:r>
+      <w:r>
+        <w:rPr>
+          <w:b w:val="0"/>
+        </w:rPr>
+        <w:t>. Stretch: introduce an unsupported claim or conflicting source and validate claim by claim with a fallback.</w:t>
       </w:r>
     </w:p>
     <w:p>
@@ -2507,12 +4934,30 @@
         <w:pStyle w:val="Heading3"/>
       </w:pPr>
       <w:r>
-        <w:t>Support and stretch</w:t>
-      </w:r>
-    </w:p>
-    <w:p>
-      <w:r>
-        <w:t>Provide one short approved passage; separate instruction, input, output and evidence. Stretch: introduce an unsupported claim or conflicting source and validate claim by claim with a fallback.</w:t>
+        <w:t>Exit reflection</w:t>
+      </w:r>
+    </w:p>
+    <w:p>
+      <w:pPr>
+        <w:spacing w:line="336" w:lineRule="auto" w:after="180"/>
+      </w:pPr>
+      <w:r>
+        <w:rPr>
+          <w:b w:val="0"/>
+        </w:rPr>
+        <w:t xml:space="preserve">Ask for one decision the learner can now justify and one situation requiring more </w:t>
+      </w:r>
+      <w:r>
+        <w:rPr>
+          <w:b/>
+        </w:rPr>
+        <w:t>evidence</w:t>
+      </w:r>
+      <w:r>
+        <w:rPr>
+          <w:b w:val="0"/>
+        </w:rPr>
+        <w:t xml:space="preserve"> or human review. Confidence ratings are separate from correct independent performance.</w:t>
       </w:r>
     </w:p>
     <w:p>
@@ -2520,12 +4965,30 @@
         <w:pStyle w:val="Heading3"/>
       </w:pPr>
       <w:r>
-        <w:t>Exit reflection</w:t>
-      </w:r>
-    </w:p>
-    <w:p>
-      <w:r>
-        <w:t>Ask for one decision the learner can now justify and one situation requiring more evidence or human review. Confidence ratings are separate from correct independent performance.</w:t>
+        <w:t>Bridge to the next week</w:t>
+      </w:r>
+    </w:p>
+    <w:p>
+      <w:pPr>
+        <w:spacing w:line="336" w:lineRule="auto" w:after="180"/>
+      </w:pPr>
+      <w:r>
+        <w:rPr>
+          <w:b w:val="0"/>
+        </w:rPr>
+        <w:t xml:space="preserve">Next: Week 29: Copyright and Provenance. Retrieve today’s </w:t>
+      </w:r>
+      <w:r>
+        <w:rPr>
+          <w:b/>
+        </w:rPr>
+        <w:t>evidence</w:t>
+      </w:r>
+      <w:r>
+        <w:rPr>
+          <w:b w:val="0"/>
+        </w:rPr>
+        <w:t xml:space="preserve"> and identify what carries forward and what is new.</w:t>
       </w:r>
     </w:p>
     <w:p>
@@ -2533,12 +4996,133 @@
         <w:pStyle w:val="Heading3"/>
       </w:pPr>
       <w:r>
-        <w:t>Bridge to the next week</w:t>
-      </w:r>
-    </w:p>
-    <w:p>
-      <w:r>
-        <w:t>Next: Week 29: Copyright and Provenance. Retrieve today’s evidence and identify what carries forward and what is new.</w:t>
+        <w:t>Support and fresh reassessment</w:t>
+      </w:r>
+    </w:p>
+    <w:p>
+      <w:pPr>
+        <w:spacing w:line="336" w:lineRule="auto" w:after="180"/>
+      </w:pPr>
+      <w:r>
+        <w:rPr>
+          <w:b w:val="0"/>
+        </w:rPr>
+        <w:t xml:space="preserve">Provide an </w:t>
+      </w:r>
+      <w:r>
+        <w:rPr>
+          <w:b/>
+        </w:rPr>
+        <w:t>input</w:t>
+      </w:r>
+      <w:r>
+        <w:rPr>
+          <w:b w:val="0"/>
+        </w:rPr>
+        <w:t>/procedure/result/limit frame and a calculator when needed. Ask students to identify the first step before completing the whole trace.</w:t>
+      </w:r>
+    </w:p>
+    <w:p>
+      <w:pPr>
+        <w:spacing w:line="336" w:lineRule="auto" w:after="180"/>
+      </w:pPr>
+      <w:r>
+        <w:rPr>
+          <w:b w:val="0"/>
+        </w:rPr>
+        <w:t xml:space="preserve">Extension: compare two concrete variants of this </w:t>
+      </w:r>
+      <w:r>
+        <w:rPr>
+          <w:b/>
+        </w:rPr>
+        <w:t>mechanism</w:t>
+      </w:r>
+      <w:r>
+        <w:rPr>
+          <w:b w:val="0"/>
+        </w:rPr>
+        <w:t xml:space="preserve"> while holding unrelated conditions fixed; report both successful and unsuccessful outcomes.</w:t>
+      </w:r>
+    </w:p>
+    <w:p>
+      <w:pPr>
+        <w:spacing w:line="336" w:lineRule="auto" w:after="180"/>
+      </w:pPr>
+      <w:r>
+        <w:rPr>
+          <w:b w:val="0"/>
+        </w:rPr>
+        <w:t>W4: Age4 retained; age5/6 content removed from declared stores. Full-content logs violate minimisation and need policy-compliant handling. Require intermediate reasoning and the stated scope.</w:t>
+      </w:r>
+    </w:p>
+    <w:p>
+      <w:pPr>
+        <w:spacing w:line="336" w:lineRule="auto" w:after="180"/>
+      </w:pPr>
+      <w:r>
+        <w:rPr>
+          <w:b w:val="0"/>
+        </w:rPr>
+        <w:t xml:space="preserve">Fresh retry: </w:t>
+      </w:r>
+      <w:r>
+        <w:rPr>
+          <w:b/>
+        </w:rPr>
+        <w:t>Retention</w:t>
+      </w:r>
+      <w:r>
+        <w:rPr>
+          <w:b w:val="0"/>
+        </w:rPr>
+        <w:t xml:space="preserve">3 days; records ages2, 3. Expected reasoning: Age2 retained; age3 </w:t>
+      </w:r>
+      <w:r>
+        <w:rPr>
+          <w:b/>
+        </w:rPr>
+        <w:t>deletion boundary</w:t>
+      </w:r>
+      <w:r>
+        <w:rPr>
+          <w:b w:val="0"/>
+        </w:rPr>
+        <w:t xml:space="preserve"> applies. Document residual copies under the backup policy.</w:t>
+      </w:r>
+    </w:p>
+    <w:p>
+      <w:pPr>
+        <w:spacing w:line="336" w:lineRule="auto" w:after="180"/>
+      </w:pPr>
+      <w:r>
+        <w:rPr>
+          <w:b w:val="0"/>
+        </w:rPr>
+        <w:t>If students need support, record it and reassess with another new case rather than awarding independence to a copied answer.</w:t>
+      </w:r>
+    </w:p>
+    <w:p>
+      <w:pPr>
+        <w:spacing w:line="336" w:lineRule="auto" w:after="180"/>
+      </w:pPr>
+      <w:r>
+        <w:rPr>
+          <w:b w:val="0"/>
+        </w:rPr>
+        <w:t xml:space="preserve">Next connection: Caching and stale information. Preserve the current case record and retrieve its </w:t>
+      </w:r>
+      <w:r>
+        <w:rPr>
+          <w:b/>
+        </w:rPr>
+        <w:t>evidence</w:t>
+      </w:r>
+      <w:r>
+        <w:rPr>
+          <w:b w:val="0"/>
+        </w:rPr>
+        <w:t xml:space="preserve"> boundary before moving on.</w:t>
       </w:r>
     </w:p>
     <w:p>
@@ -2546,40 +5130,40 @@
         <w:pStyle w:val="Heading3"/>
       </w:pPr>
       <w:r>
-        <w:t>Support and fresh reassessment</w:t>
-      </w:r>
-    </w:p>
-    <w:p>
-      <w:r>
-        <w:t>Provide an input/procedure/result/limit frame and a calculator when needed. Ask students to identify the first step before completing the whole trace. Extension: compare two concrete variants of this mechanism while holding unrelated conditions fixed; report both successful and unsuccessful outcomes.</w:t>
-      </w:r>
-    </w:p>
-    <w:p>
-      <w:r>
-        <w:t>W4: Age4 retained; age5/6 content removed from declared stores. Full-content logs violate minimisation and need policy-compliant handling. Require intermediate reasoning and the stated scope. Fresh retry: Retention3 days; records ages2, 3. Expected reasoning: Age2 retained; age3 deletion boundary applies. Document residual copies under the backup policy. If students need support, record it and reassess with another new case rather than awarding independence to a copied answer.</w:t>
-      </w:r>
-    </w:p>
-    <w:p>
-      <w:r>
-        <w:t>Next connection: Caching and stale information. Preserve the current case record and retrieve its evidence boundary before moving on.</w:t>
-      </w:r>
-    </w:p>
-    <w:p>
-      <w:pPr>
-        <w:pStyle w:val="Heading3"/>
-      </w:pPr>
-      <w:r>
         <w:t>Plan the delayed return</w:t>
       </w:r>
     </w:p>
     <w:p>
-      <w:r>
+      <w:pPr>
+        <w:spacing w:line="336" w:lineRule="auto" w:after="180"/>
+      </w:pPr>
+      <w:r>
+        <w:rPr>
+          <w:b w:val="0"/>
+        </w:rPr>
         <w:t>Suggested return points in this level: ai-3/29, ai-3/31, ai-3/34. Use actual classroom dates, adjusting for holidays and gaps. One, three and six teaching weeks are scheduling choices, not a claimed optimal spacing.</w:t>
       </w:r>
     </w:p>
     <w:p>
-      <w:r>
-        <w:t>At a delayed check, ask for the idea from memory and a changed application. Compare with the earlier independent response and record support used. For a new level, revisit the previous capstone before checking the new prerequisites.</w:t>
+      <w:pPr>
+        <w:spacing w:line="336" w:lineRule="auto" w:after="180"/>
+      </w:pPr>
+      <w:r>
+        <w:rPr>
+          <w:b w:val="0"/>
+        </w:rPr>
+        <w:t>At a delayed check, ask for the idea from memory and a changed application. Compare with the earlier independent response and record support used.</w:t>
+      </w:r>
+    </w:p>
+    <w:p>
+      <w:pPr>
+        <w:spacing w:line="336" w:lineRule="auto" w:after="180"/>
+      </w:pPr>
+      <w:r>
+        <w:rPr>
+          <w:b w:val="0"/>
+        </w:rPr>
+        <w:t>For a new level, revisit the previous capstone before checking the new prerequisites.</w:t>
       </w:r>
     </w:p>
     <w:tbl>
@@ -2739,8 +5323,26 @@
       </w:tr>
     </w:tbl>
     <w:p>
-      <w:r>
-        <w:t>Use the evidence to choose reteaching or the next step. A completed page, confidence rating or attractive project does not by itself demonstrate understanding.</w:t>
+      <w:pPr>
+        <w:spacing w:line="336" w:lineRule="auto" w:after="180"/>
+      </w:pPr>
+      <w:r>
+        <w:rPr>
+          <w:b w:val="0"/>
+        </w:rPr>
+        <w:t xml:space="preserve">Use the </w:t>
+      </w:r>
+      <w:r>
+        <w:rPr>
+          <w:b/>
+        </w:rPr>
+        <w:t>evidence</w:t>
+      </w:r>
+      <w:r>
+        <w:rPr>
+          <w:b w:val="0"/>
+        </w:rPr>
+        <w:t xml:space="preserve"> to choose reteaching or the next step. A completed page, confidence rating or attractive project does not by itself demonstrate understanding.</w:t>
       </w:r>
     </w:p>
     <w:p>
@@ -2752,8 +5354,37 @@
       </w:r>
     </w:p>
     <w:p>
-      <w:r>
-        <w:t>For your Verified Study Buddy, save the input, procedure, observed result and limitation of this check. Label this worked example as practice; use a different, previously unreviewed case when checking independent understanding.</w:t>
+      <w:pPr>
+        <w:spacing w:line="336" w:lineRule="auto" w:after="180"/>
+      </w:pPr>
+      <w:r>
+        <w:rPr>
+          <w:b w:val="0"/>
+        </w:rPr>
+        <w:t xml:space="preserve">For your Verified Study Buddy, save the </w:t>
+      </w:r>
+      <w:r>
+        <w:rPr>
+          <w:b/>
+        </w:rPr>
+        <w:t>input</w:t>
+      </w:r>
+      <w:r>
+        <w:rPr>
+          <w:b w:val="0"/>
+        </w:rPr>
+        <w:t>, procedure, observed result and limitation of this check.</w:t>
+      </w:r>
+    </w:p>
+    <w:p>
+      <w:pPr>
+        <w:spacing w:line="336" w:lineRule="auto" w:after="180"/>
+      </w:pPr>
+      <w:r>
+        <w:rPr>
+          <w:b w:val="0"/>
+        </w:rPr>
+        <w:t>Label this worked example as practice; use a different, previously unreviewed case when checking independent understanding.</w:t>
       </w:r>
     </w:p>
     <w:p>
@@ -2766,12 +5397,74 @@
     </w:p>
     <w:p>
       <w:r>
-        <w:t>Teaching target: Explain the mechanism and terminology of data retention and deletion</w:t>
-      </w:r>
-    </w:p>
-    <w:p>
-      <w:r>
-        <w:t>Prepare the labelled worked-case picture, the matching workbook, fictional input cards and a place for individual responses. No paid AI account is required for the paper reasoning activities.</w:t>
+        <w:t>Use this preparation summary alongside the detailed Privacy by Design lesson; it is a checklist rather than a replacement for the full sequence.</w:t>
+      </w:r>
+    </w:p>
+    <w:p>
+      <w:pPr>
+        <w:pStyle w:val="Heading3"/>
+      </w:pPr>
+      <w:r>
+        <w:t>Teaching target</w:t>
+      </w:r>
+    </w:p>
+    <w:p>
+      <w:pPr>
+        <w:spacing w:line="336" w:lineRule="auto" w:after="180"/>
+        <w:shd w:fill="EDF7F3"/>
+      </w:pPr>
+      <w:r>
+        <w:rPr>
+          <w:b w:val="0"/>
+        </w:rPr>
+        <w:t xml:space="preserve">Teaching target: Explain the </w:t>
+      </w:r>
+      <w:r>
+        <w:rPr>
+          <w:b/>
+        </w:rPr>
+        <w:t>mechanism</w:t>
+      </w:r>
+      <w:r>
+        <w:rPr>
+          <w:b w:val="0"/>
+        </w:rPr>
+        <w:t xml:space="preserve"> and terminology of data </w:t>
+      </w:r>
+      <w:r>
+        <w:rPr>
+          <w:b/>
+        </w:rPr>
+        <w:t>retention</w:t>
+      </w:r>
+      <w:r>
+        <w:rPr>
+          <w:b w:val="0"/>
+        </w:rPr>
+        <w:t xml:space="preserve"> and deletion</w:t>
+      </w:r>
+    </w:p>
+    <w:p>
+      <w:pPr>
+        <w:spacing w:line="336" w:lineRule="auto" w:after="180"/>
+      </w:pPr>
+      <w:r>
+        <w:rPr>
+          <w:b w:val="0"/>
+        </w:rPr>
+        <w:t xml:space="preserve">Prepare the labelled worked-case picture, the matching workbook, fictional </w:t>
+      </w:r>
+      <w:r>
+        <w:rPr>
+          <w:b/>
+        </w:rPr>
+        <w:t>input</w:t>
+      </w:r>
+      <w:r>
+        <w:rPr>
+          <w:b w:val="0"/>
+        </w:rPr>
+        <w:t xml:space="preserve"> cards and a place for individual responses. No paid AI account is required for the paper reasoning activities.</w:t>
       </w:r>
     </w:p>
     <w:tbl>
@@ -2918,37 +5611,219 @@
       </w:tr>
     </w:tbl>
     <w:p>
-      <w:r>
+      <w:pPr>
+        <w:spacing w:line="336" w:lineRule="auto" w:after="180"/>
+      </w:pPr>
+      <w:r>
+        <w:rPr>
+          <w:b w:val="0"/>
+        </w:rPr>
         <w:t>Before class, solve the supported practice: Record ages are6, 7, 9 days. Cache contains copies of all three. Show the intermediate steps and give the conclusion with its scope.</w:t>
       </w:r>
     </w:p>
     <w:p>
-      <w:r>
-        <w:t>Reasoned practice answer: Teacher explanation: Retain age6; delete content ages7 and9 from primary and cache under the policy. Retain only allowed audit metadata; backups need their stated expiry process.</w:t>
-      </w:r>
-    </w:p>
-    <w:p>
-      <w:r>
-        <w:t>Check every learner before discussion: Use the worked case for Data retention and deletion. Proposed explanation: “The worked result establishes every future case”. Decide whether this explanation is supported. Point to the step or supplied fact that decides; explain your repair if needed.</w:t>
-      </w:r>
-    </w:p>
-    <w:p>
-      <w:r>
-        <w:t>Misconception repair: This fictional retention exercise is not a statement of legal retention requirements.</w:t>
-      </w:r>
-    </w:p>
-    <w:p>
-      <w:r>
-        <w:t>Support: read the exact case aloud, enlarge the labelled picture, supply input cards and model only the first deciding step. Accept a spoken explanation or drawing; retain the reasoning goal.</w:t>
-      </w:r>
-    </w:p>
-    <w:p>
-      <w:r>
-        <w:t>Extension: The cache deletion fails. Require a prediction and a reason before comparing. Expected result: Report incomplete deletion rather than success. Reason: Removing the working copy does not remove the known retained cache copy.</w:t>
-      </w:r>
-    </w:p>
-    <w:p>
-      <w:r>
+      <w:pPr>
+        <w:pStyle w:val="Heading3"/>
+      </w:pPr>
+      <w:r>
+        <w:t>Supported practice answer</w:t>
+      </w:r>
+    </w:p>
+    <w:p>
+      <w:pPr>
+        <w:spacing w:line="336" w:lineRule="auto" w:after="180"/>
+        <w:shd w:fill="F1F6FC"/>
+      </w:pPr>
+      <w:r>
+        <w:rPr>
+          <w:b w:val="0"/>
+        </w:rPr>
+        <w:t xml:space="preserve">Reasoned practice answer: Teacher explanation: Retain age6; delete content ages7 and9 from primary and cache under the policy. Retain only allowed audit metadata; backups need their stated expiry </w:t>
+      </w:r>
+      <w:r>
+        <w:rPr>
+          <w:b/>
+        </w:rPr>
+        <w:t>process</w:t>
+      </w:r>
+      <w:r>
+        <w:rPr>
+          <w:b w:val="0"/>
+        </w:rPr>
+        <w:t>.</w:t>
+      </w:r>
+    </w:p>
+    <w:p>
+      <w:pPr>
+        <w:spacing w:line="336" w:lineRule="auto" w:after="180"/>
+      </w:pPr>
+      <w:r>
+        <w:rPr>
+          <w:b w:val="0"/>
+        </w:rPr>
+        <w:t xml:space="preserve">Check every learner before discussion: Use the worked case for Data </w:t>
+      </w:r>
+      <w:r>
+        <w:rPr>
+          <w:b/>
+        </w:rPr>
+        <w:t>retention</w:t>
+      </w:r>
+      <w:r>
+        <w:rPr>
+          <w:b w:val="0"/>
+        </w:rPr>
+        <w:t xml:space="preserve"> and deletion. Proposed explanation: “The worked result establishes every future case”. Decide whether this explanation is supported.</w:t>
+      </w:r>
+    </w:p>
+    <w:p>
+      <w:pPr>
+        <w:spacing w:line="336" w:lineRule="auto" w:after="180"/>
+      </w:pPr>
+      <w:r>
+        <w:rPr>
+          <w:b w:val="0"/>
+        </w:rPr>
+        <w:t>Point to the step or supplied fact that decides; explain your repair if needed.</w:t>
+      </w:r>
+    </w:p>
+    <w:p>
+      <w:pPr>
+        <w:pStyle w:val="Heading3"/>
+      </w:pPr>
+      <w:r>
+        <w:t>Repair the misconception</w:t>
+      </w:r>
+    </w:p>
+    <w:p>
+      <w:pPr>
+        <w:spacing w:line="336" w:lineRule="auto" w:after="180"/>
+        <w:shd w:fill="FFF5E6"/>
+      </w:pPr>
+      <w:r>
+        <w:rPr>
+          <w:b w:val="0"/>
+        </w:rPr>
+        <w:t xml:space="preserve">Misconception repair: This fictional </w:t>
+      </w:r>
+      <w:r>
+        <w:rPr>
+          <w:b/>
+        </w:rPr>
+        <w:t>retention</w:t>
+      </w:r>
+      <w:r>
+        <w:rPr>
+          <w:b w:val="0"/>
+        </w:rPr>
+        <w:t xml:space="preserve"> exercise is not a statement of legal </w:t>
+      </w:r>
+      <w:r>
+        <w:rPr>
+          <w:b/>
+        </w:rPr>
+        <w:t>retention</w:t>
+      </w:r>
+      <w:r>
+        <w:rPr>
+          <w:b w:val="0"/>
+        </w:rPr>
+        <w:t xml:space="preserve"> requirements.</w:t>
+      </w:r>
+    </w:p>
+    <w:p>
+      <w:pPr>
+        <w:pStyle w:val="Heading3"/>
+      </w:pPr>
+      <w:r>
+        <w:t>Support without giving away the answer</w:t>
+      </w:r>
+    </w:p>
+    <w:p>
+      <w:pPr>
+        <w:spacing w:line="336" w:lineRule="auto" w:after="180"/>
+        <w:shd w:fill="F1F6F8"/>
+      </w:pPr>
+      <w:r>
+        <w:rPr>
+          <w:b w:val="0"/>
+        </w:rPr>
+        <w:t xml:space="preserve">Support: read the exact case aloud, enlarge the labelled picture, supply </w:t>
+      </w:r>
+      <w:r>
+        <w:rPr>
+          <w:b/>
+        </w:rPr>
+        <w:t>input</w:t>
+      </w:r>
+      <w:r>
+        <w:rPr>
+          <w:b w:val="0"/>
+        </w:rPr>
+        <w:t xml:space="preserve"> cards and model only the first deciding step. Accept a spoken explanation or drawing; retain the reasoning goal.</w:t>
+      </w:r>
+    </w:p>
+    <w:p>
+      <w:pPr>
+        <w:pStyle w:val="Heading3"/>
+      </w:pPr>
+      <w:r>
+        <w:t>Extend the reasoning</w:t>
+      </w:r>
+    </w:p>
+    <w:p>
+      <w:pPr>
+        <w:spacing w:line="336" w:lineRule="auto" w:after="180"/>
+        <w:shd w:fill="F5F1FB"/>
+      </w:pPr>
+      <w:r>
+        <w:rPr>
+          <w:b w:val="0"/>
+        </w:rPr>
+        <w:t xml:space="preserve">Extension: The cache deletion fails. Require a </w:t>
+      </w:r>
+      <w:r>
+        <w:rPr>
+          <w:b/>
+        </w:rPr>
+        <w:t>prediction</w:t>
+      </w:r>
+      <w:r>
+        <w:rPr>
+          <w:b w:val="0"/>
+        </w:rPr>
+        <w:t xml:space="preserve"> and a reason before comparing. Expected result: Report incomplete deletion rather than success.</w:t>
+      </w:r>
+    </w:p>
+    <w:p>
+      <w:pPr>
+        <w:spacing w:line="336" w:lineRule="auto" w:after="180"/>
+        <w:shd w:fill="F5F1FB"/>
+      </w:pPr>
+      <w:r>
+        <w:rPr>
+          <w:b w:val="0"/>
+        </w:rPr>
+        <w:t>Reason: Removing the working copy does not remove the known retained cache copy.</w:t>
+      </w:r>
+    </w:p>
+    <w:p>
+      <w:pPr>
+        <w:pStyle w:val="Heading3"/>
+      </w:pPr>
+      <w:r>
+        <w:t>Protect the independent attempt</w:t>
+      </w:r>
+    </w:p>
+    <w:p>
+      <w:pPr>
+        <w:spacing w:line="336" w:lineRule="auto" w:after="180"/>
+        <w:shd w:fill="FFF5E6"/>
+      </w:pPr>
+      <w:r>
+        <w:rPr>
+          <w:b w:val="0"/>
+        </w:rPr>
         <w:t>Independent assessment: withhold the reserved answer until the learner has attempted the new case. Record support separately from correctness.</w:t>
       </w:r>
     </w:p>
@@ -3137,13 +6012,58 @@
       </w:tr>
     </w:tbl>
     <w:p>
-      <w:r>
-        <w:t>Project checkpoint: Prepare the demonstration. Gather reproducible instructions, evidence, access checks and remaining limitations.</w:t>
-      </w:r>
-    </w:p>
-    <w:p>
-      <w:r>
-        <w:t>Use the weekly teacher answer for topic-specific reasoning. A saved progress tick is an activity record; judge mastery from the learner’s explanation and evidence.</w:t>
+      <w:pPr>
+        <w:pStyle w:val="Heading3"/>
+      </w:pPr>
+      <w:r>
+        <w:t>Project checkpoint</w:t>
+      </w:r>
+    </w:p>
+    <w:p>
+      <w:pPr>
+        <w:spacing w:line="336" w:lineRule="auto" w:after="180"/>
+        <w:shd w:fill="EDF7F3"/>
+      </w:pPr>
+      <w:r>
+        <w:rPr>
+          <w:b w:val="0"/>
+        </w:rPr>
+        <w:t xml:space="preserve">Project checkpoint: Prepare the demonstration. Gather reproducible instructions, </w:t>
+      </w:r>
+      <w:r>
+        <w:rPr>
+          <w:b/>
+        </w:rPr>
+        <w:t>evidence</w:t>
+      </w:r>
+      <w:r>
+        <w:rPr>
+          <w:b w:val="0"/>
+        </w:rPr>
+        <w:t>, access checks and remaining limitations.</w:t>
+      </w:r>
+    </w:p>
+    <w:p>
+      <w:pPr>
+        <w:spacing w:line="336" w:lineRule="auto" w:after="180"/>
+      </w:pPr>
+      <w:r>
+        <w:rPr>
+          <w:b w:val="0"/>
+        </w:rPr>
+        <w:t xml:space="preserve">Use the weekly teacher answer for topic-specific reasoning. A saved progress tick is an activity record; judge mastery from the learner’s explanation and </w:t>
+      </w:r>
+      <w:r>
+        <w:rPr>
+          <w:b/>
+        </w:rPr>
+        <w:t>evidence</w:t>
+      </w:r>
+      <w:r>
+        <w:rPr>
+          <w:b w:val="0"/>
+        </w:rPr>
+        <w:t>.</w:t>
       </w:r>
     </w:p>
     <w:p>
@@ -3156,27 +6076,998 @@
     </w:p>
     <w:p>
       <w:r>
-        <w:t>Use the two formative questions as supported practice, not as independent mastery scores. Discuss the deciding evidence rather than accepting a guessed selection.</w:t>
-      </w:r>
-    </w:p>
-    <w:p>
-      <w:r>
+        <w:t>Use feedback, earlier review and portfolios purposefully. Apply the coding routine only when this lesson has an executable lab.</w:t>
+      </w:r>
+    </w:p>
+    <w:p>
+      <w:pPr>
+        <w:spacing w:line="336" w:lineRule="auto" w:after="180"/>
+      </w:pPr>
+      <w:r>
+        <w:rPr>
+          <w:b w:val="0"/>
+        </w:rPr>
+        <w:t xml:space="preserve">Use the two formative questions as supported practice, not as independent mastery scores. Discuss the deciding </w:t>
+      </w:r>
+      <w:r>
+        <w:rPr>
+          <w:b/>
+        </w:rPr>
+        <w:t>evidence</w:t>
+      </w:r>
+      <w:r>
+        <w:rPr>
+          <w:b w:val="0"/>
+        </w:rPr>
+        <w:t xml:space="preserve"> rather than accepting a guessed selection.</w:t>
+      </w:r>
+    </w:p>
+    <w:p>
+      <w:pPr>
+        <w:spacing w:line="336" w:lineRule="auto" w:after="180"/>
+      </w:pPr>
+      <w:r>
+        <w:rPr>
+          <w:b w:val="0"/>
+        </w:rPr>
         <w:t>The feedback comes from the reviewed public worked case. Do not reveal the separately reserved independent teacher answer until the learner has attempted that case.</w:t>
       </w:r>
     </w:p>
     <w:p>
-      <w:r>
-        <w:t>Ask students to predict before running code. Preserve errors and actual outputs; collect a changed test and an explanation. The branch-boundary and indexing lessons deliberately include failure cases.</w:t>
-      </w:r>
-    </w:p>
-    <w:p>
-      <w:r>
+      <w:pPr>
+        <w:pStyle w:val="Heading3"/>
+      </w:pPr>
+      <w:r>
+        <w:t>For later coding lessons</w:t>
+      </w:r>
+    </w:p>
+    <w:p>
+      <w:r>
+        <w:t>This week has no code block. Use this routine when a later lesson includes an executable lab.</w:t>
+      </w:r>
+    </w:p>
+    <w:p>
+      <w:pPr>
+        <w:spacing w:line="336" w:lineRule="auto" w:after="180"/>
+        <w:shd w:fill="F1F6F8"/>
+      </w:pPr>
+      <w:r>
+        <w:rPr>
+          <w:b w:val="0"/>
+        </w:rPr>
+        <w:t xml:space="preserve">Ask students to predict before running code. Preserve errors and actual </w:t>
+      </w:r>
+      <w:r>
+        <w:rPr>
+          <w:b/>
+        </w:rPr>
+        <w:t>output</w:t>
+      </w:r>
+      <w:r>
+        <w:rPr>
+          <w:b w:val="0"/>
+        </w:rPr>
+        <w:t>s; collect a changed test and an explanation. The branch-boundary and indexing lessons deliberately include failure cases.</w:t>
+      </w:r>
+    </w:p>
+    <w:p>
+      <w:pPr>
+        <w:spacing w:line="336" w:lineRule="auto" w:after="180"/>
+      </w:pPr>
+      <w:r>
+        <w:rPr>
+          <w:b w:val="0"/>
+        </w:rPr>
         <w:t>Use the earlier worked-explanation links to address a specific missing building block, then return to the current question. Adapt this suggestion after observing the learner; it is not an automatic diagnosis.</w:t>
       </w:r>
     </w:p>
     <w:p>
-      <w:r>
-        <w:t>Collect the completed-work portfolio as evidence. Record support separately from correctness, and assess explanation, trace/test and limitations. Progress ticks and quiz selections alone do not establish mastery.</w:t>
+      <w:pPr>
+        <w:spacing w:line="336" w:lineRule="auto" w:after="180"/>
+      </w:pPr>
+      <w:r>
+        <w:rPr>
+          <w:b w:val="0"/>
+        </w:rPr>
+        <w:t xml:space="preserve">Collect the completed-work portfolio as </w:t>
+      </w:r>
+      <w:r>
+        <w:rPr>
+          <w:b/>
+        </w:rPr>
+        <w:t>evidence</w:t>
+      </w:r>
+      <w:r>
+        <w:rPr>
+          <w:b w:val="0"/>
+        </w:rPr>
+        <w:t>. Record support separately from correctness, and assess explanation, trace/test and limitations. Progress ticks and quiz selections alone do not establish mastery.</w:t>
+      </w:r>
+    </w:p>
+    <w:p>
+      <w:pPr>
+        <w:pStyle w:val="Heading1"/>
+      </w:pPr>
+      <w:r>
+        <w:t>09. Visual concept journey</w:t>
+      </w:r>
+    </w:p>
+    <w:p>
+      <w:r>
+        <w:t>Show one Privacy by Design graphic at a time, request a prediction and discuss its trace before the independent assessment.</w:t>
+      </w:r>
+    </w:p>
+    <w:p>
+      <w:pPr>
+        <w:spacing w:line="336" w:lineRule="auto" w:after="180"/>
+      </w:pPr>
+      <w:r>
+        <w:rPr>
+          <w:b w:val="0"/>
+        </w:rPr>
+        <w:t xml:space="preserve">Use one picture at a time. Hide a worked result before asking for a </w:t>
+      </w:r>
+      <w:r>
+        <w:rPr>
+          <w:b/>
+        </w:rPr>
+        <w:t>prediction</w:t>
+      </w:r>
+      <w:r>
+        <w:rPr>
+          <w:b w:val="0"/>
+        </w:rPr>
+        <w:t>, then reveal it for feedback. These are supported teaching cases; retain the separate independent assessment for a fresh first attempt.</w:t>
+      </w:r>
+    </w:p>
+    <w:p>
+      <w:pPr>
+        <w:pStyle w:val="Heading3"/>
+      </w:pPr>
+      <w:r>
+        <w:t>01. Privacy by Design: the case</w:t>
+      </w:r>
+    </w:p>
+    <w:p>
+      <w:r>
+        <w:drawing>
+          <wp:inline xmlns:a="http://schemas.openxmlformats.org/drawingml/2006/main" xmlns:pic="http://schemas.openxmlformats.org/drawingml/2006/picture">
+            <wp:extent cx="5486400" cy="2990088"/>
+            <wp:docPr id="2" name="Picture 2" descr="Trace deletion through both a working folder and a cache. Supplied facts: Fictional retention policy: delete records aged at least 3 days. Ages A=2, B=3, C=4; the cache contains a copy of B. All inputs and outcomes in this worked example are invented classroom data; no real model run is claimed."/>
+            <wp:cNvGraphicFramePr>
+              <a:graphicFrameLocks noChangeAspect="1"/>
+            </wp:cNvGraphicFramePr>
+            <a:graphic>
+              <a:graphicData uri="http://schemas.openxmlformats.org/drawingml/2006/picture">
+                <pic:pic>
+                  <pic:nvPicPr>
+                    <pic:cNvPr id="0" name="academy-story-ai-3-28-01.png"/>
+                    <pic:cNvPicPr/>
+                  </pic:nvPicPr>
+                  <pic:blipFill>
+                    <a:blip r:embed="rId10"/>
+                    <a:stretch>
+                      <a:fillRect/>
+                    </a:stretch>
+                  </pic:blipFill>
+                  <pic:spPr>
+                    <a:xfrm>
+                      <a:off x="0" y="0"/>
+                      <a:ext cx="5486400" cy="2990088"/>
+                    </a:xfrm>
+                    <a:prstGeom prst="rect"/>
+                  </pic:spPr>
+                </pic:pic>
+              </a:graphicData>
+            </a:graphic>
+          </wp:inline>
+        </w:drawing>
+      </w:r>
+    </w:p>
+    <w:p>
+      <w:pPr>
+        <w:spacing w:line="336" w:lineRule="auto" w:after="180"/>
+      </w:pPr>
+      <w:r>
+        <w:rPr>
+          <w:b w:val="0"/>
+        </w:rPr>
+        <w:t xml:space="preserve">Trace deletion through both a working folder and a cache. Supplied facts: Fictional </w:t>
+      </w:r>
+      <w:r>
+        <w:rPr>
+          <w:b/>
+        </w:rPr>
+        <w:t>retention</w:t>
+      </w:r>
+      <w:r>
+        <w:rPr>
+          <w:b w:val="0"/>
+        </w:rPr>
+        <w:t xml:space="preserve"> policy: delete records aged at least 3 days. Ages A=2, B=3, C=4; the cache contains a copy of B.</w:t>
+      </w:r>
+    </w:p>
+    <w:p>
+      <w:pPr>
+        <w:spacing w:line="336" w:lineRule="auto" w:after="180"/>
+      </w:pPr>
+      <w:r>
+        <w:rPr>
+          <w:b w:val="0"/>
+        </w:rPr>
+        <w:t xml:space="preserve">All </w:t>
+      </w:r>
+      <w:r>
+        <w:rPr>
+          <w:b/>
+        </w:rPr>
+        <w:t>input</w:t>
+      </w:r>
+      <w:r>
+        <w:rPr>
+          <w:b w:val="0"/>
+        </w:rPr>
+        <w:t>s and outcomes in this worked example are invented classroom data; no real model run is claimed.</w:t>
+      </w:r>
+    </w:p>
+    <w:p>
+      <w:pPr>
+        <w:spacing w:line="336" w:lineRule="auto" w:after="180"/>
+        <w:shd w:fill="F5F1FB"/>
+      </w:pPr>
+      <w:r>
+        <w:rPr>
+          <w:b w:val="0"/>
+        </w:rPr>
+        <w:t>Point to the given fact that matters most. Explain why it matters.</w:t>
+      </w:r>
+    </w:p>
+    <w:p>
+      <w:pPr>
+        <w:pStyle w:val="Heading3"/>
+      </w:pPr>
+      <w:r>
+        <w:t>Discuss while showing the picture</w:t>
+      </w:r>
+    </w:p>
+    <w:p>
+      <w:pPr>
+        <w:spacing w:line="336" w:lineRule="auto" w:after="180"/>
+        <w:shd w:fill="F1F6F8"/>
+      </w:pPr>
+      <w:r>
+        <w:rPr>
+          <w:b w:val="0"/>
+        </w:rPr>
+        <w:t>Teacher prompt: Point to the given fact that matters most. Explain why it matters. Ask learners to describe one label or arrow in ordinary words. Use the adjacent transcript if the image is difficult to see.</w:t>
+      </w:r>
+    </w:p>
+    <w:p>
+      <w:pPr>
+        <w:pStyle w:val="Heading3"/>
+      </w:pPr>
+      <w:r>
+        <w:t>02. Follow the deciding steps</w:t>
+      </w:r>
+    </w:p>
+    <w:p>
+      <w:r>
+        <w:drawing>
+          <wp:inline xmlns:a="http://schemas.openxmlformats.org/drawingml/2006/main" xmlns:pic="http://schemas.openxmlformats.org/drawingml/2006/picture">
+            <wp:extent cx="5486400" cy="3182112"/>
+            <wp:docPr id="3" name="Picture 3" descr="Compare ages: A is below 3; B is exactly 3; C is above 3. → Delete eligible: Keep A. Delete B and C from the working folder. → Check copies: Delete cached B too; otherwise the declared content remains retained."/>
+            <wp:cNvGraphicFramePr>
+              <a:graphicFrameLocks noChangeAspect="1"/>
+            </wp:cNvGraphicFramePr>
+            <a:graphic>
+              <a:graphicData uri="http://schemas.openxmlformats.org/drawingml/2006/picture">
+                <pic:pic>
+                  <pic:nvPicPr>
+                    <pic:cNvPr id="0" name="academy-story-ai-3-28-02.png"/>
+                    <pic:cNvPicPr/>
+                  </pic:nvPicPr>
+                  <pic:blipFill>
+                    <a:blip r:embed="rId11"/>
+                    <a:stretch>
+                      <a:fillRect/>
+                    </a:stretch>
+                  </pic:blipFill>
+                  <pic:spPr>
+                    <a:xfrm>
+                      <a:off x="0" y="0"/>
+                      <a:ext cx="5486400" cy="3182112"/>
+                    </a:xfrm>
+                    <a:prstGeom prst="rect"/>
+                  </pic:spPr>
+                </pic:pic>
+              </a:graphicData>
+            </a:graphic>
+          </wp:inline>
+        </w:drawing>
+      </w:r>
+    </w:p>
+    <w:p>
+      <w:pPr>
+        <w:spacing w:line="336" w:lineRule="auto" w:after="180"/>
+      </w:pPr>
+      <w:r>
+        <w:rPr>
+          <w:b w:val="0"/>
+        </w:rPr>
+        <w:t>Compare ages: A is below 3; B is exactly 3; C is above 3. → Delete eligible: Keep A. Delete B and C from the working folder. → Check copies: Delete cached B too; otherwise the declared content remains retained.</w:t>
+      </w:r>
+    </w:p>
+    <w:p>
+      <w:pPr>
+        <w:spacing w:line="336" w:lineRule="auto" w:after="180"/>
+        <w:shd w:fill="F5F1FB"/>
+      </w:pPr>
+      <w:r>
+        <w:rPr>
+          <w:b w:val="0"/>
+        </w:rPr>
+        <w:t xml:space="preserve">Point to each numbered stage and explain which recorded </w:t>
+      </w:r>
+      <w:r>
+        <w:rPr>
+          <w:b/>
+        </w:rPr>
+        <w:t>input</w:t>
+      </w:r>
+      <w:r>
+        <w:rPr>
+          <w:b w:val="0"/>
+        </w:rPr>
+        <w:t xml:space="preserve"> it uses.</w:t>
+      </w:r>
+    </w:p>
+    <w:p>
+      <w:pPr>
+        <w:pStyle w:val="Heading3"/>
+      </w:pPr>
+      <w:r>
+        <w:t>Discuss while showing the picture</w:t>
+      </w:r>
+    </w:p>
+    <w:p>
+      <w:pPr>
+        <w:spacing w:line="336" w:lineRule="auto" w:after="180"/>
+        <w:shd w:fill="F1F6F8"/>
+      </w:pPr>
+      <w:r>
+        <w:rPr>
+          <w:b w:val="0"/>
+        </w:rPr>
+        <w:t xml:space="preserve">Teacher prompt: Point to each numbered stage and explain which recorded </w:t>
+      </w:r>
+      <w:r>
+        <w:rPr>
+          <w:b/>
+        </w:rPr>
+        <w:t>input</w:t>
+      </w:r>
+      <w:r>
+        <w:rPr>
+          <w:b w:val="0"/>
+        </w:rPr>
+        <w:t xml:space="preserve"> it uses. Ask learners to describe one label or arrow in ordinary words. Use the adjacent transcript if the image is difficult to see.</w:t>
+      </w:r>
+    </w:p>
+    <w:p>
+      <w:pPr>
+        <w:pStyle w:val="Heading3"/>
+      </w:pPr>
+      <w:r>
+        <w:t>03. Data retention and deletion — evidence trace</w:t>
+      </w:r>
+    </w:p>
+    <w:p>
+      <w:r>
+        <w:drawing>
+          <wp:inline xmlns:a="http://schemas.openxmlformats.org/drawingml/2006/main" xmlns:pic="http://schemas.openxmlformats.org/drawingml/2006/picture">
+            <wp:extent cx="5486400" cy="2843784"/>
+            <wp:docPr id="4" name="Picture 4" descr="Data retention and deletion — evidence trace. Record ages are6, 7, 9 days. Cache contains copies of all three. | Toy policy retains session content for 7 days and deletes it when age is at least7. | Retain age6; delete content ages7 and9 from primary and cache under the policy. Retain only allowed audit metadata; backups need their stated expiry process."/>
+            <wp:cNvGraphicFramePr>
+              <a:graphicFrameLocks noChangeAspect="1"/>
+            </wp:cNvGraphicFramePr>
+            <a:graphic>
+              <a:graphicData uri="http://schemas.openxmlformats.org/drawingml/2006/picture">
+                <pic:pic>
+                  <pic:nvPicPr>
+                    <pic:cNvPr id="0" name="academy-story-ai-3-28-03.png"/>
+                    <pic:cNvPicPr/>
+                  </pic:nvPicPr>
+                  <pic:blipFill>
+                    <a:blip r:embed="rId12"/>
+                    <a:stretch>
+                      <a:fillRect/>
+                    </a:stretch>
+                  </pic:blipFill>
+                  <pic:spPr>
+                    <a:xfrm>
+                      <a:off x="0" y="0"/>
+                      <a:ext cx="5486400" cy="2843784"/>
+                    </a:xfrm>
+                    <a:prstGeom prst="rect"/>
+                  </pic:spPr>
+                </pic:pic>
+              </a:graphicData>
+            </a:graphic>
+          </wp:inline>
+        </w:drawing>
+      </w:r>
+    </w:p>
+    <w:p>
+      <w:pPr>
+        <w:spacing w:line="336" w:lineRule="auto" w:after="180"/>
+      </w:pPr>
+      <w:r>
+        <w:rPr>
+          <w:b w:val="0"/>
+        </w:rPr>
+        <w:t xml:space="preserve">Data </w:t>
+      </w:r>
+      <w:r>
+        <w:rPr>
+          <w:b/>
+        </w:rPr>
+        <w:t>retention</w:t>
+      </w:r>
+      <w:r>
+        <w:rPr>
+          <w:b w:val="0"/>
+        </w:rPr>
+        <w:t xml:space="preserve"> and deletion — </w:t>
+      </w:r>
+      <w:r>
+        <w:rPr>
+          <w:b/>
+        </w:rPr>
+        <w:t>evidence</w:t>
+      </w:r>
+      <w:r>
+        <w:rPr>
+          <w:b w:val="0"/>
+        </w:rPr>
+        <w:t xml:space="preserve"> trace. Record ages are6, 7, 9 days.</w:t>
+      </w:r>
+    </w:p>
+    <w:p>
+      <w:pPr>
+        <w:spacing w:line="336" w:lineRule="auto" w:after="180"/>
+      </w:pPr>
+      <w:r>
+        <w:rPr>
+          <w:b w:val="0"/>
+        </w:rPr>
+        <w:t>Cache contains copies of all three. | Toy policy retains session content for 7 days and deletes it when age is at least7. | Retain age6; delete content ages7 and9 from primary and cache under the policy.</w:t>
+      </w:r>
+    </w:p>
+    <w:p>
+      <w:pPr>
+        <w:spacing w:line="336" w:lineRule="auto" w:after="180"/>
+      </w:pPr>
+      <w:r>
+        <w:rPr>
+          <w:b w:val="0"/>
+        </w:rPr>
+        <w:t xml:space="preserve">Retain only allowed audit metadata; backups need their stated expiry </w:t>
+      </w:r>
+      <w:r>
+        <w:rPr>
+          <w:b/>
+        </w:rPr>
+        <w:t>process</w:t>
+      </w:r>
+      <w:r>
+        <w:rPr>
+          <w:b w:val="0"/>
+        </w:rPr>
+        <w:t>.</w:t>
+      </w:r>
+    </w:p>
+    <w:p>
+      <w:pPr>
+        <w:spacing w:line="336" w:lineRule="auto" w:after="180"/>
+        <w:shd w:fill="F5F1FB"/>
+      </w:pPr>
+      <w:r>
+        <w:rPr>
+          <w:b w:val="0"/>
+        </w:rPr>
+        <w:t>Read the labels and values. Explain the relationship the model shows.</w:t>
+      </w:r>
+    </w:p>
+    <w:p>
+      <w:pPr>
+        <w:pStyle w:val="Heading3"/>
+      </w:pPr>
+      <w:r>
+        <w:t>Discuss while showing the picture</w:t>
+      </w:r>
+    </w:p>
+    <w:p>
+      <w:pPr>
+        <w:spacing w:line="336" w:lineRule="auto" w:after="180"/>
+        <w:shd w:fill="F1F6F8"/>
+      </w:pPr>
+      <w:r>
+        <w:rPr>
+          <w:b w:val="0"/>
+        </w:rPr>
+        <w:t>Teacher prompt: Read the labels and values. Explain the relationship the model shows. Ask learners to describe one label or arrow in ordinary words. Use the adjacent transcript if the image is difficult to see.</w:t>
+      </w:r>
+    </w:p>
+    <w:p>
+      <w:pPr>
+        <w:pStyle w:val="Heading3"/>
+      </w:pPr>
+      <w:r>
+        <w:t>04. Change one thing. Trace what follows.</w:t>
+      </w:r>
+    </w:p>
+    <w:p>
+      <w:r>
+        <w:drawing>
+          <wp:inline xmlns:a="http://schemas.openxmlformats.org/drawingml/2006/main" xmlns:pic="http://schemas.openxmlformats.org/drawingml/2006/picture">
+            <wp:extent cx="5486400" cy="3026664"/>
+            <wp:docPr id="5" name="Picture 5" descr="Original case: Delete cached B too; otherwise the declared content remains retained. Changed condition: The cache deletion fails. Expected result: Report incomplete deletion rather than success. Reason: Removing the working copy does not remove the known retained cache copy."/>
+            <wp:cNvGraphicFramePr>
+              <a:graphicFrameLocks noChangeAspect="1"/>
+            </wp:cNvGraphicFramePr>
+            <a:graphic>
+              <a:graphicData uri="http://schemas.openxmlformats.org/drawingml/2006/picture">
+                <pic:pic>
+                  <pic:nvPicPr>
+                    <pic:cNvPr id="0" name="academy-story-ai-3-28-04.png"/>
+                    <pic:cNvPicPr/>
+                  </pic:nvPicPr>
+                  <pic:blipFill>
+                    <a:blip r:embed="rId13"/>
+                    <a:stretch>
+                      <a:fillRect/>
+                    </a:stretch>
+                  </pic:blipFill>
+                  <pic:spPr>
+                    <a:xfrm>
+                      <a:off x="0" y="0"/>
+                      <a:ext cx="5486400" cy="3026664"/>
+                    </a:xfrm>
+                    <a:prstGeom prst="rect"/>
+                  </pic:spPr>
+                </pic:pic>
+              </a:graphicData>
+            </a:graphic>
+          </wp:inline>
+        </w:drawing>
+      </w:r>
+    </w:p>
+    <w:p>
+      <w:pPr>
+        <w:spacing w:line="336" w:lineRule="auto" w:after="180"/>
+      </w:pPr>
+      <w:r>
+        <w:rPr>
+          <w:b w:val="0"/>
+        </w:rPr>
+        <w:t>Original case: Delete cached B too; otherwise the declared content remains retained. Changed condition: The cache deletion fails. Expected result: Report incomplete deletion rather than success.</w:t>
+      </w:r>
+    </w:p>
+    <w:p>
+      <w:pPr>
+        <w:spacing w:line="336" w:lineRule="auto" w:after="180"/>
+      </w:pPr>
+      <w:r>
+        <w:rPr>
+          <w:b w:val="0"/>
+        </w:rPr>
+        <w:t>Reason: Removing the working copy does not remove the known retained cache copy.</w:t>
+      </w:r>
+    </w:p>
+    <w:p>
+      <w:pPr>
+        <w:spacing w:line="336" w:lineRule="auto" w:after="180"/>
+        <w:shd w:fill="F5F1FB"/>
+      </w:pPr>
+      <w:r>
+        <w:rPr>
+          <w:b w:val="0"/>
+        </w:rPr>
+        <w:t>Predict before checking the worked changed-case result. Name what changed and what the supplied facts allow you to conclude.</w:t>
+      </w:r>
+    </w:p>
+    <w:p>
+      <w:pPr>
+        <w:pStyle w:val="Heading3"/>
+      </w:pPr>
+      <w:r>
+        <w:t>Discuss while showing the picture</w:t>
+      </w:r>
+    </w:p>
+    <w:p>
+      <w:pPr>
+        <w:spacing w:line="336" w:lineRule="auto" w:after="180"/>
+        <w:shd w:fill="F1F6F8"/>
+      </w:pPr>
+      <w:r>
+        <w:rPr>
+          <w:b w:val="0"/>
+        </w:rPr>
+        <w:t>Teacher prompt: Predict before checking the worked changed-case result. Name what changed and what the supplied facts allow you to conclude. Ask learners to describe one label or arrow in ordinary words.</w:t>
+      </w:r>
+    </w:p>
+    <w:p>
+      <w:pPr>
+        <w:spacing w:line="336" w:lineRule="auto" w:after="180"/>
+        <w:shd w:fill="F1F6F8"/>
+      </w:pPr>
+      <w:r>
+        <w:rPr>
+          <w:b w:val="0"/>
+        </w:rPr>
+        <w:t>Use the adjacent transcript if the image is difficult to see. Changed-case reasoning: Removing the working copy does not remove the known retained cache copy.</w:t>
+      </w:r>
+    </w:p>
+    <w:p>
+      <w:pPr>
+        <w:pStyle w:val="Heading3"/>
+      </w:pPr>
+      <w:r>
+        <w:t>05. Connect the explanation to its limit</w:t>
+      </w:r>
+    </w:p>
+    <w:p>
+      <w:r>
+        <w:drawing>
+          <wp:inline xmlns:a="http://schemas.openxmlformats.org/drawingml/2006/main" xmlns:pic="http://schemas.openxmlformats.org/drawingml/2006/picture">
+            <wp:extent cx="5486400" cy="2834640"/>
+            <wp:docPr id="6" name="Picture 6" descr="Read the picture in order. Delete cached B too; otherwise the declared content remains retained. The arrows show which recorded input or intermediate result each decision uses. Explain the deciding step aloud before checking the changed case; pointing to the final answer alone does not show how it follows. Limit: This fictional policy is a tracing exercise, not a statement of legal retention requirements."/>
+            <wp:cNvGraphicFramePr>
+              <a:graphicFrameLocks noChangeAspect="1"/>
+            </wp:cNvGraphicFramePr>
+            <a:graphic>
+              <a:graphicData uri="http://schemas.openxmlformats.org/drawingml/2006/picture">
+                <pic:pic>
+                  <pic:nvPicPr>
+                    <pic:cNvPr id="0" name="academy-story-ai-3-28-05.png"/>
+                    <pic:cNvPicPr/>
+                  </pic:nvPicPr>
+                  <pic:blipFill>
+                    <a:blip r:embed="rId14"/>
+                    <a:stretch>
+                      <a:fillRect/>
+                    </a:stretch>
+                  </pic:blipFill>
+                  <pic:spPr>
+                    <a:xfrm>
+                      <a:off x="0" y="0"/>
+                      <a:ext cx="5486400" cy="2834640"/>
+                    </a:xfrm>
+                    <a:prstGeom prst="rect"/>
+                  </pic:spPr>
+                </pic:pic>
+              </a:graphicData>
+            </a:graphic>
+          </wp:inline>
+        </w:drawing>
+      </w:r>
+    </w:p>
+    <w:p>
+      <w:pPr>
+        <w:spacing w:line="336" w:lineRule="auto" w:after="180"/>
+      </w:pPr>
+      <w:r>
+        <w:rPr>
+          <w:b w:val="0"/>
+        </w:rPr>
+        <w:t xml:space="preserve">Read the picture in order. Delete cached B too; otherwise the declared content remains retained. The arrows show which recorded </w:t>
+      </w:r>
+      <w:r>
+        <w:rPr>
+          <w:b/>
+        </w:rPr>
+        <w:t>input</w:t>
+      </w:r>
+      <w:r>
+        <w:rPr>
+          <w:b w:val="0"/>
+        </w:rPr>
+        <w:t xml:space="preserve"> or intermediate result each decision uses.</w:t>
+      </w:r>
+    </w:p>
+    <w:p>
+      <w:pPr>
+        <w:spacing w:line="336" w:lineRule="auto" w:after="180"/>
+      </w:pPr>
+      <w:r>
+        <w:rPr>
+          <w:b w:val="0"/>
+        </w:rPr>
+        <w:t>Explain the deciding step aloud before checking the changed case; pointing to the final answer alone does not show how it follows.</w:t>
+      </w:r>
+    </w:p>
+    <w:p>
+      <w:pPr>
+        <w:spacing w:line="336" w:lineRule="auto" w:after="180"/>
+      </w:pPr>
+      <w:r>
+        <w:rPr>
+          <w:b w:val="0"/>
+        </w:rPr>
+        <w:t xml:space="preserve">Limit: This fictional policy is a tracing exercise, not a statement of legal </w:t>
+      </w:r>
+      <w:r>
+        <w:rPr>
+          <w:b/>
+        </w:rPr>
+        <w:t>retention</w:t>
+      </w:r>
+      <w:r>
+        <w:rPr>
+          <w:b w:val="0"/>
+        </w:rPr>
+        <w:t xml:space="preserve"> requirements.</w:t>
+      </w:r>
+    </w:p>
+    <w:p>
+      <w:pPr>
+        <w:spacing w:line="336" w:lineRule="auto" w:after="180"/>
+        <w:shd w:fill="F5F1FB"/>
+      </w:pPr>
+      <w:r>
+        <w:rPr>
+          <w:b w:val="0"/>
+        </w:rPr>
+        <w:t>Explain the case, then point to a limit on the claim.</w:t>
+      </w:r>
+    </w:p>
+    <w:p>
+      <w:pPr>
+        <w:pStyle w:val="Heading3"/>
+      </w:pPr>
+      <w:r>
+        <w:t>Discuss while showing the picture</w:t>
+      </w:r>
+    </w:p>
+    <w:p>
+      <w:pPr>
+        <w:spacing w:line="336" w:lineRule="auto" w:after="180"/>
+        <w:shd w:fill="F1F6F8"/>
+      </w:pPr>
+      <w:r>
+        <w:rPr>
+          <w:b w:val="0"/>
+        </w:rPr>
+        <w:t>Teacher prompt: Explain the case, then point to a limit on the claim. Ask learners to describe one label or arrow in ordinary words. Use the adjacent transcript if the image is difficult to see.</w:t>
+      </w:r>
+    </w:p>
+    <w:p>
+      <w:pPr>
+        <w:spacing w:line="336" w:lineRule="auto" w:after="180"/>
+        <w:shd w:fill="F1F6F8"/>
+      </w:pPr>
+      <w:r>
+        <w:rPr>
+          <w:b w:val="0"/>
+        </w:rPr>
+        <w:t xml:space="preserve">Keep the stated scope: This fictional policy is a tracing exercise, not a statement of legal </w:t>
+      </w:r>
+      <w:r>
+        <w:rPr>
+          <w:b/>
+        </w:rPr>
+        <w:t>retention</w:t>
+      </w:r>
+      <w:r>
+        <w:rPr>
+          <w:b w:val="0"/>
+        </w:rPr>
+        <w:t xml:space="preserve"> requirements.</w:t>
+      </w:r>
+    </w:p>
+    <w:p>
+      <w:pPr>
+        <w:pStyle w:val="Heading3"/>
+      </w:pPr>
+      <w:r>
+        <w:t>06. Make the idea visible in your project</w:t>
+      </w:r>
+    </w:p>
+    <w:p>
+      <w:r>
+        <w:drawing>
+          <wp:inline xmlns:a="http://schemas.openxmlformats.org/drawingml/2006/main" xmlns:pic="http://schemas.openxmlformats.org/drawingml/2006/picture">
+            <wp:extent cx="5486400" cy="3681984"/>
+            <wp:docPr id="7" name="Picture 7" descr="For your Verified Study Buddy, save the input, procedure, observed result and limitation of this check. Label this worked example as practice; use a different, previously unreviewed case when checking independent understanding. Draw your input, deciding step, result and limit. Supported question: Which IDs and locations must appear in the deletion evidence? Point to the relevant step in the picture, then write the changed result and the rule or evidence that supports it."/>
+            <wp:cNvGraphicFramePr>
+              <a:graphicFrameLocks noChangeAspect="1"/>
+            </wp:cNvGraphicFramePr>
+            <a:graphic>
+              <a:graphicData uri="http://schemas.openxmlformats.org/drawingml/2006/picture">
+                <pic:pic>
+                  <pic:nvPicPr>
+                    <pic:cNvPr id="0" name="academy-story-ai-3-28-06.png"/>
+                    <pic:cNvPicPr/>
+                  </pic:nvPicPr>
+                  <pic:blipFill>
+                    <a:blip r:embed="rId15"/>
+                    <a:stretch>
+                      <a:fillRect/>
+                    </a:stretch>
+                  </pic:blipFill>
+                  <pic:spPr>
+                    <a:xfrm>
+                      <a:off x="0" y="0"/>
+                      <a:ext cx="5486400" cy="3681984"/>
+                    </a:xfrm>
+                    <a:prstGeom prst="rect"/>
+                  </pic:spPr>
+                </pic:pic>
+              </a:graphicData>
+            </a:graphic>
+          </wp:inline>
+        </w:drawing>
+      </w:r>
+    </w:p>
+    <w:p>
+      <w:pPr>
+        <w:spacing w:line="336" w:lineRule="auto" w:after="180"/>
+      </w:pPr>
+      <w:r>
+        <w:rPr>
+          <w:b w:val="0"/>
+        </w:rPr>
+        <w:t xml:space="preserve">For your Verified Study Buddy, save the </w:t>
+      </w:r>
+      <w:r>
+        <w:rPr>
+          <w:b/>
+        </w:rPr>
+        <w:t>input</w:t>
+      </w:r>
+      <w:r>
+        <w:rPr>
+          <w:b w:val="0"/>
+        </w:rPr>
+        <w:t>, procedure, observed result and limitation of this check.</w:t>
+      </w:r>
+    </w:p>
+    <w:p>
+      <w:pPr>
+        <w:spacing w:line="336" w:lineRule="auto" w:after="180"/>
+      </w:pPr>
+      <w:r>
+        <w:rPr>
+          <w:b w:val="0"/>
+        </w:rPr>
+        <w:t xml:space="preserve">Label this worked example as practice; use a different, previously unreviewed case when checking independent understanding. Draw your </w:t>
+      </w:r>
+      <w:r>
+        <w:rPr>
+          <w:b/>
+        </w:rPr>
+        <w:t>input</w:t>
+      </w:r>
+      <w:r>
+        <w:rPr>
+          <w:b w:val="0"/>
+        </w:rPr>
+        <w:t>, deciding step, result and limit.</w:t>
+      </w:r>
+    </w:p>
+    <w:p>
+      <w:pPr>
+        <w:spacing w:line="336" w:lineRule="auto" w:after="180"/>
+      </w:pPr>
+      <w:r>
+        <w:rPr>
+          <w:b w:val="0"/>
+        </w:rPr>
+        <w:t xml:space="preserve">Supported question: Which IDs and locations must appear in the deletion </w:t>
+      </w:r>
+      <w:r>
+        <w:rPr>
+          <w:b/>
+        </w:rPr>
+        <w:t>evidence</w:t>
+      </w:r>
+      <w:r>
+        <w:rPr>
+          <w:b w:val="0"/>
+        </w:rPr>
+        <w:t xml:space="preserve">? Point to the relevant step in the picture, then write the changed result and the rule or </w:t>
+      </w:r>
+      <w:r>
+        <w:rPr>
+          <w:b/>
+        </w:rPr>
+        <w:t>evidence</w:t>
+      </w:r>
+      <w:r>
+        <w:rPr>
+          <w:b w:val="0"/>
+        </w:rPr>
+        <w:t xml:space="preserve"> that supports it.</w:t>
+      </w:r>
+    </w:p>
+    <w:p>
+      <w:pPr>
+        <w:spacing w:line="336" w:lineRule="auto" w:after="180"/>
+        <w:shd w:fill="F5F1FB"/>
+      </w:pPr>
+      <w:r>
+        <w:rPr>
+          <w:b w:val="0"/>
+        </w:rPr>
+        <w:t xml:space="preserve">Draw your project trace and justify the deciding step using </w:t>
+      </w:r>
+      <w:r>
+        <w:rPr>
+          <w:b/>
+        </w:rPr>
+        <w:t>evidence</w:t>
+      </w:r>
+      <w:r>
+        <w:rPr>
+          <w:b w:val="0"/>
+        </w:rPr>
+        <w:t>.</w:t>
+      </w:r>
+    </w:p>
+    <w:p>
+      <w:pPr>
+        <w:pStyle w:val="Heading3"/>
+      </w:pPr>
+      <w:r>
+        <w:t>Discuss while showing the picture</w:t>
+      </w:r>
+    </w:p>
+    <w:p>
+      <w:pPr>
+        <w:spacing w:line="336" w:lineRule="auto" w:after="180"/>
+        <w:shd w:fill="F1F6F8"/>
+      </w:pPr>
+      <w:r>
+        <w:rPr>
+          <w:b w:val="0"/>
+        </w:rPr>
+        <w:t xml:space="preserve">Teacher prompt: Draw your project trace and justify the deciding step using </w:t>
+      </w:r>
+      <w:r>
+        <w:rPr>
+          <w:b/>
+        </w:rPr>
+        <w:t>evidence</w:t>
+      </w:r>
+      <w:r>
+        <w:rPr>
+          <w:b w:val="0"/>
+        </w:rPr>
+        <w:t>. Ask learners to describe one label or arrow in ordinary words. Use the adjacent transcript if the image is difficult to see.</w:t>
+      </w:r>
+    </w:p>
+    <w:p>
+      <w:pPr>
+        <w:spacing w:line="336" w:lineRule="auto" w:after="180"/>
+        <w:shd w:fill="F1F6F8"/>
+      </w:pPr>
+      <w:r>
+        <w:rPr>
+          <w:b w:val="0"/>
+        </w:rPr>
+        <w:t>Supported practice key: Working folder B and C, plus cache B, each with completion status. A remains because its age is 2. Changed-case check: Report incomplete deletion rather than success.</w:t>
+      </w:r>
+    </w:p>
+    <w:p>
+      <w:pPr>
+        <w:spacing w:line="336" w:lineRule="auto" w:after="180"/>
+        <w:shd w:fill="F1F6F8"/>
+      </w:pPr>
+      <w:r>
+        <w:rPr>
+          <w:b w:val="0"/>
+        </w:rPr>
+        <w:t>Removing the working copy does not remove the known retained cache copy.</w:t>
       </w:r>
     </w:p>
     <w:sectPr>

--- a/downloads/teacher/ai-3-week-28.docx
+++ b/downloads/teacher/ai-3-week-28.docx
@@ -213,7 +213,7 @@
           </w:tcPr>
           <w:p>
             <w:r>
-              <w:t>Sections 9 and 11–14. Give extra time to finish the full task set; use Section 15 when the week includes a coding lab.</w:t>
+              <w:t>Use “Run the investigation”, “Connect your project”, “Show what you know”, “Study a complete case” and “Try a new case independently”. Give extra time for the full task set. If this week has a coding lab, use its named section; section numbers can change when extra explanations are included.</w:t>
             </w:r>
           </w:p>
         </w:tc>
@@ -5604,7 +5604,7 @@
           </w:tcPr>
           <w:p>
             <w:r>
-              <w:t>Sections 9 and 11–14. Give extra time to finish the full task set; use Section 15 when the week includes a coding lab.</w:t>
+              <w:t>Use “Run the investigation”, “Connect your project”, “Show what you know”, “Study a complete case” and “Try a new case independently”. Give extra time for the full task set. If this week has a coding lab, use its named section; section numbers can change when extra explanations are included.</w:t>
             </w:r>
           </w:p>
         </w:tc>

--- a/downloads/teacher/ai-3-week-28.docx
+++ b/downloads/teacher/ai-3-week-28.docx
@@ -25,20 +25,38 @@
         <w:pStyle w:val="Heading1"/>
       </w:pPr>
       <w:r>
-        <w:t>01. Privacy by Design</w:t>
-      </w:r>
-    </w:p>
-    <w:p>
-      <w:r>
-        <w:t>Prepare Privacy by Design: check the target, prerequisites, resources and adaptable teaching schedule.</w:t>
-      </w:r>
-    </w:p>
-    <w:p>
-      <w:pPr>
-        <w:pStyle w:val="Heading3"/>
-      </w:pPr>
-      <w:r>
-        <w:t>Teach the learning cycle</w:t>
+        <w:t>Teach precise fictional lifecycle policies.</w:t>
+      </w:r>
+    </w:p>
+    <w:p>
+      <w:r>
+        <w:t>Supply thresholds and stores, preserve incomplete outcomes and assess a fresh log-copy case.</w:t>
+      </w:r>
+    </w:p>
+    <w:p>
+      <w:r>
+        <w:t>Ask which data is needed, which copy remains and what the supplied evidence can actually establish.</w:t>
+      </w:r>
+    </w:p>
+    <w:p>
+      <w:pPr>
+        <w:pStyle w:val="Heading1"/>
+      </w:pPr>
+      <w:r>
+        <w:t>01. Prepare this connected week</w:t>
+      </w:r>
+    </w:p>
+    <w:p>
+      <w:r>
+        <w:t>Use one main plan and keep practice separate from the independent first attempt.</w:t>
+      </w:r>
+    </w:p>
+    <w:p>
+      <w:pPr>
+        <w:pStyle w:val="Heading2"/>
+      </w:pPr>
+      <w:r>
+        <w:t>Learning goal and precision</w:t>
       </w:r>
     </w:p>
     <w:p>
@@ -74,6 +92,131 @@
           <w:b w:val="0"/>
         </w:rPr>
         <w:t xml:space="preserve"> and deletion</w:t>
+      </w:r>
+    </w:p>
+    <w:p>
+      <w:pPr>
+        <w:spacing w:line="336" w:lineRule="auto" w:after="180"/>
+      </w:pPr>
+      <w:r>
+        <w:rPr>
+          <w:b w:val="0"/>
+        </w:rPr>
+        <w:t xml:space="preserve">Two 45-minute sessions. </w:t>
+      </w:r>
+      <w:r>
+        <w:rPr>
+          <w:b/>
+        </w:rPr>
+        <w:t>Retention</w:t>
+      </w:r>
+      <w:r>
+        <w:rPr>
+          <w:b w:val="0"/>
+        </w:rPr>
+        <w:t xml:space="preserve"> and deletion cover all declared stores, including caches and logs. Removing a visible row may leave copies elsewhere. Use the supplied constructed scenarios to make the </w:t>
+      </w:r>
+      <w:r>
+        <w:rPr>
+          <w:b/>
+        </w:rPr>
+        <w:t>mechanism</w:t>
+      </w:r>
+      <w:r>
+        <w:rPr>
+          <w:b w:val="0"/>
+        </w:rPr>
+        <w:t xml:space="preserve"> inspectable.</w:t>
+      </w:r>
+    </w:p>
+    <w:p>
+      <w:pPr>
+        <w:spacing w:line="336" w:lineRule="auto" w:after="180"/>
+      </w:pPr>
+      <w:r>
+        <w:rPr>
+          <w:b w:val="0"/>
+        </w:rPr>
+        <w:t xml:space="preserve">Collect W4 before sharing solutions. Students should name intermediate </w:t>
+      </w:r>
+      <w:r>
+        <w:rPr>
+          <w:b/>
+        </w:rPr>
+        <w:t>evidence</w:t>
+      </w:r>
+      <w:r>
+        <w:rPr>
+          <w:b w:val="0"/>
+        </w:rPr>
+        <w:t xml:space="preserve"> and limitations; classroom pacing and learning effectiveness remain unvalidated.</w:t>
+      </w:r>
+    </w:p>
+    <w:p>
+      <w:pPr>
+        <w:spacing w:line="336" w:lineRule="auto" w:after="180"/>
+      </w:pPr>
+      <w:r>
+        <w:rPr>
+          <w:b w:val="0"/>
+        </w:rPr>
+        <w:t>By the end, I can explain privacy by design using a traced example and a stated limitation.</w:t>
+      </w:r>
+    </w:p>
+    <w:p>
+      <w:pPr>
+        <w:pStyle w:val="Heading2"/>
+      </w:pPr>
+      <w:r>
+        <w:t>What to prepare</w:t>
+      </w:r>
+    </w:p>
+    <w:p>
+      <w:pPr>
+        <w:pStyle w:val="ListBullet"/>
+      </w:pPr>
+      <w:r>
+        <w:t>Use the supplied scenario, student illustrations and blank paper. For numeric work, offer counters or a calculator after learners show the setup. Fictional records are supplied; personal data and paid accounts are unnecessary.</w:t>
+      </w:r>
+    </w:p>
+    <w:p>
+      <w:pPr>
+        <w:pStyle w:val="ListBullet"/>
+      </w:pPr>
+      <w:r>
+        <w:t>Case exposure check: this source example appears in ai-3/28, ai-6/20. Reuse a familiar case for recall or modelling; verify that the case used to assess transfer has not already received feedback.</w:t>
+      </w:r>
+    </w:p>
+    <w:p>
+      <w:pPr>
+        <w:pStyle w:val="ListBullet"/>
+      </w:pPr>
+      <w:r>
+        <w:t>Lesson and workbook; paper and pencil</w:t>
+      </w:r>
+    </w:p>
+    <w:p>
+      <w:pPr>
+        <w:pStyle w:val="ListBullet"/>
+      </w:pPr>
+      <w:r>
+        <w:t>Calculator and optional local Python 3 for arithmetic; no live API or private data</w:t>
+      </w:r>
+    </w:p>
+    <w:p>
+      <w:pPr>
+        <w:pStyle w:val="ListBullet"/>
+      </w:pPr>
+      <w:r>
+        <w:t>Prepare the fresh retry separately and withhold its solution until after collection</w:t>
+      </w:r>
+    </w:p>
+    <w:p>
+      <w:pPr>
+        <w:pStyle w:val="Heading2"/>
+      </w:pPr>
+      <w:r>
+        <w:t>Main teaching plan</w:t>
       </w:r>
     </w:p>
     <w:tbl>
@@ -255,13 +398,210 @@
     </w:p>
     <w:p>
       <w:pPr>
+        <w:pStyle w:val="Heading2"/>
+      </w:pPr>
+      <w:r>
+        <w:t>Opening retrieval and readiness</w:t>
+      </w:r>
+    </w:p>
+    <w:p>
+      <w:pPr>
         <w:spacing w:line="336" w:lineRule="auto" w:after="180"/>
       </w:pPr>
       <w:r>
         <w:rPr>
           <w:b w:val="0"/>
         </w:rPr>
-        <w:t>Case exposure check: this source example appears in ai-3/28, ai-6/20. Reuse a familiar case for recall or modelling; verify that the case used to assess transfer has not already received feedback.</w:t>
+        <w:t>Without opening the old lesson, explain one key idea from Red Team the Product. Give an example and a mistake that the idea helps you avoid.</w:t>
+      </w:r>
+    </w:p>
+    <w:p>
+      <w:pPr>
+        <w:spacing w:line="336" w:lineRule="auto" w:after="180"/>
+      </w:pPr>
+      <w:r>
+        <w:rPr>
+          <w:b w:val="0"/>
+        </w:rPr>
+        <w:t xml:space="preserve">Look for: Explain the </w:t>
+      </w:r>
+      <w:r>
+        <w:rPr>
+          <w:b/>
+        </w:rPr>
+        <w:t>mechanism</w:t>
+      </w:r>
+      <w:r>
+        <w:rPr>
+          <w:b w:val="0"/>
+        </w:rPr>
+        <w:t xml:space="preserve"> and terminology of red team exercises</w:t>
+      </w:r>
+    </w:p>
+    <w:p>
+      <w:pPr>
+        <w:spacing w:line="336" w:lineRule="auto" w:after="180"/>
+      </w:pPr>
+      <w:r>
+        <w:rPr>
+          <w:b w:val="0"/>
+        </w:rPr>
+        <w:t xml:space="preserve">Reference example, not the only acceptable wording: Teacher explanation: Red-team exercises probe explicit failure boundaries in an authorised isolated fixture environment. Their purpose is </w:t>
+      </w:r>
+      <w:r>
+        <w:rPr>
+          <w:b/>
+        </w:rPr>
+        <w:t>evidence</w:t>
+      </w:r>
+      <w:r>
+        <w:rPr>
+          <w:b w:val="0"/>
+        </w:rPr>
+        <w:t>-based improvement.</w:t>
+      </w:r>
+    </w:p>
+    <w:p>
+      <w:pPr>
+        <w:spacing w:line="336" w:lineRule="auto" w:after="180"/>
+      </w:pPr>
+      <w:r>
+        <w:rPr>
+          <w:b w:val="0"/>
+        </w:rPr>
+        <w:t>Use fictional records and allowed test routes. Define a target contract violation, record the exact case, observe action/data traces and preserve a reproducible report. Do not touch external systems.</w:t>
+      </w:r>
+    </w:p>
+    <w:p>
+      <w:pPr>
+        <w:spacing w:line="336" w:lineRule="auto" w:after="180"/>
+      </w:pPr>
+      <w:r>
+        <w:rPr>
+          <w:b w:val="0"/>
+        </w:rPr>
+        <w:t>Without opening the old lesson, explain one key idea from Quality Rubrics. Give an example and a mistake that the idea helps you avoid.</w:t>
+      </w:r>
+    </w:p>
+    <w:p>
+      <w:pPr>
+        <w:spacing w:line="336" w:lineRule="auto" w:after="180"/>
+      </w:pPr>
+      <w:r>
+        <w:rPr>
+          <w:b w:val="0"/>
+        </w:rPr>
+        <w:t>Look for: Judge an output using separate observable rubric criteria</w:t>
+      </w:r>
+    </w:p>
+    <w:p>
+      <w:pPr>
+        <w:spacing w:line="336" w:lineRule="auto" w:after="180"/>
+      </w:pPr>
+      <w:r>
+        <w:rPr>
+          <w:b w:val="0"/>
+        </w:rPr>
+        <w:t xml:space="preserve">Reference example, not the only acceptable wording: Apply source support, task fit and sentence limit separately with exact </w:t>
+      </w:r>
+      <w:r>
+        <w:rPr>
+          <w:b/>
+        </w:rPr>
+        <w:t>evidence</w:t>
+      </w:r>
+      <w:r>
+        <w:rPr>
+          <w:b w:val="0"/>
+        </w:rPr>
+        <w:t>. A failed mandatory support gate blocks release despite other passes; the small rubric does not establish every quality or learner benefit.</w:t>
+      </w:r>
+    </w:p>
+    <w:p>
+      <w:pPr>
+        <w:spacing w:line="336" w:lineRule="auto" w:after="180"/>
+      </w:pPr>
+      <w:r>
+        <w:rPr>
+          <w:b w:val="0"/>
+        </w:rPr>
+        <w:t>Without opening the old lesson, explain one key idea from Requests Responses and JSON. Give an example and a mistake that the idea helps you avoid.</w:t>
+      </w:r>
+    </w:p>
+    <w:p>
+      <w:pPr>
+        <w:spacing w:line="336" w:lineRule="auto" w:after="180"/>
+      </w:pPr>
+      <w:r>
+        <w:rPr>
+          <w:b w:val="0"/>
+        </w:rPr>
+        <w:t>Look for: Parse JSON into Python records</w:t>
+      </w:r>
+    </w:p>
+    <w:p>
+      <w:pPr>
+        <w:spacing w:line="336" w:lineRule="auto" w:after="180"/>
+      </w:pPr>
+      <w:r>
+        <w:rPr>
+          <w:b w:val="0"/>
+        </w:rPr>
+        <w:t>Reference example, not the only acceptable wording: Parse JSON text, then guard the top-level object and validate exact fields, types and ranges. null becomes None and True serialises as true. No successful parse verifies a real observation.</w:t>
+      </w:r>
+    </w:p>
+    <w:p>
+      <w:pPr>
+        <w:spacing w:line="336" w:lineRule="auto" w:after="180"/>
+      </w:pPr>
+      <w:r>
+        <w:rPr>
+          <w:b w:val="0"/>
+        </w:rPr>
+        <w:t xml:space="preserve">A result depends on the </w:t>
+      </w:r>
+      <w:r>
+        <w:rPr>
+          <w:b/>
+        </w:rPr>
+        <w:t>input</w:t>
+      </w:r>
+      <w:r>
+        <w:rPr>
+          <w:b w:val="0"/>
+        </w:rPr>
+        <w:t xml:space="preserve">s, procedure and conditions that produced it. Preserve data roles and distinguish observed outcomes from </w:t>
+      </w:r>
+      <w:r>
+        <w:rPr>
+          <w:b/>
+        </w:rPr>
+        <w:t>prediction</w:t>
+      </w:r>
+      <w:r>
+        <w:rPr>
+          <w:b w:val="0"/>
+        </w:rPr>
+        <w:t>s or unmeasured conditions.</w:t>
+      </w:r>
+    </w:p>
+    <w:p>
+      <w:pPr>
+        <w:spacing w:line="336" w:lineRule="auto" w:after="180"/>
+      </w:pPr>
+      <w:r>
+        <w:rPr>
+          <w:b w:val="0"/>
+        </w:rPr>
+        <w:t>If the prior concept cannot be explained, use a short retrieval activity before this chapter.</w:t>
+      </w:r>
+    </w:p>
+    <w:p>
+      <w:pPr>
+        <w:pStyle w:val="Heading2"/>
+      </w:pPr>
+      <w:r>
+        <w:t>Earlier wording, alternatives and picture transcripts · reference / check after trying</w:t>
       </w:r>
     </w:p>
     <w:p>
@@ -269,6 +609,14 @@
         <w:pStyle w:val="Heading3"/>
       </w:pPr>
       <w:r>
+        <w:t>Teach the learning cycle</w:t>
+      </w:r>
+    </w:p>
+    <w:p>
+      <w:pPr>
+        <w:pStyle w:val="Heading3"/>
+      </w:pPr>
+      <w:r>
         <w:t>Retrieval answer guidance</w:t>
       </w:r>
     </w:p>
@@ -282,74 +630,6 @@
     </w:p>
     <w:p>
       <w:pPr>
-        <w:spacing w:line="336" w:lineRule="auto" w:after="180"/>
-      </w:pPr>
-      <w:r>
-        <w:rPr>
-          <w:b w:val="0"/>
-        </w:rPr>
-        <w:t>Without opening the old lesson, explain one key idea from Red Team the Product. Give an example and a mistake that the idea helps you avoid.</w:t>
-      </w:r>
-    </w:p>
-    <w:p>
-      <w:pPr>
-        <w:spacing w:line="336" w:lineRule="auto" w:after="180"/>
-      </w:pPr>
-      <w:r>
-        <w:rPr>
-          <w:b w:val="0"/>
-        </w:rPr>
-        <w:t xml:space="preserve">Look for: Explain the </w:t>
-      </w:r>
-      <w:r>
-        <w:rPr>
-          <w:b/>
-        </w:rPr>
-        <w:t>mechanism</w:t>
-      </w:r>
-      <w:r>
-        <w:rPr>
-          <w:b w:val="0"/>
-        </w:rPr>
-        <w:t xml:space="preserve"> and terminology of red team exercises</w:t>
-      </w:r>
-    </w:p>
-    <w:p>
-      <w:pPr>
-        <w:spacing w:line="336" w:lineRule="auto" w:after="180"/>
-      </w:pPr>
-      <w:r>
-        <w:rPr>
-          <w:b w:val="0"/>
-        </w:rPr>
-        <w:t xml:space="preserve">Reference example, not the only acceptable wording: Teacher explanation: Red-team exercises probe explicit failure boundaries in an authorised isolated fixture environment. Their purpose is </w:t>
-      </w:r>
-      <w:r>
-        <w:rPr>
-          <w:b/>
-        </w:rPr>
-        <w:t>evidence</w:t>
-      </w:r>
-      <w:r>
-        <w:rPr>
-          <w:b w:val="0"/>
-        </w:rPr>
-        <w:t>-based improvement.</w:t>
-      </w:r>
-    </w:p>
-    <w:p>
-      <w:pPr>
-        <w:spacing w:line="336" w:lineRule="auto" w:after="180"/>
-      </w:pPr>
-      <w:r>
-        <w:rPr>
-          <w:b w:val="0"/>
-        </w:rPr>
-        <w:t>Use fictional records and allowed test routes. Define a target contract violation, record the exact case, observe action/data traces and preserve a reproducible report. Do not touch external systems.</w:t>
-      </w:r>
-    </w:p>
-    <w:p>
-      <w:pPr>
         <w:pStyle w:val="Heading3"/>
       </w:pPr>
       <w:r>
@@ -358,122 +638,10 @@
     </w:p>
     <w:p>
       <w:pPr>
-        <w:spacing w:line="336" w:lineRule="auto" w:after="180"/>
-      </w:pPr>
-      <w:r>
-        <w:rPr>
-          <w:b w:val="0"/>
-        </w:rPr>
-        <w:t>Without opening the old lesson, explain one key idea from Quality Rubrics. Give an example and a mistake that the idea helps you avoid.</w:t>
-      </w:r>
-    </w:p>
-    <w:p>
-      <w:pPr>
-        <w:spacing w:line="336" w:lineRule="auto" w:after="180"/>
-      </w:pPr>
-      <w:r>
-        <w:rPr>
-          <w:b w:val="0"/>
-        </w:rPr>
-        <w:t xml:space="preserve">Look for: Explain the </w:t>
-      </w:r>
-      <w:r>
-        <w:rPr>
-          <w:b/>
-        </w:rPr>
-        <w:t>mechanism</w:t>
-      </w:r>
-      <w:r>
-        <w:rPr>
-          <w:b w:val="0"/>
-        </w:rPr>
-        <w:t xml:space="preserve"> and terminology of system evaluation sets</w:t>
-      </w:r>
-    </w:p>
-    <w:p>
-      <w:pPr>
-        <w:spacing w:line="336" w:lineRule="auto" w:after="180"/>
-      </w:pPr>
-      <w:r>
-        <w:rPr>
-          <w:b w:val="0"/>
-        </w:rPr>
-        <w:t>Reference example, not the only acceptable wording: Teacher explanation: A system evaluation set contains cases with expected behaviour and scoring rules.</w:t>
-      </w:r>
-    </w:p>
-    <w:p>
-      <w:pPr>
-        <w:spacing w:line="336" w:lineRule="auto" w:after="180"/>
-      </w:pPr>
-      <w:r>
-        <w:rPr>
-          <w:b w:val="0"/>
-        </w:rPr>
-        <w:t xml:space="preserve">It should cover retrieval, support, fallback and permissions rather than only easy answerable questions. Record case ID, </w:t>
-      </w:r>
-      <w:r>
-        <w:rPr>
-          <w:b/>
-        </w:rPr>
-        <w:t>evidence</w:t>
-      </w:r>
-      <w:r>
-        <w:rPr>
-          <w:b w:val="0"/>
-        </w:rPr>
-        <w:t xml:space="preserve"> version, expected claims or fallback, permitted actions and scoring rubric.</w:t>
-      </w:r>
-    </w:p>
-    <w:p>
-      <w:pPr>
-        <w:spacing w:line="336" w:lineRule="auto" w:after="180"/>
-      </w:pPr>
-      <w:r>
-        <w:rPr>
-          <w:b w:val="0"/>
-        </w:rPr>
-        <w:t>Separate development from final cases. Aggregate metrics only after checking required conditions individually.</w:t>
-      </w:r>
-    </w:p>
-    <w:p>
-      <w:pPr>
         <w:pStyle w:val="Heading3"/>
       </w:pPr>
       <w:r>
         <w:t>Requests Responses and JSON</w:t>
-      </w:r>
-    </w:p>
-    <w:p>
-      <w:pPr>
-        <w:spacing w:line="336" w:lineRule="auto" w:after="180"/>
-      </w:pPr>
-      <w:r>
-        <w:rPr>
-          <w:b w:val="0"/>
-        </w:rPr>
-        <w:t>Without opening the old lesson, explain one key idea from Requests Responses and JSON. Give an example and a mistake that the idea helps you avoid.</w:t>
-      </w:r>
-    </w:p>
-    <w:p>
-      <w:pPr>
-        <w:spacing w:line="336" w:lineRule="auto" w:after="180"/>
-      </w:pPr>
-      <w:r>
-        <w:rPr>
-          <w:b w:val="0"/>
-        </w:rPr>
-        <w:t>Look for: Parse JSON into Python records</w:t>
-      </w:r>
-    </w:p>
-    <w:p>
-      <w:pPr>
-        <w:spacing w:line="336" w:lineRule="auto" w:after="180"/>
-      </w:pPr>
-      <w:r>
-        <w:rPr>
-          <w:b w:val="0"/>
-        </w:rPr>
-        <w:t>Reference example, not the only acceptable wording: None and true, respectively.</w:t>
       </w:r>
     </w:p>
     <w:p>
@@ -688,6 +856,11 @@
       </w:r>
     </w:p>
     <w:p>
+      <w:r>
+        <w:t>This compact option is not the full-week schedule. Use the main teaching cycle and allow extra sessions for the investigation, independent work and project.</w:t>
+      </w:r>
+    </w:p>
+    <w:p>
       <w:pPr>
         <w:spacing w:line="336" w:lineRule="auto" w:after="180"/>
       </w:pPr>
@@ -695,7 +868,7 @@
         <w:rPr>
           <w:b w:val="0"/>
         </w:rPr>
-        <w:t>Use the supplied scenario, student illustrations and blank paper. For numeric work, offer counters or a calculator after learners show the setup. Fictional records are supplied; personal data and paid accounts are unnecessary.</w:t>
+        <w:t>Allow 80 minutes: recall 8; explanation 12; worked demonstration 15; guided practice 20; independent assessment 15; project and reflection 10. Extend the lab into a second session when needed.</w:t>
       </w:r>
     </w:p>
     <w:p>
@@ -703,24 +876,500 @@
         <w:pStyle w:val="Heading3"/>
       </w:pPr>
       <w:r>
-        <w:t>Alternative compact allocation</w:t>
-      </w:r>
-    </w:p>
-    <w:p>
-      <w:r>
-        <w:t>This compact option is not the full-week schedule. Use the main teaching cycle and allow extra sessions for the investigation, independent work and project.</w:t>
+        <w:t>Preparation for the connected explanation</w:t>
+      </w:r>
+    </w:p>
+    <w:p>
+      <w:pPr>
+        <w:pStyle w:val="Heading3"/>
+      </w:pPr>
+      <w:r>
+        <w:t>Readiness answer</w:t>
+      </w:r>
+    </w:p>
+    <w:p>
+      <w:pPr>
+        <w:pStyle w:val="Heading3"/>
+      </w:pPr>
+      <w:r>
+        <w:t>End goal for the pictorial case</w:t>
       </w:r>
     </w:p>
     <w:p>
       <w:pPr>
         <w:spacing w:line="336" w:lineRule="auto" w:after="180"/>
-        <w:shd w:fill="F1F6F8"/>
       </w:pPr>
       <w:r>
         <w:rPr>
           <w:b w:val="0"/>
         </w:rPr>
-        <w:t>Allow 80 minutes: recall 8; explanation 12; worked demonstration 15; guided practice 20; independent assessment 15; project and reflection 10. Extend the lab into a second session when needed.</w:t>
+        <w:t>This added worked case illustrates the week’s main idea. Retain all original and connected topics; schedule its practice within the teaching cycle.</w:t>
+      </w:r>
+    </w:p>
+    <w:p>
+      <w:pPr>
+        <w:pStyle w:val="Heading1"/>
+      </w:pPr>
+      <w:r>
+        <w:t>02. Teach purpose-bound data and copy-aware deletion</w:t>
+      </w:r>
+    </w:p>
+    <w:p>
+      <w:r>
+        <w:t>Keep session, seven-day, three-day and independent five-day examples labelled.</w:t>
+      </w:r>
+    </w:p>
+    <w:p>
+      <w:pPr>
+        <w:pStyle w:val="Heading2"/>
+      </w:pPr>
+      <w:r>
+        <w:t>Start with the smaller data plan</w:t>
+      </w:r>
+    </w:p>
+    <w:p>
+      <w:pPr>
+        <w:spacing w:line="336" w:lineRule="auto" w:after="180"/>
+      </w:pPr>
+      <w:r>
+        <w:rPr>
+          <w:b w:val="0"/>
+        </w:rPr>
+        <w:t>A study tool plans to retain names, addresses and all chats forever.</w:t>
+      </w:r>
+    </w:p>
+    <w:p>
+      <w:pPr>
+        <w:spacing w:line="336" w:lineRule="auto" w:after="180"/>
+      </w:pPr>
+      <w:r>
+        <w:rPr>
+          <w:b w:val="0"/>
+        </w:rPr>
+        <w:t>Design a smaller data plan.</w:t>
+      </w:r>
+    </w:p>
+    <w:p>
+      <w:pPr>
+        <w:spacing w:line="336" w:lineRule="auto" w:after="180"/>
+      </w:pPr>
+      <w:r>
+        <w:rPr>
+          <w:b w:val="0"/>
+        </w:rPr>
+        <w:t xml:space="preserve">Keep only needed preferences or progress, with </w:t>
+      </w:r>
+      <w:r>
+        <w:rPr>
+          <w:b/>
+        </w:rPr>
+        <w:t>retention</w:t>
+      </w:r>
+      <w:r>
+        <w:rPr>
+          <w:b w:val="0"/>
+        </w:rPr>
+        <w:t xml:space="preserve">, deletion and </w:t>
+      </w:r>
+      <w:r>
+        <w:rPr>
+          <w:b/>
+        </w:rPr>
+        <w:t>access control</w:t>
+      </w:r>
+      <w:r>
+        <w:rPr>
+          <w:b w:val="0"/>
+        </w:rPr>
+        <w:t>s. Avoid unnecessary addresses and raw chat storage.</w:t>
+      </w:r>
+    </w:p>
+    <w:tbl>
+      <w:tblPr>
+        <w:tblStyle w:val="LightShading-Accent1"/>
+        <w:tblW w:type="auto" w:w="0"/>
+        <w:tblLook w:firstColumn="1" w:firstRow="1" w:lastColumn="0" w:lastRow="0" w:noHBand="0" w:noVBand="1" w:val="04A0"/>
+      </w:tblPr>
+      <w:tblGrid>
+        <w:gridCol w:w="5112"/>
+        <w:gridCol w:w="5112"/>
+      </w:tblGrid>
+      <w:tr>
+        <w:trPr>
+          <w:tblHeader/>
+        </w:trPr>
+        <w:tc>
+          <w:tcPr>
+            <w:tcW w:type="dxa" w:w="5112"/>
+          </w:tcPr>
+          <w:p>
+            <w:r>
+              <w:t>Data-design question</w:t>
+            </w:r>
+          </w:p>
+        </w:tc>
+        <w:tc>
+          <w:tcPr>
+            <w:tcW w:type="dxa" w:w="5112"/>
+          </w:tcPr>
+          <w:p>
+            <w:r>
+              <w:t>Evidence to write</w:t>
+            </w:r>
+          </w:p>
+        </w:tc>
+      </w:tr>
+      <w:tr>
+        <w:tc>
+          <w:tcPr>
+            <w:tcW w:type="dxa" w:w="5112"/>
+          </w:tcPr>
+          <w:p>
+            <w:r>
+              <w:t>Purpose and necessity</w:t>
+            </w:r>
+          </w:p>
+        </w:tc>
+        <w:tc>
+          <w:tcPr>
+            <w:tcW w:type="dxa" w:w="5112"/>
+          </w:tcPr>
+          <w:p>
+            <w:r>
+              <w:t>Which user task requires the field? Can it be omitted or shortened?</w:t>
+            </w:r>
+          </w:p>
+        </w:tc>
+      </w:tr>
+      <w:tr>
+        <w:tc>
+          <w:tcPr>
+            <w:tcW w:type="dxa" w:w="5112"/>
+          </w:tcPr>
+          <w:p>
+            <w:r>
+              <w:t>Permission and access</w:t>
+            </w:r>
+          </w:p>
+        </w:tc>
+        <w:tc>
+          <w:tcPr>
+            <w:tcW w:type="dxa" w:w="5112"/>
+          </w:tcPr>
+          <w:p>
+            <w:r>
+              <w:t>What approved use and access role apply? Missing permission is not inferred.</w:t>
+            </w:r>
+          </w:p>
+        </w:tc>
+      </w:tr>
+      <w:tr>
+        <w:tc>
+          <w:tcPr>
+            <w:tcW w:type="dxa" w:w="5112"/>
+          </w:tcPr>
+          <w:p>
+            <w:r>
+              <w:t>Copies and derived data</w:t>
+            </w:r>
+          </w:p>
+        </w:tc>
+        <w:tc>
+          <w:tcPr>
+            <w:tcW w:type="dxa" w:w="5112"/>
+          </w:tcPr>
+          <w:p>
+            <w:r>
+              <w:t>Primary store, cache, log, export and declared backup locations</w:t>
+            </w:r>
+          </w:p>
+        </w:tc>
+      </w:tr>
+      <w:tr>
+        <w:tc>
+          <w:tcPr>
+            <w:tcW w:type="dxa" w:w="5112"/>
+          </w:tcPr>
+          <w:p>
+            <w:r>
+              <w:t>Retention boundary</w:t>
+            </w:r>
+          </w:p>
+        </w:tc>
+        <w:tc>
+          <w:tcPr>
+            <w:tcW w:type="dxa" w:w="5112"/>
+          </w:tcPr>
+          <w:p>
+            <w:r>
+              <w:t>Age definition, exact threshold and inclusive/exclusive rule</w:t>
+            </w:r>
+          </w:p>
+        </w:tc>
+      </w:tr>
+      <w:tr>
+        <w:tc>
+          <w:tcPr>
+            <w:tcW w:type="dxa" w:w="5112"/>
+          </w:tcPr>
+          <w:p>
+            <w:r>
+              <w:t>Deletion verification</w:t>
+            </w:r>
+          </w:p>
+        </w:tc>
+        <w:tc>
+          <w:tcPr>
+            <w:tcW w:type="dxa" w:w="5112"/>
+          </w:tcPr>
+          <w:p>
+            <w:r>
+              <w:t>Record/store IDs, result, residual copies and unresolved policies</w:t>
+            </w:r>
+          </w:p>
+        </w:tc>
+      </w:tr>
+      <w:tr>
+        <w:tc>
+          <w:tcPr>
+            <w:tcW w:type="dxa" w:w="5112"/>
+          </w:tcPr>
+          <w:p>
+            <w:r>
+              <w:t>Minimal audit</w:t>
+            </w:r>
+          </w:p>
+        </w:tc>
+        <w:tc>
+          <w:tcPr>
+            <w:tcW w:type="dxa" w:w="5112"/>
+          </w:tcPr>
+          <w:p>
+            <w:r>
+              <w:t>Allowed event metadata without retained content; metadata still needs purpose and access rules</w:t>
+            </w:r>
+          </w:p>
+        </w:tc>
+      </w:tr>
+    </w:tbl>
+    <w:p>
+      <w:pPr>
+        <w:pStyle w:val="Heading2"/>
+      </w:pPr>
+      <w:r>
+        <w:t>Read the complete fictional policy map</w:t>
+      </w:r>
+    </w:p>
+    <w:p>
+      <w:pPr>
+        <w:spacing w:line="336" w:lineRule="auto" w:after="180"/>
+      </w:pPr>
+      <w:r>
+        <w:rPr>
+          <w:b w:val="0"/>
+        </w:rPr>
+        <w:t>Keep the policy labels separate. W2 uses a seven-day content policy: delete when age &gt;= 7 days in primary store and cache; allowed content-free audit metadata may remain until age &gt;= 30 days. A backup expiry process is not supplied, so report its status unknown and request the policy rather than promise complete deletion. The main pictured case uses a different three-day policy for its declared folder/cache stores.</w:t>
+      </w:r>
+    </w:p>
+    <w:p>
+      <w:pPr>
+        <w:spacing w:line="336" w:lineRule="auto" w:after="180"/>
+      </w:pPr>
+      <w:r>
+        <w:rPr>
+          <w:b w:val="0"/>
+        </w:rPr>
+        <w:t>The independent case states five days. These are not universal settings.</w:t>
+      </w:r>
+    </w:p>
+    <w:p>
+      <w:pPr>
+        <w:spacing w:line="336" w:lineRule="auto" w:after="180"/>
+      </w:pPr>
+      <w:r>
+        <w:rPr>
+          <w:b/>
+        </w:rPr>
+        <w:t>Retention</w:t>
+      </w:r>
+      <w:r>
+        <w:rPr>
+          <w:b w:val="0"/>
+        </w:rPr>
+        <w:t xml:space="preserve"> and deletion cover all declared stores, including caches and logs. Removing a visible row may leave copies elsewhere.</w:t>
+      </w:r>
+    </w:p>
+    <w:p>
+      <w:pPr>
+        <w:spacing w:line="336" w:lineRule="auto" w:after="180"/>
+      </w:pPr>
+      <w:r>
+        <w:rPr>
+          <w:b w:val="0"/>
+        </w:rPr>
+        <w:t>Toy policy retains session content for 7 days and deletes it when age is at least7. Audit metadata may remain for 30 days without content. Track primary storage, cache and backup policy separately.</w:t>
+      </w:r>
+    </w:p>
+    <w:p>
+      <w:pPr>
+        <w:pStyle w:val="Heading2"/>
+      </w:pPr>
+      <w:r>
+        <w:t>Trace seven-day W2</w:t>
+      </w:r>
+    </w:p>
+    <w:p>
+      <w:pPr>
+        <w:spacing w:line="336" w:lineRule="auto" w:after="180"/>
+      </w:pPr>
+      <w:r>
+        <w:rPr>
+          <w:b w:val="0"/>
+        </w:rPr>
+        <w:t>Record ages are6, 7, 9 days. Cache contains copies of all three.</w:t>
+      </w:r>
+    </w:p>
+    <w:p>
+      <w:pPr>
+        <w:spacing w:line="336" w:lineRule="auto" w:after="180"/>
+      </w:pPr>
+      <w:r>
+        <w:rPr>
+          <w:b w:val="0"/>
+        </w:rPr>
+        <w:t xml:space="preserve">Retain age6; delete content ages7 and9 from primary and cache under the policy. Retain only allowed audit metadata; backups need their stated expiry </w:t>
+      </w:r>
+      <w:r>
+        <w:rPr>
+          <w:b/>
+        </w:rPr>
+        <w:t>process</w:t>
+      </w:r>
+      <w:r>
+        <w:rPr>
+          <w:b w:val="0"/>
+        </w:rPr>
+        <w:t>.</w:t>
+      </w:r>
+    </w:p>
+    <w:p>
+      <w:pPr>
+        <w:spacing w:line="336" w:lineRule="auto" w:after="180"/>
+      </w:pPr>
+      <w:r>
+        <w:rPr>
+          <w:b w:val="0"/>
+        </w:rPr>
+        <w:t>Use only fictional classroom records. Preserve the policy, record IDs, store locations and deletion outcomes needed to explain the trace; do not retain expired personal content merely to prove that deletion was requested. Report known residual copies and unspecified backup policies separately.</w:t>
+      </w:r>
+    </w:p>
+    <w:p>
+      <w:pPr>
+        <w:pStyle w:val="Heading2"/>
+      </w:pPr>
+      <w:r>
+        <w:t>Read the three-day pictured case</w:t>
+      </w:r>
+    </w:p>
+    <w:p>
+      <w:pPr>
+        <w:spacing w:line="336" w:lineRule="auto" w:after="180"/>
+      </w:pPr>
+      <w:r>
+        <w:rPr>
+          <w:b w:val="0"/>
+        </w:rPr>
+        <w:t>Trace deletion through both a working folder and a cache.</w:t>
+      </w:r>
+    </w:p>
+    <w:p>
+      <w:pPr>
+        <w:spacing w:line="336" w:lineRule="auto" w:after="180"/>
+      </w:pPr>
+      <w:r>
+        <w:rPr>
+          <w:b w:val="0"/>
+        </w:rPr>
+        <w:t xml:space="preserve">Fictional </w:t>
+      </w:r>
+      <w:r>
+        <w:rPr>
+          <w:b/>
+        </w:rPr>
+        <w:t>retention</w:t>
+      </w:r>
+      <w:r>
+        <w:rPr>
+          <w:b w:val="0"/>
+        </w:rPr>
+        <w:t xml:space="preserve"> policy: delete records aged at least 3 days. Ages A=2, B=3, C=4; the cache contains a copy of B.</w:t>
+      </w:r>
+    </w:p>
+    <w:p>
+      <w:pPr>
+        <w:spacing w:line="336" w:lineRule="auto" w:after="180"/>
+      </w:pPr>
+      <w:r>
+        <w:rPr>
+          <w:b w:val="0"/>
+        </w:rPr>
+        <w:t xml:space="preserve">All </w:t>
+      </w:r>
+      <w:r>
+        <w:rPr>
+          <w:b/>
+        </w:rPr>
+        <w:t>input</w:t>
+      </w:r>
+      <w:r>
+        <w:rPr>
+          <w:b w:val="0"/>
+        </w:rPr>
+        <w:t>s and outcomes in this worked example are invented classroom data; no real model run is claimed.</w:t>
+      </w:r>
+    </w:p>
+    <w:p>
+      <w:pPr>
+        <w:pStyle w:val="Heading2"/>
+      </w:pPr>
+      <w:r>
+        <w:t>Trace folder and cache decisions</w:t>
+      </w:r>
+    </w:p>
+    <w:p>
+      <w:r>
+        <w:drawing>
+          <wp:inline xmlns:a="http://schemas.openxmlformats.org/drawingml/2006/main" xmlns:pic="http://schemas.openxmlformats.org/drawingml/2006/picture">
+            <wp:extent cx="5486400" cy="3182112"/>
+            <wp:docPr id="1" name="Picture 1" descr="Compare ages: A is below 3; B is exactly 3; C is above 3. → Delete eligible: Keep A. Delete B and C from the working folder. → Check copies: Delete cached B too; otherwise the declared content remains retained."/>
+            <wp:cNvGraphicFramePr>
+              <a:graphicFrameLocks noChangeAspect="1"/>
+            </wp:cNvGraphicFramePr>
+            <a:graphic>
+              <a:graphicData uri="http://schemas.openxmlformats.org/drawingml/2006/picture">
+                <pic:pic>
+                  <pic:nvPicPr>
+                    <pic:cNvPr id="0" name="academy-story-ai-3-28-02.png"/>
+                    <pic:cNvPicPr/>
+                  </pic:nvPicPr>
+                  <pic:blipFill>
+                    <a:blip r:embed="rId9"/>
+                    <a:stretch>
+                      <a:fillRect/>
+                    </a:stretch>
+                  </pic:blipFill>
+                  <pic:spPr>
+                    <a:xfrm>
+                      <a:off x="0" y="0"/>
+                      <a:ext cx="5486400" cy="3182112"/>
+                    </a:xfrm>
+                    <a:prstGeom prst="rect"/>
+                  </pic:spPr>
+                </pic:pic>
+              </a:graphicData>
+            </a:graphic>
+          </wp:inline>
+        </w:drawing>
       </w:r>
     </w:p>
     <w:p>
@@ -728,7 +1377,114 @@
         <w:pStyle w:val="Heading3"/>
       </w:pPr>
       <w:r>
-        <w:t>Preparation for the connected explanation</w:t>
+        <w:t>Read the picture one step at a time</w:t>
+      </w:r>
+    </w:p>
+    <w:tbl>
+      <w:tblPr>
+        <w:tblStyle w:val="LightShading-Accent1"/>
+        <w:tblW w:type="auto" w:w="0"/>
+        <w:tblLook w:firstColumn="1" w:firstRow="1" w:lastColumn="0" w:lastRow="0" w:noHBand="0" w:noVBand="1" w:val="04A0"/>
+      </w:tblPr>
+      <w:tblGrid>
+        <w:gridCol w:w="5112"/>
+        <w:gridCol w:w="5112"/>
+      </w:tblGrid>
+      <w:tr>
+        <w:trPr>
+          <w:tblHeader/>
+        </w:trPr>
+        <w:tc>
+          <w:tcPr>
+            <w:tcW w:type="dxa" w:w="5112"/>
+          </w:tcPr>
+          <w:p>
+            <w:r>
+              <w:t>Step</w:t>
+            </w:r>
+          </w:p>
+        </w:tc>
+        <w:tc>
+          <w:tcPr>
+            <w:tcW w:type="dxa" w:w="5112"/>
+          </w:tcPr>
+          <w:p>
+            <w:r>
+              <w:t>What happens and why</w:t>
+            </w:r>
+          </w:p>
+        </w:tc>
+      </w:tr>
+      <w:tr>
+        <w:tc>
+          <w:tcPr>
+            <w:tcW w:type="dxa" w:w="5112"/>
+          </w:tcPr>
+          <w:p>
+            <w:r>
+              <w:t>1. Compare ages</w:t>
+            </w:r>
+          </w:p>
+        </w:tc>
+        <w:tc>
+          <w:tcPr>
+            <w:tcW w:type="dxa" w:w="5112"/>
+          </w:tcPr>
+          <w:p>
+            <w:r>
+              <w:t>A is below 3; B is exactly 3; C is above 3.</w:t>
+            </w:r>
+          </w:p>
+        </w:tc>
+      </w:tr>
+      <w:tr>
+        <w:tc>
+          <w:tcPr>
+            <w:tcW w:type="dxa" w:w="5112"/>
+          </w:tcPr>
+          <w:p>
+            <w:r>
+              <w:t>2. Delete eligible</w:t>
+            </w:r>
+          </w:p>
+        </w:tc>
+        <w:tc>
+          <w:tcPr>
+            <w:tcW w:type="dxa" w:w="5112"/>
+          </w:tcPr>
+          <w:p>
+            <w:r>
+              <w:t>Keep A. Delete B and C from the working folder.</w:t>
+            </w:r>
+          </w:p>
+        </w:tc>
+      </w:tr>
+      <w:tr>
+        <w:tc>
+          <w:tcPr>
+            <w:tcW w:type="dxa" w:w="5112"/>
+          </w:tcPr>
+          <w:p>
+            <w:r>
+              <w:t>3. Check copies</w:t>
+            </w:r>
+          </w:p>
+        </w:tc>
+        <w:tc>
+          <w:tcPr>
+            <w:tcW w:type="dxa" w:w="5112"/>
+          </w:tcPr>
+          <w:p>
+            <w:r>
+              <w:t>Delete cached B too; otherwise the declared content remains retained.</w:t>
+            </w:r>
+          </w:p>
+        </w:tc>
+      </w:tr>
+    </w:tbl>
+    <w:p>
+      <w:r>
+        <w:t>Match each pictured step to the supplied facts. This is a worked teaching case, not an independent assessment.</w:t>
       </w:r>
     </w:p>
     <w:p>
@@ -739,31 +1495,66 @@
         <w:rPr>
           <w:b w:val="0"/>
         </w:rPr>
-        <w:t xml:space="preserve">Two 45-minute sessions. </w:t>
+        <w:t xml:space="preserve">Read the picture in order. Delete cached B too; otherwise the declared content remains retained. The arrows show which recorded </w:t>
       </w:r>
       <w:r>
         <w:rPr>
           <w:b/>
         </w:rPr>
-        <w:t>Retention</w:t>
+        <w:t>input</w:t>
       </w:r>
       <w:r>
         <w:rPr>
           <w:b w:val="0"/>
         </w:rPr>
-        <w:t xml:space="preserve"> and deletion cover all declared stores, including caches and logs. Removing a visible row may leave copies elsewhere. Use the supplied constructed scenarios to make the </w:t>
-      </w:r>
+        <w:t xml:space="preserve"> or intermediate result each decision uses.</w:t>
+      </w:r>
+    </w:p>
+    <w:p>
+      <w:pPr>
+        <w:spacing w:line="336" w:lineRule="auto" w:after="180"/>
+      </w:pPr>
+      <w:r>
+        <w:rPr>
+          <w:b w:val="0"/>
+        </w:rPr>
+        <w:t>Explain the deciding step aloud before checking the changed case; pointing to the final answer alone does not show how it follows.</w:t>
+      </w:r>
+    </w:p>
+    <w:p>
+      <w:pPr>
+        <w:pStyle w:val="Heading2"/>
+      </w:pPr>
+      <w:r>
+        <w:t>Predict incomplete deletion</w:t>
+      </w:r>
+    </w:p>
+    <w:p>
+      <w:pPr>
+        <w:spacing w:line="336" w:lineRule="auto" w:after="180"/>
+      </w:pPr>
+      <w:r>
+        <w:rPr>
+          <w:b w:val="0"/>
+        </w:rPr>
+        <w:t>Change: The cache deletion fails.</w:t>
+      </w:r>
+    </w:p>
+    <w:p>
+      <w:pPr>
+        <w:spacing w:line="336" w:lineRule="auto" w:after="180"/>
+      </w:pPr>
       <w:r>
         <w:rPr>
           <w:b/>
         </w:rPr>
-        <w:t>mechanism</w:t>
+        <w:t>Prediction</w:t>
       </w:r>
       <w:r>
         <w:rPr>
           <w:b w:val="0"/>
         </w:rPr>
-        <w:t xml:space="preserve"> inspectable.</w:t>
+        <w:t>: Report incomplete deletion rather than success.</w:t>
       </w:r>
     </w:p>
     <w:p>
@@ -774,19 +1565,261 @@
         <w:rPr>
           <w:b w:val="0"/>
         </w:rPr>
-        <w:t xml:space="preserve">Collect W4 before sharing solutions. Students should name intermediate </w:t>
+        <w:t>Reason: Removing the working copy does not remove the known retained cache copy.</w:t>
+      </w:r>
+    </w:p>
+    <w:p>
+      <w:pPr>
+        <w:pStyle w:val="Heading2"/>
+      </w:pPr>
+      <w:r>
+        <w:t>State fictional and legal-scope limits</w:t>
+      </w:r>
+    </w:p>
+    <w:p>
+      <w:pPr>
+        <w:spacing w:line="336" w:lineRule="auto" w:after="180"/>
+      </w:pPr>
+      <w:r>
+        <w:rPr>
+          <w:b w:val="0"/>
+        </w:rPr>
+        <w:t xml:space="preserve">This fictional policy is a tracing exercise, not a statement of legal </w:t>
       </w:r>
       <w:r>
         <w:rPr>
           <w:b/>
         </w:rPr>
+        <w:t>retention</w:t>
+      </w:r>
+      <w:r>
+        <w:rPr>
+          <w:b w:val="0"/>
+        </w:rPr>
+        <w:t xml:space="preserve"> requirements.</w:t>
+      </w:r>
+    </w:p>
+    <w:p>
+      <w:pPr>
+        <w:spacing w:line="336" w:lineRule="auto" w:after="180"/>
+      </w:pPr>
+      <w:r>
+        <w:rPr>
+          <w:b w:val="0"/>
+        </w:rPr>
+        <w:t xml:space="preserve">Cover the result. Ask learners to name the </w:t>
+      </w:r>
+      <w:r>
+        <w:rPr>
+          <w:b/>
+        </w:rPr>
+        <w:t>input</w:t>
+      </w:r>
+      <w:r>
+        <w:rPr>
+          <w:b w:val="0"/>
+        </w:rPr>
+        <w:t xml:space="preserve">s and predict the next step. Uncover one step, connect the icon to the actual procedure, and explain its </w:t>
+      </w:r>
+      <w:r>
+        <w:rPr>
+          <w:b/>
+        </w:rPr>
         <w:t>evidence</w:t>
       </w:r>
       <w:r>
         <w:rPr>
           <w:b w:val="0"/>
         </w:rPr>
-        <w:t xml:space="preserve"> and limitations; classroom pacing and learning effectiveness remain unvalidated.</w:t>
+        <w:t>. Then change the supplied condition and compare.</w:t>
+      </w:r>
+    </w:p>
+    <w:p>
+      <w:pPr>
+        <w:spacing w:line="336" w:lineRule="auto" w:after="180"/>
+      </w:pPr>
+      <w:r>
+        <w:rPr>
+          <w:b w:val="0"/>
+        </w:rPr>
+        <w:t>The picture is a representation; it does not document execution of a real AI model.</w:t>
+      </w:r>
+    </w:p>
+    <w:p>
+      <w:pPr>
+        <w:pStyle w:val="Heading2"/>
+      </w:pPr>
+      <w:r>
+        <w:t>Earlier wording, alternatives and picture transcripts · reference / check after trying</w:t>
+      </w:r>
+    </w:p>
+    <w:p>
+      <w:pPr>
+        <w:spacing w:line="336" w:lineRule="auto" w:after="180"/>
+      </w:pPr>
+      <w:r>
+        <w:rPr>
+          <w:b w:val="0"/>
+        </w:rPr>
+        <w:t>Explain the mechanism</w:t>
+      </w:r>
+    </w:p>
+    <w:p>
+      <w:pPr>
+        <w:spacing w:line="336" w:lineRule="auto" w:after="180"/>
+      </w:pPr>
+      <w:r>
+        <w:rPr>
+          <w:b/>
+        </w:rPr>
+        <w:t>Input</w:t>
+      </w:r>
+      <w:r>
+        <w:rPr>
+          <w:b w:val="0"/>
+        </w:rPr>
+        <w:t xml:space="preserve"> → </w:t>
+      </w:r>
+      <w:r>
+        <w:rPr>
+          <w:b/>
+        </w:rPr>
+        <w:t>Process</w:t>
+      </w:r>
+      <w:r>
+        <w:rPr>
+          <w:b w:val="0"/>
+        </w:rPr>
+        <w:t xml:space="preserve"> → </w:t>
+      </w:r>
+      <w:r>
+        <w:rPr>
+          <w:b/>
+        </w:rPr>
+        <w:t>Output</w:t>
+      </w:r>
+    </w:p>
+    <w:p>
+      <w:pPr>
+        <w:spacing w:line="336" w:lineRule="auto" w:after="180"/>
+      </w:pPr>
+      <w:r>
+        <w:rPr>
+          <w:b w:val="0"/>
+        </w:rPr>
+        <w:t>Trace the information. At each stage, ask what changed and how you could test it.</w:t>
+      </w:r>
+    </w:p>
+    <w:p>
+      <w:pPr>
+        <w:spacing w:line="336" w:lineRule="auto" w:after="180"/>
+      </w:pPr>
+      <w:r>
+        <w:rPr>
+          <w:b w:val="0"/>
+        </w:rPr>
+        <w:t>Which stage could fail even when the other two are correct? Explain:</w:t>
+      </w:r>
+    </w:p>
+    <w:p>
+      <w:pPr>
+        <w:spacing w:line="336" w:lineRule="auto" w:after="180"/>
+      </w:pPr>
+      <w:r>
+        <w:rPr>
+          <w:b w:val="0"/>
+        </w:rPr>
+        <w:t xml:space="preserve">Predict first. Then check each step. A correct answer without visible reasoning is incomplete </w:t>
+      </w:r>
+      <w:r>
+        <w:rPr>
+          <w:b/>
+        </w:rPr>
+        <w:t>evidence</w:t>
+      </w:r>
+      <w:r>
+        <w:rPr>
+          <w:b w:val="0"/>
+        </w:rPr>
+        <w:t>.</w:t>
+      </w:r>
+    </w:p>
+    <w:p>
+      <w:pPr>
+        <w:spacing w:line="336" w:lineRule="auto" w:after="180"/>
+      </w:pPr>
+      <w:r>
+        <w:rPr>
+          <w:b w:val="0"/>
+        </w:rPr>
+        <w:t>1. Study help needs topic and current question—not home address.</w:t>
+      </w:r>
+    </w:p>
+    <w:p>
+      <w:pPr>
+        <w:spacing w:line="336" w:lineRule="auto" w:after="180"/>
+      </w:pPr>
+      <w:r>
+        <w:rPr>
+          <w:b w:val="0"/>
+        </w:rPr>
+        <w:t>2. Keep session state temporarily; do not store by default.</w:t>
+      </w:r>
+    </w:p>
+    <w:p>
+      <w:pPr>
+        <w:spacing w:line="336" w:lineRule="auto" w:after="180"/>
+      </w:pPr>
+      <w:r>
+        <w:rPr>
+          <w:b w:val="0"/>
+        </w:rPr>
+        <w:t>3. Let users view and delete saved preferences.</w:t>
+      </w:r>
+    </w:p>
+    <w:p>
+      <w:pPr>
+        <w:spacing w:line="336" w:lineRule="auto" w:after="180"/>
+      </w:pPr>
+      <w:r>
+        <w:rPr>
+          <w:b w:val="0"/>
+        </w:rPr>
+        <w:t>4. Protect logs from containing private source text or identifiers.</w:t>
+      </w:r>
+    </w:p>
+    <w:p>
+      <w:pPr>
+        <w:spacing w:line="336" w:lineRule="auto" w:after="180"/>
+      </w:pPr>
+      <w:r>
+        <w:rPr>
+          <w:b w:val="0"/>
+        </w:rPr>
+        <w:t>Recalculate, retrace, or restate the reasoning in your own representation:</w:t>
+      </w:r>
+    </w:p>
+    <w:p>
+      <w:pPr>
+        <w:spacing w:line="336" w:lineRule="auto" w:after="180"/>
+      </w:pPr>
+      <w:r>
+        <w:rPr>
+          <w:b w:val="0"/>
+        </w:rPr>
+        <w:t xml:space="preserve">CHECK Did the </w:t>
+      </w:r>
+      <w:r>
+        <w:rPr>
+          <w:b/>
+        </w:rPr>
+        <w:t>evidence</w:t>
+      </w:r>
+      <w:r>
+        <w:rPr>
+          <w:b w:val="0"/>
+        </w:rPr>
+        <w:t xml:space="preserve"> answer the exact question? Did the total, path, or source record stay consistent?</w:t>
       </w:r>
     </w:p>
     <w:p>
@@ -794,7 +1827,23 @@
         <w:pStyle w:val="Heading3"/>
       </w:pPr>
       <w:r>
-        <w:t>Readiness answer</w:t>
+        <w:t>Concrete teaching case</w:t>
+      </w:r>
+    </w:p>
+    <w:p>
+      <w:pPr>
+        <w:pStyle w:val="Heading3"/>
+      </w:pPr>
+      <w:r>
+        <w:t>Exact explanation to model</w:t>
+      </w:r>
+    </w:p>
+    <w:p>
+      <w:pPr>
+        <w:pStyle w:val="Heading3"/>
+      </w:pPr>
+      <w:r>
+        <w:t>Explain the added worked example</w:t>
       </w:r>
     </w:p>
     <w:p>
@@ -805,455 +1854,18 @@
         <w:rPr>
           <w:b w:val="0"/>
         </w:rPr>
-        <w:t xml:space="preserve">A result depends on the </w:t>
-      </w:r>
-      <w:r>
-        <w:rPr>
-          <w:b/>
-        </w:rPr>
-        <w:t>input</w:t>
-      </w:r>
+        <w:t>Begin by writing the question the procedure is intended to answer. Identify the information already supplied, the information it will produce and the information still missing.</w:t>
+      </w:r>
+    </w:p>
+    <w:p>
+      <w:pPr>
+        <w:spacing w:line="336" w:lineRule="auto" w:after="180"/>
+      </w:pPr>
       <w:r>
         <w:rPr>
           <w:b w:val="0"/>
         </w:rPr>
-        <w:t xml:space="preserve">s, procedure and conditions that produced it. Preserve data roles and distinguish observed outcomes from </w:t>
-      </w:r>
-      <w:r>
-        <w:rPr>
-          <w:b/>
-        </w:rPr>
-        <w:t>prediction</w:t>
-      </w:r>
-      <w:r>
-        <w:rPr>
-          <w:b w:val="0"/>
-        </w:rPr>
-        <w:t>s or unmeasured conditions.</w:t>
-      </w:r>
-    </w:p>
-    <w:p>
-      <w:pPr>
-        <w:spacing w:line="336" w:lineRule="auto" w:after="180"/>
-      </w:pPr>
-      <w:r>
-        <w:rPr>
-          <w:b w:val="0"/>
-        </w:rPr>
-        <w:t>If the prior concept cannot be explained, use a short retrieval activity before this chapter.</w:t>
-      </w:r>
-    </w:p>
-    <w:p>
-      <w:pPr>
-        <w:spacing w:line="336" w:lineRule="auto" w:after="180"/>
-      </w:pPr>
-      <w:r>
-        <w:rPr>
-          <w:b w:val="0"/>
-        </w:rPr>
-        <w:t>Lesson and workbook; paper and pencil</w:t>
-      </w:r>
-    </w:p>
-    <w:p>
-      <w:pPr>
-        <w:spacing w:line="336" w:lineRule="auto" w:after="180"/>
-      </w:pPr>
-      <w:r>
-        <w:rPr>
-          <w:b w:val="0"/>
-        </w:rPr>
-        <w:t>Calculator and optional local Python 3 for arithmetic; no live API or private data</w:t>
-      </w:r>
-    </w:p>
-    <w:p>
-      <w:pPr>
-        <w:spacing w:line="336" w:lineRule="auto" w:after="180"/>
-      </w:pPr>
-      <w:r>
-        <w:rPr>
-          <w:b w:val="0"/>
-        </w:rPr>
-        <w:t>Prepare the fresh retry separately and withhold its solution until after collection</w:t>
-      </w:r>
-    </w:p>
-    <w:p>
-      <w:pPr>
-        <w:pStyle w:val="Heading3"/>
-      </w:pPr>
-      <w:r>
-        <w:t>End goal for the pictorial case</w:t>
-      </w:r>
-    </w:p>
-    <w:p>
-      <w:pPr>
-        <w:spacing w:line="336" w:lineRule="auto" w:after="180"/>
-      </w:pPr>
-      <w:r>
-        <w:rPr>
-          <w:b w:val="0"/>
-        </w:rPr>
-        <w:t>By the end, I can explain privacy by design using a traced example and a stated limitation.</w:t>
-      </w:r>
-    </w:p>
-    <w:p>
-      <w:pPr>
-        <w:spacing w:line="336" w:lineRule="auto" w:after="180"/>
-      </w:pPr>
-      <w:r>
-        <w:rPr>
-          <w:b w:val="0"/>
-        </w:rPr>
-        <w:t>This added worked case illustrates the week’s main idea. Retain all original and connected topics; schedule its practice within the teaching cycle.</w:t>
-      </w:r>
-    </w:p>
-    <w:p>
-      <w:pPr>
-        <w:pStyle w:val="Heading1"/>
-      </w:pPr>
-      <w:r>
-        <w:t>02. Explain the mechanism</w:t>
-      </w:r>
-    </w:p>
-    <w:p>
-      <w:r>
-        <w:t>Model Privacy by Design using the supplied case, labelled mechanism and reasoning. Make the scope of each conclusion explicit.</w:t>
-      </w:r>
-    </w:p>
-    <w:p>
-      <w:pPr>
-        <w:spacing w:line="336" w:lineRule="auto" w:after="180"/>
-      </w:pPr>
-      <w:r>
-        <w:rPr>
-          <w:b/>
-        </w:rPr>
-        <w:t>Input</w:t>
-      </w:r>
-      <w:r>
-        <w:rPr>
-          <w:b w:val="0"/>
-        </w:rPr>
-        <w:t xml:space="preserve"> → </w:t>
-      </w:r>
-      <w:r>
-        <w:rPr>
-          <w:b/>
-        </w:rPr>
-        <w:t>Process</w:t>
-      </w:r>
-      <w:r>
-        <w:rPr>
-          <w:b w:val="0"/>
-        </w:rPr>
-        <w:t xml:space="preserve"> → </w:t>
-      </w:r>
-      <w:r>
-        <w:rPr>
-          <w:b/>
-        </w:rPr>
-        <w:t>Output</w:t>
-      </w:r>
-    </w:p>
-    <w:p>
-      <w:pPr>
-        <w:spacing w:line="336" w:lineRule="auto" w:after="180"/>
-      </w:pPr>
-      <w:r>
-        <w:rPr>
-          <w:b w:val="0"/>
-        </w:rPr>
-        <w:t>Trace the information. At each stage, ask what changed and how you could test it.</w:t>
-      </w:r>
-    </w:p>
-    <w:p>
-      <w:pPr>
-        <w:spacing w:line="336" w:lineRule="auto" w:after="180"/>
-      </w:pPr>
-      <w:r>
-        <w:rPr>
-          <w:b w:val="0"/>
-        </w:rPr>
-        <w:t>Which stage could fail even when the other two are correct? Explain:</w:t>
-      </w:r>
-    </w:p>
-    <w:p>
-      <w:pPr>
-        <w:spacing w:line="336" w:lineRule="auto" w:after="180"/>
-      </w:pPr>
-      <w:r>
-        <w:rPr>
-          <w:b w:val="0"/>
-        </w:rPr>
-        <w:t xml:space="preserve">Predict first. Then check each step. A correct answer without visible reasoning is incomplete </w:t>
-      </w:r>
-      <w:r>
-        <w:rPr>
-          <w:b/>
-        </w:rPr>
-        <w:t>evidence</w:t>
-      </w:r>
-      <w:r>
-        <w:rPr>
-          <w:b w:val="0"/>
-        </w:rPr>
-        <w:t>.</w:t>
-      </w:r>
-    </w:p>
-    <w:p>
-      <w:pPr>
-        <w:spacing w:line="336" w:lineRule="auto" w:after="180"/>
-        <w:shd w:fill="F4F9FC"/>
-      </w:pPr>
-      <w:r>
-        <w:rPr>
-          <w:b w:val="0"/>
-        </w:rPr>
-        <w:t>1. Study help needs topic and current question—not home address.</w:t>
-      </w:r>
-    </w:p>
-    <w:p>
-      <w:pPr>
-        <w:spacing w:line="336" w:lineRule="auto" w:after="180"/>
-        <w:shd w:fill="F4F9FC"/>
-      </w:pPr>
-      <w:r>
-        <w:rPr>
-          <w:b w:val="0"/>
-        </w:rPr>
-        <w:t>2. Keep session state temporarily; do not store by default.</w:t>
-      </w:r>
-    </w:p>
-    <w:p>
-      <w:pPr>
-        <w:spacing w:line="336" w:lineRule="auto" w:after="180"/>
-        <w:shd w:fill="F4F9FC"/>
-      </w:pPr>
-      <w:r>
-        <w:rPr>
-          <w:b w:val="0"/>
-        </w:rPr>
-        <w:t>3. Let users view and delete saved preferences.</w:t>
-      </w:r>
-    </w:p>
-    <w:p>
-      <w:pPr>
-        <w:spacing w:line="336" w:lineRule="auto" w:after="180"/>
-        <w:shd w:fill="F4F9FC"/>
-      </w:pPr>
-      <w:r>
-        <w:rPr>
-          <w:b w:val="0"/>
-        </w:rPr>
-        <w:t>4. Protect logs from containing private source text or identifiers.</w:t>
-      </w:r>
-    </w:p>
-    <w:p>
-      <w:pPr>
-        <w:spacing w:line="336" w:lineRule="auto" w:after="180"/>
-      </w:pPr>
-      <w:r>
-        <w:rPr>
-          <w:b w:val="0"/>
-        </w:rPr>
-        <w:t>Recalculate, retrace, or restate the reasoning in your own representation:</w:t>
-      </w:r>
-    </w:p>
-    <w:p>
-      <w:pPr>
-        <w:spacing w:line="336" w:lineRule="auto" w:after="180"/>
-        <w:shd w:fill="F5F1FB"/>
-      </w:pPr>
-      <w:r>
-        <w:rPr>
-          <w:b w:val="0"/>
-        </w:rPr>
-        <w:t xml:space="preserve">CHECK Did the </w:t>
-      </w:r>
-      <w:r>
-        <w:rPr>
-          <w:b/>
-        </w:rPr>
-        <w:t>evidence</w:t>
-      </w:r>
-      <w:r>
-        <w:rPr>
-          <w:b w:val="0"/>
-        </w:rPr>
-        <w:t xml:space="preserve"> answer the exact question? Did the total, path, or source record stay consistent?</w:t>
-      </w:r>
-    </w:p>
-    <w:p>
-      <w:pPr>
-        <w:pStyle w:val="Heading3"/>
-      </w:pPr>
-      <w:r>
-        <w:t>Concrete teaching case</w:t>
-      </w:r>
-    </w:p>
-    <w:p>
-      <w:pPr>
-        <w:pStyle w:val="Heading3"/>
-      </w:pPr>
-      <w:r>
-        <w:t>The teaching case</w:t>
-      </w:r>
-    </w:p>
-    <w:p>
-      <w:pPr>
-        <w:spacing w:line="336" w:lineRule="auto" w:after="180"/>
-        <w:shd w:fill="F1F6FC"/>
-      </w:pPr>
-      <w:r>
-        <w:rPr>
-          <w:b w:val="0"/>
-        </w:rPr>
-        <w:t>A study tool plans to retain names, addresses and all chats forever.</w:t>
-      </w:r>
-    </w:p>
-    <w:p>
-      <w:pPr>
-        <w:pStyle w:val="Heading3"/>
-      </w:pPr>
-      <w:r>
-        <w:t>The teaching case</w:t>
-      </w:r>
-    </w:p>
-    <w:p>
-      <w:pPr>
-        <w:spacing w:line="336" w:lineRule="auto" w:after="180"/>
-        <w:shd w:fill="F1F6FC"/>
-      </w:pPr>
-      <w:r>
-        <w:rPr>
-          <w:b w:val="0"/>
-        </w:rPr>
-        <w:t>Design a smaller data plan.</w:t>
-      </w:r>
-    </w:p>
-    <w:p>
-      <w:pPr>
-        <w:pStyle w:val="Heading3"/>
-      </w:pPr>
-      <w:r>
-        <w:t>Exact explanation to model</w:t>
-      </w:r>
-    </w:p>
-    <w:p>
-      <w:pPr>
-        <w:pStyle w:val="Heading3"/>
-      </w:pPr>
-      <w:r>
-        <w:t>Why the result follows</w:t>
-      </w:r>
-    </w:p>
-    <w:p>
-      <w:pPr>
-        <w:spacing w:line="336" w:lineRule="auto" w:after="180"/>
-        <w:shd w:fill="F1F6FC"/>
-      </w:pPr>
-      <w:r>
-        <w:rPr>
-          <w:b w:val="0"/>
-        </w:rPr>
-        <w:t xml:space="preserve">Keep only needed preferences or progress, with </w:t>
-      </w:r>
-      <w:r>
-        <w:rPr>
-          <w:b/>
-        </w:rPr>
-        <w:t>retention</w:t>
-      </w:r>
-      <w:r>
-        <w:rPr>
-          <w:b w:val="0"/>
-        </w:rPr>
-        <w:t xml:space="preserve">, deletion and </w:t>
-      </w:r>
-      <w:r>
-        <w:rPr>
-          <w:b/>
-        </w:rPr>
-        <w:t>access control</w:t>
-      </w:r>
-      <w:r>
-        <w:rPr>
-          <w:b w:val="0"/>
-        </w:rPr>
-        <w:t>s. Avoid unnecessary addresses and raw chat storage.</w:t>
-      </w:r>
-    </w:p>
-    <w:p>
-      <w:pPr>
-        <w:pStyle w:val="Heading3"/>
-      </w:pPr>
-      <w:r>
-        <w:t>Explain the added worked example</w:t>
-      </w:r>
-    </w:p>
-    <w:p>
-      <w:pPr>
-        <w:spacing w:line="336" w:lineRule="auto" w:after="180"/>
-      </w:pPr>
-      <w:r>
-        <w:rPr>
-          <w:b/>
-        </w:rPr>
-        <w:t>Retention</w:t>
-      </w:r>
-      <w:r>
-        <w:rPr>
-          <w:b w:val="0"/>
-        </w:rPr>
-        <w:t xml:space="preserve"> and deletion cover all declared stores, including caches and logs. Removing a visible row may leave copies elsewhere.</w:t>
-      </w:r>
-    </w:p>
-    <w:p>
-      <w:pPr>
-        <w:pStyle w:val="Heading3"/>
-      </w:pPr>
-      <w:r>
-        <w:t>Explain the added worked example · 1</w:t>
-      </w:r>
-    </w:p>
-    <w:p>
-      <w:pPr>
-        <w:spacing w:line="336" w:lineRule="auto" w:after="180"/>
-      </w:pPr>
-      <w:r>
-        <w:rPr>
-          <w:b w:val="0"/>
-        </w:rPr>
-        <w:t>Begin by writing the question the procedure is intended to answer. Identify the information already supplied, the information it will produce and the information still missing.</w:t>
-      </w:r>
-    </w:p>
-    <w:p>
-      <w:pPr>
-        <w:spacing w:line="336" w:lineRule="auto" w:after="180"/>
-      </w:pPr>
-      <w:r>
-        <w:rPr>
-          <w:b w:val="0"/>
-        </w:rPr>
         <w:t>These are constructed classroom examples; they do not require live accounts, private records or an external service. Do not treat a plausible explanation as a measured outcome.</w:t>
-      </w:r>
-    </w:p>
-    <w:p>
-      <w:pPr>
-        <w:spacing w:line="336" w:lineRule="auto" w:after="180"/>
-      </w:pPr>
-      <w:r>
-        <w:rPr>
-          <w:b w:val="0"/>
-        </w:rPr>
-        <w:t>Toy policy retains session content for 7 days and deletes it when age is at least7. Audit metadata may remain for 30 days without content. Track primary storage, cache and backup policy separately.</w:t>
-      </w:r>
-    </w:p>
-    <w:p>
-      <w:pPr>
-        <w:pStyle w:val="Heading3"/>
-      </w:pPr>
-      <w:r>
-        <w:t>Explain the added worked example · 2</w:t>
       </w:r>
     </w:p>
     <w:p>
@@ -1454,106 +2066,6 @@
         <w:t>These teacher notes contain solutions; do not reveal the independent case answer during modelling.</w:t>
       </w:r>
     </w:p>
-    <w:p>
-      <w:pPr>
-        <w:spacing w:line="336" w:lineRule="auto" w:after="180"/>
-      </w:pPr>
-      <w:r>
-        <w:rPr>
-          <w:b w:val="0"/>
-        </w:rPr>
-        <w:t>Record ages are6, 7, 9 days. Cache contains copies of all three.</w:t>
-      </w:r>
-    </w:p>
-    <w:p>
-      <w:pPr>
-        <w:spacing w:line="336" w:lineRule="auto" w:after="180"/>
-      </w:pPr>
-      <w:r>
-        <w:rPr>
-          <w:b w:val="0"/>
-        </w:rPr>
-        <w:t xml:space="preserve">Retain age6; delete content ages7 and9 from primary and cache under the policy. Retain only allowed audit metadata; backups need their stated expiry </w:t>
-      </w:r>
-      <w:r>
-        <w:rPr>
-          <w:b/>
-        </w:rPr>
-        <w:t>process</w:t>
-      </w:r>
-      <w:r>
-        <w:rPr>
-          <w:b w:val="0"/>
-        </w:rPr>
-        <w:t>.</w:t>
-      </w:r>
-    </w:p>
-    <w:p>
-      <w:pPr>
-        <w:pStyle w:val="Heading3"/>
-      </w:pPr>
-      <w:r>
-        <w:t>Model the reasoning aloud · 3</w:t>
-      </w:r>
-    </w:p>
-    <w:p>
-      <w:pPr>
-        <w:spacing w:line="336" w:lineRule="auto" w:after="180"/>
-      </w:pPr>
-      <w:r>
-        <w:rPr>
-          <w:b w:val="0"/>
-        </w:rPr>
-        <w:t xml:space="preserve">Compare the intermediate </w:t>
-      </w:r>
-      <w:r>
-        <w:rPr>
-          <w:b/>
-        </w:rPr>
-        <w:t>evidence</w:t>
-      </w:r>
-      <w:r>
-        <w:rPr>
-          <w:b w:val="0"/>
-        </w:rPr>
-        <w:t xml:space="preserve"> with the final statement. Explain why each number or decision follows from the stated </w:t>
-      </w:r>
-      <w:r>
-        <w:rPr>
-          <w:b/>
-        </w:rPr>
-        <w:t>input</w:t>
-      </w:r>
-      <w:r>
-        <w:rPr>
-          <w:b w:val="0"/>
-        </w:rPr>
-        <w:t>s.</w:t>
-      </w:r>
-    </w:p>
-    <w:p>
-      <w:pPr>
-        <w:spacing w:line="336" w:lineRule="auto" w:after="180"/>
-      </w:pPr>
-      <w:r>
-        <w:rPr>
-          <w:b w:val="0"/>
-        </w:rPr>
-        <w:t xml:space="preserve">The conclusion belongs to this scenario and procedure; changing the </w:t>
-      </w:r>
-      <w:r>
-        <w:rPr>
-          <w:b/>
-        </w:rPr>
-        <w:t>input</w:t>
-      </w:r>
-      <w:r>
-        <w:rPr>
-          <w:b w:val="0"/>
-        </w:rPr>
-        <w:t>s, evaluation population or authority can change what it establishes. Retain the raw record so a later revision can be compared honestly.</w:t>
-      </w:r>
-    </w:p>
     <w:tbl>
       <w:tblPr>
         <w:tblStyle w:val="LightShading-Accent1"/>
@@ -1677,85 +2189,10 @@
     </w:p>
     <w:p>
       <w:pPr>
-        <w:spacing w:line="336" w:lineRule="auto" w:after="180"/>
-      </w:pPr>
-      <w:r>
-        <w:rPr>
-          <w:b w:val="0"/>
-        </w:rPr>
-        <w:t>Trace deletion through both a working folder and a cache.</w:t>
-      </w:r>
-    </w:p>
-    <w:p>
-      <w:pPr>
         <w:pStyle w:val="Heading3"/>
       </w:pPr>
       <w:r>
         <w:t>The facts we will use</w:t>
-      </w:r>
-    </w:p>
-    <w:p>
-      <w:pPr>
-        <w:pStyle w:val="Heading3"/>
-      </w:pPr>
-      <w:r>
-        <w:t>Supplied facts</w:t>
-      </w:r>
-    </w:p>
-    <w:p>
-      <w:pPr>
-        <w:spacing w:line="336" w:lineRule="auto" w:after="180"/>
-        <w:shd w:fill="F1F6FC"/>
-      </w:pPr>
-      <w:r>
-        <w:rPr>
-          <w:b w:val="0"/>
-        </w:rPr>
-        <w:t xml:space="preserve">Fictional </w:t>
-      </w:r>
-      <w:r>
-        <w:rPr>
-          <w:b/>
-        </w:rPr>
-        <w:t>retention</w:t>
-      </w:r>
-      <w:r>
-        <w:rPr>
-          <w:b w:val="0"/>
-        </w:rPr>
-        <w:t xml:space="preserve"> policy: delete records aged at least 3 days. Ages A=2, B=3, C=4; the cache contains a copy of B.</w:t>
-      </w:r>
-    </w:p>
-    <w:p>
-      <w:pPr>
-        <w:pStyle w:val="Heading3"/>
-      </w:pPr>
-      <w:r>
-        <w:t>Supplied facts</w:t>
-      </w:r>
-    </w:p>
-    <w:p>
-      <w:pPr>
-        <w:spacing w:line="336" w:lineRule="auto" w:after="180"/>
-        <w:shd w:fill="F1F6FC"/>
-      </w:pPr>
-      <w:r>
-        <w:rPr>
-          <w:b w:val="0"/>
-        </w:rPr>
-        <w:t xml:space="preserve">All </w:t>
-      </w:r>
-      <w:r>
-        <w:rPr>
-          <w:b/>
-        </w:rPr>
-        <w:t>input</w:t>
-      </w:r>
-      <w:r>
-        <w:rPr>
-          <w:b w:val="0"/>
-        </w:rPr>
-        <w:t>s and outcomes in this worked example are invented classroom data; no real model run is claimed.</w:t>
       </w:r>
     </w:p>
     <w:p>
@@ -1763,7 +2200,7 @@
         <w:drawing>
           <wp:inline xmlns:a="http://schemas.openxmlformats.org/drawingml/2006/main" xmlns:pic="http://schemas.openxmlformats.org/drawingml/2006/picture">
             <wp:extent cx="5486400" cy="5185229"/>
-            <wp:docPr id="1" name="Picture 1" descr="Privacy by Design. Compare ages: A is below 3; B is exactly 3; C is above 3.. Delete eligible: Keep A. Delete B and C from the working folder.. Check copies: Delete cached B too; otherwise the declared content remains retained."/>
+            <wp:docPr id="2" name="Picture 2" descr="Privacy by Design. Compare ages: A is below 3; B is exactly 3; C is above 3.. Delete eligible: Keep A. Delete B and C from the working folder.. Check copies: Delete cached B too; otherwise the declared content remains retained."/>
             <wp:cNvGraphicFramePr>
               <a:graphicFrameLocks noChangeAspect="1"/>
             </wp:cNvGraphicFramePr>
@@ -1775,7 +2212,7 @@
                     <pic:cNvPicPr/>
                   </pic:nvPicPr>
                   <pic:blipFill>
-                    <a:blip r:embed="rId9"/>
+                    <a:blip r:embed="rId10"/>
                     <a:stretch>
                       <a:fillRect/>
                     </a:stretch>
@@ -1799,114 +2236,7 @@
         <w:pStyle w:val="Heading3"/>
       </w:pPr>
       <w:r>
-        <w:t>Read the picture one step at a time</w:t>
-      </w:r>
-    </w:p>
-    <w:tbl>
-      <w:tblPr>
-        <w:tblStyle w:val="LightShading-Accent1"/>
-        <w:tblW w:type="auto" w:w="0"/>
-        <w:tblLook w:firstColumn="1" w:firstRow="1" w:lastColumn="0" w:lastRow="0" w:noHBand="0" w:noVBand="1" w:val="04A0"/>
-      </w:tblPr>
-      <w:tblGrid>
-        <w:gridCol w:w="5112"/>
-        <w:gridCol w:w="5112"/>
-      </w:tblGrid>
-      <w:tr>
-        <w:trPr>
-          <w:tblHeader/>
-        </w:trPr>
-        <w:tc>
-          <w:tcPr>
-            <w:tcW w:type="dxa" w:w="5112"/>
-          </w:tcPr>
-          <w:p>
-            <w:r>
-              <w:t>Step</w:t>
-            </w:r>
-          </w:p>
-        </w:tc>
-        <w:tc>
-          <w:tcPr>
-            <w:tcW w:type="dxa" w:w="5112"/>
-          </w:tcPr>
-          <w:p>
-            <w:r>
-              <w:t>What happens and why</w:t>
-            </w:r>
-          </w:p>
-        </w:tc>
-      </w:tr>
-      <w:tr>
-        <w:tc>
-          <w:tcPr>
-            <w:tcW w:type="dxa" w:w="5112"/>
-          </w:tcPr>
-          <w:p>
-            <w:r>
-              <w:t>1. Compare ages</w:t>
-            </w:r>
-          </w:p>
-        </w:tc>
-        <w:tc>
-          <w:tcPr>
-            <w:tcW w:type="dxa" w:w="5112"/>
-          </w:tcPr>
-          <w:p>
-            <w:r>
-              <w:t>A is below 3; B is exactly 3; C is above 3.</w:t>
-            </w:r>
-          </w:p>
-        </w:tc>
-      </w:tr>
-      <w:tr>
-        <w:tc>
-          <w:tcPr>
-            <w:tcW w:type="dxa" w:w="5112"/>
-          </w:tcPr>
-          <w:p>
-            <w:r>
-              <w:t>2. Delete eligible</w:t>
-            </w:r>
-          </w:p>
-        </w:tc>
-        <w:tc>
-          <w:tcPr>
-            <w:tcW w:type="dxa" w:w="5112"/>
-          </w:tcPr>
-          <w:p>
-            <w:r>
-              <w:t>Keep A. Delete B and C from the working folder.</w:t>
-            </w:r>
-          </w:p>
-        </w:tc>
-      </w:tr>
-      <w:tr>
-        <w:tc>
-          <w:tcPr>
-            <w:tcW w:type="dxa" w:w="5112"/>
-          </w:tcPr>
-          <w:p>
-            <w:r>
-              <w:t>3. Check copies</w:t>
-            </w:r>
-          </w:p>
-        </w:tc>
-        <w:tc>
-          <w:tcPr>
-            <w:tcW w:type="dxa" w:w="5112"/>
-          </w:tcPr>
-          <w:p>
-            <w:r>
-              <w:t>Delete cached B too; otherwise the declared content remains retained.</w:t>
-            </w:r>
-          </w:p>
-        </w:tc>
-      </w:tr>
-    </w:tbl>
-    <w:p>
-      <w:r>
-        <w:t>Match each pictured step to the supplied facts. This is a worked teaching case, not an independent assessment.</w:t>
+        <w:t>Why this result follows</w:t>
       </w:r>
     </w:p>
     <w:p>
@@ -1914,7 +2244,7 @@
         <w:pStyle w:val="Heading3"/>
       </w:pPr>
       <w:r>
-        <w:t>Why this result follows</w:t>
+        <w:t>What this example does not establish</w:t>
       </w:r>
     </w:p>
     <w:p>
@@ -1922,43 +2252,373 @@
         <w:pStyle w:val="Heading3"/>
       </w:pPr>
       <w:r>
-        <w:t>Why the result follows</w:t>
+        <w:t>Change one thing in the pictured case</w:t>
+      </w:r>
+    </w:p>
+    <w:p>
+      <w:pPr>
+        <w:pStyle w:val="Heading3"/>
+      </w:pPr>
+      <w:r>
+        <w:t>Ask while showing the picture</w:t>
+      </w:r>
+    </w:p>
+    <w:p>
+      <w:pPr>
+        <w:pStyle w:val="Heading1"/>
+      </w:pPr>
+      <w:r>
+        <w:t>03. Guide the explanation, then remove help</w:t>
+      </w:r>
+    </w:p>
+    <w:p>
+      <w:r>
+        <w:t>Collect each learner’s reasoning before showing feedback.</w:t>
+      </w:r>
+    </w:p>
+    <w:p>
+      <w:pPr>
+        <w:pStyle w:val="Heading2"/>
+      </w:pPr>
+      <w:r>
+        <w:t>Main completion prompt</w:t>
       </w:r>
     </w:p>
     <w:p>
       <w:pPr>
         <w:spacing w:line="336" w:lineRule="auto" w:after="180"/>
-        <w:shd w:fill="F1F6FC"/>
       </w:pPr>
       <w:r>
         <w:rPr>
           <w:b w:val="0"/>
         </w:rPr>
-        <w:t xml:space="preserve">Read the picture in order. Delete cached B too; otherwise the declared content remains retained. The arrows show which recorded </w:t>
+        <w:t>Completion task: Record ages are6, 7, 9 days. Cache contains copies of all three. Show the intermediate steps and give the conclusion with its scope.</w:t>
+      </w:r>
+    </w:p>
+    <w:p>
+      <w:pPr>
+        <w:pStyle w:val="Heading2"/>
+      </w:pPr>
+      <w:r>
+        <w:t>Expected reasoning and fading help</w:t>
+      </w:r>
+    </w:p>
+    <w:p>
+      <w:pPr>
+        <w:spacing w:line="336" w:lineRule="auto" w:after="180"/>
+      </w:pPr>
+      <w:r>
+        <w:rPr>
+          <w:b w:val="0"/>
+        </w:rPr>
+        <w:t xml:space="preserve">Teacher check: Teacher explanation: Retain age6; delete content ages7 and9 from primary and cache under the policy. Retain only allowed audit metadata; backups need their stated expiry </w:t>
       </w:r>
       <w:r>
         <w:rPr>
           <w:b/>
         </w:rPr>
+        <w:t>process</w:t>
+      </w:r>
+      <w:r>
+        <w:rPr>
+          <w:b w:val="0"/>
+        </w:rPr>
+        <w:t>.</w:t>
+      </w:r>
+    </w:p>
+    <w:p>
+      <w:pPr>
+        <w:spacing w:line="336" w:lineRule="auto" w:after="180"/>
+      </w:pPr>
+      <w:r>
+        <w:rPr>
+          <w:b w:val="0"/>
+        </w:rPr>
+        <w:t xml:space="preserve">Start by identifying the given </w:t>
+      </w:r>
+      <w:r>
+        <w:rPr>
+          <w:b/>
+        </w:rPr>
         <w:t>input</w:t>
       </w:r>
       <w:r>
         <w:rPr>
           <w:b w:val="0"/>
         </w:rPr>
-        <w:t xml:space="preserve"> or intermediate result each decision uses.</w:t>
+        <w:t>s together. Leave the intermediate steps blank. If needed, model one step, then withdraw that help on the next step. Move to a full trace only when the partial trace is understood.</w:t>
       </w:r>
     </w:p>
     <w:p>
       <w:pPr>
         <w:spacing w:line="336" w:lineRule="auto" w:after="180"/>
-        <w:shd w:fill="F1F6FC"/>
       </w:pPr>
       <w:r>
         <w:rPr>
           <w:b w:val="0"/>
         </w:rPr>
-        <w:t>Explain the deciding step aloud before checking the changed case; pointing to the final answer alone does not show how it follows.</w:t>
+        <w:t>For partners, alternate explainer and checker; collect a response from every learner before discussion.</w:t>
+      </w:r>
+    </w:p>
+    <w:p>
+      <w:pPr>
+        <w:pStyle w:val="Heading2"/>
+      </w:pPr>
+      <w:r>
+        <w:t>Individual misconception check</w:t>
+      </w:r>
+    </w:p>
+    <w:p>
+      <w:pPr>
+        <w:spacing w:line="336" w:lineRule="auto" w:after="180"/>
+      </w:pPr>
+      <w:r>
+        <w:rPr>
+          <w:b w:val="0"/>
+        </w:rPr>
+        <w:t xml:space="preserve">Use the worked case for Data </w:t>
+      </w:r>
+      <w:r>
+        <w:rPr>
+          <w:b/>
+        </w:rPr>
+        <w:t>retention</w:t>
+      </w:r>
+      <w:r>
+        <w:rPr>
+          <w:b w:val="0"/>
+        </w:rPr>
+        <w:t xml:space="preserve"> and deletion. Proposed explanation: “The worked result establishes every future case”. Decide whether this explanation is supported.</w:t>
+      </w:r>
+    </w:p>
+    <w:p>
+      <w:pPr>
+        <w:spacing w:line="336" w:lineRule="auto" w:after="180"/>
+      </w:pPr>
+      <w:r>
+        <w:rPr>
+          <w:b w:val="0"/>
+        </w:rPr>
+        <w:t>Point to the step or supplied fact that decides; explain your repair if needed.</w:t>
+      </w:r>
+    </w:p>
+    <w:p>
+      <w:pPr>
+        <w:spacing w:line="336" w:lineRule="auto" w:after="180"/>
+      </w:pPr>
+      <w:r>
+        <w:rPr>
+          <w:b w:val="0"/>
+        </w:rPr>
+        <w:t xml:space="preserve">Expected correction: This fictional </w:t>
+      </w:r>
+      <w:r>
+        <w:rPr>
+          <w:b/>
+        </w:rPr>
+        <w:t>retention</w:t>
+      </w:r>
+      <w:r>
+        <w:rPr>
+          <w:b w:val="0"/>
+        </w:rPr>
+        <w:t xml:space="preserve"> exercise is not a statement of legal </w:t>
+      </w:r>
+      <w:r>
+        <w:rPr>
+          <w:b/>
+        </w:rPr>
+        <w:t>retention</w:t>
+      </w:r>
+      <w:r>
+        <w:rPr>
+          <w:b w:val="0"/>
+        </w:rPr>
+        <w:t xml:space="preserve"> requirements.</w:t>
+      </w:r>
+    </w:p>
+    <w:p>
+      <w:pPr>
+        <w:spacing w:line="336" w:lineRule="auto" w:after="180"/>
+      </w:pPr>
+      <w:r>
+        <w:rPr>
+          <w:b w:val="0"/>
+        </w:rPr>
+        <w:t>Collect explanations, not only yes/no votes. If a misunderstanding is common, re-model the relevant step for the class.</w:t>
+      </w:r>
+    </w:p>
+    <w:p>
+      <w:pPr>
+        <w:spacing w:line="336" w:lineRule="auto" w:after="180"/>
+      </w:pPr>
+      <w:r>
+        <w:rPr>
+          <w:b w:val="0"/>
+        </w:rPr>
+        <w:t>If it affects a few learners, give a short targeted group explanation while others solve a more demanding variation.</w:t>
+      </w:r>
+    </w:p>
+    <w:p>
+      <w:pPr>
+        <w:pStyle w:val="Heading2"/>
+      </w:pPr>
+      <w:r>
+        <w:t>Pictorial question and changed-case reasoning</w:t>
+      </w:r>
+    </w:p>
+    <w:p>
+      <w:pPr>
+        <w:spacing w:line="336" w:lineRule="auto" w:after="180"/>
+      </w:pPr>
+      <w:r>
+        <w:rPr>
+          <w:b w:val="0"/>
+        </w:rPr>
+        <w:t xml:space="preserve">Which IDs and locations must appear in the deletion </w:t>
+      </w:r>
+      <w:r>
+        <w:rPr>
+          <w:b/>
+        </w:rPr>
+        <w:t>evidence</w:t>
+      </w:r>
+      <w:r>
+        <w:rPr>
+          <w:b w:val="0"/>
+        </w:rPr>
+        <w:t xml:space="preserve">? Point to the relevant step in the picture, then write the changed result and the rule or </w:t>
+      </w:r>
+      <w:r>
+        <w:rPr>
+          <w:b/>
+        </w:rPr>
+        <w:t>evidence</w:t>
+      </w:r>
+      <w:r>
+        <w:rPr>
+          <w:b w:val="0"/>
+        </w:rPr>
+        <w:t xml:space="preserve"> that supports it.</w:t>
+      </w:r>
+    </w:p>
+    <w:p>
+      <w:pPr>
+        <w:spacing w:line="336" w:lineRule="auto" w:after="180"/>
+      </w:pPr>
+      <w:r>
+        <w:rPr>
+          <w:b w:val="0"/>
+        </w:rPr>
+        <w:t>Working folder B and C, plus cache B, each with completion status. A remains because its age is 2. Changed-case check: Report incomplete deletion rather than success.</w:t>
+      </w:r>
+    </w:p>
+    <w:p>
+      <w:pPr>
+        <w:spacing w:line="336" w:lineRule="auto" w:after="180"/>
+      </w:pPr>
+      <w:r>
+        <w:rPr>
+          <w:b w:val="0"/>
+        </w:rPr>
+        <w:t>Removing the working copy does not remove the known retained cache copy.</w:t>
+      </w:r>
+    </w:p>
+    <w:p>
+      <w:pPr>
+        <w:spacing w:line="336" w:lineRule="auto" w:after="180"/>
+      </w:pPr>
+      <w:r>
+        <w:rPr>
+          <w:b w:val="0"/>
+        </w:rPr>
+        <w:t>Changed-case reasoning: Report incomplete deletion rather than success. Removing the working copy does not remove the known retained cache copy.</w:t>
+      </w:r>
+    </w:p>
+    <w:p>
+      <w:pPr>
+        <w:spacing w:line="336" w:lineRule="auto" w:after="180"/>
+      </w:pPr>
+      <w:r>
+        <w:rPr>
+          <w:b w:val="0"/>
+        </w:rPr>
+        <w:t xml:space="preserve">Collect each learner’s explanation before discussion. Use the first missing connection between </w:t>
+      </w:r>
+      <w:r>
+        <w:rPr>
+          <w:b/>
+        </w:rPr>
+        <w:t>input</w:t>
+      </w:r>
+      <w:r>
+        <w:rPr>
+          <w:b w:val="0"/>
+        </w:rPr>
+        <w:t xml:space="preserve">, deciding step and result to choose support. This question is worked-case practice, not fresh mastery </w:t>
+      </w:r>
+      <w:r>
+        <w:rPr>
+          <w:b/>
+        </w:rPr>
+        <w:t>evidence</w:t>
+      </w:r>
+      <w:r>
+        <w:rPr>
+          <w:b w:val="0"/>
+        </w:rPr>
+        <w:t>.</w:t>
+      </w:r>
+    </w:p>
+    <w:p>
+      <w:pPr>
+        <w:pStyle w:val="Heading2"/>
+      </w:pPr>
+      <w:r>
+        <w:t>Keep each learner explaining</w:t>
+      </w:r>
+    </w:p>
+    <w:p>
+      <w:pPr>
+        <w:pStyle w:val="ListBullet"/>
+      </w:pPr>
+      <w:r>
+        <w:t>Ask: Which facts are given, and which would we have to assume? Learners mark relevant details before discussing answers.</w:t>
+      </w:r>
+    </w:p>
+    <w:p>
+      <w:pPr>
+        <w:pStyle w:val="ListBullet"/>
+      </w:pPr>
+      <w:r>
+        <w:t>Say: Predict first. Show the rule, information path or calculation that would produce the result. A correct guess is not yet an explanation.</w:t>
+      </w:r>
+    </w:p>
+    <w:p>
+      <w:pPr>
+        <w:pStyle w:val="ListBullet"/>
+      </w:pPr>
+      <w:r>
+        <w:t>In pairs, one learner solves while the other checks evidence; exchange roles. Remove the worked answer before independent assessment.</w:t>
+      </w:r>
+    </w:p>
+    <w:p>
+      <w:pPr>
+        <w:pStyle w:val="Heading2"/>
+      </w:pPr>
+      <w:r>
+        <w:t>Earlier wording, alternatives and picture transcripts · reference / check after trying</w:t>
+      </w:r>
+    </w:p>
+    <w:p>
+      <w:pPr>
+        <w:spacing w:line="336" w:lineRule="auto" w:after="180"/>
+      </w:pPr>
+      <w:r>
+        <w:rPr>
+          <w:b w:val="0"/>
+        </w:rPr>
+        <w:t>Demonstrate and guide practice</w:t>
       </w:r>
     </w:p>
     <w:p>
@@ -1966,7 +2626,87 @@
         <w:pStyle w:val="Heading3"/>
       </w:pPr>
       <w:r>
-        <w:t>What this example does not establish</w:t>
+        <w:t>Board sequence</w:t>
+      </w:r>
+    </w:p>
+    <w:p>
+      <w:pPr>
+        <w:spacing w:line="336" w:lineRule="auto" w:after="180"/>
+      </w:pPr>
+      <w:r>
+        <w:rPr>
+          <w:b w:val="0"/>
+        </w:rPr>
+        <w:t>Write the given facts: A study tool plans to retain names, addresses and all chats forever.</w:t>
+      </w:r>
+    </w:p>
+    <w:p>
+      <w:pPr>
+        <w:spacing w:line="336" w:lineRule="auto" w:after="180"/>
+      </w:pPr>
+      <w:r>
+        <w:rPr>
+          <w:b w:val="0"/>
+        </w:rPr>
+        <w:t>Write the question to explain: Design a smaller data plan.</w:t>
+      </w:r>
+    </w:p>
+    <w:p>
+      <w:pPr>
+        <w:spacing w:line="336" w:lineRule="auto" w:after="180"/>
+      </w:pPr>
+      <w:r>
+        <w:rPr>
+          <w:b w:val="0"/>
+        </w:rPr>
+        <w:t xml:space="preserve">Reveal after </w:t>
+      </w:r>
+      <w:r>
+        <w:rPr>
+          <w:b/>
+        </w:rPr>
+        <w:t>prediction</w:t>
+      </w:r>
+      <w:r>
+        <w:rPr>
+          <w:b w:val="0"/>
+        </w:rPr>
+        <w:t xml:space="preserve">s: Keep only needed preferences or progress, with </w:t>
+      </w:r>
+      <w:r>
+        <w:rPr>
+          <w:b/>
+        </w:rPr>
+        <w:t>retention</w:t>
+      </w:r>
+      <w:r>
+        <w:rPr>
+          <w:b w:val="0"/>
+        </w:rPr>
+        <w:t xml:space="preserve">, deletion and </w:t>
+      </w:r>
+      <w:r>
+        <w:rPr>
+          <w:b/>
+        </w:rPr>
+        <w:t>access control</w:t>
+      </w:r>
+      <w:r>
+        <w:rPr>
+          <w:b w:val="0"/>
+        </w:rPr>
+        <w:t>s. Avoid unnecessary addresses and raw chat storage.</w:t>
+      </w:r>
+    </w:p>
+    <w:p>
+      <w:pPr>
+        <w:spacing w:line="336" w:lineRule="auto" w:after="180"/>
+      </w:pPr>
+      <w:r>
+        <w:rPr>
+          <w:b w:val="0"/>
+        </w:rPr>
+        <w:t>Use the earlier changed question as optional later practice. Reserve Trace the fresh five-day lifecycle independently for the first independent attempt before hints or feedback.</w:t>
       </w:r>
     </w:p>
     <w:p>
@@ -1974,386 +2714,18 @@
         <w:pStyle w:val="Heading3"/>
       </w:pPr>
       <w:r>
-        <w:t>Keep the stated limit</w:t>
+        <w:t>Classroom dialogue</w:t>
       </w:r>
     </w:p>
     <w:p>
       <w:pPr>
         <w:spacing w:line="336" w:lineRule="auto" w:after="180"/>
-        <w:shd w:fill="FFF5E6"/>
       </w:pPr>
       <w:r>
         <w:rPr>
           <w:b w:val="0"/>
         </w:rPr>
-        <w:t xml:space="preserve">This fictional policy is a tracing exercise, not a statement of legal </w:t>
-      </w:r>
-      <w:r>
-        <w:rPr>
-          <w:b/>
-        </w:rPr>
-        <w:t>retention</w:t>
-      </w:r>
-      <w:r>
-        <w:rPr>
-          <w:b w:val="0"/>
-        </w:rPr>
-        <w:t xml:space="preserve"> requirements.</w:t>
-      </w:r>
-    </w:p>
-    <w:p>
-      <w:pPr>
-        <w:pStyle w:val="Heading3"/>
-      </w:pPr>
-      <w:r>
-        <w:t>Change one thing in the pictured case</w:t>
-      </w:r>
-    </w:p>
-    <w:p>
-      <w:pPr>
-        <w:pStyle w:val="Heading3"/>
-      </w:pPr>
-      <w:r>
-        <w:t>Change one thing</w:t>
-      </w:r>
-    </w:p>
-    <w:p>
-      <w:pPr>
-        <w:spacing w:line="336" w:lineRule="auto" w:after="180"/>
-        <w:shd w:fill="F5F1FB"/>
-      </w:pPr>
-      <w:r>
-        <w:rPr>
-          <w:b w:val="0"/>
-        </w:rPr>
-        <w:t>Change: The cache deletion fails.</w:t>
-      </w:r>
-    </w:p>
-    <w:p>
-      <w:pPr>
-        <w:pStyle w:val="Heading3"/>
-      </w:pPr>
-      <w:r>
-        <w:t>Predicted result</w:t>
-      </w:r>
-    </w:p>
-    <w:p>
-      <w:pPr>
-        <w:spacing w:line="336" w:lineRule="auto" w:after="180"/>
-        <w:shd w:fill="F1F6FC"/>
-      </w:pPr>
-      <w:r>
-        <w:rPr>
-          <w:b/>
-        </w:rPr>
-        <w:t>Prediction</w:t>
-      </w:r>
-      <w:r>
-        <w:rPr>
-          <w:b w:val="0"/>
-        </w:rPr>
-        <w:t>: Report incomplete deletion rather than success.</w:t>
-      </w:r>
-    </w:p>
-    <w:p>
-      <w:pPr>
-        <w:pStyle w:val="Heading3"/>
-      </w:pPr>
-      <w:r>
-        <w:t>Why the result follows</w:t>
-      </w:r>
-    </w:p>
-    <w:p>
-      <w:pPr>
-        <w:spacing w:line="336" w:lineRule="auto" w:after="180"/>
-        <w:shd w:fill="F1F6FC"/>
-      </w:pPr>
-      <w:r>
-        <w:rPr>
-          <w:b w:val="0"/>
-        </w:rPr>
-        <w:t>Reason: Removing the working copy does not remove the known retained cache copy.</w:t>
-      </w:r>
-    </w:p>
-    <w:p>
-      <w:pPr>
-        <w:pStyle w:val="Heading3"/>
-      </w:pPr>
-      <w:r>
-        <w:t>Ask while showing the picture</w:t>
-      </w:r>
-    </w:p>
-    <w:p>
-      <w:pPr>
-        <w:pStyle w:val="Heading3"/>
-      </w:pPr>
-      <w:r>
-        <w:t>Ask while showing the picture · 4</w:t>
-      </w:r>
-    </w:p>
-    <w:p>
-      <w:pPr>
-        <w:spacing w:line="336" w:lineRule="auto" w:after="180"/>
-      </w:pPr>
-      <w:r>
-        <w:rPr>
-          <w:b w:val="0"/>
-        </w:rPr>
-        <w:t xml:space="preserve">Cover the result. Ask learners to name the </w:t>
-      </w:r>
-      <w:r>
-        <w:rPr>
-          <w:b/>
-        </w:rPr>
-        <w:t>input</w:t>
-      </w:r>
-      <w:r>
-        <w:rPr>
-          <w:b w:val="0"/>
-        </w:rPr>
-        <w:t xml:space="preserve">s and predict the next step. Uncover one step, connect the icon to the actual procedure, and explain its </w:t>
-      </w:r>
-      <w:r>
-        <w:rPr>
-          <w:b/>
-        </w:rPr>
-        <w:t>evidence</w:t>
-      </w:r>
-      <w:r>
-        <w:rPr>
-          <w:b w:val="0"/>
-        </w:rPr>
-        <w:t>. Then change the supplied condition and compare.</w:t>
-      </w:r>
-    </w:p>
-    <w:p>
-      <w:pPr>
-        <w:spacing w:line="336" w:lineRule="auto" w:after="180"/>
-      </w:pPr>
-      <w:r>
-        <w:rPr>
-          <w:b w:val="0"/>
-        </w:rPr>
-        <w:t>The picture is a representation; it does not document execution of a real AI model.</w:t>
-      </w:r>
-    </w:p>
-    <w:p>
-      <w:pPr>
-        <w:pStyle w:val="Heading1"/>
-      </w:pPr>
-      <w:r>
-        <w:t>03. Demonstrate and guide practice</w:t>
-      </w:r>
-    </w:p>
-    <w:p>
-      <w:r>
-        <w:t>Demonstrate Privacy by Design, reduce support deliberately and check individual reasoning before discussing answers.</w:t>
-      </w:r>
-    </w:p>
-    <w:p>
-      <w:pPr>
-        <w:pStyle w:val="Heading3"/>
-      </w:pPr>
-      <w:r>
-        <w:t>Board sequence</w:t>
-      </w:r>
-    </w:p>
-    <w:p>
-      <w:pPr>
-        <w:pStyle w:val="Heading3"/>
-      </w:pPr>
-      <w:r>
-        <w:t>1. Put the facts on the board</w:t>
-      </w:r>
-    </w:p>
-    <w:p>
-      <w:pPr>
-        <w:spacing w:line="336" w:lineRule="auto" w:after="180"/>
-        <w:shd w:fill="F4F9FC"/>
-      </w:pPr>
-      <w:r>
-        <w:rPr>
-          <w:b w:val="0"/>
-        </w:rPr>
-        <w:t>Write the given facts: A study tool plans to retain names, addresses and all chats forever.</w:t>
-      </w:r>
-    </w:p>
-    <w:p>
-      <w:pPr>
-        <w:pStyle w:val="Heading3"/>
-      </w:pPr>
-      <w:r>
-        <w:t>2. State the decision to explain</w:t>
-      </w:r>
-    </w:p>
-    <w:p>
-      <w:pPr>
-        <w:spacing w:line="336" w:lineRule="auto" w:after="180"/>
-        <w:shd w:fill="F4F9FC"/>
-      </w:pPr>
-      <w:r>
-        <w:rPr>
-          <w:b w:val="0"/>
-        </w:rPr>
-        <w:t>Write the question to explain: Design a smaller data plan.</w:t>
-      </w:r>
-    </w:p>
-    <w:p>
-      <w:pPr>
-        <w:pStyle w:val="Heading3"/>
-      </w:pPr>
-      <w:r>
-        <w:t>3. Reveal the worked reasoning</w:t>
-      </w:r>
-    </w:p>
-    <w:p>
-      <w:pPr>
-        <w:spacing w:line="336" w:lineRule="auto" w:after="180"/>
-        <w:shd w:fill="F1F6FC"/>
-      </w:pPr>
-      <w:r>
-        <w:rPr>
-          <w:b w:val="0"/>
-        </w:rPr>
-        <w:t xml:space="preserve">Reveal after </w:t>
-      </w:r>
-      <w:r>
-        <w:rPr>
-          <w:b/>
-        </w:rPr>
-        <w:t>prediction</w:t>
-      </w:r>
-      <w:r>
-        <w:rPr>
-          <w:b w:val="0"/>
-        </w:rPr>
-        <w:t xml:space="preserve">s: Keep only needed preferences or progress, with </w:t>
-      </w:r>
-      <w:r>
-        <w:rPr>
-          <w:b/>
-        </w:rPr>
-        <w:t>retention</w:t>
-      </w:r>
-      <w:r>
-        <w:rPr>
-          <w:b w:val="0"/>
-        </w:rPr>
-        <w:t xml:space="preserve">, deletion and </w:t>
-      </w:r>
-      <w:r>
-        <w:rPr>
-          <w:b/>
-        </w:rPr>
-        <w:t>access control</w:t>
-      </w:r>
-      <w:r>
-        <w:rPr>
-          <w:b w:val="0"/>
-        </w:rPr>
-        <w:t>s. Avoid unnecessary addresses and raw chat storage.</w:t>
-      </w:r>
-    </w:p>
-    <w:p>
-      <w:pPr>
-        <w:pStyle w:val="Heading3"/>
-      </w:pPr>
-      <w:r>
-        <w:t>Hold back the independent task</w:t>
-      </w:r>
-    </w:p>
-    <w:p>
-      <w:pPr>
-        <w:spacing w:line="336" w:lineRule="auto" w:after="180"/>
-        <w:shd w:fill="F5F1FB"/>
-      </w:pPr>
-      <w:r>
-        <w:rPr>
-          <w:b w:val="0"/>
-        </w:rPr>
-        <w:t>Keep for an independent attempt: A practice quiz needs a topic and difficulty. A form also asks for home address and date of birth. What should be removed and why?</w:t>
-      </w:r>
-    </w:p>
-    <w:p>
-      <w:pPr>
-        <w:pStyle w:val="Heading3"/>
-      </w:pPr>
-      <w:r>
-        <w:t>Classroom dialogue</w:t>
-      </w:r>
-    </w:p>
-    <w:p>
-      <w:pPr>
-        <w:pStyle w:val="Heading3"/>
-      </w:pPr>
-      <w:r>
-        <w:t>Ask the class</w:t>
-      </w:r>
-    </w:p>
-    <w:p>
-      <w:pPr>
-        <w:spacing w:line="336" w:lineRule="auto" w:after="180"/>
-        <w:shd w:fill="F5F1FB"/>
-      </w:pPr>
-      <w:r>
-        <w:rPr>
-          <w:b w:val="0"/>
-        </w:rPr>
-        <w:t>Ask: Which facts are given, and which would we have to assume? Learners mark relevant details before discussing answers.</w:t>
-      </w:r>
-    </w:p>
-    <w:p>
-      <w:pPr>
-        <w:pStyle w:val="Heading3"/>
-      </w:pPr>
-      <w:r>
-        <w:t>Language to model</w:t>
-      </w:r>
-    </w:p>
-    <w:p>
-      <w:pPr>
-        <w:spacing w:line="336" w:lineRule="auto" w:after="180"/>
-        <w:shd w:fill="F1F6F8"/>
-      </w:pPr>
-      <w:r>
-        <w:rPr>
-          <w:b w:val="0"/>
-        </w:rPr>
-        <w:t>Say: Predict first. Show the rule, information path or calculation that would produce the result. A correct guess is not yet an explanation.</w:t>
-      </w:r>
-    </w:p>
-    <w:p>
-      <w:pPr>
-        <w:spacing w:line="336" w:lineRule="auto" w:after="180"/>
-      </w:pPr>
-      <w:r>
-        <w:rPr>
-          <w:b w:val="0"/>
-        </w:rPr>
         <w:t>Reveal reasoning one step at a time. Explain why a tempting alternative fails. Write units and denominators for arithmetic, trace conditions for decisions, and identify supporting sources for claims.</w:t>
-      </w:r>
-    </w:p>
-    <w:p>
-      <w:pPr>
-        <w:spacing w:line="336" w:lineRule="auto" w:after="180"/>
-      </w:pPr>
-      <w:r>
-        <w:rPr>
-          <w:b w:val="0"/>
-        </w:rPr>
-        <w:t xml:space="preserve">In pairs, one learner solves while the other checks </w:t>
-      </w:r>
-      <w:r>
-        <w:rPr>
-          <w:b/>
-        </w:rPr>
-        <w:t>evidence</w:t>
-      </w:r>
-      <w:r>
-        <w:rPr>
-          <w:b w:val="0"/>
-        </w:rPr>
-        <w:t>; exchange roles. Remove the worked answer before independent assessment.</w:t>
       </w:r>
     </w:p>
     <w:p>
@@ -2690,434 +3062,114 @@
         <w:pStyle w:val="Heading3"/>
       </w:pPr>
       <w:r>
-        <w:t>Completion practice</w:t>
+        <w:t>Individual reasoning check</w:t>
+      </w:r>
+    </w:p>
+    <w:p>
+      <w:pPr>
+        <w:pStyle w:val="Heading3"/>
+      </w:pPr>
+      <w:r>
+        <w:t>Pictorial practice question</w:t>
+      </w:r>
+    </w:p>
+    <w:p>
+      <w:pPr>
+        <w:pStyle w:val="Heading3"/>
+      </w:pPr>
+      <w:r>
+        <w:t>Reasoned teacher answer</w:t>
+      </w:r>
+    </w:p>
+    <w:p>
+      <w:pPr>
+        <w:pStyle w:val="Heading1"/>
+      </w:pPr>
+      <w:r>
+        <w:t>04. Run the supplied investigation</w:t>
+      </w:r>
+    </w:p>
+    <w:p>
+      <w:r>
+        <w:t>Keep expected results, observed paper traces and remaining limits distinguishable.</w:t>
+      </w:r>
+    </w:p>
+    <w:p>
+      <w:pPr>
+        <w:pStyle w:val="Heading2"/>
+      </w:pPr>
+      <w:r>
+        <w:t>Supplied materials and answer guidance</w:t>
       </w:r>
     </w:p>
     <w:p>
       <w:pPr>
         <w:spacing w:line="336" w:lineRule="auto" w:after="180"/>
-        <w:shd w:fill="F5F1FB"/>
       </w:pPr>
       <w:r>
         <w:rPr>
           <w:b w:val="0"/>
         </w:rPr>
-        <w:t>Completion task: Record ages are6, 7, 9 days. Cache contains copies of all three. Show the intermediate steps and give the conclusion with its scope.</w:t>
-      </w:r>
-    </w:p>
-    <w:p>
-      <w:pPr>
-        <w:pStyle w:val="Heading3"/>
-      </w:pPr>
-      <w:r>
-        <w:t>Reasoning to listen for</w:t>
+        <w:t>Main three-day picture: keep A age 2, delete B age 3/C age 4 and cached B; failed cache deletion means incomplete. Seven-day W2: keep 6, delete 7/9 in primary/cache; minimal content-free audit until 30, backups unknown without policy. Field audit omits address and raw-chat logging; session settings expire on exit.</w:t>
       </w:r>
     </w:p>
     <w:p>
       <w:pPr>
         <w:spacing w:line="336" w:lineRule="auto" w:after="180"/>
-        <w:shd w:fill="F1F6FC"/>
       </w:pPr>
       <w:r>
         <w:rPr>
           <w:b w:val="0"/>
         </w:rPr>
-        <w:t xml:space="preserve">Teacher check: Teacher explanation: Retain age6; delete content ages7 and9 from primary and cache under the policy. Retain only allowed audit metadata; backups need their stated expiry </w:t>
-      </w:r>
-      <w:r>
-        <w:rPr>
-          <w:b/>
-        </w:rPr>
-        <w:t>process</w:t>
-      </w:r>
-      <w:r>
-        <w:rPr>
-          <w:b w:val="0"/>
-        </w:rPr>
-        <w:t>.</w:t>
-      </w:r>
-    </w:p>
-    <w:p>
-      <w:pPr>
-        <w:spacing w:line="336" w:lineRule="auto" w:after="180"/>
-      </w:pPr>
-      <w:r>
-        <w:rPr>
-          <w:b w:val="0"/>
-        </w:rPr>
-        <w:t xml:space="preserve">Start by identifying the given </w:t>
-      </w:r>
-      <w:r>
-        <w:rPr>
-          <w:b/>
-        </w:rPr>
-        <w:t>input</w:t>
-      </w:r>
-      <w:r>
-        <w:rPr>
-          <w:b w:val="0"/>
-        </w:rPr>
-        <w:t>s together. Leave the intermediate steps blank. If needed, model one step, then withdraw that help on the next step. Move to a full trace only when the partial trace is understood.</w:t>
-      </w:r>
-    </w:p>
-    <w:p>
-      <w:pPr>
-        <w:spacing w:line="336" w:lineRule="auto" w:after="180"/>
-      </w:pPr>
-      <w:r>
-        <w:rPr>
-          <w:b w:val="0"/>
-        </w:rPr>
-        <w:t>For partners, alternate explainer and checker; collect a response from every learner before discussion.</w:t>
-      </w:r>
-    </w:p>
-    <w:p>
-      <w:pPr>
-        <w:pStyle w:val="Heading3"/>
-      </w:pPr>
-      <w:r>
-        <w:t>Individual reasoning check</w:t>
-      </w:r>
-    </w:p>
-    <w:p>
-      <w:pPr>
-        <w:spacing w:line="336" w:lineRule="auto" w:after="180"/>
-      </w:pPr>
-      <w:r>
-        <w:rPr>
-          <w:b w:val="0"/>
-        </w:rPr>
-        <w:t xml:space="preserve">Use the worked case for Data </w:t>
-      </w:r>
-      <w:r>
-        <w:rPr>
-          <w:b/>
-        </w:rPr>
-        <w:t>retention</w:t>
-      </w:r>
-      <w:r>
-        <w:rPr>
-          <w:b w:val="0"/>
-        </w:rPr>
-        <w:t xml:space="preserve"> and deletion. Proposed explanation: “The worked result establishes every future case”. Decide whether this explanation is supported.</w:t>
-      </w:r>
-    </w:p>
-    <w:p>
-      <w:pPr>
-        <w:spacing w:line="336" w:lineRule="auto" w:after="180"/>
-      </w:pPr>
-      <w:r>
-        <w:rPr>
-          <w:b w:val="0"/>
-        </w:rPr>
-        <w:t>Point to the step or supplied fact that decides; explain your repair if needed.</w:t>
-      </w:r>
-    </w:p>
-    <w:p>
-      <w:pPr>
-        <w:pStyle w:val="Heading3"/>
-      </w:pPr>
-      <w:r>
-        <w:t>Expected repair</w:t>
-      </w:r>
-    </w:p>
-    <w:p>
-      <w:pPr>
-        <w:spacing w:line="336" w:lineRule="auto" w:after="180"/>
-        <w:shd w:fill="F1F6FC"/>
-      </w:pPr>
-      <w:r>
-        <w:rPr>
-          <w:b w:val="0"/>
-        </w:rPr>
-        <w:t xml:space="preserve">Expected correction: This fictional </w:t>
-      </w:r>
-      <w:r>
-        <w:rPr>
-          <w:b/>
-        </w:rPr>
-        <w:t>retention</w:t>
-      </w:r>
-      <w:r>
-        <w:rPr>
-          <w:b w:val="0"/>
-        </w:rPr>
-        <w:t xml:space="preserve"> exercise is not a statement of legal </w:t>
-      </w:r>
-      <w:r>
-        <w:rPr>
-          <w:b/>
-        </w:rPr>
-        <w:t>retention</w:t>
-      </w:r>
-      <w:r>
-        <w:rPr>
-          <w:b w:val="0"/>
-        </w:rPr>
-        <w:t xml:space="preserve"> requirements.</w:t>
-      </w:r>
-    </w:p>
-    <w:p>
-      <w:pPr>
-        <w:spacing w:line="336" w:lineRule="auto" w:after="180"/>
-      </w:pPr>
-      <w:r>
-        <w:rPr>
-          <w:b w:val="0"/>
-        </w:rPr>
-        <w:t>Collect explanations, not only yes/no votes. If a misunderstanding is common, re-model the relevant step for the class.</w:t>
-      </w:r>
-    </w:p>
-    <w:p>
-      <w:pPr>
-        <w:spacing w:line="336" w:lineRule="auto" w:after="180"/>
-      </w:pPr>
-      <w:r>
-        <w:rPr>
-          <w:b w:val="0"/>
-        </w:rPr>
-        <w:t>If it affects a few learners, give a short targeted group explanation while others solve a more demanding variation.</w:t>
-      </w:r>
-    </w:p>
-    <w:p>
-      <w:pPr>
-        <w:pStyle w:val="Heading3"/>
-      </w:pPr>
-      <w:r>
-        <w:t>Pictorial practice question</w:t>
-      </w:r>
-    </w:p>
-    <w:p>
-      <w:pPr>
-        <w:spacing w:line="336" w:lineRule="auto" w:after="180"/>
-      </w:pPr>
-      <w:r>
-        <w:rPr>
-          <w:b w:val="0"/>
-        </w:rPr>
-        <w:t xml:space="preserve">Which IDs and locations must appear in the deletion </w:t>
-      </w:r>
-      <w:r>
-        <w:rPr>
-          <w:b/>
-        </w:rPr>
-        <w:t>evidence</w:t>
-      </w:r>
-      <w:r>
-        <w:rPr>
-          <w:b w:val="0"/>
-        </w:rPr>
-        <w:t xml:space="preserve">? Point to the relevant step in the picture, then write the changed result and the rule or </w:t>
-      </w:r>
-      <w:r>
-        <w:rPr>
-          <w:b/>
-        </w:rPr>
-        <w:t>evidence</w:t>
-      </w:r>
-      <w:r>
-        <w:rPr>
-          <w:b w:val="0"/>
-        </w:rPr>
-        <w:t xml:space="preserve"> that supports it.</w:t>
-      </w:r>
-    </w:p>
-    <w:p>
-      <w:pPr>
-        <w:pStyle w:val="Heading3"/>
-      </w:pPr>
-      <w:r>
-        <w:t>Reasoned teacher answer</w:t>
-      </w:r>
-    </w:p>
-    <w:p>
-      <w:pPr>
-        <w:spacing w:line="336" w:lineRule="auto" w:after="180"/>
-      </w:pPr>
-      <w:r>
-        <w:rPr>
-          <w:b w:val="0"/>
-        </w:rPr>
-        <w:t>Working folder B and C, plus cache B, each with completion status. A remains because its age is 2. Changed-case check: Report incomplete deletion rather than success.</w:t>
-      </w:r>
-    </w:p>
-    <w:p>
-      <w:pPr>
-        <w:spacing w:line="336" w:lineRule="auto" w:after="180"/>
-      </w:pPr>
-      <w:r>
-        <w:rPr>
-          <w:b w:val="0"/>
-        </w:rPr>
-        <w:t>Removing the working copy does not remove the known retained cache copy.</w:t>
-      </w:r>
-    </w:p>
-    <w:p>
-      <w:pPr>
-        <w:spacing w:line="336" w:lineRule="auto" w:after="180"/>
-      </w:pPr>
-      <w:r>
-        <w:rPr>
-          <w:b w:val="0"/>
-        </w:rPr>
-        <w:t>Changed-case reasoning: Report incomplete deletion rather than success. Removing the working copy does not remove the known retained cache copy.</w:t>
-      </w:r>
-    </w:p>
-    <w:p>
-      <w:pPr>
-        <w:spacing w:line="336" w:lineRule="auto" w:after="180"/>
-      </w:pPr>
-      <w:r>
-        <w:rPr>
-          <w:b w:val="0"/>
-        </w:rPr>
-        <w:t xml:space="preserve">Collect each learner’s explanation before discussion. Use the first missing connection between </w:t>
-      </w:r>
-      <w:r>
-        <w:rPr>
-          <w:b/>
-        </w:rPr>
-        <w:t>input</w:t>
-      </w:r>
-      <w:r>
-        <w:rPr>
-          <w:b w:val="0"/>
-        </w:rPr>
-        <w:t xml:space="preserve">, deciding step and result to choose support. This question is worked-case practice, not fresh mastery </w:t>
-      </w:r>
-      <w:r>
-        <w:rPr>
-          <w:b/>
-        </w:rPr>
-        <w:t>evidence</w:t>
-      </w:r>
-      <w:r>
-        <w:rPr>
-          <w:b w:val="0"/>
-        </w:rPr>
-        <w:t>.</w:t>
-      </w:r>
-    </w:p>
-    <w:p>
-      <w:pPr>
-        <w:pStyle w:val="Heading1"/>
-      </w:pPr>
-      <w:r>
-        <w:t>04. Run the weekly evidence lab</w:t>
-      </w:r>
-    </w:p>
-    <w:p>
-      <w:r>
-        <w:t>Run the Privacy by Design investigation and use the first unsupported step to choose a teaching response.</w:t>
-      </w:r>
-    </w:p>
-    <w:p>
-      <w:pPr>
-        <w:spacing w:line="336" w:lineRule="auto" w:after="180"/>
-      </w:pPr>
-      <w:r>
-        <w:rPr>
-          <w:b w:val="0"/>
-        </w:rPr>
-        <w:t>Words You Can Use to Reason</w:t>
-      </w:r>
-    </w:p>
-    <w:p>
-      <w:pPr>
-        <w:spacing w:line="336" w:lineRule="auto" w:after="180"/>
-      </w:pPr>
-      <w:r>
-        <w:rPr>
-          <w:b w:val="0"/>
-        </w:rPr>
-        <w:t>A definition matters when you can recognize the idea, use it, and contrast it with a near-miss.</w:t>
-      </w:r>
-    </w:p>
-    <w:p>
-      <w:pPr>
-        <w:spacing w:line="336" w:lineRule="auto" w:after="180"/>
-      </w:pPr>
-      <w:r>
-        <w:rPr>
-          <w:b w:val="0"/>
-        </w:rPr>
+        <w:t>Independent five-day case: keep 4, remove 5/6 content from declared stores; full-content logs need correction under toy minimisation rule. Do not invent observed deletion results or legal requirements.</w:t>
+      </w:r>
+    </w:p>
+    <w:p>
+      <w:pPr>
+        <w:pStyle w:val="Heading2"/>
+      </w:pPr>
+      <w:r>
+        <w:t>Run and record</w:t>
+      </w:r>
+    </w:p>
+    <w:p>
+      <w:pPr>
+        <w:pStyle w:val="ListNumber"/>
+      </w:pPr>
+      <w:r>
         <w:t>Predict → Test → Record → Explain</w:t>
       </w:r>
     </w:p>
     <w:p>
       <w:pPr>
-        <w:spacing w:line="336" w:lineRule="auto" w:after="180"/>
-      </w:pPr>
-      <w:r>
-        <w:rPr>
-          <w:b w:val="0"/>
-        </w:rPr>
+        <w:pStyle w:val="ListNumber"/>
+      </w:pPr>
+      <w:r>
         <w:t>Keep expected and actual results separate. Surprises are useful data when recorded honestly.</w:t>
       </w:r>
     </w:p>
     <w:p>
       <w:pPr>
-        <w:spacing w:line="336" w:lineRule="auto" w:after="180"/>
-      </w:pPr>
-      <w:r>
-        <w:rPr>
-          <w:b w:val="0"/>
-        </w:rPr>
-        <w:t xml:space="preserve">Audit every field for purpose, permission, </w:t>
-      </w:r>
-      <w:r>
-        <w:rPr>
-          <w:b/>
-        </w:rPr>
-        <w:t>retention</w:t>
-      </w:r>
-      <w:r>
-        <w:rPr>
-          <w:b w:val="0"/>
-        </w:rPr>
-        <w:t>, access, and deletion; remove or shorten anything not essential.</w:t>
-      </w:r>
-    </w:p>
-    <w:p>
-      <w:pPr>
-        <w:spacing w:line="336" w:lineRule="auto" w:after="180"/>
-        <w:shd w:fill="F5F1FB"/>
-      </w:pPr>
-      <w:r>
-        <w:rPr>
-          <w:b w:val="0"/>
-        </w:rPr>
+        <w:pStyle w:val="ListNumber"/>
+      </w:pPr>
+      <w:r>
+        <w:t>Audit the six supplied fictional field/store rows for purpose, necessity, permission, access, retention and deletion evidence. Omit unrelated address collection, avoid full-content logs, trace primary/cache thresholds and preserve unspecified backup expiry as unknown. No real record is collected or deleted.</w:t>
+      </w:r>
+    </w:p>
+    <w:p>
+      <w:pPr>
+        <w:pStyle w:val="ListNumber"/>
+      </w:pPr>
+      <w:r>
         <w:t>What did the hardest test teach you that the normal test did not?</w:t>
       </w:r>
     </w:p>
     <w:p>
       <w:pPr>
-        <w:pStyle w:val="Heading3"/>
-      </w:pPr>
-      <w:r>
-        <w:t>Make the lab runnable</w:t>
-      </w:r>
-    </w:p>
-    <w:p>
-      <w:pPr>
-        <w:spacing w:line="336" w:lineRule="auto" w:after="180"/>
-      </w:pPr>
-      <w:r>
-        <w:rPr>
-          <w:b w:val="0"/>
-        </w:rPr>
-        <w:t>Use the concrete case as the shared normal case and the independent question as a second case. Each pair creates a boundary or missing-information case and predicts its result before testing.</w:t>
-      </w:r>
-    </w:p>
-    <w:p>
-      <w:pPr>
-        <w:spacing w:line="336" w:lineRule="auto" w:after="180"/>
-      </w:pPr>
-      <w:r>
-        <w:rPr>
-          <w:b w:val="0"/>
-        </w:rPr>
-        <w:t>Keep the expected result separate from an observed mistake.</w:t>
+        <w:pStyle w:val="Heading2"/>
+      </w:pPr>
+      <w:r>
+        <w:t>Keep an inspectable record</w:t>
       </w:r>
     </w:p>
     <w:tbl>
@@ -3268,10 +3320,10 @@
     </w:tbl>
     <w:p>
       <w:pPr>
-        <w:pStyle w:val="Heading3"/>
-      </w:pPr>
-      <w:r>
-        <w:t>Diagnose and reteach</w:t>
+        <w:pStyle w:val="Heading2"/>
+      </w:pPr>
+      <w:r>
+        <w:t>Diagnose the first misunderstanding</w:t>
       </w:r>
     </w:p>
     <w:p>
@@ -3282,7 +3334,31 @@
         <w:rPr>
           <w:b w:val="0"/>
         </w:rPr>
-        <w:t>For guessing, return to given facts and request a trace. For vocabulary without application, use one example and one non-example. For arithmetic errors, check the setup before the calculation.</w:t>
+        <w:t xml:space="preserve">The worked result establishes every future case: This fictional </w:t>
+      </w:r>
+      <w:r>
+        <w:rPr>
+          <w:b/>
+        </w:rPr>
+        <w:t>retention</w:t>
+      </w:r>
+      <w:r>
+        <w:rPr>
+          <w:b w:val="0"/>
+        </w:rPr>
+        <w:t xml:space="preserve"> exercise is not a statement of legal </w:t>
+      </w:r>
+      <w:r>
+        <w:rPr>
+          <w:b/>
+        </w:rPr>
+        <w:t>retention</w:t>
+      </w:r>
+      <w:r>
+        <w:rPr>
+          <w:b w:val="0"/>
+        </w:rPr>
+        <w:t xml:space="preserve"> requirements.</w:t>
       </w:r>
     </w:p>
     <w:p>
@@ -3293,15 +3369,31 @@
         <w:rPr>
           <w:b w:val="0"/>
         </w:rPr>
-        <w:t>Finish with a different uncoached case before recording mastery.</w:t>
-      </w:r>
-    </w:p>
-    <w:p>
-      <w:pPr>
-        <w:pStyle w:val="Heading3"/>
-      </w:pPr>
-      <w:r>
-        <w:t>Address these additional misconceptions</w:t>
+        <w:t xml:space="preserve">A missing </w:t>
+      </w:r>
+      <w:r>
+        <w:rPr>
+          <w:b/>
+        </w:rPr>
+        <w:t>input</w:t>
+      </w:r>
+      <w:r>
+        <w:rPr>
+          <w:b w:val="0"/>
+        </w:rPr>
+        <w:t xml:space="preserve"> may be replaced without recording the change: A replacement changes the </w:t>
+      </w:r>
+      <w:r>
+        <w:rPr>
+          <w:b/>
+        </w:rPr>
+        <w:t>evidence</w:t>
+      </w:r>
+      <w:r>
+        <w:rPr>
+          <w:b w:val="0"/>
+        </w:rPr>
+        <w:t xml:space="preserve"> or contract. Record the change and its justification; do not silently turn unknown into a measured value.</w:t>
       </w:r>
     </w:p>
     <w:p>
@@ -3312,97 +3404,27 @@
         <w:rPr>
           <w:b w:val="0"/>
         </w:rPr>
-        <w:t xml:space="preserve">The worked result establishes every future case: This fictional </w:t>
+        <w:t xml:space="preserve">Repeating an assessed case is new independent </w:t>
       </w:r>
       <w:r>
         <w:rPr>
           <w:b/>
         </w:rPr>
-        <w:t>retention</w:t>
+        <w:t>evidence</w:t>
       </w:r>
       <w:r>
         <w:rPr>
           <w:b w:val="0"/>
         </w:rPr>
-        <w:t xml:space="preserve"> exercise is not a statement of legal </w:t>
-      </w:r>
-      <w:r>
-        <w:rPr>
-          <w:b/>
-        </w:rPr>
-        <w:t>retention</w:t>
-      </w:r>
-      <w:r>
-        <w:rPr>
-          <w:b w:val="0"/>
-        </w:rPr>
-        <w:t xml:space="preserve"> requirements.</w:t>
-      </w:r>
-    </w:p>
-    <w:p>
-      <w:pPr>
-        <w:spacing w:line="336" w:lineRule="auto" w:after="180"/>
-      </w:pPr>
-      <w:r>
-        <w:rPr>
-          <w:b w:val="0"/>
-        </w:rPr>
-        <w:t xml:space="preserve">A missing </w:t>
-      </w:r>
-      <w:r>
-        <w:rPr>
-          <w:b/>
-        </w:rPr>
-        <w:t>input</w:t>
-      </w:r>
-      <w:r>
-        <w:rPr>
-          <w:b w:val="0"/>
-        </w:rPr>
-        <w:t xml:space="preserve"> may be replaced without recording the change: A replacement changes the </w:t>
-      </w:r>
-      <w:r>
-        <w:rPr>
-          <w:b/>
-        </w:rPr>
-        <w:t>evidence</w:t>
-      </w:r>
-      <w:r>
-        <w:rPr>
-          <w:b w:val="0"/>
-        </w:rPr>
-        <w:t xml:space="preserve"> or contract. Record the change and its justification; do not silently turn unknown into a measured value.</w:t>
-      </w:r>
-    </w:p>
-    <w:p>
-      <w:pPr>
-        <w:spacing w:line="336" w:lineRule="auto" w:after="180"/>
-      </w:pPr>
-      <w:r>
-        <w:rPr>
-          <w:b w:val="0"/>
-        </w:rPr>
-        <w:t xml:space="preserve">Repeating an assessed case is new independent </w:t>
-      </w:r>
-      <w:r>
-        <w:rPr>
-          <w:b/>
-        </w:rPr>
-        <w:t>evidence</w:t>
-      </w:r>
-      <w:r>
-        <w:rPr>
-          <w:b w:val="0"/>
-        </w:rPr>
         <w:t>: A replay checks consistency. An example used for feedback or revision cannot later be described as untouched final evaluation.</w:t>
       </w:r>
     </w:p>
     <w:p>
       <w:pPr>
-        <w:pStyle w:val="Heading3"/>
-      </w:pPr>
-      <w:r>
-        <w:t>Match the support to the first error</w:t>
+        <w:pStyle w:val="Heading2"/>
+      </w:pPr>
+      <w:r>
+        <w:t>Choose support from the response</w:t>
       </w:r>
     </w:p>
     <w:tbl>
@@ -3575,15 +3597,723 @@
     </w:p>
     <w:p>
       <w:pPr>
+        <w:pStyle w:val="Heading2"/>
+      </w:pPr>
+      <w:r>
+        <w:t>Earlier wording, alternatives and picture transcripts · reference / check after trying</w:t>
+      </w:r>
+    </w:p>
+    <w:p>
+      <w:pPr>
+        <w:spacing w:line="336" w:lineRule="auto" w:after="180"/>
+      </w:pPr>
+      <w:r>
+        <w:rPr>
+          <w:b w:val="0"/>
+        </w:rPr>
+        <w:t>Run the weekly evidence lab</w:t>
+      </w:r>
+    </w:p>
+    <w:p>
+      <w:pPr>
+        <w:spacing w:line="336" w:lineRule="auto" w:after="180"/>
+      </w:pPr>
+      <w:r>
+        <w:rPr>
+          <w:b w:val="0"/>
+        </w:rPr>
+        <w:t>Words You Can Use to Reason</w:t>
+      </w:r>
+    </w:p>
+    <w:p>
+      <w:pPr>
+        <w:spacing w:line="336" w:lineRule="auto" w:after="180"/>
+      </w:pPr>
+      <w:r>
+        <w:rPr>
+          <w:b w:val="0"/>
+        </w:rPr>
+        <w:t>A definition matters when you can recognize the idea, use it, and contrast it with a near-miss.</w:t>
+      </w:r>
+    </w:p>
+    <w:p>
+      <w:pPr>
+        <w:pStyle w:val="Heading3"/>
+      </w:pPr>
+      <w:r>
+        <w:t>Make the lab runnable</w:t>
+      </w:r>
+    </w:p>
+    <w:p>
+      <w:pPr>
+        <w:spacing w:line="336" w:lineRule="auto" w:after="180"/>
+      </w:pPr>
+      <w:r>
+        <w:rPr>
+          <w:b w:val="0"/>
+        </w:rPr>
+        <w:t>Use the supplied investigation for shared practice. Keep predictions and observed paper-trace results separate. Reserve Trace the fresh five-day lifecycle independently for the individual first attempt before feedback; do not use the reserved case as a paired lab task.</w:t>
+      </w:r>
+    </w:p>
+    <w:p>
+      <w:pPr>
+        <w:pStyle w:val="Heading3"/>
+      </w:pPr>
+      <w:r>
+        <w:t>Diagnose and reteach</w:t>
+      </w:r>
+    </w:p>
+    <w:p>
+      <w:pPr>
+        <w:spacing w:line="336" w:lineRule="auto" w:after="180"/>
+      </w:pPr>
+      <w:r>
+        <w:rPr>
+          <w:b w:val="0"/>
+        </w:rPr>
+        <w:t>For guessing, return to given facts and request a trace. For vocabulary without application, use one example and one non-example. For arithmetic errors, check the setup before the calculation.</w:t>
+      </w:r>
+    </w:p>
+    <w:p>
+      <w:pPr>
+        <w:spacing w:line="336" w:lineRule="auto" w:after="180"/>
+      </w:pPr>
+      <w:r>
+        <w:rPr>
+          <w:b w:val="0"/>
+        </w:rPr>
+        <w:t>Finish with a different uncoached case before recording mastery.</w:t>
+      </w:r>
+    </w:p>
+    <w:p>
+      <w:pPr>
+        <w:pStyle w:val="Heading3"/>
+      </w:pPr>
+      <w:r>
+        <w:t>Address these additional misconceptions</w:t>
+      </w:r>
+    </w:p>
+    <w:p>
+      <w:pPr>
+        <w:pStyle w:val="Heading3"/>
+      </w:pPr>
+      <w:r>
+        <w:t>Match the support to the first error</w:t>
+      </w:r>
+    </w:p>
+    <w:p>
+      <w:pPr>
         <w:pStyle w:val="Heading1"/>
       </w:pPr>
       <w:r>
-        <w:t>05. Assess and explain the answers</w:t>
-      </w:r>
-    </w:p>
-    <w:p>
-      <w:r>
-        <w:t>Use the Privacy by Design questions, teacher keys and criteria after the relevant attempts. Previously discussed cases are practice; protect the separately selected independent task.</w:t>
+        <w:t>05. Assess the selected new case</w:t>
+      </w:r>
+    </w:p>
+    <w:p>
+      <w:r>
+        <w:t>Keep this key until after the first attempt; accept valid alternatives with defensible reasoning.</w:t>
+      </w:r>
+    </w:p>
+    <w:p>
+      <w:pPr>
+        <w:pStyle w:val="Heading2"/>
+      </w:pPr>
+      <w:r>
+        <w:t>Selected independent question and key</w:t>
+      </w:r>
+    </w:p>
+    <w:p>
+      <w:pPr>
+        <w:spacing w:line="336" w:lineRule="auto" w:after="180"/>
+      </w:pPr>
+      <w:r>
+        <w:rPr>
+          <w:b w:val="0"/>
+        </w:rPr>
+        <w:t xml:space="preserve">Selected case: </w:t>
+      </w:r>
+      <w:r>
+        <w:rPr>
+          <w:b/>
+        </w:rPr>
+        <w:t>Retention</w:t>
+      </w:r>
+      <w:r>
+        <w:rPr>
+          <w:b w:val="0"/>
+        </w:rPr>
+        <w:t xml:space="preserve"> is5 days, inclusive </w:t>
+      </w:r>
+      <w:r>
+        <w:rPr>
+          <w:b/>
+        </w:rPr>
+        <w:t>deletion boundary</w:t>
+      </w:r>
+      <w:r>
+        <w:rPr>
+          <w:b w:val="0"/>
+        </w:rPr>
+        <w:t>. Ages4, 5, 6; a log stores complete content. Trace required action.</w:t>
+      </w:r>
+    </w:p>
+    <w:p>
+      <w:pPr>
+        <w:spacing w:line="336" w:lineRule="auto" w:after="180"/>
+      </w:pPr>
+      <w:r>
+        <w:rPr>
+          <w:b w:val="0"/>
+        </w:rPr>
+        <w:t>Teacher explanation: Age4 retained; age5/6 content removed from declared stores. Full-content logs violate minimisation and need policy-compliant handling.</w:t>
+      </w:r>
+    </w:p>
+    <w:p>
+      <w:pPr>
+        <w:pStyle w:val="Heading2"/>
+      </w:pPr>
+      <w:r>
+        <w:t>Judge explanation, trace and limits</w:t>
+      </w:r>
+    </w:p>
+    <w:tbl>
+      <w:tblPr>
+        <w:tblStyle w:val="LightShading-Accent1"/>
+        <w:tblW w:type="auto" w:w="0"/>
+        <w:tblLook w:firstColumn="1" w:firstRow="1" w:lastColumn="0" w:lastRow="0" w:noHBand="0" w:noVBand="1" w:val="04A0"/>
+      </w:tblPr>
+      <w:tblGrid>
+        <w:gridCol w:w="5112"/>
+        <w:gridCol w:w="5112"/>
+      </w:tblGrid>
+      <w:tr>
+        <w:trPr>
+          <w:tblHeader/>
+        </w:trPr>
+        <w:tc>
+          <w:tcPr>
+            <w:tcW w:type="dxa" w:w="5112"/>
+          </w:tcPr>
+          <w:p>
+            <w:r>
+              <w:t>Dimension</w:t>
+            </w:r>
+          </w:p>
+        </w:tc>
+        <w:tc>
+          <w:tcPr>
+            <w:tcW w:type="dxa" w:w="5112"/>
+          </w:tcPr>
+          <w:p>
+            <w:r>
+              <w:t>Evidence required</w:t>
+            </w:r>
+          </w:p>
+        </w:tc>
+      </w:tr>
+      <w:tr>
+        <w:tc>
+          <w:tcPr>
+            <w:tcW w:type="dxa" w:w="5112"/>
+          </w:tcPr>
+          <w:p>
+            <w:r>
+              <w:t>Explanation</w:t>
+            </w:r>
+          </w:p>
+        </w:tc>
+        <w:tc>
+          <w:tcPr>
+            <w:tcW w:type="dxa" w:w="5112"/>
+          </w:tcPr>
+          <w:p>
+            <w:r>
+              <w:t>Names the applicable idea or procedure and ties it to the supplied facts.</w:t>
+            </w:r>
+          </w:p>
+        </w:tc>
+      </w:tr>
+      <w:tr>
+        <w:tc>
+          <w:tcPr>
+            <w:tcW w:type="dxa" w:w="5112"/>
+          </w:tcPr>
+          <w:p>
+            <w:r>
+              <w:t>Trace and result</w:t>
+            </w:r>
+          </w:p>
+        </w:tc>
+        <w:tc>
+          <w:tcPr>
+            <w:tcW w:type="dxa" w:w="5112"/>
+          </w:tcPr>
+          <w:p>
+            <w:r>
+              <w:t>Preserves the given inputs and shows the relevant intermediate steps; distinguishes a prediction from an observed execution.</w:t>
+            </w:r>
+          </w:p>
+        </w:tc>
+      </w:tr>
+      <w:tr>
+        <w:tc>
+          <w:tcPr>
+            <w:tcW w:type="dxa" w:w="5112"/>
+          </w:tcPr>
+          <w:p>
+            <w:r>
+              <w:t>Limits</w:t>
+            </w:r>
+          </w:p>
+        </w:tc>
+        <w:tc>
+          <w:tcPr>
+            <w:tcW w:type="dxa" w:w="5112"/>
+          </w:tcPr>
+          <w:p>
+            <w:r>
+              <w:t>States the assumptions, missing evidence or conditions under which the result would change.</w:t>
+            </w:r>
+          </w:p>
+        </w:tc>
+      </w:tr>
+    </w:tbl>
+    <w:p>
+      <w:pPr>
+        <w:spacing w:line="336" w:lineRule="auto" w:after="180"/>
+      </w:pPr>
+      <w:r>
+        <w:rPr>
+          <w:b w:val="0"/>
+        </w:rPr>
+        <w:t>Record each dimension as not yet, with support, or independent. Accept a valid alternative procedure with a defensible trace.</w:t>
+      </w:r>
+    </w:p>
+    <w:p>
+      <w:pPr>
+        <w:spacing w:line="336" w:lineRule="auto" w:after="180"/>
+      </w:pPr>
+      <w:r>
+        <w:rPr>
+          <w:b w:val="0"/>
+        </w:rPr>
+        <w:t xml:space="preserve">Do not penalise an honestly recorded model failure if the learner correctly explains its </w:t>
+      </w:r>
+      <w:r>
+        <w:rPr>
+          <w:b/>
+        </w:rPr>
+        <w:t>evidence</w:t>
+      </w:r>
+      <w:r>
+        <w:rPr>
+          <w:b w:val="0"/>
+        </w:rPr>
+        <w:t xml:space="preserve"> and limits.</w:t>
+      </w:r>
+    </w:p>
+    <w:p>
+      <w:pPr>
+        <w:pStyle w:val="Heading2"/>
+      </w:pPr>
+      <w:r>
+        <w:t>Give one usable repair action</w:t>
+      </w:r>
+    </w:p>
+    <w:p>
+      <w:pPr>
+        <w:spacing w:line="336" w:lineRule="auto" w:after="180"/>
+      </w:pPr>
+      <w:r>
+        <w:rPr>
+          <w:b w:val="0"/>
+        </w:rPr>
+        <w:t>Name the earliest unsupported step and give one action to repair it. Have the learner make that repair now and explain why. Then assess the relevant skill on a fresh, fully specified case.</w:t>
+      </w:r>
+    </w:p>
+    <w:p>
+      <w:pPr>
+        <w:spacing w:line="336" w:lineRule="auto" w:after="180"/>
+      </w:pPr>
+      <w:r>
+        <w:rPr>
+          <w:b w:val="0"/>
+        </w:rPr>
+        <w:t>Confirm it was not previously practised with feedback; solve and check the new case before assigning it. A follow-up design prompt is a starting brief, not automatically an equivalent test.</w:t>
+      </w:r>
+    </w:p>
+    <w:p>
+      <w:pPr>
+        <w:pStyle w:val="Heading2"/>
+      </w:pPr>
+      <w:r>
+        <w:t>W1 Explain the mechanism</w:t>
+      </w:r>
+    </w:p>
+    <w:p>
+      <w:pPr>
+        <w:spacing w:line="336" w:lineRule="auto" w:after="180"/>
+      </w:pPr>
+      <w:r>
+        <w:rPr>
+          <w:b w:val="0"/>
+        </w:rPr>
+        <w:t xml:space="preserve">Explain the weekly </w:t>
+      </w:r>
+      <w:r>
+        <w:rPr>
+          <w:b/>
+        </w:rPr>
+        <w:t>mechanism</w:t>
+      </w:r>
+      <w:r>
+        <w:rPr>
+          <w:b w:val="0"/>
+        </w:rPr>
+        <w:t xml:space="preserve"> in your own words. Use the worked scenario to name its </w:t>
+      </w:r>
+      <w:r>
+        <w:rPr>
+          <w:b/>
+        </w:rPr>
+        <w:t>input</w:t>
+      </w:r>
+      <w:r>
+        <w:rPr>
+          <w:b w:val="0"/>
+        </w:rPr>
+        <w:t xml:space="preserve">, decision rule and </w:t>
+      </w:r>
+      <w:r>
+        <w:rPr>
+          <w:b/>
+        </w:rPr>
+        <w:t>output</w:t>
+      </w:r>
+      <w:r>
+        <w:rPr>
+          <w:b w:val="0"/>
+        </w:rPr>
+        <w:t>.</w:t>
+      </w:r>
+    </w:p>
+    <w:p>
+      <w:pPr>
+        <w:spacing w:line="336" w:lineRule="auto" w:after="180"/>
+      </w:pPr>
+      <w:r>
+        <w:rPr>
+          <w:b w:val="0"/>
+        </w:rPr>
+        <w:t xml:space="preserve">Teacher explanation: </w:t>
+      </w:r>
+      <w:r>
+        <w:rPr>
+          <w:b/>
+        </w:rPr>
+        <w:t>Retention</w:t>
+      </w:r>
+      <w:r>
+        <w:rPr>
+          <w:b w:val="0"/>
+        </w:rPr>
+        <w:t xml:space="preserve"> and deletion cover all declared stores, including caches and logs. Removing a visible row may leave copies elsewhere.</w:t>
+      </w:r>
+    </w:p>
+    <w:p>
+      <w:pPr>
+        <w:spacing w:line="336" w:lineRule="auto" w:after="180"/>
+      </w:pPr>
+      <w:r>
+        <w:rPr>
+          <w:b w:val="0"/>
+        </w:rPr>
+        <w:t>Toy policy retains session content for 7 days and deletes it when age is at least7. Audit metadata may remain for 30 days without content. Track primary storage, cache and backup policy separately.</w:t>
+      </w:r>
+    </w:p>
+    <w:p>
+      <w:pPr>
+        <w:pStyle w:val="Heading2"/>
+      </w:pPr>
+      <w:r>
+        <w:t>W2 Trace the worked case</w:t>
+      </w:r>
+    </w:p>
+    <w:p>
+      <w:pPr>
+        <w:spacing w:line="336" w:lineRule="auto" w:after="180"/>
+      </w:pPr>
+      <w:r>
+        <w:rPr>
+          <w:b w:val="0"/>
+        </w:rPr>
+        <w:t>Record ages are6, 7, 9 days. Cache contains copies of all three. Show the intermediate steps and give the conclusion with its scope.</w:t>
+      </w:r>
+    </w:p>
+    <w:p>
+      <w:pPr>
+        <w:spacing w:line="336" w:lineRule="auto" w:after="180"/>
+      </w:pPr>
+      <w:r>
+        <w:rPr>
+          <w:b w:val="0"/>
+        </w:rPr>
+        <w:t xml:space="preserve">Teacher explanation: Retain age6; delete content ages7 and9 from primary and cache under the policy. Retain only allowed audit metadata; backups need their stated expiry </w:t>
+      </w:r>
+      <w:r>
+        <w:rPr>
+          <w:b/>
+        </w:rPr>
+        <w:t>process</w:t>
+      </w:r>
+      <w:r>
+        <w:rPr>
+          <w:b w:val="0"/>
+        </w:rPr>
+        <w:t>.</w:t>
+      </w:r>
+    </w:p>
+    <w:p>
+      <w:pPr>
+        <w:pStyle w:val="Heading2"/>
+      </w:pPr>
+      <w:r>
+        <w:t>W3 Audit the limit</w:t>
+      </w:r>
+    </w:p>
+    <w:p>
+      <w:pPr>
+        <w:spacing w:line="336" w:lineRule="auto" w:after="180"/>
+      </w:pPr>
+      <w:r>
+        <w:rPr>
+          <w:b w:val="0"/>
+        </w:rPr>
+        <w:t xml:space="preserve">A report omits this qualification: This fictional </w:t>
+      </w:r>
+      <w:r>
+        <w:rPr>
+          <w:b/>
+        </w:rPr>
+        <w:t>retention</w:t>
+      </w:r>
+      <w:r>
+        <w:rPr>
+          <w:b w:val="0"/>
+        </w:rPr>
+        <w:t xml:space="preserve"> exercise is not a statement of legal </w:t>
+      </w:r>
+      <w:r>
+        <w:rPr>
+          <w:b/>
+        </w:rPr>
+        <w:t>retention</w:t>
+      </w:r>
+      <w:r>
+        <w:rPr>
+          <w:b w:val="0"/>
+        </w:rPr>
+        <w:t xml:space="preserve"> requirements. Explain how omitting it could change a reader's interpretation, and write an accurate replacement.</w:t>
+      </w:r>
+    </w:p>
+    <w:p>
+      <w:pPr>
+        <w:spacing w:line="336" w:lineRule="auto" w:after="180"/>
+      </w:pPr>
+      <w:r>
+        <w:rPr>
+          <w:b w:val="0"/>
+        </w:rPr>
+        <w:t xml:space="preserve">Teacher explanation: This fictional </w:t>
+      </w:r>
+      <w:r>
+        <w:rPr>
+          <w:b/>
+        </w:rPr>
+        <w:t>retention</w:t>
+      </w:r>
+      <w:r>
+        <w:rPr>
+          <w:b w:val="0"/>
+        </w:rPr>
+        <w:t xml:space="preserve"> exercise is not a statement of legal </w:t>
+      </w:r>
+      <w:r>
+        <w:rPr>
+          <w:b/>
+        </w:rPr>
+        <w:t>retention</w:t>
+      </w:r>
+      <w:r>
+        <w:rPr>
+          <w:b w:val="0"/>
+        </w:rPr>
+        <w:t xml:space="preserve"> requirements.</w:t>
+      </w:r>
+    </w:p>
+    <w:p>
+      <w:pPr>
+        <w:spacing w:line="336" w:lineRule="auto" w:after="180"/>
+      </w:pPr>
+      <w:r>
+        <w:rPr>
+          <w:b w:val="0"/>
+        </w:rPr>
+        <w:t xml:space="preserve">State the observed result separately from the unverified or out-of-scope claim; preserve the original </w:t>
+      </w:r>
+      <w:r>
+        <w:rPr>
+          <w:b/>
+        </w:rPr>
+        <w:t>evidence</w:t>
+      </w:r>
+      <w:r>
+        <w:rPr>
+          <w:b w:val="0"/>
+        </w:rPr>
+        <w:t xml:space="preserve"> rather than inventing a missing fact.</w:t>
+      </w:r>
+    </w:p>
+    <w:p>
+      <w:pPr>
+        <w:pStyle w:val="Heading2"/>
+      </w:pPr>
+      <w:r>
+        <w:t>W5 Design a revealing follow-up</w:t>
+      </w:r>
+    </w:p>
+    <w:p>
+      <w:pPr>
+        <w:spacing w:line="336" w:lineRule="auto" w:after="180"/>
+      </w:pPr>
+      <w:r>
+        <w:rPr>
+          <w:b w:val="0"/>
+        </w:rPr>
+        <w:t>For the worked scenario, propose one additional case that could reveal a failure, describe its expected outcome before running it, and explain what would need to remain fixed for a fair comparison.</w:t>
+      </w:r>
+    </w:p>
+    <w:p>
+      <w:pPr>
+        <w:spacing w:line="336" w:lineRule="auto" w:after="180"/>
+      </w:pPr>
+      <w:r>
+        <w:rPr>
+          <w:b w:val="0"/>
+        </w:rPr>
+        <w:t>Do not reuse W4 as a new final test after receiving feedback.</w:t>
+      </w:r>
+    </w:p>
+    <w:p>
+      <w:pPr>
+        <w:spacing w:line="336" w:lineRule="auto" w:after="180"/>
+      </w:pPr>
+      <w:r>
+        <w:rPr>
+          <w:b w:val="0"/>
+        </w:rPr>
+        <w:t xml:space="preserve">Teacher explanation: Accept a concrete variant of the worked </w:t>
+      </w:r>
+      <w:r>
+        <w:rPr>
+          <w:b/>
+        </w:rPr>
+        <w:t>input</w:t>
+      </w:r>
+      <w:r>
+        <w:rPr>
+          <w:b w:val="0"/>
+        </w:rPr>
+        <w:t xml:space="preserve"> or a missing/conflicting/boundary condition, with an expectation derived from the declared procedure.</w:t>
+      </w:r>
+    </w:p>
+    <w:p>
+      <w:pPr>
+        <w:spacing w:line="336" w:lineRule="auto" w:after="180"/>
+      </w:pPr>
+      <w:r>
+        <w:rPr>
+          <w:b w:val="0"/>
+        </w:rPr>
+        <w:t xml:space="preserve">Require preserved settings, original </w:t>
+      </w:r>
+      <w:r>
+        <w:rPr>
+          <w:b/>
+        </w:rPr>
+        <w:t>output</w:t>
+      </w:r>
+      <w:r>
+        <w:rPr>
+          <w:b w:val="0"/>
+        </w:rPr>
+        <w:t xml:space="preserve">s and data roles. This fictional </w:t>
+      </w:r>
+      <w:r>
+        <w:rPr>
+          <w:b/>
+        </w:rPr>
+        <w:t>retention</w:t>
+      </w:r>
+      <w:r>
+        <w:rPr>
+          <w:b w:val="0"/>
+        </w:rPr>
+        <w:t xml:space="preserve"> exercise is not a statement of legal </w:t>
+      </w:r>
+      <w:r>
+        <w:rPr>
+          <w:b/>
+        </w:rPr>
+        <w:t>retention</w:t>
+      </w:r>
+      <w:r>
+        <w:rPr>
+          <w:b w:val="0"/>
+        </w:rPr>
+        <w:t xml:space="preserve"> requirements.</w:t>
+      </w:r>
+    </w:p>
+    <w:p>
+      <w:pPr>
+        <w:spacing w:line="336" w:lineRule="auto" w:after="180"/>
+      </w:pPr>
+      <w:r>
+        <w:rPr>
+          <w:b w:val="0"/>
+        </w:rPr>
+        <w:t xml:space="preserve">The new case should test this particular </w:t>
+      </w:r>
+      <w:r>
+        <w:rPr>
+          <w:b/>
+        </w:rPr>
+        <w:t>mechanism</w:t>
+      </w:r>
+      <w:r>
+        <w:rPr>
+          <w:b w:val="0"/>
+        </w:rPr>
+        <w:t xml:space="preserve"> rather than merely restate the original result.</w:t>
+      </w:r>
+    </w:p>
+    <w:p>
+      <w:pPr>
+        <w:pStyle w:val="Heading2"/>
+      </w:pPr>
+      <w:r>
+        <w:t>Earlier wording, alternatives and picture transcripts · reference / check after trying</w:t>
+      </w:r>
+    </w:p>
+    <w:p>
+      <w:pPr>
+        <w:spacing w:line="336" w:lineRule="auto" w:after="180"/>
+      </w:pPr>
+      <w:r>
+        <w:rPr>
+          <w:b w:val="0"/>
+        </w:rPr>
+        <w:t>Assess and explain the answers</w:t>
       </w:r>
     </w:p>
     <w:p>
@@ -3596,46 +4326,56 @@
     </w:p>
     <w:p>
       <w:pPr>
+        <w:spacing w:line="336" w:lineRule="auto" w:after="180"/>
+      </w:pPr>
+      <w:r>
+        <w:rPr>
+          <w:b w:val="0"/>
+        </w:rPr>
+        <w:t xml:space="preserve">Keep only needed preferences or progress, with </w:t>
+      </w:r>
+      <w:r>
+        <w:rPr>
+          <w:b/>
+        </w:rPr>
+        <w:t>retention</w:t>
+      </w:r>
+      <w:r>
+        <w:rPr>
+          <w:b w:val="0"/>
+        </w:rPr>
+        <w:t xml:space="preserve">, deletion and </w:t>
+      </w:r>
+      <w:r>
+        <w:rPr>
+          <w:b/>
+        </w:rPr>
+        <w:t>access control</w:t>
+      </w:r>
+      <w:r>
+        <w:rPr>
+          <w:b w:val="0"/>
+        </w:rPr>
+        <w:t>s. Avoid unnecessary addresses and raw chat storage.</w:t>
+      </w:r>
+    </w:p>
+    <w:p>
+      <w:pPr>
         <w:pStyle w:val="Heading3"/>
       </w:pPr>
       <w:r>
-        <w:t>Teacher key · Worked case answer</w:t>
+        <w:t>Additional transfer practice question</w:t>
       </w:r>
     </w:p>
     <w:p>
       <w:pPr>
         <w:spacing w:line="336" w:lineRule="auto" w:after="180"/>
-        <w:shd w:fill="F1F6FC"/>
       </w:pPr>
       <w:r>
         <w:rPr>
           <w:b w:val="0"/>
         </w:rPr>
-        <w:t xml:space="preserve">Keep only needed preferences or progress, with </w:t>
-      </w:r>
-      <w:r>
-        <w:rPr>
-          <w:b/>
-        </w:rPr>
-        <w:t>retention</w:t>
-      </w:r>
-      <w:r>
-        <w:rPr>
-          <w:b w:val="0"/>
-        </w:rPr>
-        <w:t xml:space="preserve">, deletion and </w:t>
-      </w:r>
-      <w:r>
-        <w:rPr>
-          <w:b/>
-        </w:rPr>
-        <w:t>access control</w:t>
-      </w:r>
-      <w:r>
-        <w:rPr>
-          <w:b w:val="0"/>
-        </w:rPr>
-        <w:t>s. Avoid unnecessary addresses and raw chat storage.</w:t>
+        <w:t>A practice quiz needs a topic and difficulty. A form also asks for home address and date of birth. What should be removed and why?</w:t>
       </w:r>
     </w:p>
     <w:p>
@@ -3643,49 +4383,12 @@
         <w:pStyle w:val="Heading3"/>
       </w:pPr>
       <w:r>
-        <w:t>Independent question</w:t>
-      </w:r>
-    </w:p>
-    <w:p>
-      <w:pPr>
-        <w:pStyle w:val="Heading3"/>
-      </w:pPr>
-      <w:r>
-        <w:t>Independent question · withhold the key</w:t>
+        <w:t>Reasoned practice answer</w:t>
       </w:r>
     </w:p>
     <w:p>
       <w:pPr>
         <w:spacing w:line="336" w:lineRule="auto" w:after="180"/>
-        <w:shd w:fill="F5F1FB"/>
-      </w:pPr>
-      <w:r>
-        <w:rPr>
-          <w:b w:val="0"/>
-        </w:rPr>
-        <w:t>A practice quiz needs a topic and difficulty. A form also asks for home address and date of birth. What should be removed and why?</w:t>
-      </w:r>
-    </w:p>
-    <w:p>
-      <w:pPr>
-        <w:pStyle w:val="Heading3"/>
-      </w:pPr>
-      <w:r>
-        <w:t>Expected independent answer</w:t>
-      </w:r>
-    </w:p>
-    <w:p>
-      <w:pPr>
-        <w:pStyle w:val="Heading3"/>
-      </w:pPr>
-      <w:r>
-        <w:t>Teacher key · Expected independent answer</w:t>
-      </w:r>
-    </w:p>
-    <w:p>
-      <w:pPr>
-        <w:spacing w:line="336" w:lineRule="auto" w:after="180"/>
-        <w:shd w:fill="F1F6FC"/>
       </w:pPr>
       <w:r>
         <w:rPr>
@@ -4003,1134 +4706,415 @@
     </w:p>
     <w:p>
       <w:pPr>
+        <w:spacing w:line="336" w:lineRule="auto" w:after="180"/>
+      </w:pPr>
+      <w:r>
+        <w:rPr>
+          <w:b w:val="0"/>
+        </w:rPr>
+        <w:t>Store only necessary topic and level, preferably within the session when persistence is unnecessary. Exclude addresses.</w:t>
+      </w:r>
+    </w:p>
+    <w:p>
+      <w:pPr>
+        <w:spacing w:line="336" w:lineRule="auto" w:after="180"/>
+      </w:pPr>
+      <w:r>
+        <w:rPr>
+          <w:b w:val="0"/>
+        </w:rPr>
+        <w:t xml:space="preserve">Define </w:t>
+      </w:r>
+      <w:r>
+        <w:rPr>
+          <w:b/>
+        </w:rPr>
+        <w:t>retention</w:t>
+      </w:r>
+      <w:r>
+        <w:rPr>
+          <w:b w:val="0"/>
+        </w:rPr>
+        <w:t>, correction, deletion and access for any retained progress; avoid keeping raw conversations without a clear need.</w:t>
+      </w:r>
+    </w:p>
+    <w:p>
+      <w:pPr>
         <w:pStyle w:val="Heading3"/>
       </w:pPr>
       <w:r>
-        <w:t>Teacher key · Original transfer answer</w:t>
+        <w:t>Explanations for the additional workbook examples</w:t>
+      </w:r>
+    </w:p>
+    <w:p>
+      <w:pPr>
+        <w:pStyle w:val="Heading3"/>
+      </w:pPr>
+      <w:r>
+        <w:t>W1 Explain the mechanism</w:t>
+      </w:r>
+    </w:p>
+    <w:p>
+      <w:pPr>
+        <w:pStyle w:val="Heading3"/>
+      </w:pPr>
+      <w:r>
+        <w:t>W2 Trace the worked case</w:t>
+      </w:r>
+    </w:p>
+    <w:p>
+      <w:pPr>
+        <w:pStyle w:val="Heading3"/>
+      </w:pPr>
+      <w:r>
+        <w:t>W3 Audit the limit</w:t>
+      </w:r>
+    </w:p>
+    <w:p>
+      <w:pPr>
+        <w:pStyle w:val="Heading3"/>
+      </w:pPr>
+      <w:r>
+        <w:t>W4 Apply a new case independently</w:t>
       </w:r>
     </w:p>
     <w:p>
       <w:pPr>
         <w:spacing w:line="336" w:lineRule="auto" w:after="180"/>
-        <w:shd w:fill="F1F6FC"/>
-      </w:pPr>
+      </w:pPr>
+      <w:r>
+        <w:rPr>
+          <w:b/>
+        </w:rPr>
+        <w:t>Retention</w:t>
+      </w:r>
       <w:r>
         <w:rPr>
           <w:b w:val="0"/>
         </w:rPr>
-        <w:t>Store only necessary topic and level, preferably within the session when persistence is unnecessary. Exclude addresses.</w:t>
+        <w:t xml:space="preserve"> is5 days, inclusive </w:t>
+      </w:r>
+      <w:r>
+        <w:rPr>
+          <w:b/>
+        </w:rPr>
+        <w:t>deletion boundary</w:t>
+      </w:r>
+      <w:r>
+        <w:rPr>
+          <w:b w:val="0"/>
+        </w:rPr>
+        <w:t>. Ages4, 5, 6; a log stores complete content. Trace required action.</w:t>
       </w:r>
     </w:p>
     <w:p>
       <w:pPr>
         <w:spacing w:line="336" w:lineRule="auto" w:after="180"/>
-        <w:shd w:fill="F1F6FC"/>
       </w:pPr>
       <w:r>
         <w:rPr>
           <w:b w:val="0"/>
         </w:rPr>
-        <w:t xml:space="preserve">Define </w:t>
+        <w:t>Teacher explanation: Age4 retained; age5/6 content removed from declared stores. Full-content logs violate minimisation and need policy-compliant handling.</w:t>
+      </w:r>
+    </w:p>
+    <w:p>
+      <w:pPr>
+        <w:pStyle w:val="Heading3"/>
+      </w:pPr>
+      <w:r>
+        <w:t>W5 Design a revealing follow-up</w:t>
+      </w:r>
+    </w:p>
+    <w:p>
+      <w:pPr>
+        <w:pStyle w:val="Heading3"/>
+      </w:pPr>
+      <w:r>
+        <w:t>Assess independent transfer</w:t>
+      </w:r>
+    </w:p>
+    <w:p>
+      <w:pPr>
+        <w:pStyle w:val="Heading3"/>
+      </w:pPr>
+      <w:r>
+        <w:t>Selected case answer</w:t>
+      </w:r>
+    </w:p>
+    <w:p>
+      <w:pPr>
+        <w:pStyle w:val="Heading3"/>
+      </w:pPr>
+      <w:r>
+        <w:t>Feedback that the learner uses</w:t>
+      </w:r>
+    </w:p>
+    <w:p>
+      <w:pPr>
+        <w:pStyle w:val="Heading1"/>
+      </w:pPr>
+      <w:r>
+        <w:t>06. Connect, adapt and return</w:t>
+      </w:r>
+    </w:p>
+    <w:p>
+      <w:r>
+        <w:t>Retain the project evidence and revisit the reasoning on a changed case.</w:t>
+      </w:r>
+    </w:p>
+    <w:p>
+      <w:pPr>
+        <w:pStyle w:val="Heading2"/>
+      </w:pPr>
+      <w:r>
+        <w:t>Project evidence to keep</w:t>
+      </w:r>
+    </w:p>
+    <w:p>
+      <w:pPr>
+        <w:spacing w:line="336" w:lineRule="auto" w:after="180"/>
+      </w:pPr>
+      <w:r>
+        <w:rPr>
+          <w:b w:val="0"/>
+        </w:rPr>
+        <w:t>Create a minimal data map and visible memory controls before expanding features.</w:t>
+      </w:r>
+    </w:p>
+    <w:p>
+      <w:pPr>
+        <w:spacing w:line="336" w:lineRule="auto" w:after="180"/>
+      </w:pPr>
+      <w:r>
+        <w:rPr>
+          <w:b w:val="0"/>
+        </w:rPr>
+        <w:t xml:space="preserve">Keep the decision, </w:t>
       </w:r>
       <w:r>
         <w:rPr>
           <w:b/>
         </w:rPr>
-        <w:t>retention</w:t>
+        <w:t>input</w:t>
       </w:r>
       <w:r>
         <w:rPr>
           <w:b w:val="0"/>
         </w:rPr>
-        <w:t>, correction, deletion and access for any retained progress; avoid keeping raw conversations without a clear need.</w:t>
-      </w:r>
-    </w:p>
-    <w:p>
-      <w:pPr>
-        <w:pStyle w:val="Heading3"/>
-      </w:pPr>
-      <w:r>
-        <w:t>Explanations for the additional workbook examples</w:t>
-      </w:r>
-    </w:p>
-    <w:p>
-      <w:pPr>
-        <w:pStyle w:val="Heading3"/>
-      </w:pPr>
-      <w:r>
-        <w:t>W1 Explain the mechanism</w:t>
-      </w:r>
-    </w:p>
-    <w:p>
-      <w:pPr>
-        <w:pStyle w:val="Heading3"/>
-      </w:pPr>
-      <w:r>
-        <w:t>Workbook question · W1</w:t>
+        <w:t xml:space="preserve">, result, explanation and remaining limitation in the project </w:t>
+      </w:r>
+      <w:r>
+        <w:rPr>
+          <w:b/>
+        </w:rPr>
+        <w:t>evidence</w:t>
+      </w:r>
+      <w:r>
+        <w:rPr>
+          <w:b w:val="0"/>
+        </w:rPr>
+        <w:t xml:space="preserve"> record. Retrieve this record next week rather than restarting the project.</w:t>
       </w:r>
     </w:p>
     <w:p>
       <w:pPr>
         <w:spacing w:line="336" w:lineRule="auto" w:after="180"/>
-        <w:shd w:fill="F5F1FB"/>
       </w:pPr>
       <w:r>
         <w:rPr>
           <w:b w:val="0"/>
         </w:rPr>
-        <w:t xml:space="preserve">Explain the weekly </w:t>
+        <w:t xml:space="preserve">For your Verified Study Buddy, save the </w:t>
       </w:r>
       <w:r>
         <w:rPr>
           <w:b/>
         </w:rPr>
+        <w:t>input</w:t>
+      </w:r>
+      <w:r>
+        <w:rPr>
+          <w:b w:val="0"/>
+        </w:rPr>
+        <w:t>, procedure, observed result and limitation of this check.</w:t>
+      </w:r>
+    </w:p>
+    <w:p>
+      <w:pPr>
+        <w:spacing w:line="336" w:lineRule="auto" w:after="180"/>
+      </w:pPr>
+      <w:r>
+        <w:rPr>
+          <w:b w:val="0"/>
+        </w:rPr>
+        <w:t>Label this worked example as practice; use a different, previously unreviewed case when checking independent understanding.</w:t>
+      </w:r>
+    </w:p>
+    <w:p>
+      <w:pPr>
+        <w:pStyle w:val="Heading2"/>
+      </w:pPr>
+      <w:r>
+        <w:t>Support while preserving the reasoning goal</w:t>
+      </w:r>
+    </w:p>
+    <w:p>
+      <w:pPr>
+        <w:spacing w:line="336" w:lineRule="auto" w:after="180"/>
+      </w:pPr>
+      <w:r>
+        <w:rPr>
+          <w:b w:val="0"/>
+        </w:rPr>
+        <w:t xml:space="preserve">Provide one short approved passage; separate instruction, </w:t>
+      </w:r>
+      <w:r>
+        <w:rPr>
+          <w:b/>
+        </w:rPr>
+        <w:t>input</w:t>
+      </w:r>
+      <w:r>
+        <w:rPr>
+          <w:b w:val="0"/>
+        </w:rPr>
+        <w:t xml:space="preserve">, </w:t>
+      </w:r>
+      <w:r>
+        <w:rPr>
+          <w:b/>
+        </w:rPr>
+        <w:t>output</w:t>
+      </w:r>
+      <w:r>
+        <w:rPr>
+          <w:b w:val="0"/>
+        </w:rPr>
+        <w:t xml:space="preserve"> and </w:t>
+      </w:r>
+      <w:r>
+        <w:rPr>
+          <w:b/>
+        </w:rPr>
+        <w:t>evidence</w:t>
+      </w:r>
+      <w:r>
+        <w:rPr>
+          <w:b w:val="0"/>
+        </w:rPr>
+        <w:t>. Stretch: introduce an unsupported claim or conflicting source and validate claim by claim with a fallback.</w:t>
+      </w:r>
+    </w:p>
+    <w:p>
+      <w:pPr>
+        <w:spacing w:line="336" w:lineRule="auto" w:after="180"/>
+      </w:pPr>
+      <w:r>
+        <w:rPr>
+          <w:b w:val="0"/>
+        </w:rPr>
+        <w:t xml:space="preserve">Provide an </w:t>
+      </w:r>
+      <w:r>
+        <w:rPr>
+          <w:b/>
+        </w:rPr>
+        <w:t>input</w:t>
+      </w:r>
+      <w:r>
+        <w:rPr>
+          <w:b w:val="0"/>
+        </w:rPr>
+        <w:t>/procedure/result/limit frame and a calculator when needed. Ask students to identify the first step before completing the whole trace.</w:t>
+      </w:r>
+    </w:p>
+    <w:p>
+      <w:pPr>
+        <w:spacing w:line="336" w:lineRule="auto" w:after="180"/>
+      </w:pPr>
+      <w:r>
+        <w:rPr>
+          <w:b w:val="0"/>
+        </w:rPr>
+        <w:t xml:space="preserve">Extension: compare two concrete variants of this </w:t>
+      </w:r>
+      <w:r>
+        <w:rPr>
+          <w:b/>
+        </w:rPr>
         <w:t>mechanism</w:t>
       </w:r>
       <w:r>
         <w:rPr>
           <w:b w:val="0"/>
         </w:rPr>
-        <w:t xml:space="preserve"> in your own words. Use the worked scenario to name its </w:t>
+        <w:t xml:space="preserve"> while holding unrelated conditions fixed; report both successful and unsuccessful outcomes.</w:t>
+      </w:r>
+    </w:p>
+    <w:p>
+      <w:pPr>
+        <w:spacing w:line="336" w:lineRule="auto" w:after="180"/>
+      </w:pPr>
+      <w:r>
+        <w:rPr>
+          <w:b w:val="0"/>
+        </w:rPr>
+        <w:t>W4: Age4 retained; age5/6 content removed from declared stores. Full-content logs violate minimisation and need policy-compliant handling. Require intermediate reasoning and the stated scope.</w:t>
+      </w:r>
+    </w:p>
+    <w:p>
+      <w:pPr>
+        <w:spacing w:line="336" w:lineRule="auto" w:after="180"/>
+      </w:pPr>
+      <w:r>
+        <w:rPr>
+          <w:b w:val="0"/>
+        </w:rPr>
+        <w:t xml:space="preserve">Fresh retry: </w:t>
       </w:r>
       <w:r>
         <w:rPr>
           <w:b/>
         </w:rPr>
-        <w:t>input</w:t>
+        <w:t>Retention</w:t>
       </w:r>
       <w:r>
         <w:rPr>
           <w:b w:val="0"/>
         </w:rPr>
-        <w:t xml:space="preserve">, decision rule and </w:t>
+        <w:t xml:space="preserve">3 days; records ages2, 3. Expected reasoning: Age2 retained; age3 </w:t>
       </w:r>
       <w:r>
         <w:rPr>
           <w:b/>
         </w:rPr>
-        <w:t>output</w:t>
+        <w:t>deletion boundary</w:t>
       </w:r>
       <w:r>
         <w:rPr>
           <w:b w:val="0"/>
         </w:rPr>
-        <w:t>.</w:t>
-      </w:r>
-    </w:p>
-    <w:p>
-      <w:pPr>
-        <w:pStyle w:val="Heading3"/>
-      </w:pPr>
-      <w:r>
-        <w:t>Teacher reasoning · W1</w:t>
+        <w:t xml:space="preserve"> applies. Document residual copies under the backup policy.</w:t>
       </w:r>
     </w:p>
     <w:p>
       <w:pPr>
         <w:spacing w:line="336" w:lineRule="auto" w:after="180"/>
-        <w:shd w:fill="F1F6FC"/>
       </w:pPr>
       <w:r>
         <w:rPr>
           <w:b w:val="0"/>
         </w:rPr>
-        <w:t xml:space="preserve">Teacher explanation: </w:t>
-      </w:r>
-      <w:r>
-        <w:rPr>
-          <w:b/>
-        </w:rPr>
-        <w:t>Retention</w:t>
-      </w:r>
-      <w:r>
-        <w:rPr>
-          <w:b w:val="0"/>
-        </w:rPr>
-        <w:t xml:space="preserve"> and deletion cover all declared stores, including caches and logs. Removing a visible row may leave copies elsewhere.</w:t>
-      </w:r>
-    </w:p>
-    <w:p>
-      <w:pPr>
-        <w:spacing w:line="336" w:lineRule="auto" w:after="180"/>
-        <w:shd w:fill="F1F6FC"/>
-      </w:pPr>
-      <w:r>
-        <w:rPr>
-          <w:b w:val="0"/>
-        </w:rPr>
-        <w:t>Toy policy retains session content for 7 days and deletes it when age is at least7. Audit metadata may remain for 30 days without content. Track primary storage, cache and backup policy separately.</w:t>
-      </w:r>
-    </w:p>
-    <w:p>
-      <w:pPr>
-        <w:pStyle w:val="Heading3"/>
-      </w:pPr>
-      <w:r>
-        <w:t>W2 Trace the worked case</w:t>
-      </w:r>
-    </w:p>
-    <w:p>
-      <w:pPr>
-        <w:pStyle w:val="Heading3"/>
-      </w:pPr>
-      <w:r>
-        <w:t>Workbook question · W2</w:t>
-      </w:r>
-    </w:p>
-    <w:p>
-      <w:pPr>
-        <w:spacing w:line="336" w:lineRule="auto" w:after="180"/>
-        <w:shd w:fill="F5F1FB"/>
-      </w:pPr>
-      <w:r>
-        <w:rPr>
-          <w:b w:val="0"/>
-        </w:rPr>
-        <w:t>Record ages are6, 7, 9 days. Cache contains copies of all three. Show the intermediate steps and give the conclusion with its scope.</w:t>
-      </w:r>
-    </w:p>
-    <w:p>
-      <w:pPr>
-        <w:pStyle w:val="Heading3"/>
-      </w:pPr>
-      <w:r>
-        <w:t>Teacher reasoning · W2</w:t>
-      </w:r>
-    </w:p>
-    <w:p>
-      <w:pPr>
-        <w:spacing w:line="336" w:lineRule="auto" w:after="180"/>
-        <w:shd w:fill="F1F6FC"/>
-      </w:pPr>
-      <w:r>
-        <w:rPr>
-          <w:b w:val="0"/>
-        </w:rPr>
-        <w:t xml:space="preserve">Teacher explanation: Retain age6; delete content ages7 and9 from primary and cache under the policy. Retain only allowed audit metadata; backups need their stated expiry </w:t>
-      </w:r>
-      <w:r>
-        <w:rPr>
-          <w:b/>
-        </w:rPr>
-        <w:t>process</w:t>
-      </w:r>
-      <w:r>
-        <w:rPr>
-          <w:b w:val="0"/>
-        </w:rPr>
-        <w:t>.</w:t>
-      </w:r>
-    </w:p>
-    <w:p>
-      <w:pPr>
-        <w:pStyle w:val="Heading3"/>
-      </w:pPr>
-      <w:r>
-        <w:t>W3 Audit the limit</w:t>
-      </w:r>
-    </w:p>
-    <w:p>
-      <w:pPr>
-        <w:pStyle w:val="Heading3"/>
-      </w:pPr>
-      <w:r>
-        <w:t>Workbook question · W3</w:t>
-      </w:r>
-    </w:p>
-    <w:p>
-      <w:pPr>
-        <w:spacing w:line="336" w:lineRule="auto" w:after="180"/>
-        <w:shd w:fill="F5F1FB"/>
-      </w:pPr>
-      <w:r>
-        <w:rPr>
-          <w:b w:val="0"/>
-        </w:rPr>
-        <w:t xml:space="preserve">A report omits this qualification: This fictional </w:t>
-      </w:r>
-      <w:r>
-        <w:rPr>
-          <w:b/>
-        </w:rPr>
-        <w:t>retention</w:t>
-      </w:r>
-      <w:r>
-        <w:rPr>
-          <w:b w:val="0"/>
-        </w:rPr>
-        <w:t xml:space="preserve"> exercise is not a statement of legal </w:t>
-      </w:r>
-      <w:r>
-        <w:rPr>
-          <w:b/>
-        </w:rPr>
-        <w:t>retention</w:t>
-      </w:r>
-      <w:r>
-        <w:rPr>
-          <w:b w:val="0"/>
-        </w:rPr>
-        <w:t xml:space="preserve"> requirements. Explain how omitting it could change a reader's interpretation, and write an accurate replacement.</w:t>
-      </w:r>
-    </w:p>
-    <w:p>
-      <w:pPr>
-        <w:pStyle w:val="Heading3"/>
-      </w:pPr>
-      <w:r>
-        <w:t>Teacher reasoning · W3</w:t>
-      </w:r>
-    </w:p>
-    <w:p>
-      <w:pPr>
-        <w:spacing w:line="336" w:lineRule="auto" w:after="180"/>
-        <w:shd w:fill="F1F6FC"/>
-      </w:pPr>
-      <w:r>
-        <w:rPr>
-          <w:b w:val="0"/>
-        </w:rPr>
-        <w:t xml:space="preserve">Teacher explanation: This fictional </w:t>
-      </w:r>
-      <w:r>
-        <w:rPr>
-          <w:b/>
-        </w:rPr>
-        <w:t>retention</w:t>
-      </w:r>
-      <w:r>
-        <w:rPr>
-          <w:b w:val="0"/>
-        </w:rPr>
-        <w:t xml:space="preserve"> exercise is not a statement of legal </w:t>
-      </w:r>
-      <w:r>
-        <w:rPr>
-          <w:b/>
-        </w:rPr>
-        <w:t>retention</w:t>
-      </w:r>
-      <w:r>
-        <w:rPr>
-          <w:b w:val="0"/>
-        </w:rPr>
-        <w:t xml:space="preserve"> requirements.</w:t>
-      </w:r>
-    </w:p>
-    <w:p>
-      <w:pPr>
-        <w:spacing w:line="336" w:lineRule="auto" w:after="180"/>
-        <w:shd w:fill="F1F6FC"/>
-      </w:pPr>
-      <w:r>
-        <w:rPr>
-          <w:b w:val="0"/>
-        </w:rPr>
-        <w:t xml:space="preserve">State the observed result separately from the unverified or out-of-scope claim; preserve the original </w:t>
-      </w:r>
-      <w:r>
-        <w:rPr>
-          <w:b/>
-        </w:rPr>
-        <w:t>evidence</w:t>
-      </w:r>
-      <w:r>
-        <w:rPr>
-          <w:b w:val="0"/>
-        </w:rPr>
-        <w:t xml:space="preserve"> rather than inventing a missing fact.</w:t>
-      </w:r>
-    </w:p>
-    <w:p>
-      <w:pPr>
-        <w:pStyle w:val="Heading3"/>
-      </w:pPr>
-      <w:r>
-        <w:t>W4 Apply a new case independently</w:t>
-      </w:r>
-    </w:p>
-    <w:p>
-      <w:pPr>
-        <w:pStyle w:val="Heading3"/>
-      </w:pPr>
-      <w:r>
-        <w:t>Workbook question · W4</w:t>
-      </w:r>
-    </w:p>
-    <w:p>
-      <w:pPr>
-        <w:spacing w:line="336" w:lineRule="auto" w:after="180"/>
-        <w:shd w:fill="F5F1FB"/>
-      </w:pPr>
-      <w:r>
-        <w:rPr>
-          <w:b/>
-        </w:rPr>
-        <w:t>Retention</w:t>
-      </w:r>
-      <w:r>
-        <w:rPr>
-          <w:b w:val="0"/>
-        </w:rPr>
-        <w:t xml:space="preserve"> is5 days, inclusive </w:t>
-      </w:r>
-      <w:r>
-        <w:rPr>
-          <w:b/>
-        </w:rPr>
-        <w:t>deletion boundary</w:t>
-      </w:r>
-      <w:r>
-        <w:rPr>
-          <w:b w:val="0"/>
-        </w:rPr>
-        <w:t>. Ages4, 5, 6; a log stores complete content. Trace required action.</w:t>
-      </w:r>
-    </w:p>
-    <w:p>
-      <w:pPr>
-        <w:pStyle w:val="Heading3"/>
-      </w:pPr>
-      <w:r>
-        <w:t>Teacher reasoning · W4</w:t>
-      </w:r>
-    </w:p>
-    <w:p>
-      <w:pPr>
-        <w:spacing w:line="336" w:lineRule="auto" w:after="180"/>
-        <w:shd w:fill="F1F6FC"/>
-      </w:pPr>
-      <w:r>
-        <w:rPr>
-          <w:b w:val="0"/>
-        </w:rPr>
-        <w:t>Teacher explanation: Age4 retained; age5/6 content removed from declared stores. Full-content logs violate minimisation and need policy-compliant handling.</w:t>
-      </w:r>
-    </w:p>
-    <w:p>
-      <w:pPr>
-        <w:pStyle w:val="Heading3"/>
-      </w:pPr>
-      <w:r>
-        <w:t>W5 Design a revealing follow-up</w:t>
-      </w:r>
-    </w:p>
-    <w:p>
-      <w:pPr>
-        <w:pStyle w:val="Heading3"/>
-      </w:pPr>
-      <w:r>
-        <w:t>Workbook question · W5</w:t>
-      </w:r>
-    </w:p>
-    <w:p>
-      <w:pPr>
-        <w:spacing w:line="336" w:lineRule="auto" w:after="180"/>
-        <w:shd w:fill="F5F1FB"/>
-      </w:pPr>
-      <w:r>
-        <w:rPr>
-          <w:b w:val="0"/>
-        </w:rPr>
-        <w:t>For the worked scenario, propose one additional case that could reveal a failure, describe its expected outcome before running it, and explain what would need to remain fixed for a fair comparison.</w:t>
-      </w:r>
-    </w:p>
-    <w:p>
-      <w:pPr>
-        <w:spacing w:line="336" w:lineRule="auto" w:after="180"/>
-        <w:shd w:fill="F5F1FB"/>
-      </w:pPr>
-      <w:r>
-        <w:rPr>
-          <w:b w:val="0"/>
-        </w:rPr>
-        <w:t>Do not reuse W4 as a new final test after receiving feedback.</w:t>
-      </w:r>
-    </w:p>
-    <w:p>
-      <w:pPr>
-        <w:pStyle w:val="Heading3"/>
-      </w:pPr>
-      <w:r>
-        <w:t>Teacher reasoning · W5</w:t>
-      </w:r>
-    </w:p>
-    <w:p>
-      <w:pPr>
-        <w:spacing w:line="336" w:lineRule="auto" w:after="180"/>
-        <w:shd w:fill="F1F6FC"/>
-      </w:pPr>
-      <w:r>
-        <w:rPr>
-          <w:b w:val="0"/>
-        </w:rPr>
-        <w:t xml:space="preserve">Teacher explanation: Accept a concrete variant of the worked </w:t>
-      </w:r>
-      <w:r>
-        <w:rPr>
-          <w:b/>
-        </w:rPr>
-        <w:t>input</w:t>
-      </w:r>
-      <w:r>
-        <w:rPr>
-          <w:b w:val="0"/>
-        </w:rPr>
-        <w:t xml:space="preserve"> or a missing/conflicting/boundary condition, with an expectation derived from the declared procedure.</w:t>
-      </w:r>
-    </w:p>
-    <w:p>
-      <w:pPr>
-        <w:spacing w:line="336" w:lineRule="auto" w:after="180"/>
-        <w:shd w:fill="F1F6FC"/>
-      </w:pPr>
-      <w:r>
-        <w:rPr>
-          <w:b w:val="0"/>
-        </w:rPr>
-        <w:t xml:space="preserve">Require preserved settings, original </w:t>
-      </w:r>
-      <w:r>
-        <w:rPr>
-          <w:b/>
-        </w:rPr>
-        <w:t>output</w:t>
-      </w:r>
-      <w:r>
-        <w:rPr>
-          <w:b w:val="0"/>
-        </w:rPr>
-        <w:t xml:space="preserve">s and data roles. This fictional </w:t>
-      </w:r>
-      <w:r>
-        <w:rPr>
-          <w:b/>
-        </w:rPr>
-        <w:t>retention</w:t>
-      </w:r>
-      <w:r>
-        <w:rPr>
-          <w:b w:val="0"/>
-        </w:rPr>
-        <w:t xml:space="preserve"> exercise is not a statement of legal </w:t>
-      </w:r>
-      <w:r>
-        <w:rPr>
-          <w:b/>
-        </w:rPr>
-        <w:t>retention</w:t>
-      </w:r>
-      <w:r>
-        <w:rPr>
-          <w:b w:val="0"/>
-        </w:rPr>
-        <w:t xml:space="preserve"> requirements.</w:t>
-      </w:r>
-    </w:p>
-    <w:p>
-      <w:pPr>
-        <w:spacing w:line="336" w:lineRule="auto" w:after="180"/>
-        <w:shd w:fill="F1F6FC"/>
-      </w:pPr>
-      <w:r>
-        <w:rPr>
-          <w:b w:val="0"/>
-        </w:rPr>
-        <w:t xml:space="preserve">The new case should test this particular </w:t>
-      </w:r>
-      <w:r>
-        <w:rPr>
-          <w:b/>
-        </w:rPr>
-        <w:t>mechanism</w:t>
-      </w:r>
-      <w:r>
-        <w:rPr>
-          <w:b w:val="0"/>
-        </w:rPr>
-        <w:t xml:space="preserve"> rather than merely restate the original result.</w:t>
-      </w:r>
-    </w:p>
-    <w:p>
-      <w:pPr>
-        <w:pStyle w:val="Heading3"/>
-      </w:pPr>
-      <w:r>
-        <w:t>Assess independent transfer</w:t>
-      </w:r>
-    </w:p>
-    <w:p>
-      <w:pPr>
-        <w:pStyle w:val="Heading3"/>
-      </w:pPr>
-      <w:r>
-        <w:t>Independent question · withhold the key</w:t>
-      </w:r>
-    </w:p>
-    <w:p>
-      <w:pPr>
-        <w:spacing w:line="336" w:lineRule="auto" w:after="180"/>
-        <w:shd w:fill="F5F1FB"/>
-      </w:pPr>
-      <w:r>
-        <w:rPr>
-          <w:b w:val="0"/>
-        </w:rPr>
-        <w:t xml:space="preserve">Selected case: </w:t>
-      </w:r>
-      <w:r>
-        <w:rPr>
-          <w:b/>
-        </w:rPr>
-        <w:t>Retention</w:t>
-      </w:r>
-      <w:r>
-        <w:rPr>
-          <w:b w:val="0"/>
-        </w:rPr>
-        <w:t xml:space="preserve"> is5 days, inclusive </w:t>
-      </w:r>
-      <w:r>
-        <w:rPr>
-          <w:b/>
-        </w:rPr>
-        <w:t>deletion boundary</w:t>
-      </w:r>
-      <w:r>
-        <w:rPr>
-          <w:b w:val="0"/>
-        </w:rPr>
-        <w:t>. Ages4, 5, 6; a log stores complete content. Trace required action.</w:t>
-      </w:r>
-    </w:p>
-    <w:p>
-      <w:pPr>
-        <w:pStyle w:val="Heading3"/>
-      </w:pPr>
-      <w:r>
-        <w:t>Selected case answer</w:t>
-      </w:r>
-    </w:p>
-    <w:p>
-      <w:pPr>
-        <w:pStyle w:val="Heading3"/>
-      </w:pPr>
-      <w:r>
-        <w:t>Teacher key · Selected case answer</w:t>
-      </w:r>
-    </w:p>
-    <w:p>
-      <w:pPr>
-        <w:spacing w:line="336" w:lineRule="auto" w:after="180"/>
-        <w:shd w:fill="F1F6FC"/>
-      </w:pPr>
-      <w:r>
-        <w:rPr>
-          <w:b w:val="0"/>
-        </w:rPr>
-        <w:t>Teacher explanation: Age4 retained; age5/6 content removed from declared stores. Full-content logs violate minimisation and need policy-compliant handling.</w:t>
-      </w:r>
-    </w:p>
-    <w:tbl>
-      <w:tblPr>
-        <w:tblStyle w:val="LightShading-Accent1"/>
-        <w:tblW w:type="auto" w:w="0"/>
-        <w:tblLook w:firstColumn="1" w:firstRow="1" w:lastColumn="0" w:lastRow="0" w:noHBand="0" w:noVBand="1" w:val="04A0"/>
-      </w:tblPr>
-      <w:tblGrid>
-        <w:gridCol w:w="5112"/>
-        <w:gridCol w:w="5112"/>
-      </w:tblGrid>
-      <w:tr>
-        <w:trPr>
-          <w:tblHeader/>
-        </w:trPr>
-        <w:tc>
-          <w:tcPr>
-            <w:tcW w:type="dxa" w:w="5112"/>
-          </w:tcPr>
-          <w:p>
-            <w:r>
-              <w:t>Dimension</w:t>
-            </w:r>
-          </w:p>
-        </w:tc>
-        <w:tc>
-          <w:tcPr>
-            <w:tcW w:type="dxa" w:w="5112"/>
-          </w:tcPr>
-          <w:p>
-            <w:r>
-              <w:t>Evidence required</w:t>
-            </w:r>
-          </w:p>
-        </w:tc>
-      </w:tr>
-      <w:tr>
-        <w:tc>
-          <w:tcPr>
-            <w:tcW w:type="dxa" w:w="5112"/>
-          </w:tcPr>
-          <w:p>
-            <w:r>
-              <w:t>Explanation</w:t>
-            </w:r>
-          </w:p>
-        </w:tc>
-        <w:tc>
-          <w:tcPr>
-            <w:tcW w:type="dxa" w:w="5112"/>
-          </w:tcPr>
-          <w:p>
-            <w:r>
-              <w:t>Names the applicable idea or procedure and ties it to the supplied facts.</w:t>
-            </w:r>
-          </w:p>
-        </w:tc>
-      </w:tr>
-      <w:tr>
-        <w:tc>
-          <w:tcPr>
-            <w:tcW w:type="dxa" w:w="5112"/>
-          </w:tcPr>
-          <w:p>
-            <w:r>
-              <w:t>Trace and result</w:t>
-            </w:r>
-          </w:p>
-        </w:tc>
-        <w:tc>
-          <w:tcPr>
-            <w:tcW w:type="dxa" w:w="5112"/>
-          </w:tcPr>
-          <w:p>
-            <w:r>
-              <w:t>Preserves the given inputs and shows the relevant intermediate steps; distinguishes a prediction from an observed execution.</w:t>
-            </w:r>
-          </w:p>
-        </w:tc>
-      </w:tr>
-      <w:tr>
-        <w:tc>
-          <w:tcPr>
-            <w:tcW w:type="dxa" w:w="5112"/>
-          </w:tcPr>
-          <w:p>
-            <w:r>
-              <w:t>Limits</w:t>
-            </w:r>
-          </w:p>
-        </w:tc>
-        <w:tc>
-          <w:tcPr>
-            <w:tcW w:type="dxa" w:w="5112"/>
-          </w:tcPr>
-          <w:p>
-            <w:r>
-              <w:t>States the assumptions, missing evidence or conditions under which the result would change.</w:t>
-            </w:r>
-          </w:p>
-        </w:tc>
-      </w:tr>
-    </w:tbl>
-    <w:p>
-      <w:pPr>
-        <w:pStyle w:val="Heading3"/>
-      </w:pPr>
-      <w:r>
-        <w:t>Teacher key · Selected case answer</w:t>
-      </w:r>
-    </w:p>
-    <w:p>
-      <w:pPr>
-        <w:spacing w:line="336" w:lineRule="auto" w:after="180"/>
-        <w:shd w:fill="F1F6FC"/>
-      </w:pPr>
-      <w:r>
-        <w:rPr>
-          <w:b w:val="0"/>
-        </w:rPr>
-        <w:t>Record each dimension as not yet, with support, or independent. Accept a valid alternative procedure with a defensible trace.</w:t>
-      </w:r>
-    </w:p>
-    <w:p>
-      <w:pPr>
-        <w:spacing w:line="336" w:lineRule="auto" w:after="180"/>
-        <w:shd w:fill="F1F6FC"/>
-      </w:pPr>
-      <w:r>
-        <w:rPr>
-          <w:b w:val="0"/>
-        </w:rPr>
-        <w:t xml:space="preserve">Do not penalise an honestly recorded model failure if the learner correctly explains its </w:t>
-      </w:r>
-      <w:r>
-        <w:rPr>
-          <w:b/>
-        </w:rPr>
-        <w:t>evidence</w:t>
-      </w:r>
-      <w:r>
-        <w:rPr>
-          <w:b w:val="0"/>
-        </w:rPr>
-        <w:t xml:space="preserve"> and limits.</w:t>
-      </w:r>
-    </w:p>
-    <w:p>
-      <w:pPr>
-        <w:pStyle w:val="Heading3"/>
-      </w:pPr>
-      <w:r>
-        <w:t>Feedback that the learner uses</w:t>
-      </w:r>
-    </w:p>
-    <w:p>
-      <w:pPr>
-        <w:spacing w:line="336" w:lineRule="auto" w:after="180"/>
-      </w:pPr>
-      <w:r>
-        <w:rPr>
-          <w:b w:val="0"/>
-        </w:rPr>
-        <w:t>Name the earliest unsupported step and give one action to repair it. Have the learner make that repair now and explain why. Then assess the relevant skill on a fresh, fully specified case.</w:t>
-      </w:r>
-    </w:p>
-    <w:p>
-      <w:pPr>
-        <w:spacing w:line="336" w:lineRule="auto" w:after="180"/>
-      </w:pPr>
-      <w:r>
-        <w:rPr>
-          <w:b w:val="0"/>
-        </w:rPr>
-        <w:t>Confirm it was not previously practised with feedback; solve and check the new case before assigning it. A follow-up design prompt is a starting brief, not automatically an equivalent test.</w:t>
-      </w:r>
-    </w:p>
-    <w:p>
-      <w:pPr>
-        <w:pStyle w:val="Heading1"/>
-      </w:pPr>
-      <w:r>
-        <w:t>06. Connect and extend learning</w:t>
-      </w:r>
-    </w:p>
-    <w:p>
-      <w:r>
-        <w:t>Connect Privacy by Design to Verified Study Buddy, adapt support and plan a later changed-case check.</w:t>
-      </w:r>
-    </w:p>
-    <w:p>
-      <w:pPr>
-        <w:pStyle w:val="Heading3"/>
-      </w:pPr>
-      <w:r>
-        <w:t>Verified Study Buddy</w:t>
-      </w:r>
-    </w:p>
-    <w:p>
-      <w:pPr>
-        <w:spacing w:line="336" w:lineRule="auto" w:after="180"/>
-      </w:pPr>
-      <w:r>
-        <w:rPr>
-          <w:b w:val="0"/>
-        </w:rPr>
-        <w:t>Create a minimal data map and visible memory controls before expanding features.</w:t>
-      </w:r>
-    </w:p>
-    <w:p>
-      <w:pPr>
-        <w:spacing w:line="336" w:lineRule="auto" w:after="180"/>
-      </w:pPr>
-      <w:r>
-        <w:rPr>
-          <w:b w:val="0"/>
-        </w:rPr>
-        <w:t xml:space="preserve">Keep the decision, </w:t>
-      </w:r>
-      <w:r>
-        <w:rPr>
-          <w:b/>
-        </w:rPr>
-        <w:t>input</w:t>
-      </w:r>
-      <w:r>
-        <w:rPr>
-          <w:b w:val="0"/>
-        </w:rPr>
-        <w:t xml:space="preserve">, result, explanation and remaining limitation in the project </w:t>
-      </w:r>
-      <w:r>
-        <w:rPr>
-          <w:b/>
-        </w:rPr>
-        <w:t>evidence</w:t>
-      </w:r>
-      <w:r>
-        <w:rPr>
-          <w:b w:val="0"/>
-        </w:rPr>
-        <w:t xml:space="preserve"> record. Retrieve this record next week rather than restarting the project.</w:t>
-      </w:r>
-    </w:p>
-    <w:p>
-      <w:pPr>
-        <w:pStyle w:val="Heading3"/>
-      </w:pPr>
-      <w:r>
-        <w:t>Support and stretch</w:t>
-      </w:r>
-    </w:p>
-    <w:p>
-      <w:pPr>
-        <w:spacing w:line="336" w:lineRule="auto" w:after="180"/>
-      </w:pPr>
-      <w:r>
-        <w:rPr>
-          <w:b w:val="0"/>
-        </w:rPr>
-        <w:t xml:space="preserve">Provide one short approved passage; separate instruction, </w:t>
-      </w:r>
-      <w:r>
-        <w:rPr>
-          <w:b/>
-        </w:rPr>
-        <w:t>input</w:t>
-      </w:r>
-      <w:r>
-        <w:rPr>
-          <w:b w:val="0"/>
-        </w:rPr>
-        <w:t xml:space="preserve">, </w:t>
-      </w:r>
-      <w:r>
-        <w:rPr>
-          <w:b/>
-        </w:rPr>
-        <w:t>output</w:t>
-      </w:r>
-      <w:r>
-        <w:rPr>
-          <w:b w:val="0"/>
-        </w:rPr>
-        <w:t xml:space="preserve"> and </w:t>
-      </w:r>
-      <w:r>
-        <w:rPr>
-          <w:b/>
-        </w:rPr>
-        <w:t>evidence</w:t>
-      </w:r>
-      <w:r>
-        <w:rPr>
-          <w:b w:val="0"/>
-        </w:rPr>
-        <w:t>. Stretch: introduce an unsupported claim or conflicting source and validate claim by claim with a fallback.</w:t>
-      </w:r>
-    </w:p>
-    <w:p>
-      <w:pPr>
-        <w:pStyle w:val="Heading3"/>
-      </w:pPr>
-      <w:r>
-        <w:t>Exit reflection</w:t>
-      </w:r>
-    </w:p>
-    <w:p>
-      <w:pPr>
-        <w:spacing w:line="336" w:lineRule="auto" w:after="180"/>
-      </w:pPr>
-      <w:r>
-        <w:rPr>
-          <w:b w:val="0"/>
-        </w:rPr>
-        <w:t xml:space="preserve">Ask for one decision the learner can now justify and one situation requiring more </w:t>
-      </w:r>
-      <w:r>
-        <w:rPr>
-          <w:b/>
-        </w:rPr>
-        <w:t>evidence</w:t>
-      </w:r>
-      <w:r>
-        <w:rPr>
-          <w:b w:val="0"/>
-        </w:rPr>
-        <w:t xml:space="preserve"> or human review. Confidence ratings are separate from correct independent performance.</w:t>
-      </w:r>
-    </w:p>
-    <w:p>
-      <w:pPr>
-        <w:pStyle w:val="Heading3"/>
-      </w:pPr>
-      <w:r>
-        <w:t>Bridge to the next week</w:t>
-      </w:r>
-    </w:p>
-    <w:p>
-      <w:pPr>
-        <w:spacing w:line="336" w:lineRule="auto" w:after="180"/>
-      </w:pPr>
-      <w:r>
-        <w:rPr>
-          <w:b w:val="0"/>
-        </w:rPr>
-        <w:t xml:space="preserve">Next: Week 29: Copyright and Provenance. Retrieve today’s </w:t>
-      </w:r>
-      <w:r>
-        <w:rPr>
-          <w:b/>
-        </w:rPr>
-        <w:t>evidence</w:t>
-      </w:r>
-      <w:r>
-        <w:rPr>
-          <w:b w:val="0"/>
-        </w:rPr>
-        <w:t xml:space="preserve"> and identify what carries forward and what is new.</w:t>
-      </w:r>
-    </w:p>
-    <w:p>
-      <w:pPr>
-        <w:pStyle w:val="Heading3"/>
-      </w:pPr>
-      <w:r>
-        <w:t>Support and fresh reassessment</w:t>
-      </w:r>
-    </w:p>
-    <w:p>
-      <w:pPr>
-        <w:spacing w:line="336" w:lineRule="auto" w:after="180"/>
-      </w:pPr>
-      <w:r>
-        <w:rPr>
-          <w:b w:val="0"/>
-        </w:rPr>
-        <w:t xml:space="preserve">Provide an </w:t>
-      </w:r>
-      <w:r>
-        <w:rPr>
-          <w:b/>
-        </w:rPr>
-        <w:t>input</w:t>
-      </w:r>
-      <w:r>
-        <w:rPr>
-          <w:b w:val="0"/>
-        </w:rPr>
-        <w:t>/procedure/result/limit frame and a calculator when needed. Ask students to identify the first step before completing the whole trace.</w:t>
-      </w:r>
-    </w:p>
-    <w:p>
-      <w:pPr>
-        <w:spacing w:line="336" w:lineRule="auto" w:after="180"/>
-      </w:pPr>
-      <w:r>
-        <w:rPr>
-          <w:b w:val="0"/>
-        </w:rPr>
-        <w:t xml:space="preserve">Extension: compare two concrete variants of this </w:t>
-      </w:r>
-      <w:r>
-        <w:rPr>
-          <w:b/>
-        </w:rPr>
-        <w:t>mechanism</w:t>
-      </w:r>
-      <w:r>
-        <w:rPr>
-          <w:b w:val="0"/>
-        </w:rPr>
-        <w:t xml:space="preserve"> while holding unrelated conditions fixed; report both successful and unsuccessful outcomes.</w:t>
-      </w:r>
-    </w:p>
-    <w:p>
-      <w:pPr>
-        <w:spacing w:line="336" w:lineRule="auto" w:after="180"/>
-      </w:pPr>
-      <w:r>
-        <w:rPr>
-          <w:b w:val="0"/>
-        </w:rPr>
-        <w:t>W4: Age4 retained; age5/6 content removed from declared stores. Full-content logs violate minimisation and need policy-compliant handling. Require intermediate reasoning and the stated scope.</w:t>
-      </w:r>
-    </w:p>
-    <w:p>
-      <w:pPr>
-        <w:spacing w:line="336" w:lineRule="auto" w:after="180"/>
-      </w:pPr>
-      <w:r>
-        <w:rPr>
-          <w:b w:val="0"/>
-        </w:rPr>
-        <w:t xml:space="preserve">Fresh retry: </w:t>
-      </w:r>
-      <w:r>
-        <w:rPr>
-          <w:b/>
-        </w:rPr>
-        <w:t>Retention</w:t>
-      </w:r>
-      <w:r>
-        <w:rPr>
-          <w:b w:val="0"/>
-        </w:rPr>
-        <w:t xml:space="preserve">3 days; records ages2, 3. Expected reasoning: Age2 retained; age3 </w:t>
-      </w:r>
-      <w:r>
-        <w:rPr>
-          <w:b/>
-        </w:rPr>
-        <w:t>deletion boundary</w:t>
-      </w:r>
-      <w:r>
-        <w:rPr>
-          <w:b w:val="0"/>
-        </w:rPr>
-        <w:t xml:space="preserve"> applies. Document residual copies under the backup policy.</w:t>
-      </w:r>
-    </w:p>
-    <w:p>
-      <w:pPr>
-        <w:spacing w:line="336" w:lineRule="auto" w:after="180"/>
-      </w:pPr>
-      <w:r>
-        <w:rPr>
-          <w:b w:val="0"/>
-        </w:rPr>
         <w:t>If students need support, record it and reassess with another new case rather than awarding independence to a copied answer.</w:t>
       </w:r>
     </w:p>
     <w:p>
       <w:pPr>
-        <w:spacing w:line="336" w:lineRule="auto" w:after="180"/>
-      </w:pPr>
-      <w:r>
-        <w:rPr>
-          <w:b w:val="0"/>
-        </w:rPr>
-        <w:t xml:space="preserve">Next connection: Caching and stale information. Preserve the current case record and retrieve its </w:t>
-      </w:r>
-      <w:r>
-        <w:rPr>
-          <w:b/>
-        </w:rPr>
-        <w:t>evidence</w:t>
-      </w:r>
-      <w:r>
-        <w:rPr>
-          <w:b w:val="0"/>
-        </w:rPr>
-        <w:t xml:space="preserve"> boundary before moving on.</w:t>
-      </w:r>
-    </w:p>
-    <w:p>
-      <w:pPr>
-        <w:pStyle w:val="Heading3"/>
-      </w:pPr>
-      <w:r>
-        <w:t>Plan the delayed return</w:t>
+        <w:pStyle w:val="Heading2"/>
+      </w:pPr>
+      <w:r>
+        <w:t>Plan the delayed check</w:t>
       </w:r>
     </w:p>
     <w:p>
@@ -5347,71 +5331,176 @@
     </w:p>
     <w:p>
       <w:pPr>
+        <w:pStyle w:val="Heading2"/>
+      </w:pPr>
+      <w:r>
+        <w:t>Bridge to next week</w:t>
+      </w:r>
+    </w:p>
+    <w:p>
+      <w:pPr>
+        <w:spacing w:line="336" w:lineRule="auto" w:after="180"/>
+      </w:pPr>
+      <w:r>
+        <w:rPr>
+          <w:b w:val="0"/>
+        </w:rPr>
+        <w:t xml:space="preserve">Ask for one decision the learner can now justify and one situation requiring more </w:t>
+      </w:r>
+      <w:r>
+        <w:rPr>
+          <w:b/>
+        </w:rPr>
+        <w:t>evidence</w:t>
+      </w:r>
+      <w:r>
+        <w:rPr>
+          <w:b w:val="0"/>
+        </w:rPr>
+        <w:t xml:space="preserve"> or human review. Confidence ratings are separate from correct independent performance.</w:t>
+      </w:r>
+    </w:p>
+    <w:p>
+      <w:pPr>
+        <w:spacing w:line="336" w:lineRule="auto" w:after="180"/>
+      </w:pPr>
+      <w:r>
+        <w:rPr>
+          <w:b w:val="0"/>
+        </w:rPr>
+        <w:t xml:space="preserve">Next: Week 29: Copyright and Provenance. Retrieve today’s </w:t>
+      </w:r>
+      <w:r>
+        <w:rPr>
+          <w:b/>
+        </w:rPr>
+        <w:t>evidence</w:t>
+      </w:r>
+      <w:r>
+        <w:rPr>
+          <w:b w:val="0"/>
+        </w:rPr>
+        <w:t xml:space="preserve"> and identify what carries forward and what is new.</w:t>
+      </w:r>
+    </w:p>
+    <w:p>
+      <w:pPr>
+        <w:spacing w:line="336" w:lineRule="auto" w:after="180"/>
+      </w:pPr>
+      <w:r>
+        <w:rPr>
+          <w:b w:val="0"/>
+        </w:rPr>
+        <w:t>Next is Week 29: Copyright and Provenance. Carry forward a clear record of source, permitted use, copied locations and unresolved policy questions.</w:t>
+      </w:r>
+    </w:p>
+    <w:p>
+      <w:pPr>
+        <w:pStyle w:val="Heading2"/>
+      </w:pPr>
+      <w:r>
+        <w:t>Earlier wording, alternatives and picture transcripts · reference / check after trying</w:t>
+      </w:r>
+    </w:p>
+    <w:p>
+      <w:pPr>
+        <w:spacing w:line="336" w:lineRule="auto" w:after="180"/>
+      </w:pPr>
+      <w:r>
+        <w:rPr>
+          <w:b w:val="0"/>
+        </w:rPr>
+        <w:t>Connect and extend learning</w:t>
+      </w:r>
+    </w:p>
+    <w:p>
+      <w:pPr>
         <w:pStyle w:val="Heading3"/>
       </w:pPr>
       <w:r>
+        <w:t>Verified Study Buddy</w:t>
+      </w:r>
+    </w:p>
+    <w:p>
+      <w:pPr>
+        <w:pStyle w:val="Heading3"/>
+      </w:pPr>
+      <w:r>
+        <w:t>Support and stretch</w:t>
+      </w:r>
+    </w:p>
+    <w:p>
+      <w:pPr>
+        <w:pStyle w:val="Heading3"/>
+      </w:pPr>
+      <w:r>
+        <w:t>Exit reflection</w:t>
+      </w:r>
+    </w:p>
+    <w:p>
+      <w:pPr>
+        <w:pStyle w:val="Heading3"/>
+      </w:pPr>
+      <w:r>
+        <w:t>Bridge to the next week</w:t>
+      </w:r>
+    </w:p>
+    <w:p>
+      <w:pPr>
+        <w:pStyle w:val="Heading3"/>
+      </w:pPr>
+      <w:r>
+        <w:t>Support and fresh reassessment</w:t>
+      </w:r>
+    </w:p>
+    <w:p>
+      <w:pPr>
+        <w:pStyle w:val="Heading3"/>
+      </w:pPr>
+      <w:r>
+        <w:t>Plan the delayed return</w:t>
+      </w:r>
+    </w:p>
+    <w:p>
+      <w:pPr>
+        <w:pStyle w:val="Heading3"/>
+      </w:pPr>
+      <w:r>
         <w:t>Project evidence from this case</w:t>
       </w:r>
     </w:p>
     <w:p>
       <w:pPr>
+        <w:pStyle w:val="Heading1"/>
+      </w:pPr>
+      <w:r>
+        <w:t>Reference bank and extra practice</w:t>
+      </w:r>
+    </w:p>
+    <w:p>
+      <w:pPr>
+        <w:pStyle w:val="Heading1"/>
+      </w:pPr>
+      <w:r>
+        <w:t>07. Reference: alternative planning checklist</w:t>
+      </w:r>
+    </w:p>
+    <w:p>
+      <w:r>
+        <w:t>Use as a reminder alongside the main route rather than teaching the cycle twice.</w:t>
+      </w:r>
+    </w:p>
+    <w:p>
+      <w:pPr>
+        <w:pStyle w:val="Heading2"/>
+      </w:pPr>
+      <w:r>
+        <w:t>Preparation and schedule</w:t>
+      </w:r>
+    </w:p>
+    <w:p>
+      <w:pPr>
         <w:spacing w:line="336" w:lineRule="auto" w:after="180"/>
-      </w:pPr>
-      <w:r>
-        <w:rPr>
-          <w:b w:val="0"/>
-        </w:rPr>
-        <w:t xml:space="preserve">For your Verified Study Buddy, save the </w:t>
-      </w:r>
-      <w:r>
-        <w:rPr>
-          <w:b/>
-        </w:rPr>
-        <w:t>input</w:t>
-      </w:r>
-      <w:r>
-        <w:rPr>
-          <w:b w:val="0"/>
-        </w:rPr>
-        <w:t>, procedure, observed result and limitation of this check.</w:t>
-      </w:r>
-    </w:p>
-    <w:p>
-      <w:pPr>
-        <w:spacing w:line="336" w:lineRule="auto" w:after="180"/>
-      </w:pPr>
-      <w:r>
-        <w:rPr>
-          <w:b w:val="0"/>
-        </w:rPr>
-        <w:t>Label this worked example as practice; use a different, previously unreviewed case when checking independent understanding.</w:t>
-      </w:r>
-    </w:p>
-    <w:p>
-      <w:pPr>
-        <w:pStyle w:val="Heading1"/>
-      </w:pPr>
-      <w:r>
-        <w:t>07. Prepare, teach and assess</w:t>
-      </w:r>
-    </w:p>
-    <w:p>
-      <w:r>
-        <w:t>Use this preparation summary alongside the detailed Privacy by Design lesson; it is a checklist rather than a replacement for the full sequence.</w:t>
-      </w:r>
-    </w:p>
-    <w:p>
-      <w:pPr>
-        <w:pStyle w:val="Heading3"/>
-      </w:pPr>
-      <w:r>
-        <w:t>Teaching target</w:t>
-      </w:r>
-    </w:p>
-    <w:p>
-      <w:pPr>
-        <w:spacing w:line="336" w:lineRule="auto" w:after="180"/>
-        <w:shd w:fill="EDF7F3"/>
       </w:pPr>
       <w:r>
         <w:rPr>
@@ -5612,6 +5701,14 @@
     </w:tbl>
     <w:p>
       <w:pPr>
+        <w:pStyle w:val="Heading2"/>
+      </w:pPr>
+      <w:r>
+        <w:t>Practice and assessment reminders</w:t>
+      </w:r>
+    </w:p>
+    <w:p>
+      <w:pPr>
         <w:spacing w:line="336" w:lineRule="auto" w:after="180"/>
       </w:pPr>
       <w:r>
@@ -5623,16 +5720,7 @@
     </w:p>
     <w:p>
       <w:pPr>
-        <w:pStyle w:val="Heading3"/>
-      </w:pPr>
-      <w:r>
-        <w:t>Supported practice answer</w:t>
-      </w:r>
-    </w:p>
-    <w:p>
-      <w:pPr>
         <w:spacing w:line="336" w:lineRule="auto" w:after="180"/>
-        <w:shd w:fill="F1F6FC"/>
       </w:pPr>
       <w:r>
         <w:rPr>
@@ -5689,16 +5777,7 @@
     </w:p>
     <w:p>
       <w:pPr>
-        <w:pStyle w:val="Heading3"/>
-      </w:pPr>
-      <w:r>
-        <w:t>Repair the misconception</w:t>
-      </w:r>
-    </w:p>
-    <w:p>
-      <w:pPr>
         <w:spacing w:line="336" w:lineRule="auto" w:after="180"/>
-        <w:shd w:fill="FFF5E6"/>
       </w:pPr>
       <w:r>
         <w:rPr>
@@ -5733,16 +5812,7 @@
     </w:p>
     <w:p>
       <w:pPr>
-        <w:pStyle w:val="Heading3"/>
-      </w:pPr>
-      <w:r>
-        <w:t>Support without giving away the answer</w:t>
-      </w:r>
-    </w:p>
-    <w:p>
-      <w:pPr>
         <w:spacing w:line="336" w:lineRule="auto" w:after="180"/>
-        <w:shd w:fill="F1F6F8"/>
       </w:pPr>
       <w:r>
         <w:rPr>
@@ -5765,16 +5835,7 @@
     </w:p>
     <w:p>
       <w:pPr>
-        <w:pStyle w:val="Heading3"/>
-      </w:pPr>
-      <w:r>
-        <w:t>Extend the reasoning</w:t>
-      </w:r>
-    </w:p>
-    <w:p>
-      <w:pPr>
         <w:spacing w:line="336" w:lineRule="auto" w:after="180"/>
-        <w:shd w:fill="F5F1FB"/>
       </w:pPr>
       <w:r>
         <w:rPr>
@@ -5798,7 +5859,6 @@
     <w:p>
       <w:pPr>
         <w:spacing w:line="336" w:lineRule="auto" w:after="180"/>
-        <w:shd w:fill="F5F1FB"/>
       </w:pPr>
       <w:r>
         <w:rPr>
@@ -5809,16 +5869,7 @@
     </w:p>
     <w:p>
       <w:pPr>
-        <w:pStyle w:val="Heading3"/>
-      </w:pPr>
-      <w:r>
-        <w:t>Protect the independent attempt</w:t>
-      </w:r>
-    </w:p>
-    <w:p>
-      <w:pPr>
         <w:spacing w:line="336" w:lineRule="auto" w:after="180"/>
-        <w:shd w:fill="FFF5E6"/>
       </w:pPr>
       <w:r>
         <w:rPr>
@@ -6013,16 +6064,7 @@
     </w:tbl>
     <w:p>
       <w:pPr>
-        <w:pStyle w:val="Heading3"/>
-      </w:pPr>
-      <w:r>
-        <w:t>Project checkpoint</w:t>
-      </w:r>
-    </w:p>
-    <w:p>
-      <w:pPr>
         <w:spacing w:line="336" w:lineRule="auto" w:after="180"/>
-        <w:shd w:fill="EDF7F3"/>
       </w:pPr>
       <w:r>
         <w:rPr>
@@ -6071,12 +6113,20 @@
         <w:pStyle w:val="Heading1"/>
       </w:pPr>
       <w:r>
-        <w:t>08. Use feedback, labs and repair paths</w:t>
-      </w:r>
-    </w:p>
-    <w:p>
-      <w:r>
-        <w:t>Use feedback, earlier review and portfolios purposefully. Apply the coding routine only when this lesson has an executable lab.</w:t>
+        <w:t>08. Reference: feedback and records</w:t>
+      </w:r>
+    </w:p>
+    <w:p>
+      <w:r>
+        <w:t>Use digital tools where they help retain an explanation and its evidence.</w:t>
+      </w:r>
+    </w:p>
+    <w:p>
+      <w:pPr>
+        <w:pStyle w:val="Heading2"/>
+      </w:pPr>
+      <w:r>
+        <w:t>Keep practice and independent evidence separate</w:t>
       </w:r>
     </w:p>
     <w:p>
@@ -6115,10 +6165,52 @@
     </w:p>
     <w:p>
       <w:pPr>
-        <w:pStyle w:val="Heading3"/>
-      </w:pPr>
-      <w:r>
-        <w:t>For later coding lessons</w:t>
+        <w:pStyle w:val="Heading2"/>
+      </w:pPr>
+      <w:r>
+        <w:t>Repair and portfolio records</w:t>
+      </w:r>
+    </w:p>
+    <w:p>
+      <w:pPr>
+        <w:spacing w:line="336" w:lineRule="auto" w:after="180"/>
+      </w:pPr>
+      <w:r>
+        <w:rPr>
+          <w:b w:val="0"/>
+        </w:rPr>
+        <w:t>Use the earlier worked-explanation links to address a specific missing building block, then return to the current question. Adapt this suggestion after observing the learner; it is not an automatic diagnosis.</w:t>
+      </w:r>
+    </w:p>
+    <w:p>
+      <w:pPr>
+        <w:spacing w:line="336" w:lineRule="auto" w:after="180"/>
+      </w:pPr>
+      <w:r>
+        <w:rPr>
+          <w:b w:val="0"/>
+        </w:rPr>
+        <w:t xml:space="preserve">Collect the completed-work portfolio as </w:t>
+      </w:r>
+      <w:r>
+        <w:rPr>
+          <w:b/>
+        </w:rPr>
+        <w:t>evidence</w:t>
+      </w:r>
+      <w:r>
+        <w:rPr>
+          <w:b w:val="0"/>
+        </w:rPr>
+        <w:t>. Record support separately from correctness, and assess explanation, trace/test and limitations. Progress ticks and quiz selections alone do not establish mastery.</w:t>
+      </w:r>
+    </w:p>
+    <w:p>
+      <w:pPr>
+        <w:pStyle w:val="Heading2"/>
+      </w:pPr>
+      <w:r>
+        <w:t>Earlier wording, alternatives and picture transcripts · reference / check after trying</w:t>
       </w:r>
     </w:p>
     <w:p>
@@ -6129,7 +6221,6 @@
     <w:p>
       <w:pPr>
         <w:spacing w:line="336" w:lineRule="auto" w:after="180"/>
-        <w:shd w:fill="F1F6F8"/>
       </w:pPr>
       <w:r>
         <w:rPr>
@@ -6152,77 +6243,20 @@
     </w:p>
     <w:p>
       <w:pPr>
-        <w:spacing w:line="336" w:lineRule="auto" w:after="180"/>
-      </w:pPr>
-      <w:r>
-        <w:rPr>
-          <w:b w:val="0"/>
-        </w:rPr>
-        <w:t>Use the earlier worked-explanation links to address a specific missing building block, then return to the current question. Adapt this suggestion after observing the learner; it is not an automatic diagnosis.</w:t>
-      </w:r>
-    </w:p>
-    <w:p>
-      <w:pPr>
-        <w:spacing w:line="336" w:lineRule="auto" w:after="180"/>
-      </w:pPr>
-      <w:r>
-        <w:rPr>
-          <w:b w:val="0"/>
-        </w:rPr>
-        <w:t xml:space="preserve">Collect the completed-work portfolio as </w:t>
-      </w:r>
-      <w:r>
-        <w:rPr>
-          <w:b/>
-        </w:rPr>
-        <w:t>evidence</w:t>
-      </w:r>
-      <w:r>
-        <w:rPr>
-          <w:b w:val="0"/>
-        </w:rPr>
-        <w:t>. Record support separately from correctness, and assess explanation, trace/test and limitations. Progress ticks and quiz selections alone do not establish mastery.</w:t>
-      </w:r>
-    </w:p>
-    <w:p>
-      <w:pPr>
         <w:pStyle w:val="Heading1"/>
       </w:pPr>
       <w:r>
-        <w:t>09. Visual concept journey</w:t>
-      </w:r>
-    </w:p>
-    <w:p>
-      <w:r>
-        <w:t>Show one Privacy by Design graphic at a time, request a prediction and discuss its trace before the independent assessment.</w:t>
-      </w:r>
-    </w:p>
-    <w:p>
-      <w:pPr>
-        <w:spacing w:line="336" w:lineRule="auto" w:after="180"/>
-      </w:pPr>
-      <w:r>
-        <w:rPr>
-          <w:b w:val="0"/>
-        </w:rPr>
-        <w:t xml:space="preserve">Use one picture at a time. Hide a worked result before asking for a </w:t>
-      </w:r>
-      <w:r>
-        <w:rPr>
-          <w:b/>
-        </w:rPr>
-        <w:t>prediction</w:t>
-      </w:r>
-      <w:r>
-        <w:rPr>
-          <w:b w:val="0"/>
-        </w:rPr>
-        <w:t>, then reveal it for feedback. These are supported teaching cases; retain the separate independent assessment for a fresh first attempt.</w:t>
-      </w:r>
-    </w:p>
-    <w:p>
-      <w:pPr>
-        <w:pStyle w:val="Heading3"/>
+        <w:t>09. Reference: teach with the six pictures</w:t>
+      </w:r>
+    </w:p>
+    <w:p>
+      <w:r>
+        <w:t>Choose the picture for the teaching move and connect it to the explanation.</w:t>
+      </w:r>
+    </w:p>
+    <w:p>
+      <w:pPr>
+        <w:pStyle w:val="Heading2"/>
       </w:pPr>
       <w:r>
         <w:t>01. Privacy by Design: the case</w:t>
@@ -6233,7 +6267,7 @@
         <w:drawing>
           <wp:inline xmlns:a="http://schemas.openxmlformats.org/drawingml/2006/main" xmlns:pic="http://schemas.openxmlformats.org/drawingml/2006/picture">
             <wp:extent cx="5486400" cy="2990088"/>
-            <wp:docPr id="2" name="Picture 2" descr="Trace deletion through both a working folder and a cache. Supplied facts: Fictional retention policy: delete records aged at least 3 days. Ages A=2, B=3, C=4; the cache contains a copy of B. All inputs and outcomes in this worked example are invented classroom data; no real model run is claimed."/>
+            <wp:docPr id="3" name="Picture 3" descr="Trace deletion through both a working folder and a cache. Supplied facts: Fictional retention policy: delete records aged at least 3 days. Ages A=2, B=3, C=4; the cache contains a copy of B. All inputs and outcomes in this worked example are invented classroom data; no real model run is claimed."/>
             <wp:cNvGraphicFramePr>
               <a:graphicFrameLocks noChangeAspect="1"/>
             </wp:cNvGraphicFramePr>
@@ -6245,7 +6279,7 @@
                     <pic:cNvPicPr/>
                   </pic:nvPicPr>
                   <pic:blipFill>
-                    <a:blip r:embed="rId10"/>
+                    <a:blip r:embed="rId11"/>
                     <a:stretch>
                       <a:fillRect/>
                     </a:stretch>
@@ -6313,7 +6347,6 @@
     <w:p>
       <w:pPr>
         <w:spacing w:line="336" w:lineRule="auto" w:after="180"/>
-        <w:shd w:fill="F5F1FB"/>
       </w:pPr>
       <w:r>
         <w:rPr>
@@ -6324,16 +6357,7 @@
     </w:p>
     <w:p>
       <w:pPr>
-        <w:pStyle w:val="Heading3"/>
-      </w:pPr>
-      <w:r>
-        <w:t>Discuss while showing the picture</w:t>
-      </w:r>
-    </w:p>
-    <w:p>
-      <w:pPr>
         <w:spacing w:line="336" w:lineRule="auto" w:after="180"/>
-        <w:shd w:fill="F1F6F8"/>
       </w:pPr>
       <w:r>
         <w:rPr>
@@ -6344,7 +6368,7 @@
     </w:p>
     <w:p>
       <w:pPr>
-        <w:pStyle w:val="Heading3"/>
+        <w:pStyle w:val="Heading2"/>
       </w:pPr>
       <w:r>
         <w:t>02. Follow the deciding steps</w:t>
@@ -6355,7 +6379,7 @@
         <w:drawing>
           <wp:inline xmlns:a="http://schemas.openxmlformats.org/drawingml/2006/main" xmlns:pic="http://schemas.openxmlformats.org/drawingml/2006/picture">
             <wp:extent cx="5486400" cy="3182112"/>
-            <wp:docPr id="3" name="Picture 3" descr="Compare ages: A is below 3; B is exactly 3; C is above 3. → Delete eligible: Keep A. Delete B and C from the working folder. → Check copies: Delete cached B too; otherwise the declared content remains retained."/>
+            <wp:docPr id="4" name="Picture 4" descr="Compare ages: A is below 3; B is exactly 3; C is above 3. → Delete eligible: Keep A. Delete B and C from the working folder. → Check copies: Delete cached B too; otherwise the declared content remains retained."/>
             <wp:cNvGraphicFramePr>
               <a:graphicFrameLocks noChangeAspect="1"/>
             </wp:cNvGraphicFramePr>
@@ -6367,7 +6391,7 @@
                     <pic:cNvPicPr/>
                   </pic:nvPicPr>
                   <pic:blipFill>
-                    <a:blip r:embed="rId11"/>
+                    <a:blip r:embed="rId9"/>
                     <a:stretch>
                       <a:fillRect/>
                     </a:stretch>
@@ -6400,7 +6424,6 @@
     <w:p>
       <w:pPr>
         <w:spacing w:line="336" w:lineRule="auto" w:after="180"/>
-        <w:shd w:fill="F5F1FB"/>
       </w:pPr>
       <w:r>
         <w:rPr>
@@ -6423,16 +6446,7 @@
     </w:p>
     <w:p>
       <w:pPr>
-        <w:pStyle w:val="Heading3"/>
-      </w:pPr>
-      <w:r>
-        <w:t>Discuss while showing the picture</w:t>
-      </w:r>
-    </w:p>
-    <w:p>
-      <w:pPr>
         <w:spacing w:line="336" w:lineRule="auto" w:after="180"/>
-        <w:shd w:fill="F1F6F8"/>
       </w:pPr>
       <w:r>
         <w:rPr>
@@ -6455,7 +6469,7 @@
     </w:p>
     <w:p>
       <w:pPr>
-        <w:pStyle w:val="Heading3"/>
+        <w:pStyle w:val="Heading2"/>
       </w:pPr>
       <w:r>
         <w:t>03. Data retention and deletion — evidence trace</w:t>
@@ -6466,7 +6480,7 @@
         <w:drawing>
           <wp:inline xmlns:a="http://schemas.openxmlformats.org/drawingml/2006/main" xmlns:pic="http://schemas.openxmlformats.org/drawingml/2006/picture">
             <wp:extent cx="5486400" cy="2843784"/>
-            <wp:docPr id="4" name="Picture 4" descr="Data retention and deletion — evidence trace. Record ages are6, 7, 9 days. Cache contains copies of all three. | Toy policy retains session content for 7 days and deletes it when age is at least7. | Retain age6; delete content ages7 and9 from primary and cache under the policy. Retain only allowed audit metadata; backups need their stated expiry process."/>
+            <wp:docPr id="5" name="Picture 5" descr="Data retention and deletion — evidence trace. Record ages are6, 7, 9 days. Cache contains copies of all three. | Toy policy retains session content for 7 days and deletes it when age is at least7. | Retain age6; delete content ages7 and9 from primary and cache under the policy. Retain only allowed audit metadata; backups need their stated expiry process."/>
             <wp:cNvGraphicFramePr>
               <a:graphicFrameLocks noChangeAspect="1"/>
             </wp:cNvGraphicFramePr>
@@ -6569,7 +6583,6 @@
     <w:p>
       <w:pPr>
         <w:spacing w:line="336" w:lineRule="auto" w:after="180"/>
-        <w:shd w:fill="F5F1FB"/>
       </w:pPr>
       <w:r>
         <w:rPr>
@@ -6580,16 +6593,7 @@
     </w:p>
     <w:p>
       <w:pPr>
-        <w:pStyle w:val="Heading3"/>
-      </w:pPr>
-      <w:r>
-        <w:t>Discuss while showing the picture</w:t>
-      </w:r>
-    </w:p>
-    <w:p>
-      <w:pPr>
         <w:spacing w:line="336" w:lineRule="auto" w:after="180"/>
-        <w:shd w:fill="F1F6F8"/>
       </w:pPr>
       <w:r>
         <w:rPr>
@@ -6600,7 +6604,7 @@
     </w:p>
     <w:p>
       <w:pPr>
-        <w:pStyle w:val="Heading3"/>
+        <w:pStyle w:val="Heading2"/>
       </w:pPr>
       <w:r>
         <w:t>04. Change one thing. Trace what follows.</w:t>
@@ -6611,7 +6615,7 @@
         <w:drawing>
           <wp:inline xmlns:a="http://schemas.openxmlformats.org/drawingml/2006/main" xmlns:pic="http://schemas.openxmlformats.org/drawingml/2006/picture">
             <wp:extent cx="5486400" cy="3026664"/>
-            <wp:docPr id="5" name="Picture 5" descr="Original case: Delete cached B too; otherwise the declared content remains retained. Changed condition: The cache deletion fails. Expected result: Report incomplete deletion rather than success. Reason: Removing the working copy does not remove the known retained cache copy."/>
+            <wp:docPr id="6" name="Picture 6" descr="Original case: Delete cached B too; otherwise the declared content remains retained. Changed condition: The cache deletion fails. Expected result: Report incomplete deletion rather than success. Reason: Removing the working copy does not remove the known retained cache copy."/>
             <wp:cNvGraphicFramePr>
               <a:graphicFrameLocks noChangeAspect="1"/>
             </wp:cNvGraphicFramePr>
@@ -6667,7 +6671,6 @@
     <w:p>
       <w:pPr>
         <w:spacing w:line="336" w:lineRule="auto" w:after="180"/>
-        <w:shd w:fill="F5F1FB"/>
       </w:pPr>
       <w:r>
         <w:rPr>
@@ -6678,16 +6681,7 @@
     </w:p>
     <w:p>
       <w:pPr>
-        <w:pStyle w:val="Heading3"/>
-      </w:pPr>
-      <w:r>
-        <w:t>Discuss while showing the picture</w:t>
-      </w:r>
-    </w:p>
-    <w:p>
-      <w:pPr>
         <w:spacing w:line="336" w:lineRule="auto" w:after="180"/>
-        <w:shd w:fill="F1F6F8"/>
       </w:pPr>
       <w:r>
         <w:rPr>
@@ -6699,7 +6693,6 @@
     <w:p>
       <w:pPr>
         <w:spacing w:line="336" w:lineRule="auto" w:after="180"/>
-        <w:shd w:fill="F1F6F8"/>
       </w:pPr>
       <w:r>
         <w:rPr>
@@ -6710,7 +6703,7 @@
     </w:p>
     <w:p>
       <w:pPr>
-        <w:pStyle w:val="Heading3"/>
+        <w:pStyle w:val="Heading2"/>
       </w:pPr>
       <w:r>
         <w:t>05. Connect the explanation to its limit</w:t>
@@ -6721,7 +6714,7 @@
         <w:drawing>
           <wp:inline xmlns:a="http://schemas.openxmlformats.org/drawingml/2006/main" xmlns:pic="http://schemas.openxmlformats.org/drawingml/2006/picture">
             <wp:extent cx="5486400" cy="2834640"/>
-            <wp:docPr id="6" name="Picture 6" descr="Read the picture in order. Delete cached B too; otherwise the declared content remains retained. The arrows show which recorded input or intermediate result each decision uses. Explain the deciding step aloud before checking the changed case; pointing to the final answer alone does not show how it follows. Limit: This fictional policy is a tracing exercise, not a statement of legal retention requirements."/>
+            <wp:docPr id="7" name="Picture 7" descr="Read the picture in order. Delete cached B too; otherwise the declared content remains retained. The arrows show which recorded input or intermediate result each decision uses. Explain the deciding step aloud before checking the changed case; pointing to the final answer alone does not show how it follows. Limit: This fictional policy is a tracing exercise, not a statement of legal retention requirements."/>
             <wp:cNvGraphicFramePr>
               <a:graphicFrameLocks noChangeAspect="1"/>
             </wp:cNvGraphicFramePr>
@@ -6812,7 +6805,6 @@
     <w:p>
       <w:pPr>
         <w:spacing w:line="336" w:lineRule="auto" w:after="180"/>
-        <w:shd w:fill="F5F1FB"/>
       </w:pPr>
       <w:r>
         <w:rPr>
@@ -6823,16 +6815,7 @@
     </w:p>
     <w:p>
       <w:pPr>
-        <w:pStyle w:val="Heading3"/>
-      </w:pPr>
-      <w:r>
-        <w:t>Discuss while showing the picture</w:t>
-      </w:r>
-    </w:p>
-    <w:p>
-      <w:pPr>
         <w:spacing w:line="336" w:lineRule="auto" w:after="180"/>
-        <w:shd w:fill="F1F6F8"/>
       </w:pPr>
       <w:r>
         <w:rPr>
@@ -6844,7 +6827,6 @@
     <w:p>
       <w:pPr>
         <w:spacing w:line="336" w:lineRule="auto" w:after="180"/>
-        <w:shd w:fill="F1F6F8"/>
       </w:pPr>
       <w:r>
         <w:rPr>
@@ -6867,7 +6849,7 @@
     </w:p>
     <w:p>
       <w:pPr>
-        <w:pStyle w:val="Heading3"/>
+        <w:pStyle w:val="Heading2"/>
       </w:pPr>
       <w:r>
         <w:t>06. Make the idea visible in your project</w:t>
@@ -6878,7 +6860,7 @@
         <w:drawing>
           <wp:inline xmlns:a="http://schemas.openxmlformats.org/drawingml/2006/main" xmlns:pic="http://schemas.openxmlformats.org/drawingml/2006/picture">
             <wp:extent cx="5486400" cy="3681984"/>
-            <wp:docPr id="7" name="Picture 7" descr="For your Verified Study Buddy, save the input, procedure, observed result and limitation of this check. Label this worked example as practice; use a different, previously unreviewed case when checking independent understanding. Draw your input, deciding step, result and limit. Supported question: Which IDs and locations must appear in the deletion evidence? Point to the relevant step in the picture, then write the changed result and the rule or evidence that supports it."/>
+            <wp:docPr id="8" name="Picture 8" descr="For your Verified Study Buddy, save the input, procedure, observed result and limitation of this check. Label this worked example as practice; use a different, previously unreviewed case when checking independent understanding. Draw your input, deciding step, result and limit. Supported question: Which IDs and locations must appear in the deletion evidence? Point to the relevant step in the picture, then write the changed result and the rule or evidence that supports it."/>
             <wp:cNvGraphicFramePr>
               <a:graphicFrameLocks noChangeAspect="1"/>
             </wp:cNvGraphicFramePr>
@@ -6993,7 +6975,6 @@
     <w:p>
       <w:pPr>
         <w:spacing w:line="336" w:lineRule="auto" w:after="180"/>
-        <w:shd w:fill="F5F1FB"/>
       </w:pPr>
       <w:r>
         <w:rPr>
@@ -7016,58 +6997,126 @@
     </w:p>
     <w:p>
       <w:pPr>
+        <w:spacing w:line="336" w:lineRule="auto" w:after="180"/>
+      </w:pPr>
+      <w:r>
+        <w:rPr>
+          <w:b w:val="0"/>
+        </w:rPr>
+        <w:t xml:space="preserve">Teacher prompt: Draw your project trace and justify the deciding step using </w:t>
+      </w:r>
+      <w:r>
+        <w:rPr>
+          <w:b/>
+        </w:rPr>
+        <w:t>evidence</w:t>
+      </w:r>
+      <w:r>
+        <w:rPr>
+          <w:b w:val="0"/>
+        </w:rPr>
+        <w:t>. Ask learners to describe one label or arrow in ordinary words. Use the adjacent transcript if the image is difficult to see.</w:t>
+      </w:r>
+    </w:p>
+    <w:p>
+      <w:pPr>
+        <w:spacing w:line="336" w:lineRule="auto" w:after="180"/>
+      </w:pPr>
+      <w:r>
+        <w:rPr>
+          <w:b w:val="0"/>
+        </w:rPr>
+        <w:t>Supported practice key: Working folder B and C, plus cache B, each with completion status. A remains because its age is 2. Changed-case check: Report incomplete deletion rather than success.</w:t>
+      </w:r>
+    </w:p>
+    <w:p>
+      <w:pPr>
+        <w:spacing w:line="336" w:lineRule="auto" w:after="180"/>
+      </w:pPr>
+      <w:r>
+        <w:rPr>
+          <w:b w:val="0"/>
+        </w:rPr>
+        <w:t>Removing the working copy does not remove the known retained cache copy.</w:t>
+      </w:r>
+    </w:p>
+    <w:p>
+      <w:pPr>
+        <w:pStyle w:val="Heading2"/>
+      </w:pPr>
+      <w:r>
+        <w:t>Earlier wording, alternatives and picture transcripts · reference / check after trying</w:t>
+      </w:r>
+    </w:p>
+    <w:p>
+      <w:pPr>
+        <w:spacing w:line="336" w:lineRule="auto" w:after="180"/>
+      </w:pPr>
+      <w:r>
+        <w:rPr>
+          <w:b w:val="0"/>
+        </w:rPr>
+        <w:t xml:space="preserve">Use one picture at a time. Hide a worked result before asking for a </w:t>
+      </w:r>
+      <w:r>
+        <w:rPr>
+          <w:b/>
+        </w:rPr>
+        <w:t>prediction</w:t>
+      </w:r>
+      <w:r>
+        <w:rPr>
+          <w:b w:val="0"/>
+        </w:rPr>
+        <w:t>, then reveal it for feedback. These are supported teaching cases; retain the separate independent assessment for a fresh first attempt.</w:t>
+      </w:r>
+    </w:p>
+    <w:p>
+      <w:pPr>
         <w:pStyle w:val="Heading3"/>
       </w:pPr>
       <w:r>
-        <w:t>Discuss while showing the picture</w:t>
-      </w:r>
-    </w:p>
-    <w:p>
-      <w:pPr>
-        <w:spacing w:line="336" w:lineRule="auto" w:after="180"/>
-        <w:shd w:fill="F1F6F8"/>
-      </w:pPr>
-      <w:r>
-        <w:rPr>
-          <w:b w:val="0"/>
-        </w:rPr>
-        <w:t xml:space="preserve">Teacher prompt: Draw your project trace and justify the deciding step using </w:t>
-      </w:r>
-      <w:r>
-        <w:rPr>
-          <w:b/>
-        </w:rPr>
-        <w:t>evidence</w:t>
-      </w:r>
-      <w:r>
-        <w:rPr>
-          <w:b w:val="0"/>
-        </w:rPr>
-        <w:t>. Ask learners to describe one label or arrow in ordinary words. Use the adjacent transcript if the image is difficult to see.</w:t>
-      </w:r>
-    </w:p>
-    <w:p>
-      <w:pPr>
-        <w:spacing w:line="336" w:lineRule="auto" w:after="180"/>
-        <w:shd w:fill="F1F6F8"/>
-      </w:pPr>
-      <w:r>
-        <w:rPr>
-          <w:b w:val="0"/>
-        </w:rPr>
-        <w:t>Supported practice key: Working folder B and C, plus cache B, each with completion status. A remains because its age is 2. Changed-case check: Report incomplete deletion rather than success.</w:t>
-      </w:r>
-    </w:p>
-    <w:p>
-      <w:pPr>
-        <w:spacing w:line="336" w:lineRule="auto" w:after="180"/>
-        <w:shd w:fill="F1F6F8"/>
-      </w:pPr>
-      <w:r>
-        <w:rPr>
-          <w:b w:val="0"/>
-        </w:rPr>
-        <w:t>Removing the working copy does not remove the known retained cache copy.</w:t>
+        <w:t>01. Privacy by Design: the case</w:t>
+      </w:r>
+    </w:p>
+    <w:p>
+      <w:pPr>
+        <w:pStyle w:val="Heading3"/>
+      </w:pPr>
+      <w:r>
+        <w:t>02. Follow the deciding steps</w:t>
+      </w:r>
+    </w:p>
+    <w:p>
+      <w:pPr>
+        <w:pStyle w:val="Heading3"/>
+      </w:pPr>
+      <w:r>
+        <w:t>03. Data retention and deletion — evidence trace</w:t>
+      </w:r>
+    </w:p>
+    <w:p>
+      <w:pPr>
+        <w:pStyle w:val="Heading3"/>
+      </w:pPr>
+      <w:r>
+        <w:t>04. Change one thing. Trace what follows.</w:t>
+      </w:r>
+    </w:p>
+    <w:p>
+      <w:pPr>
+        <w:pStyle w:val="Heading3"/>
+      </w:pPr>
+      <w:r>
+        <w:t>05. Connect the explanation to its limit</w:t>
+      </w:r>
+    </w:p>
+    <w:p>
+      <w:pPr>
+        <w:pStyle w:val="Heading3"/>
+      </w:pPr>
+      <w:r>
+        <w:t>06. Make the idea visible in your project</w:t>
       </w:r>
     </w:p>
     <w:sectPr>
